--- a/artefatos/Documentacao.docx
+++ b/artefatos/Documentacao.docx
@@ -7,6 +7,8 @@
         <w:pStyle w:val="Ttulo"/>
         <w:jc w:val="center"/>
       </w:pPr>
+      <w:bookmarkStart w:id="0" w:name="_GoBack"/>
+      <w:bookmarkEnd w:id="0"/>
       <w:r>
         <w:t>Clube de desbravadores</w:t>
       </w:r>
@@ -1470,8 +1472,6 @@
         </w:rPr>
         <w:t>(D</w:t>
       </w:r>
-      <w:bookmarkStart w:id="0" w:name="_GoBack"/>
-      <w:bookmarkEnd w:id="0"/>
       <w:r>
         <w:rPr>
           <w:rFonts w:ascii="Times New Roman" w:eastAsia="Times New Roman" w:hAnsi="Times New Roman" w:cs="Times New Roman"/>
@@ -3529,7 +3529,7 @@
           <w:lang w:eastAsia="pt-BR"/>
         </w:rPr>
         <w:pict>
-          <v:rect id="_x0000_i1033" style="width:0;height:1.5pt" o:hralign="center" o:hrstd="t" o:hr="t" fillcolor="#a0a0a0" stroked="f"/>
+          <v:rect id="_x0000_i1032" style="width:0;height:1.5pt" o:hralign="center" o:hrstd="t" o:hr="t" fillcolor="#a0a0a0" stroked="f"/>
         </w:pict>
       </w:r>
     </w:p>

--- a/artefatos/Documentacao.docx
+++ b/artefatos/Documentacao.docx
@@ -6,10 +6,14 @@
       <w:pPr>
         <w:pStyle w:val="Ttulo"/>
         <w:jc w:val="center"/>
-      </w:pPr>
-      <w:bookmarkStart w:id="0" w:name="_GoBack"/>
-      <w:bookmarkEnd w:id="0"/>
-      <w:r>
+        <w:rPr>
+          <w:rFonts w:ascii="Times New Roman" w:hAnsi="Times New Roman" w:cs="Times New Roman"/>
+        </w:rPr>
+      </w:pPr>
+      <w:r>
+        <w:rPr>
+          <w:rFonts w:ascii="Times New Roman" w:hAnsi="Times New Roman" w:cs="Times New Roman"/>
+        </w:rPr>
         <w:t>Clube de desbravadores</w:t>
       </w:r>
     </w:p>
@@ -36,194 +40,224 @@
           <w:szCs w:val="36"/>
           <w:lang w:eastAsia="pt-BR"/>
         </w:rPr>
-        <w:t xml:space="preserve">1. </w:t>
-      </w:r>
-      <w:r>
-        <w:rPr>
-          <w:rFonts w:ascii="Segoe UI Emoji" w:eastAsia="Times New Roman" w:hAnsi="Segoe UI Emoji" w:cs="Segoe UI Emoji"/>
+        <w:t>1. Contexto</w:t>
+      </w:r>
+    </w:p>
+    <w:p>
+      <w:pPr>
+        <w:spacing w:before="100" w:beforeAutospacing="1" w:after="100" w:afterAutospacing="1" w:line="240" w:lineRule="auto"/>
+        <w:rPr>
+          <w:rFonts w:ascii="Times New Roman" w:eastAsia="Times New Roman" w:hAnsi="Times New Roman" w:cs="Times New Roman"/>
+          <w:sz w:val="24"/>
+          <w:szCs w:val="24"/>
+          <w:lang w:eastAsia="pt-BR"/>
+        </w:rPr>
+      </w:pPr>
+      <w:r>
+        <w:rPr>
+          <w:rFonts w:ascii="Times New Roman" w:eastAsia="Times New Roman" w:hAnsi="Times New Roman" w:cs="Times New Roman"/>
+          <w:sz w:val="24"/>
+          <w:szCs w:val="24"/>
+          <w:lang w:eastAsia="pt-BR"/>
+        </w:rPr>
+        <w:t>O Clube de Desbravadores é um programa educacional e social voltado para crianças e adolescentes, geralmente entre 10 e 15 anos, organizado pela Igreja Adventista do Sétimo Dia. O movimento teve sua origem oficial em 1950, nos Estados Unidos, sendo idealizado com o objetivo de oferecer aos jovens um ambiente estruturado de desenvolvimento pessoal, aliado a princípios cristãos e atividades práticas.</w:t>
+      </w:r>
+    </w:p>
+    <w:p>
+      <w:pPr>
+        <w:spacing w:before="100" w:beforeAutospacing="1" w:after="100" w:afterAutospacing="1" w:line="240" w:lineRule="auto"/>
+        <w:rPr>
+          <w:rFonts w:ascii="Times New Roman" w:eastAsia="Times New Roman" w:hAnsi="Times New Roman" w:cs="Times New Roman"/>
+          <w:sz w:val="24"/>
+          <w:szCs w:val="24"/>
+          <w:lang w:eastAsia="pt-BR"/>
+        </w:rPr>
+      </w:pPr>
+      <w:r>
+        <w:rPr>
+          <w:rFonts w:ascii="Times New Roman" w:eastAsia="Times New Roman" w:hAnsi="Times New Roman" w:cs="Times New Roman"/>
+          <w:sz w:val="24"/>
+          <w:szCs w:val="24"/>
+          <w:lang w:eastAsia="pt-BR"/>
+        </w:rPr>
+        <w:t>Desde sua criação, o Clube de Desbravadores cresceu significativamente e hoje está presente em mais de 160 países, reunindo milhões de participantes ao redor do mundo. No Brasil, o programa possui grande destaque, contando com centenas de milhares de desbravadores distribuídos em diversos clubes regionais, sendo um dos maiores públicos do movimento a nível mundial.</w:t>
+      </w:r>
+    </w:p>
+    <w:p>
+      <w:pPr>
+        <w:spacing w:before="100" w:beforeAutospacing="1" w:after="100" w:afterAutospacing="1" w:line="240" w:lineRule="auto"/>
+        <w:rPr>
+          <w:rFonts w:ascii="Times New Roman" w:eastAsia="Times New Roman" w:hAnsi="Times New Roman" w:cs="Times New Roman"/>
+          <w:sz w:val="24"/>
+          <w:szCs w:val="24"/>
+          <w:lang w:eastAsia="pt-BR"/>
+        </w:rPr>
+      </w:pPr>
+      <w:r>
+        <w:rPr>
+          <w:rFonts w:ascii="Times New Roman" w:eastAsia="Times New Roman" w:hAnsi="Times New Roman" w:cs="Times New Roman"/>
+          <w:sz w:val="24"/>
+          <w:szCs w:val="24"/>
+          <w:lang w:eastAsia="pt-BR"/>
+        </w:rPr>
+        <w:t>Seu principal objetivo é promover o desenvolvimento integral dos jovens, trabalhando de forma equilibrada os aspectos físicos, mentais, sociais e espirituais. Diferente de um simples grupo recreativo, o clube possui uma estrutura bem organizada e um sistema de aprendizagem próprio, que busca formar cidadãos responsáveis, disciplinados e comprometidos com valores éticos e cristãos.</w:t>
+      </w:r>
+    </w:p>
+    <w:p>
+      <w:pPr>
+        <w:spacing w:before="100" w:beforeAutospacing="1" w:after="100" w:afterAutospacing="1" w:line="240" w:lineRule="auto"/>
+        <w:rPr>
+          <w:rFonts w:ascii="Times New Roman" w:eastAsia="Times New Roman" w:hAnsi="Times New Roman" w:cs="Times New Roman"/>
+          <w:sz w:val="24"/>
+          <w:szCs w:val="24"/>
+          <w:lang w:eastAsia="pt-BR"/>
+        </w:rPr>
+      </w:pPr>
+      <w:r>
+        <w:rPr>
+          <w:rFonts w:ascii="Times New Roman" w:eastAsia="Times New Roman" w:hAnsi="Times New Roman" w:cs="Times New Roman"/>
+          <w:sz w:val="24"/>
+          <w:szCs w:val="24"/>
+          <w:lang w:eastAsia="pt-BR"/>
+        </w:rPr>
+        <w:t>As atividades desenvolvidas no Clube de Desbravadores são bastante diversificadas e envolvem tanto aprendizado prático quanto teórico. Entre elas, destacam-se os acampamentos, que proporcionam contato direto com a natureza e estimulam habilidades como sobrevivência, organização e trabalho em equipe. Além disso, os participantes aprendem técnicas úteis para o dia a dia, como primeiros socorros, amarração de nós e orientação com bússola. Essas atividades são planejadas para desenvolver autonomia, responsabilidade e confiança nos jovens.</w:t>
+      </w:r>
+    </w:p>
+    <w:p>
+      <w:pPr>
+        <w:spacing w:before="100" w:beforeAutospacing="1" w:after="100" w:afterAutospacing="1" w:line="240" w:lineRule="auto"/>
+        <w:rPr>
+          <w:rFonts w:ascii="Times New Roman" w:eastAsia="Times New Roman" w:hAnsi="Times New Roman" w:cs="Times New Roman"/>
+          <w:sz w:val="24"/>
+          <w:szCs w:val="24"/>
+          <w:lang w:eastAsia="pt-BR"/>
+        </w:rPr>
+      </w:pPr>
+      <w:r>
+        <w:rPr>
+          <w:rFonts w:ascii="Times New Roman" w:eastAsia="Times New Roman" w:hAnsi="Times New Roman" w:cs="Times New Roman"/>
+          <w:sz w:val="24"/>
+          <w:szCs w:val="24"/>
+          <w:lang w:eastAsia="pt-BR"/>
+        </w:rPr>
+        <w:t>Outro ponto importante dentro do clube é o sistema de classes e especialidades. As classes funcionam como níveis de progressão, nos quais os desbravadores avançam conforme cumprem requisitos específicos relacionados ao desenvolvimento pessoal, conhecimento geral e vida espiritual. Já as especialidades são cursos temáticos que abordam diferentes áreas do conhecimento, como saúde, ciência, tecnologia, artes, esportes e meio ambiente. Esse sistema incentiva o aprendizado contínuo e permite que cada participante desenvolva habilidades de acordo com seus interesses.</w:t>
+      </w:r>
+    </w:p>
+    <w:p>
+      <w:pPr>
+        <w:spacing w:before="100" w:beforeAutospacing="1" w:after="100" w:afterAutospacing="1" w:line="240" w:lineRule="auto"/>
+        <w:rPr>
+          <w:rFonts w:ascii="Times New Roman" w:eastAsia="Times New Roman" w:hAnsi="Times New Roman" w:cs="Times New Roman"/>
+          <w:sz w:val="24"/>
+          <w:szCs w:val="24"/>
+          <w:lang w:eastAsia="pt-BR"/>
+        </w:rPr>
+      </w:pPr>
+      <w:r>
+        <w:rPr>
+          <w:rFonts w:ascii="Times New Roman" w:eastAsia="Times New Roman" w:hAnsi="Times New Roman" w:cs="Times New Roman"/>
+          <w:sz w:val="24"/>
+          <w:szCs w:val="24"/>
+          <w:lang w:eastAsia="pt-BR"/>
+        </w:rPr>
+        <w:t>O Clube de Desbravadores também valoriza muito a convivência em grupo e o desenvolvimento social. Os participantes são organizados em pequenas equipes chamadas unidades, onde aprendem a trabalhar em conjunto, respeitar regras e desenvolver liderança. Cada unidade possui um conselheiro responsável, que orienta e acompanha o crescimento dos jovens. Esse ambiente contribui para a formação de laços de amizade, cooperação e respeito mútuo.</w:t>
+      </w:r>
+    </w:p>
+    <w:p>
+      <w:pPr>
+        <w:spacing w:before="100" w:beforeAutospacing="1" w:after="100" w:afterAutospacing="1" w:line="240" w:lineRule="auto"/>
+        <w:rPr>
+          <w:rFonts w:ascii="Times New Roman" w:eastAsia="Times New Roman" w:hAnsi="Times New Roman" w:cs="Times New Roman"/>
+          <w:sz w:val="24"/>
+          <w:szCs w:val="24"/>
+          <w:lang w:eastAsia="pt-BR"/>
+        </w:rPr>
+      </w:pPr>
+      <w:r>
+        <w:rPr>
+          <w:rFonts w:ascii="Times New Roman" w:eastAsia="Times New Roman" w:hAnsi="Times New Roman" w:cs="Times New Roman"/>
+          <w:sz w:val="24"/>
+          <w:szCs w:val="24"/>
+          <w:lang w:eastAsia="pt-BR"/>
+        </w:rPr>
+        <w:t xml:space="preserve">Além das atividades práticas e sociais, o clube possui um forte enfoque espiritual, promovendo momentos de reflexão, estudo da Bíblia e incentivo à prática de valores </w:t>
+      </w:r>
+      <w:r>
+        <w:rPr>
+          <w:rFonts w:ascii="Times New Roman" w:eastAsia="Times New Roman" w:hAnsi="Times New Roman" w:cs="Times New Roman"/>
+          <w:sz w:val="24"/>
+          <w:szCs w:val="24"/>
+          <w:lang w:eastAsia="pt-BR"/>
+        </w:rPr>
+        <w:lastRenderedPageBreak/>
+        <w:t>como amor ao próximo, honestidade e solidariedade. Esse aspecto é fundamental dentro da proposta do clube, pois busca não apenas formar jovens capacitados, mas também pessoas com caráter e propósito de vida.</w:t>
+      </w:r>
+    </w:p>
+    <w:p>
+      <w:pPr>
+        <w:spacing w:before="100" w:beforeAutospacing="1" w:after="100" w:afterAutospacing="1" w:line="240" w:lineRule="auto"/>
+        <w:rPr>
+          <w:rFonts w:ascii="Times New Roman" w:eastAsia="Times New Roman" w:hAnsi="Times New Roman" w:cs="Times New Roman"/>
+          <w:sz w:val="24"/>
+          <w:szCs w:val="24"/>
+          <w:lang w:eastAsia="pt-BR"/>
+        </w:rPr>
+      </w:pPr>
+      <w:r>
+        <w:rPr>
+          <w:rFonts w:ascii="Times New Roman" w:eastAsia="Times New Roman" w:hAnsi="Times New Roman" w:cs="Times New Roman"/>
+          <w:sz w:val="24"/>
+          <w:szCs w:val="24"/>
+          <w:lang w:eastAsia="pt-BR"/>
+        </w:rPr>
+        <w:t>Presente em diversos países, o Clube de Desbravadores é considerado um dos maiores programas juvenis do mundo dentro da igreja, reunindo milhões de participantes. Sua metodologia combina educação, disciplina e diversão, tornando o aprendizado mais dinâmico e significativo. Dessa forma, o clube se destaca como uma importante ferramenta de formação para jovens, preparando-os não apenas para desafios práticos do cotidiano, mas também para a construção de uma vida baseada em princípios e valores sólidos.</w:t>
+      </w:r>
+    </w:p>
+    <w:p>
+      <w:pPr>
+        <w:spacing w:before="100" w:beforeAutospacing="1" w:after="100" w:afterAutospacing="1" w:line="240" w:lineRule="auto"/>
+        <w:rPr>
+          <w:rFonts w:ascii="Times New Roman" w:eastAsia="Times New Roman" w:hAnsi="Times New Roman" w:cs="Times New Roman"/>
+          <w:sz w:val="24"/>
+          <w:szCs w:val="24"/>
+          <w:lang w:eastAsia="pt-BR"/>
+        </w:rPr>
+      </w:pPr>
+      <w:r>
+        <w:rPr>
+          <w:rFonts w:ascii="Times New Roman" w:eastAsia="Times New Roman" w:hAnsi="Times New Roman" w:cs="Times New Roman"/>
+          <w:sz w:val="24"/>
+          <w:szCs w:val="24"/>
+          <w:lang w:eastAsia="pt-BR"/>
+        </w:rPr>
+        <w:t>A escolha do tema se justifica pela relevância do Clube de Desbravadores na formação de crianças e adolescentes, contribuindo para o desenvolvimento de habilidades importantes como disciplina, trabalho em equipe, liderança e responsabilidade. Além disso, a escolha possui um caráter pessoal significativo, uma vez que o Ministério dos Desbravadores teve um papel fundamental na minha formação. Por meio das atividades e experiências vividas no clube, foi possível desenvolver valores essenciais, aprender a lidar com situações de pressão, enfrentar dificuldades, melhorar a comunicação em público e adquirir hábitos de estudo. Além disso, os relacionamentos construídos dentro do clube foram extremamente importantes, sendo vínculos que permanecem até os dias atuais.</w:t>
+      </w:r>
+    </w:p>
+    <w:p>
+      <w:pPr>
+        <w:spacing w:after="0" w:line="240" w:lineRule="auto"/>
+        <w:rPr>
+          <w:rFonts w:ascii="Times New Roman" w:eastAsia="Times New Roman" w:hAnsi="Times New Roman" w:cs="Times New Roman"/>
+          <w:sz w:val="24"/>
+          <w:szCs w:val="24"/>
+          <w:lang w:eastAsia="pt-BR"/>
+        </w:rPr>
+      </w:pPr>
+    </w:p>
+    <w:p>
+      <w:pPr>
+        <w:spacing w:before="100" w:beforeAutospacing="1" w:after="100" w:afterAutospacing="1" w:line="240" w:lineRule="auto"/>
+        <w:outlineLvl w:val="1"/>
+        <w:rPr>
+          <w:rFonts w:ascii="Times New Roman" w:eastAsia="Times New Roman" w:hAnsi="Times New Roman" w:cs="Times New Roman"/>
           <w:b/>
           <w:bCs/>
           <w:sz w:val="36"/>
           <w:szCs w:val="36"/>
           <w:lang w:eastAsia="pt-BR"/>
         </w:rPr>
-        <w:t>Contexto</w:t>
-      </w:r>
-    </w:p>
-    <w:p>
-      <w:pPr>
-        <w:spacing w:before="100" w:beforeAutospacing="1" w:after="100" w:afterAutospacing="1" w:line="240" w:lineRule="auto"/>
-        <w:ind w:firstLine="708"/>
-        <w:rPr>
-          <w:rFonts w:ascii="Times New Roman" w:eastAsia="Times New Roman" w:hAnsi="Times New Roman" w:cs="Times New Roman"/>
-          <w:sz w:val="24"/>
-          <w:szCs w:val="24"/>
-          <w:lang w:eastAsia="pt-BR"/>
-        </w:rPr>
-      </w:pPr>
-      <w:r>
-        <w:rPr>
-          <w:rFonts w:ascii="Times New Roman" w:eastAsia="Times New Roman" w:hAnsi="Times New Roman" w:cs="Times New Roman"/>
-          <w:sz w:val="24"/>
-          <w:szCs w:val="24"/>
-          <w:lang w:eastAsia="pt-BR"/>
-        </w:rPr>
-        <w:t xml:space="preserve">O clube de desbravadores </w:t>
-      </w:r>
-      <w:r>
-        <w:rPr>
-          <w:rFonts w:ascii="Times New Roman" w:hAnsi="Times New Roman" w:cs="Times New Roman"/>
-          <w:sz w:val="24"/>
-          <w:szCs w:val="24"/>
-        </w:rPr>
-        <w:t xml:space="preserve">é um programa educacional e social voltado para crianças e adolescentes, entre 10 e 15 anos, organizado pela </w:t>
-      </w:r>
-      <w:r>
-        <w:rPr>
-          <w:rStyle w:val="whitespace-normal"/>
-          <w:rFonts w:ascii="Times New Roman" w:hAnsi="Times New Roman" w:cs="Times New Roman"/>
-          <w:sz w:val="24"/>
-          <w:szCs w:val="24"/>
-        </w:rPr>
-        <w:t>Igreja Adventista do Sétimo Dia</w:t>
-      </w:r>
-      <w:r>
-        <w:rPr>
-          <w:rFonts w:ascii="Times New Roman" w:hAnsi="Times New Roman" w:cs="Times New Roman"/>
-          <w:sz w:val="24"/>
-          <w:szCs w:val="24"/>
-        </w:rPr>
-        <w:t xml:space="preserve">. Seu principal objetivo é promover o desenvolvimento integral dos jovens, trabalhando de forma equilibrada os aspectos físicos, mentais, sociais e espirituais. Diferente de um simples grupo recreativo, o clube possui uma estrutura bem organizada e um </w:t>
-      </w:r>
-      <w:r>
-        <w:rPr>
-          <w:rFonts w:ascii="Times New Roman" w:hAnsi="Times New Roman" w:cs="Times New Roman"/>
-          <w:sz w:val="24"/>
-          <w:szCs w:val="24"/>
-        </w:rPr>
-        <w:t>sistema de aprendizagem próprio</w:t>
-      </w:r>
-      <w:r>
-        <w:rPr>
-          <w:rFonts w:ascii="Times New Roman" w:hAnsi="Times New Roman" w:cs="Times New Roman"/>
-          <w:sz w:val="24"/>
-          <w:szCs w:val="24"/>
-        </w:rPr>
-        <w:t>, que busca formar cidadãos responsáveis, disciplinados e comprometidos com valores éticos e cristãos.</w:t>
-      </w:r>
-      <w:r>
-        <w:rPr>
-          <w:rFonts w:ascii="Times New Roman" w:hAnsi="Times New Roman" w:cs="Times New Roman"/>
-          <w:sz w:val="24"/>
-          <w:szCs w:val="24"/>
-        </w:rPr>
-        <w:t xml:space="preserve"> As atividades desenvolvidas no Clube de Desbravadores são bastante diversificadas e envolvem tanto aprendizado prático quanto teórico. Entre elas, destacam-se os acampamentos, que proporcionam contato direto com a natureza e estimulam habilidades como sobrevivência, organização e trabalho em equipe. Além disso, os participantes aprendem técnicas úteis para o dia a dia, como primeiros socorros, amarração de nós, orientação com bússola, entre outras. Essas atividades são planejadas para desenvolver autonomia, responsabilidade e confiança nos jovens. </w:t>
-      </w:r>
-    </w:p>
-    <w:p>
-      <w:pPr>
-        <w:spacing w:before="100" w:beforeAutospacing="1" w:after="100" w:afterAutospacing="1" w:line="240" w:lineRule="auto"/>
-        <w:ind w:firstLine="708"/>
-        <w:rPr>
-          <w:rFonts w:ascii="Times New Roman" w:eastAsia="Times New Roman" w:hAnsi="Times New Roman" w:cs="Times New Roman"/>
-          <w:sz w:val="24"/>
-          <w:szCs w:val="24"/>
-          <w:lang w:eastAsia="pt-BR"/>
-        </w:rPr>
-      </w:pPr>
-      <w:r>
-        <w:rPr>
-          <w:rFonts w:ascii="Times New Roman" w:hAnsi="Times New Roman" w:cs="Times New Roman"/>
-          <w:sz w:val="24"/>
-          <w:szCs w:val="24"/>
-        </w:rPr>
-        <w:t>Outro ponto importante dentro do clube é o sistema de classes e especialidades. As classes funcionam como níveis de progressão, nos quais os desbravadores avançam conforme cumprem requisitos específicos relacionados ao desenvolvimento pessoal, conhecimento geral e vida espiritual. Já as especialidades são cursos temáticos que abordam diferentes áreas do conhecimento, como saúde, ciência, tecnologia, artes, esportes e meio ambiente. Esse sistema incentiva o aprendizado contínuo e permite que cada participante desenvolva habilidades de acordo com seus interesses.</w:t>
-      </w:r>
-    </w:p>
-    <w:p>
-      <w:pPr>
-        <w:spacing w:before="100" w:beforeAutospacing="1" w:after="100" w:afterAutospacing="1" w:line="240" w:lineRule="auto"/>
-        <w:ind w:firstLine="708"/>
-        <w:rPr>
-          <w:rFonts w:ascii="Times New Roman" w:hAnsi="Times New Roman" w:cs="Times New Roman"/>
-          <w:sz w:val="24"/>
-          <w:szCs w:val="24"/>
-        </w:rPr>
-      </w:pPr>
-      <w:r>
-        <w:rPr>
-          <w:rFonts w:ascii="Times New Roman" w:hAnsi="Times New Roman" w:cs="Times New Roman"/>
-          <w:sz w:val="24"/>
-          <w:szCs w:val="24"/>
-        </w:rPr>
-        <w:t>O Clube de Desbravadores também valoriza muito a convivência em grupo e o desenvolvimento social. Os participantes são organizados em pequenas equipes chamadas unidades, onde aprendem a trabalhar em conjunto, respeitar regras e desenvolver liderança. Cada unidade possui um conselheiro responsável, que orienta e acompanha o crescimento dos jovens. Esse ambiente contribui para a formação de laços de amizade, cooperação e respeito mútuo. Além das atividades práticas e sociais, o clube possui um forte enfoque espiritual, promovendo momentos de reflexão, estudo da Bíblia e incentivo à prática de valores como amor ao próximo, honestidade e solidariedade. Esse aspecto é fundamental dentro da proposta do clube, pois busca não apenas formar jovens capacitados, mas também pessoas com caráter e propósito de vida.</w:t>
-      </w:r>
-    </w:p>
-    <w:p>
-      <w:pPr>
-        <w:spacing w:before="100" w:beforeAutospacing="1" w:after="100" w:afterAutospacing="1" w:line="240" w:lineRule="auto"/>
-        <w:ind w:firstLine="708"/>
-        <w:rPr>
-          <w:rFonts w:ascii="Times New Roman" w:hAnsi="Times New Roman" w:cs="Times New Roman"/>
-          <w:sz w:val="24"/>
-          <w:szCs w:val="24"/>
-        </w:rPr>
-      </w:pPr>
-      <w:r>
-        <w:rPr>
-          <w:rFonts w:ascii="Times New Roman" w:hAnsi="Times New Roman" w:cs="Times New Roman"/>
-          <w:sz w:val="24"/>
-          <w:szCs w:val="24"/>
-        </w:rPr>
-        <w:t>Presente em diversos países, o Clube de Desbravadores é considerado um dos maiores programas juvenis do mundo dentro da igreja, reunindo milhões de participantes. Sua metodologia combina educação, disciplina e diversão, tornando o aprendizado mais dinâmico e significativo. Dessa forma, o clube se destaca como uma importante ferramenta de formação para jovens, preparando-os não apenas para desafios práticos do cotidiano, mas também para a construção de uma vida baseada em princípios e valores sólidos.</w:t>
-      </w:r>
-    </w:p>
-    <w:p>
-      <w:pPr>
-        <w:spacing w:before="100" w:beforeAutospacing="1" w:after="100" w:afterAutospacing="1" w:line="240" w:lineRule="auto"/>
-        <w:ind w:firstLine="708"/>
-        <w:rPr>
-          <w:rFonts w:ascii="Times New Roman" w:eastAsia="Times New Roman" w:hAnsi="Times New Roman" w:cs="Times New Roman"/>
-          <w:sz w:val="24"/>
-          <w:szCs w:val="24"/>
-          <w:lang w:eastAsia="pt-BR"/>
-        </w:rPr>
-      </w:pPr>
-      <w:r>
-        <w:rPr>
-          <w:rFonts w:ascii="Times New Roman" w:eastAsia="Times New Roman" w:hAnsi="Times New Roman" w:cs="Times New Roman"/>
-          <w:sz w:val="24"/>
-          <w:szCs w:val="24"/>
-          <w:lang w:eastAsia="pt-BR"/>
-        </w:rPr>
-        <w:lastRenderedPageBreak/>
-        <w:t xml:space="preserve">  </w:t>
-      </w:r>
-      <w:r>
-        <w:rPr>
-          <w:rFonts w:ascii="Times New Roman" w:eastAsia="Times New Roman" w:hAnsi="Times New Roman" w:cs="Times New Roman"/>
-          <w:sz w:val="24"/>
-          <w:szCs w:val="24"/>
-          <w:lang w:eastAsia="pt-BR"/>
-        </w:rPr>
-        <w:t>A escolha do tema se justifica pela relevância do Clube de Desbravadores na formação de crianças e adolescentes, contribuindo para o desenvolvimento de habilidades importantes como disciplina, trabalho em equipe, liderança e responsabilidade. Além disso, a escolha possui um caráter pessoal significativo, uma vez que o Ministério dos Desbravadores, organizado pela Igreja Adventista do Sétimo Dia, teve um papel fundamental na minha formação. Por meio das atividades e experiências vividas no clube, foi possível desenvolver valores essenciais, aprender a lidar com situações de pressão, enfrentar dificuldades, melhorar a comunicação em público e adquirir hábitos de estudo. Além disso, os relacionamentos construídos dentro do clube foram extremamente importantes, sendo vínculos que permanecem até os dias atuais.</w:t>
-      </w:r>
-    </w:p>
-    <w:p>
-      <w:pPr>
-        <w:spacing w:after="0" w:line="240" w:lineRule="auto"/>
-        <w:rPr>
-          <w:rFonts w:ascii="Times New Roman" w:eastAsia="Times New Roman" w:hAnsi="Times New Roman" w:cs="Times New Roman"/>
-          <w:sz w:val="24"/>
-          <w:szCs w:val="24"/>
-          <w:lang w:eastAsia="pt-BR"/>
-        </w:rPr>
-      </w:pPr>
-    </w:p>
-    <w:p>
-      <w:pPr>
-        <w:spacing w:before="100" w:beforeAutospacing="1" w:after="100" w:afterAutospacing="1" w:line="240" w:lineRule="auto"/>
-        <w:outlineLvl w:val="1"/>
+      </w:pPr>
+      <w:r>
         <w:rPr>
           <w:rFonts w:ascii="Times New Roman" w:eastAsia="Times New Roman" w:hAnsi="Times New Roman" w:cs="Times New Roman"/>
           <w:b/>
@@ -232,7 +266,8 @@
           <w:szCs w:val="36"/>
           <w:lang w:eastAsia="pt-BR"/>
         </w:rPr>
-      </w:pPr>
+        <w:t>2</w:t>
+      </w:r>
       <w:r>
         <w:rPr>
           <w:rFonts w:ascii="Times New Roman" w:eastAsia="Times New Roman" w:hAnsi="Times New Roman" w:cs="Times New Roman"/>
@@ -242,7 +277,7 @@
           <w:szCs w:val="36"/>
           <w:lang w:eastAsia="pt-BR"/>
         </w:rPr>
-        <w:t>2</w:t>
+        <w:t xml:space="preserve">. </w:t>
       </w:r>
       <w:r>
         <w:rPr>
@@ -253,108 +288,179 @@
           <w:szCs w:val="36"/>
           <w:lang w:eastAsia="pt-BR"/>
         </w:rPr>
-        <w:t xml:space="preserve">. </w:t>
-      </w:r>
-      <w:r>
-        <w:rPr>
-          <w:rFonts w:ascii="Segoe UI Emoji" w:eastAsia="Times New Roman" w:hAnsi="Segoe UI Emoji" w:cs="Segoe UI Emoji"/>
+        <w:t>Objetivo</w:t>
+      </w:r>
+    </w:p>
+    <w:p>
+      <w:pPr>
+        <w:spacing w:after="0" w:line="240" w:lineRule="auto"/>
+        <w:rPr>
+          <w:rFonts w:ascii="Times New Roman" w:eastAsia="Times New Roman" w:hAnsi="Times New Roman" w:cs="Times New Roman"/>
+          <w:sz w:val="24"/>
+          <w:szCs w:val="24"/>
+          <w:lang w:eastAsia="pt-BR"/>
+        </w:rPr>
+      </w:pPr>
+      <w:r>
+        <w:rPr>
+          <w:rFonts w:ascii="Times New Roman" w:hAnsi="Times New Roman" w:cs="Times New Roman"/>
+          <w:sz w:val="24"/>
+          <w:szCs w:val="24"/>
+        </w:rPr>
+        <w:t xml:space="preserve">O objetivo deste projeto é desenvolver um sistema web inspirado no Clube de Desbravadores, programa da </w:t>
+      </w:r>
+      <w:r>
+        <w:rPr>
+          <w:rStyle w:val="whitespace-normal"/>
+          <w:rFonts w:ascii="Times New Roman" w:hAnsi="Times New Roman" w:cs="Times New Roman"/>
+          <w:sz w:val="24"/>
+          <w:szCs w:val="24"/>
+        </w:rPr>
+        <w:t>Igreja Adventista do Sétimo Dia</w:t>
+      </w:r>
+      <w:r>
+        <w:rPr>
+          <w:rFonts w:ascii="Times New Roman" w:hAnsi="Times New Roman" w:cs="Times New Roman"/>
+          <w:sz w:val="24"/>
+          <w:szCs w:val="24"/>
+        </w:rPr>
+        <w:t>, que permita a coleta, armazenamento e análise de informações relacionadas ao perfil e à participação dos desbravadores. A proposta é criar uma plataforma que reúna conteúdos informativos sobre o clube, juntamente com um sistema interativo no qual os usuários possam responder a formulários sobre suas experiências, preferências e nível de envolvimento</w:t>
+      </w:r>
+      <w:r>
+        <w:rPr>
+          <w:rFonts w:ascii="Times New Roman" w:hAnsi="Times New Roman" w:cs="Times New Roman"/>
+          <w:sz w:val="24"/>
+          <w:szCs w:val="24"/>
+        </w:rPr>
+        <w:t xml:space="preserve"> no ministério</w:t>
+      </w:r>
+      <w:r>
+        <w:rPr>
+          <w:rFonts w:ascii="Times New Roman" w:hAnsi="Times New Roman" w:cs="Times New Roman"/>
+          <w:sz w:val="24"/>
+          <w:szCs w:val="24"/>
+        </w:rPr>
+        <w:t>.</w:t>
+      </w:r>
+    </w:p>
+    <w:p>
+      <w:pPr>
+        <w:spacing w:after="0" w:line="240" w:lineRule="auto"/>
+        <w:rPr>
+          <w:rFonts w:ascii="Times New Roman" w:eastAsia="Times New Roman" w:hAnsi="Times New Roman" w:cs="Times New Roman"/>
+          <w:sz w:val="24"/>
+          <w:szCs w:val="24"/>
+          <w:lang w:eastAsia="pt-BR"/>
+        </w:rPr>
+      </w:pPr>
+    </w:p>
+    <w:p>
+      <w:pPr>
+        <w:spacing w:after="0" w:line="240" w:lineRule="auto"/>
+        <w:rPr>
+          <w:rFonts w:ascii="Times New Roman" w:eastAsia="Times New Roman" w:hAnsi="Times New Roman" w:cs="Times New Roman"/>
+          <w:sz w:val="24"/>
+          <w:szCs w:val="24"/>
+          <w:lang w:eastAsia="pt-BR"/>
+        </w:rPr>
+      </w:pPr>
+    </w:p>
+    <w:p>
+      <w:pPr>
+        <w:spacing w:before="100" w:beforeAutospacing="1" w:after="100" w:afterAutospacing="1" w:line="240" w:lineRule="auto"/>
+        <w:outlineLvl w:val="1"/>
+        <w:rPr>
+          <w:rFonts w:ascii="Times New Roman" w:eastAsia="Times New Roman" w:hAnsi="Times New Roman" w:cs="Times New Roman"/>
           <w:b/>
           <w:bCs/>
           <w:sz w:val="36"/>
           <w:szCs w:val="36"/>
           <w:lang w:eastAsia="pt-BR"/>
         </w:rPr>
-        <w:t>Objetivo</w:t>
-      </w:r>
-    </w:p>
-    <w:p>
-      <w:pPr>
-        <w:spacing w:after="0" w:line="240" w:lineRule="auto"/>
-        <w:rPr>
-          <w:rFonts w:ascii="Times New Roman" w:eastAsia="Times New Roman" w:hAnsi="Times New Roman" w:cs="Times New Roman"/>
-          <w:sz w:val="24"/>
-          <w:szCs w:val="24"/>
-          <w:lang w:eastAsia="pt-BR"/>
-        </w:rPr>
-      </w:pPr>
-      <w:r>
-        <w:rPr>
-          <w:rFonts w:ascii="Times New Roman" w:hAnsi="Times New Roman" w:cs="Times New Roman"/>
-          <w:sz w:val="24"/>
-          <w:szCs w:val="24"/>
-        </w:rPr>
-        <w:t xml:space="preserve">O objetivo deste projeto é desenvolver um sistema web inspirado no Clube de Desbravadores, programa da </w:t>
-      </w:r>
-      <w:r>
-        <w:rPr>
-          <w:rStyle w:val="whitespace-normal"/>
-          <w:rFonts w:ascii="Times New Roman" w:hAnsi="Times New Roman" w:cs="Times New Roman"/>
-          <w:sz w:val="24"/>
-          <w:szCs w:val="24"/>
-        </w:rPr>
-        <w:t>Igreja Adventista do Sétimo Dia</w:t>
-      </w:r>
-      <w:r>
-        <w:rPr>
-          <w:rFonts w:ascii="Times New Roman" w:hAnsi="Times New Roman" w:cs="Times New Roman"/>
-          <w:sz w:val="24"/>
-          <w:szCs w:val="24"/>
-        </w:rPr>
-        <w:t>, que permita a coleta, armazenamento e análise de informações relacionadas ao perfil e à participação dos desbravadores. A proposta é criar uma plataforma que reúna conteúdos informativos sobre o clube, juntamente com um sistema interativo no qual os usuários possam responder a formulários sobre suas experiências, preferências e nível de envolvimento</w:t>
-      </w:r>
-      <w:r>
-        <w:rPr>
-          <w:rFonts w:ascii="Times New Roman" w:hAnsi="Times New Roman" w:cs="Times New Roman"/>
-          <w:sz w:val="24"/>
-          <w:szCs w:val="24"/>
-        </w:rPr>
-        <w:t xml:space="preserve"> no ministério</w:t>
-      </w:r>
-      <w:r>
-        <w:rPr>
-          <w:rFonts w:ascii="Times New Roman" w:hAnsi="Times New Roman" w:cs="Times New Roman"/>
-          <w:sz w:val="24"/>
-          <w:szCs w:val="24"/>
-        </w:rPr>
-        <w:t>.</w:t>
-      </w:r>
-    </w:p>
-    <w:p>
-      <w:pPr>
-        <w:spacing w:after="0" w:line="240" w:lineRule="auto"/>
-        <w:rPr>
-          <w:rFonts w:ascii="Times New Roman" w:eastAsia="Times New Roman" w:hAnsi="Times New Roman" w:cs="Times New Roman"/>
-          <w:sz w:val="24"/>
-          <w:szCs w:val="24"/>
-          <w:lang w:eastAsia="pt-BR"/>
-        </w:rPr>
-      </w:pPr>
-    </w:p>
-    <w:p>
-      <w:pPr>
-        <w:spacing w:after="0" w:line="240" w:lineRule="auto"/>
-        <w:rPr>
-          <w:rFonts w:ascii="Times New Roman" w:eastAsia="Times New Roman" w:hAnsi="Times New Roman" w:cs="Times New Roman"/>
-          <w:sz w:val="24"/>
-          <w:szCs w:val="24"/>
-          <w:lang w:eastAsia="pt-BR"/>
-        </w:rPr>
-      </w:pPr>
-    </w:p>
-    <w:p>
-      <w:pPr>
-        <w:spacing w:before="100" w:beforeAutospacing="1" w:after="100" w:afterAutospacing="1" w:line="240" w:lineRule="auto"/>
-        <w:outlineLvl w:val="1"/>
-        <w:rPr>
-          <w:rFonts w:ascii="Segoe UI Emoji" w:eastAsia="Times New Roman" w:hAnsi="Segoe UI Emoji" w:cs="Segoe UI Emoji"/>
+      </w:pPr>
+      <w:r>
+        <w:rPr>
+          <w:rFonts w:ascii="Times New Roman" w:eastAsia="Times New Roman" w:hAnsi="Times New Roman" w:cs="Times New Roman"/>
           <w:b/>
           <w:bCs/>
           <w:sz w:val="36"/>
           <w:szCs w:val="36"/>
           <w:lang w:eastAsia="pt-BR"/>
         </w:rPr>
-      </w:pPr>
-      <w:r>
+        <w:t>3. Justificativa</w:t>
+      </w:r>
+    </w:p>
+    <w:p>
+      <w:pPr>
+        <w:spacing w:before="100" w:beforeAutospacing="1" w:after="100" w:afterAutospacing="1" w:line="240" w:lineRule="auto"/>
+        <w:outlineLvl w:val="1"/>
+        <w:rPr>
+          <w:rFonts w:ascii="Times New Roman" w:eastAsia="Times New Roman" w:hAnsi="Times New Roman" w:cs="Times New Roman"/>
+          <w:b/>
+          <w:bCs/>
+          <w:sz w:val="24"/>
+          <w:szCs w:val="24"/>
+          <w:lang w:eastAsia="pt-BR"/>
+        </w:rPr>
+      </w:pPr>
+      <w:r>
+        <w:rPr>
+          <w:rFonts w:ascii="Times New Roman" w:hAnsi="Times New Roman" w:cs="Times New Roman"/>
+          <w:sz w:val="24"/>
+          <w:szCs w:val="24"/>
+        </w:rPr>
+        <w:t xml:space="preserve">O projeto se justifica pela relevância do Clube de Desbravadores, programa da </w:t>
+      </w:r>
+      <w:r>
+        <w:rPr>
+          <w:rStyle w:val="whitespace-normal"/>
+          <w:rFonts w:ascii="Times New Roman" w:hAnsi="Times New Roman" w:cs="Times New Roman"/>
+          <w:sz w:val="24"/>
+          <w:szCs w:val="24"/>
+        </w:rPr>
+        <w:t>Igreja Adventista do Sétimo Dia</w:t>
+      </w:r>
+      <w:r>
+        <w:rPr>
+          <w:rFonts w:ascii="Times New Roman" w:hAnsi="Times New Roman" w:cs="Times New Roman"/>
+          <w:sz w:val="24"/>
+          <w:szCs w:val="24"/>
+        </w:rPr>
+        <w:t>, na formação de crianças e adolescentes. O clube foi criado com o propósito de desenvolver disciplina, foco e caráter nos jovens, por meio de atividades educativas, sociais e espirituais. Em um contexto onde muitos jovens enfrentam dificuldades relacionadas à falta de orientação, organização e valores, o Clube de Desbravadores se destaca como uma importante ferramenta de formação, contribuindo para o crescimento pessoal e social dos participantes.</w:t>
+      </w:r>
+    </w:p>
+    <w:p>
+      <w:pPr>
+        <w:spacing w:after="0" w:line="240" w:lineRule="auto"/>
+        <w:rPr>
+          <w:rFonts w:ascii="Times New Roman" w:eastAsia="Times New Roman" w:hAnsi="Times New Roman" w:cs="Times New Roman"/>
+          <w:sz w:val="24"/>
+          <w:szCs w:val="24"/>
+          <w:lang w:eastAsia="pt-BR"/>
+        </w:rPr>
+      </w:pPr>
+      <w:r>
+        <w:rPr>
+          <w:rFonts w:ascii="Times New Roman" w:hAnsi="Times New Roman" w:cs="Times New Roman"/>
+          <w:sz w:val="24"/>
+          <w:szCs w:val="24"/>
+        </w:rPr>
+        <w:t xml:space="preserve">Do ponto de vista acadêmico, o projeto também se justifica pela oportunidade de aplicar, de maneira integrada, os conteúdos estudados nas disciplinas do curso, como </w:t>
+      </w:r>
+      <w:r>
+        <w:rPr>
+          <w:rFonts w:ascii="Times New Roman" w:hAnsi="Times New Roman" w:cs="Times New Roman"/>
+          <w:sz w:val="24"/>
+          <w:szCs w:val="24"/>
+        </w:rPr>
+        <w:lastRenderedPageBreak/>
+        <w:t>modelagem de banco de dados, desenvolvimento de algoritmos, uso de ferramentas de versionamento, planejamento de projeto e utilização de ambientes Linux. Dessa forma, além de atender aos requisitos acadêmicos, o sistema desenvolvido permitirá colocar em prática conhecimentos técnicos em um contexto significativo e próximo da realidade, podendo ainda servir como base para futuras melhorias e aplicações reais em ambientes semelhantes.</w:t>
+      </w:r>
+    </w:p>
+    <w:p>
+      <w:pPr>
+        <w:spacing w:before="100" w:beforeAutospacing="1" w:after="100" w:afterAutospacing="1" w:line="240" w:lineRule="auto"/>
+        <w:outlineLvl w:val="1"/>
         <w:rPr>
           <w:rFonts w:ascii="Times New Roman" w:eastAsia="Times New Roman" w:hAnsi="Times New Roman" w:cs="Times New Roman"/>
           <w:b/>
@@ -363,8 +469,7 @@
           <w:szCs w:val="36"/>
           <w:lang w:eastAsia="pt-BR"/>
         </w:rPr>
-        <w:t>3</w:t>
-      </w:r>
+      </w:pPr>
       <w:r>
         <w:rPr>
           <w:rFonts w:ascii="Times New Roman" w:eastAsia="Times New Roman" w:hAnsi="Times New Roman" w:cs="Times New Roman"/>
@@ -374,19 +479,37 @@
           <w:szCs w:val="36"/>
           <w:lang w:eastAsia="pt-BR"/>
         </w:rPr>
-        <w:t xml:space="preserve">. </w:t>
-      </w:r>
-      <w:r>
-        <w:rPr>
-          <w:rFonts w:ascii="Segoe UI Emoji" w:eastAsia="Times New Roman" w:hAnsi="Segoe UI Emoji" w:cs="Segoe UI Emoji"/>
+        <w:t>3. Escopo</w:t>
+      </w:r>
+    </w:p>
+    <w:p>
+      <w:pPr>
+        <w:pStyle w:val="Ttulo1"/>
+        <w:rPr>
+          <w:rFonts w:ascii="Times New Roman" w:eastAsia="Times New Roman" w:hAnsi="Times New Roman" w:cs="Times New Roman"/>
           <w:b/>
-          <w:bCs/>
-          <w:sz w:val="36"/>
-          <w:szCs w:val="36"/>
-          <w:lang w:eastAsia="pt-BR"/>
-        </w:rPr>
-        <w:t>Justificativa</w:t>
-      </w:r>
+          <w:lang w:eastAsia="pt-BR"/>
+        </w:rPr>
+      </w:pPr>
+      <w:r>
+        <w:rPr>
+          <w:rFonts w:ascii="Times New Roman" w:eastAsia="Times New Roman" w:hAnsi="Times New Roman" w:cs="Times New Roman"/>
+          <w:b/>
+          <w:lang w:eastAsia="pt-BR"/>
+        </w:rPr>
+        <w:t>3.1 Descrição resumida</w:t>
+      </w:r>
+    </w:p>
+    <w:p>
+      <w:pPr>
+        <w:spacing w:after="0" w:line="240" w:lineRule="auto"/>
+        <w:rPr>
+          <w:rFonts w:ascii="Times New Roman" w:eastAsia="Times New Roman" w:hAnsi="Times New Roman" w:cs="Times New Roman"/>
+          <w:sz w:val="24"/>
+          <w:szCs w:val="24"/>
+          <w:lang w:eastAsia="pt-BR"/>
+        </w:rPr>
+      </w:pPr>
     </w:p>
     <w:p>
       <w:pPr>
@@ -405,30 +528,86 @@
           <w:szCs w:val="24"/>
           <w:lang w:eastAsia="pt-BR"/>
         </w:rPr>
-        <w:t>O projeto se justifica pela oportunidade de aplicar, de maneira integrada, os conteúdos estudados nas disciplinas do curso, como modelagem de banco de dados, desenvolvimento de algoritmos, uso de ferramentas de versionamento, planejamento de projeto e utilização de ambientes Linux. Dessa forma, além de atender aos requisitos acadêmicos, o sistema desenvolvido permitirá colocar em prática conhecimentos técnicos em um contexto significativo e próximo da realidade, podendo ainda servir como base para futuras melhorias e aplicações reais em ambientes semelhantes.</w:t>
-      </w:r>
-    </w:p>
-    <w:p>
-      <w:pPr>
-        <w:spacing w:after="0" w:line="240" w:lineRule="auto"/>
-        <w:rPr>
-          <w:rFonts w:ascii="Times New Roman" w:eastAsia="Times New Roman" w:hAnsi="Times New Roman" w:cs="Times New Roman"/>
-          <w:sz w:val="24"/>
-          <w:szCs w:val="24"/>
-          <w:lang w:eastAsia="pt-BR"/>
-        </w:rPr>
-      </w:pPr>
+        <w:t>O presente projeto tem como objetivo o desenvolvimento de um sistema web inspirado no Clube de Desbravadores, programa da Igreja Adventista do Sétimo Dia, com foco na apresentação de informações institucionais e na coleta e análise de dados dos participantes.</w:t>
+      </w:r>
     </w:p>
     <w:p>
       <w:pPr>
         <w:spacing w:before="100" w:beforeAutospacing="1" w:after="100" w:afterAutospacing="1" w:line="240" w:lineRule="auto"/>
-        <w:outlineLvl w:val="1"/>
-        <w:rPr>
-          <w:rFonts w:ascii="Segoe UI Emoji" w:eastAsia="Times New Roman" w:hAnsi="Segoe UI Emoji" w:cs="Segoe UI Emoji"/>
+        <w:rPr>
+          <w:rFonts w:ascii="Times New Roman" w:eastAsia="Times New Roman" w:hAnsi="Times New Roman" w:cs="Times New Roman"/>
+          <w:sz w:val="24"/>
+          <w:szCs w:val="24"/>
+          <w:lang w:eastAsia="pt-BR"/>
+        </w:rPr>
+      </w:pPr>
+      <w:r>
+        <w:rPr>
+          <w:rFonts w:ascii="Times New Roman" w:eastAsia="Times New Roman" w:hAnsi="Times New Roman" w:cs="Times New Roman"/>
+          <w:sz w:val="24"/>
+          <w:szCs w:val="24"/>
+          <w:lang w:eastAsia="pt-BR"/>
+        </w:rPr>
+        <w:t>A aplicação contará com uma interface informativa sobre o clube, abordando sua estrutura, atividades e importância na formação de jovens, além de um módulo interativo no qual os usuários poderão responder a formulários relacionados ao seu perfil, nível de participação e preferências dentro do clube.</w:t>
+      </w:r>
+    </w:p>
+    <w:p>
+      <w:pPr>
+        <w:spacing w:before="100" w:beforeAutospacing="1" w:after="100" w:afterAutospacing="1" w:line="240" w:lineRule="auto"/>
+        <w:rPr>
+          <w:rFonts w:ascii="Times New Roman" w:eastAsia="Times New Roman" w:hAnsi="Times New Roman" w:cs="Times New Roman"/>
+          <w:sz w:val="24"/>
+          <w:szCs w:val="24"/>
+          <w:lang w:eastAsia="pt-BR"/>
+        </w:rPr>
+      </w:pPr>
+      <w:r>
+        <w:rPr>
+          <w:rFonts w:ascii="Times New Roman" w:eastAsia="Times New Roman" w:hAnsi="Times New Roman" w:cs="Times New Roman"/>
+          <w:sz w:val="24"/>
+          <w:szCs w:val="24"/>
+          <w:lang w:eastAsia="pt-BR"/>
+        </w:rPr>
+        <w:t xml:space="preserve">Os dados coletados serão armazenados em um banco de dados estruturado e utilizados para a geração de dashboards e indicadores, permitindo a visualização de informações relevantes, como engajamento, especialidades mais populares e características dos participantes. O sistema também envolverá o uso de conceitos de programação, modelagem de dados, versionamento com </w:t>
+      </w:r>
+      <w:proofErr w:type="spellStart"/>
+      <w:r>
+        <w:rPr>
+          <w:rFonts w:ascii="Times New Roman" w:eastAsia="Times New Roman" w:hAnsi="Times New Roman" w:cs="Times New Roman"/>
+          <w:sz w:val="24"/>
+          <w:szCs w:val="24"/>
+          <w:lang w:eastAsia="pt-BR"/>
+        </w:rPr>
+        <w:t>Git</w:t>
+      </w:r>
+      <w:proofErr w:type="spellEnd"/>
+      <w:r>
+        <w:rPr>
+          <w:rFonts w:ascii="Times New Roman" w:eastAsia="Times New Roman" w:hAnsi="Times New Roman" w:cs="Times New Roman"/>
+          <w:sz w:val="24"/>
+          <w:szCs w:val="24"/>
+          <w:lang w:eastAsia="pt-BR"/>
+        </w:rPr>
+        <w:t xml:space="preserve"> e execução em ambiente Linux, integrando diferentes áreas da tecnologia da informação.</w:t>
+      </w:r>
+    </w:p>
+    <w:p>
+      <w:pPr>
+        <w:spacing w:before="100" w:beforeAutospacing="1" w:after="100" w:afterAutospacing="1" w:line="240" w:lineRule="auto"/>
+        <w:rPr>
+          <w:rFonts w:ascii="Times New Roman" w:eastAsia="Times New Roman" w:hAnsi="Times New Roman" w:cs="Times New Roman"/>
+          <w:sz w:val="24"/>
+          <w:szCs w:val="24"/>
+          <w:lang w:eastAsia="pt-BR"/>
+        </w:rPr>
+      </w:pPr>
+    </w:p>
+    <w:p>
+      <w:pPr>
+        <w:pStyle w:val="Ttulo1"/>
+        <w:rPr>
+          <w:rFonts w:ascii="Times New Roman" w:eastAsia="Times New Roman" w:hAnsi="Times New Roman" w:cs="Times New Roman"/>
           <w:b/>
-          <w:bCs/>
-          <w:sz w:val="36"/>
-          <w:szCs w:val="36"/>
           <w:lang w:eastAsia="pt-BR"/>
         </w:rPr>
       </w:pPr>
@@ -436,222 +615,25 @@
         <w:rPr>
           <w:rFonts w:ascii="Times New Roman" w:eastAsia="Times New Roman" w:hAnsi="Times New Roman" w:cs="Times New Roman"/>
           <w:b/>
-          <w:bCs/>
-          <w:sz w:val="36"/>
-          <w:szCs w:val="36"/>
           <w:lang w:eastAsia="pt-BR"/>
         </w:rPr>
         <w:t>3</w:t>
       </w:r>
       <w:r>
-        <w:rPr>
-          <w:rFonts w:ascii="Times New Roman" w:eastAsia="Times New Roman" w:hAnsi="Times New Roman" w:cs="Times New Roman"/>
-          <w:b/>
-          <w:bCs/>
-          <w:sz w:val="36"/>
-          <w:szCs w:val="36"/>
-          <w:lang w:eastAsia="pt-BR"/>
-        </w:rPr>
-        <w:t xml:space="preserve">. </w:t>
-      </w:r>
-      <w:r>
-        <w:rPr>
-          <w:rFonts w:ascii="Segoe UI Emoji" w:eastAsia="Times New Roman" w:hAnsi="Segoe UI Emoji" w:cs="Segoe UI Emoji"/>
-          <w:b/>
-          <w:bCs/>
-          <w:sz w:val="36"/>
-          <w:szCs w:val="36"/>
-          <w:lang w:eastAsia="pt-BR"/>
-        </w:rPr>
-        <w:t>Escopo</w:t>
-      </w:r>
-    </w:p>
-    <w:p>
-      <w:pPr>
-        <w:pStyle w:val="Ttulo1"/>
         <w:rPr>
           <w:rFonts w:eastAsia="Times New Roman"/>
           <w:b/>
           <w:lang w:eastAsia="pt-BR"/>
         </w:rPr>
-      </w:pPr>
-      <w:r>
-        <w:rPr>
-          <w:rFonts w:eastAsia="Times New Roman"/>
+        <w:t>.</w:t>
+      </w:r>
+      <w:r>
+        <w:rPr>
+          <w:rFonts w:ascii="Times New Roman" w:eastAsia="Times New Roman" w:hAnsi="Times New Roman" w:cs="Times New Roman"/>
           <w:b/>
           <w:lang w:eastAsia="pt-BR"/>
         </w:rPr>
-        <w:t xml:space="preserve">3.1 </w:t>
-      </w:r>
-      <w:r>
-        <w:rPr>
-          <w:rFonts w:eastAsia="Times New Roman"/>
-          <w:b/>
-          <w:lang w:eastAsia="pt-BR"/>
-        </w:rPr>
-        <w:t>Descrição resumida</w:t>
-      </w:r>
-    </w:p>
-    <w:p>
-      <w:pPr>
-        <w:spacing w:after="0" w:line="240" w:lineRule="auto"/>
-        <w:rPr>
-          <w:rFonts w:ascii="Times New Roman" w:eastAsia="Times New Roman" w:hAnsi="Times New Roman" w:cs="Times New Roman"/>
-          <w:sz w:val="24"/>
-          <w:szCs w:val="24"/>
-          <w:lang w:eastAsia="pt-BR"/>
-        </w:rPr>
-      </w:pPr>
-    </w:p>
-    <w:p>
-      <w:pPr>
-        <w:spacing w:before="100" w:beforeAutospacing="1" w:after="100" w:afterAutospacing="1" w:line="240" w:lineRule="auto"/>
-        <w:rPr>
-          <w:rFonts w:ascii="Times New Roman" w:eastAsia="Times New Roman" w:hAnsi="Times New Roman" w:cs="Times New Roman"/>
-          <w:sz w:val="24"/>
-          <w:szCs w:val="24"/>
-          <w:lang w:eastAsia="pt-BR"/>
-        </w:rPr>
-      </w:pPr>
-      <w:r>
-        <w:rPr>
-          <w:rFonts w:ascii="Times New Roman" w:eastAsia="Times New Roman" w:hAnsi="Times New Roman" w:cs="Times New Roman"/>
-          <w:sz w:val="24"/>
-          <w:szCs w:val="24"/>
-          <w:lang w:eastAsia="pt-BR"/>
-        </w:rPr>
-        <w:t>O presente projeto tem como objetivo o desenvolvimento de um sistema web inspirado no Clube de Desbravadores, programa da Igreja Adventista do Sétimo Dia, com foco na apresentação de informações institucionais e na coleta e análise de dados dos participantes.</w:t>
-      </w:r>
-    </w:p>
-    <w:p>
-      <w:pPr>
-        <w:spacing w:before="100" w:beforeAutospacing="1" w:after="100" w:afterAutospacing="1" w:line="240" w:lineRule="auto"/>
-        <w:rPr>
-          <w:rFonts w:ascii="Times New Roman" w:eastAsia="Times New Roman" w:hAnsi="Times New Roman" w:cs="Times New Roman"/>
-          <w:sz w:val="24"/>
-          <w:szCs w:val="24"/>
-          <w:lang w:eastAsia="pt-BR"/>
-        </w:rPr>
-      </w:pPr>
-    </w:p>
-    <w:p>
-      <w:pPr>
-        <w:spacing w:before="100" w:beforeAutospacing="1" w:after="100" w:afterAutospacing="1" w:line="240" w:lineRule="auto"/>
-        <w:rPr>
-          <w:rFonts w:ascii="Times New Roman" w:eastAsia="Times New Roman" w:hAnsi="Times New Roman" w:cs="Times New Roman"/>
-          <w:sz w:val="24"/>
-          <w:szCs w:val="24"/>
-          <w:lang w:eastAsia="pt-BR"/>
-        </w:rPr>
-      </w:pPr>
-    </w:p>
-    <w:p>
-      <w:pPr>
-        <w:spacing w:before="100" w:beforeAutospacing="1" w:after="100" w:afterAutospacing="1" w:line="240" w:lineRule="auto"/>
-        <w:rPr>
-          <w:rFonts w:ascii="Times New Roman" w:eastAsia="Times New Roman" w:hAnsi="Times New Roman" w:cs="Times New Roman"/>
-          <w:sz w:val="24"/>
-          <w:szCs w:val="24"/>
-          <w:lang w:eastAsia="pt-BR"/>
-        </w:rPr>
-      </w:pPr>
-      <w:r>
-        <w:rPr>
-          <w:rFonts w:ascii="Times New Roman" w:eastAsia="Times New Roman" w:hAnsi="Times New Roman" w:cs="Times New Roman"/>
-          <w:sz w:val="24"/>
-          <w:szCs w:val="24"/>
-          <w:lang w:eastAsia="pt-BR"/>
-        </w:rPr>
-        <w:t>-- Confirmar se é válido</w:t>
-      </w:r>
-    </w:p>
-    <w:p>
-      <w:pPr>
-        <w:spacing w:before="100" w:beforeAutospacing="1" w:after="100" w:afterAutospacing="1" w:line="240" w:lineRule="auto"/>
-        <w:rPr>
-          <w:rFonts w:ascii="Times New Roman" w:eastAsia="Times New Roman" w:hAnsi="Times New Roman" w:cs="Times New Roman"/>
-          <w:sz w:val="24"/>
-          <w:szCs w:val="24"/>
-          <w:lang w:eastAsia="pt-BR"/>
-        </w:rPr>
-      </w:pPr>
-      <w:r>
-        <w:rPr>
-          <w:rFonts w:ascii="Times New Roman" w:eastAsia="Times New Roman" w:hAnsi="Times New Roman" w:cs="Times New Roman"/>
-          <w:sz w:val="24"/>
-          <w:szCs w:val="24"/>
-          <w:lang w:eastAsia="pt-BR"/>
-        </w:rPr>
-        <w:t>A aplicação contará com uma interface informativa sobre o clube, abordando sua estrutura, atividades e importância na formação de jovens, além de um módulo interativo no qual os usuários poderão responder a formulários relacionados ao seu perfil, nível de participação e preferências dentro do clube.</w:t>
-      </w:r>
-    </w:p>
-    <w:p>
-      <w:pPr>
-        <w:spacing w:before="100" w:beforeAutospacing="1" w:after="100" w:afterAutospacing="1" w:line="240" w:lineRule="auto"/>
-        <w:rPr>
-          <w:rFonts w:ascii="Times New Roman" w:eastAsia="Times New Roman" w:hAnsi="Times New Roman" w:cs="Times New Roman"/>
-          <w:sz w:val="24"/>
-          <w:szCs w:val="24"/>
-          <w:lang w:eastAsia="pt-BR"/>
-        </w:rPr>
-      </w:pPr>
-      <w:r>
-        <w:rPr>
-          <w:rFonts w:ascii="Times New Roman" w:eastAsia="Times New Roman" w:hAnsi="Times New Roman" w:cs="Times New Roman"/>
-          <w:sz w:val="24"/>
-          <w:szCs w:val="24"/>
-          <w:lang w:eastAsia="pt-BR"/>
-        </w:rPr>
-        <w:t xml:space="preserve">Os dados coletados serão armazenados em um banco de dados estruturado e utilizados para a geração de dashboards e indicadores, permitindo a visualização de informações relevantes, como engajamento, especialidades mais populares e características dos participantes. O sistema também envolverá o uso de conceitos de programação, modelagem de dados, versionamento com </w:t>
-      </w:r>
-      <w:proofErr w:type="spellStart"/>
-      <w:r>
-        <w:rPr>
-          <w:rFonts w:ascii="Times New Roman" w:eastAsia="Times New Roman" w:hAnsi="Times New Roman" w:cs="Times New Roman"/>
-          <w:sz w:val="24"/>
-          <w:szCs w:val="24"/>
-          <w:lang w:eastAsia="pt-BR"/>
-        </w:rPr>
-        <w:t>Git</w:t>
-      </w:r>
-      <w:proofErr w:type="spellEnd"/>
-      <w:r>
-        <w:rPr>
-          <w:rFonts w:ascii="Times New Roman" w:eastAsia="Times New Roman" w:hAnsi="Times New Roman" w:cs="Times New Roman"/>
-          <w:sz w:val="24"/>
-          <w:szCs w:val="24"/>
-          <w:lang w:eastAsia="pt-BR"/>
-        </w:rPr>
-        <w:t xml:space="preserve"> e execução em ambiente Linux, integrando diferentes áreas da tecnologia da informação.</w:t>
-      </w:r>
-    </w:p>
-    <w:p>
-      <w:pPr>
-        <w:spacing w:before="100" w:beforeAutospacing="1" w:after="100" w:afterAutospacing="1" w:line="240" w:lineRule="auto"/>
-        <w:rPr>
-          <w:rFonts w:ascii="Times New Roman" w:eastAsia="Times New Roman" w:hAnsi="Times New Roman" w:cs="Times New Roman"/>
-          <w:sz w:val="24"/>
-          <w:szCs w:val="24"/>
-          <w:lang w:eastAsia="pt-BR"/>
-        </w:rPr>
-      </w:pPr>
-    </w:p>
-    <w:p>
-      <w:pPr>
-        <w:pStyle w:val="Ttulo1"/>
-        <w:rPr>
-          <w:rFonts w:eastAsia="Times New Roman"/>
-          <w:b/>
-          <w:lang w:eastAsia="pt-BR"/>
-        </w:rPr>
-      </w:pPr>
-      <w:r>
-        <w:rPr>
-          <w:rFonts w:eastAsia="Times New Roman"/>
-          <w:b/>
-          <w:lang w:eastAsia="pt-BR"/>
-        </w:rPr>
-        <w:t>3.2 Resultado esperado</w:t>
+        <w:t>2 Resultado esperado</w:t>
       </w:r>
     </w:p>
     <w:p>
@@ -788,6 +770,37 @@
     </w:p>
     <w:p>
       <w:pPr>
+        <w:pStyle w:val="PargrafodaLista"/>
+        <w:rPr>
+          <w:rFonts w:ascii="Times New Roman" w:hAnsi="Times New Roman" w:cs="Times New Roman"/>
+          <w:sz w:val="24"/>
+          <w:szCs w:val="24"/>
+          <w:lang w:eastAsia="pt-BR"/>
+        </w:rPr>
+      </w:pPr>
+    </w:p>
+    <w:p>
+      <w:pPr>
+        <w:rPr>
+          <w:rFonts w:ascii="Times New Roman" w:hAnsi="Times New Roman" w:cs="Times New Roman"/>
+          <w:sz w:val="24"/>
+          <w:szCs w:val="24"/>
+          <w:lang w:eastAsia="pt-BR"/>
+        </w:rPr>
+      </w:pPr>
+    </w:p>
+    <w:p>
+      <w:pPr>
+        <w:rPr>
+          <w:rFonts w:ascii="Times New Roman" w:hAnsi="Times New Roman" w:cs="Times New Roman"/>
+          <w:sz w:val="24"/>
+          <w:szCs w:val="24"/>
+          <w:lang w:eastAsia="pt-BR"/>
+        </w:rPr>
+      </w:pPr>
+    </w:p>
+    <w:p>
+      <w:pPr>
         <w:spacing w:after="0" w:line="240" w:lineRule="auto"/>
         <w:rPr>
           <w:rFonts w:ascii="Times New Roman" w:eastAsia="Times New Roman" w:hAnsi="Times New Roman" w:cs="Times New Roman"/>
@@ -808,11 +821,28 @@
       </w:pPr>
       <w:r>
         <w:rPr>
+          <w:rFonts w:ascii="Times New Roman" w:eastAsia="Times New Roman" w:hAnsi="Times New Roman" w:cs="Times New Roman"/>
+          <w:b/>
+          <w:lang w:eastAsia="pt-BR"/>
+        </w:rPr>
+        <w:lastRenderedPageBreak/>
+        <w:t>3.3</w:t>
+      </w:r>
+      <w:r>
+        <w:rPr>
           <w:rFonts w:eastAsia="Times New Roman"/>
           <w:b/>
           <w:lang w:eastAsia="pt-BR"/>
         </w:rPr>
-        <w:t>3.3 Requisitos do projeto</w:t>
+        <w:t xml:space="preserve"> </w:t>
+      </w:r>
+      <w:r>
+        <w:rPr>
+          <w:rFonts w:ascii="Times New Roman" w:eastAsia="Times New Roman" w:hAnsi="Times New Roman" w:cs="Times New Roman"/>
+          <w:b/>
+          <w:lang w:eastAsia="pt-BR"/>
+        </w:rPr>
+        <w:t>Requisitos do projeto</w:t>
       </w:r>
     </w:p>
     <w:p>
@@ -826,16 +856,20 @@
       <w:pPr>
         <w:rPr>
           <w:rStyle w:val="normaltextrun"/>
-          <w:rFonts w:ascii="Arial Nova" w:hAnsi="Arial Nova"/>
+          <w:rFonts w:ascii="Times New Roman" w:hAnsi="Times New Roman" w:cs="Times New Roman"/>
           <w:color w:val="000000"/>
+          <w:sz w:val="24"/>
+          <w:szCs w:val="24"/>
           <w:shd w:val="clear" w:color="auto" w:fill="FFFFFF"/>
         </w:rPr>
       </w:pPr>
       <w:r>
         <w:rPr>
           <w:rStyle w:val="normaltextrun"/>
-          <w:rFonts w:ascii="Arial Nova" w:hAnsi="Arial Nova"/>
+          <w:rFonts w:ascii="Times New Roman" w:hAnsi="Times New Roman" w:cs="Times New Roman"/>
           <w:color w:val="000000"/>
+          <w:sz w:val="24"/>
+          <w:szCs w:val="24"/>
           <w:shd w:val="clear" w:color="auto" w:fill="FFFFFF"/>
         </w:rPr>
         <w:t>Requisitos do projeto incluem os seguintes componentes e funcionalidades:</w:t>
@@ -844,6 +878,9 @@
     <w:p>
       <w:pPr>
         <w:rPr>
+          <w:rFonts w:ascii="Times New Roman" w:hAnsi="Times New Roman" w:cs="Times New Roman"/>
+          <w:sz w:val="24"/>
+          <w:szCs w:val="24"/>
           <w:lang w:eastAsia="pt-BR"/>
         </w:rPr>
       </w:pPr>
@@ -856,13 +893,26 @@
           <w:numId w:val="18"/>
         </w:numPr>
         <w:rPr>
-          <w:lang w:eastAsia="pt-BR"/>
-        </w:rPr>
-      </w:pPr>
-      <w:r>
+          <w:rFonts w:ascii="Times New Roman" w:hAnsi="Times New Roman" w:cs="Times New Roman"/>
+          <w:sz w:val="24"/>
+          <w:szCs w:val="24"/>
+          <w:lang w:eastAsia="pt-BR"/>
+        </w:rPr>
+      </w:pPr>
+      <w:r>
+        <w:rPr>
+          <w:rFonts w:ascii="Times New Roman" w:hAnsi="Times New Roman" w:cs="Times New Roman"/>
+          <w:sz w:val="24"/>
+          <w:szCs w:val="24"/>
+        </w:rPr>
         <w:t>O sistema deve permitir o cadastro de usuários (com os campos login e senha)</w:t>
       </w:r>
       <w:r>
+        <w:rPr>
+          <w:rFonts w:ascii="Times New Roman" w:hAnsi="Times New Roman" w:cs="Times New Roman"/>
+          <w:sz w:val="24"/>
+          <w:szCs w:val="24"/>
+        </w:rPr>
         <w:t>;</w:t>
       </w:r>
     </w:p>
@@ -874,10 +924,18 @@
           <w:numId w:val="18"/>
         </w:numPr>
         <w:rPr>
-          <w:lang w:eastAsia="pt-BR"/>
-        </w:rPr>
-      </w:pPr>
-      <w:r>
+          <w:rFonts w:ascii="Times New Roman" w:hAnsi="Times New Roman" w:cs="Times New Roman"/>
+          <w:sz w:val="24"/>
+          <w:szCs w:val="24"/>
+          <w:lang w:eastAsia="pt-BR"/>
+        </w:rPr>
+      </w:pPr>
+      <w:r>
+        <w:rPr>
+          <w:rFonts w:ascii="Times New Roman" w:hAnsi="Times New Roman" w:cs="Times New Roman"/>
+          <w:sz w:val="24"/>
+          <w:szCs w:val="24"/>
+        </w:rPr>
         <w:t>O sistema deve permitir autenticação (login) de usuários cadastrados;</w:t>
       </w:r>
     </w:p>
@@ -889,16 +947,34 @@
           <w:numId w:val="18"/>
         </w:numPr>
         <w:rPr>
-          <w:lang w:eastAsia="pt-BR"/>
-        </w:rPr>
-      </w:pPr>
-      <w:r>
+          <w:rFonts w:ascii="Times New Roman" w:hAnsi="Times New Roman" w:cs="Times New Roman"/>
+          <w:sz w:val="24"/>
+          <w:szCs w:val="24"/>
+          <w:lang w:eastAsia="pt-BR"/>
+        </w:rPr>
+      </w:pPr>
+      <w:r>
+        <w:rPr>
+          <w:rFonts w:ascii="Times New Roman" w:hAnsi="Times New Roman" w:cs="Times New Roman"/>
+          <w:sz w:val="24"/>
+          <w:szCs w:val="24"/>
+        </w:rPr>
         <w:t xml:space="preserve">O sistema deve possuir um </w:t>
       </w:r>
       <w:r>
+        <w:rPr>
+          <w:rFonts w:ascii="Times New Roman" w:hAnsi="Times New Roman" w:cs="Times New Roman"/>
+          <w:sz w:val="24"/>
+          <w:szCs w:val="24"/>
+        </w:rPr>
         <w:t>sistema</w:t>
       </w:r>
       <w:r>
+        <w:rPr>
+          <w:rFonts w:ascii="Times New Roman" w:hAnsi="Times New Roman" w:cs="Times New Roman"/>
+          <w:sz w:val="24"/>
+          <w:szCs w:val="24"/>
+        </w:rPr>
         <w:t xml:space="preserve"> web com as informações a respeito do clube de desbravadores;</w:t>
       </w:r>
     </w:p>
@@ -910,10 +986,18 @@
           <w:numId w:val="18"/>
         </w:numPr>
         <w:rPr>
-          <w:lang w:eastAsia="pt-BR"/>
-        </w:rPr>
-      </w:pPr>
-      <w:r>
+          <w:rFonts w:ascii="Times New Roman" w:hAnsi="Times New Roman" w:cs="Times New Roman"/>
+          <w:sz w:val="24"/>
+          <w:szCs w:val="24"/>
+          <w:lang w:eastAsia="pt-BR"/>
+        </w:rPr>
+      </w:pPr>
+      <w:r>
+        <w:rPr>
+          <w:rFonts w:ascii="Times New Roman" w:hAnsi="Times New Roman" w:cs="Times New Roman"/>
+          <w:sz w:val="24"/>
+          <w:szCs w:val="24"/>
+        </w:rPr>
         <w:t>O sistema deve disponibilizar um formulário para coleta de dados dos usuários;</w:t>
       </w:r>
     </w:p>
@@ -925,10 +1009,18 @@
           <w:numId w:val="18"/>
         </w:numPr>
         <w:rPr>
-          <w:lang w:eastAsia="pt-BR"/>
-        </w:rPr>
-      </w:pPr>
-      <w:r>
+          <w:rFonts w:ascii="Times New Roman" w:hAnsi="Times New Roman" w:cs="Times New Roman"/>
+          <w:sz w:val="24"/>
+          <w:szCs w:val="24"/>
+          <w:lang w:eastAsia="pt-BR"/>
+        </w:rPr>
+      </w:pPr>
+      <w:r>
+        <w:rPr>
+          <w:rFonts w:ascii="Times New Roman" w:hAnsi="Times New Roman" w:cs="Times New Roman"/>
+          <w:sz w:val="24"/>
+          <w:szCs w:val="24"/>
+        </w:rPr>
         <w:t>O sistema deve permitir o envio e armazenamento das respostas no banco de dados;</w:t>
       </w:r>
     </w:p>
@@ -940,10 +1032,18 @@
           <w:numId w:val="18"/>
         </w:numPr>
         <w:rPr>
-          <w:lang w:eastAsia="pt-BR"/>
-        </w:rPr>
-      </w:pPr>
-      <w:r>
+          <w:rFonts w:ascii="Times New Roman" w:hAnsi="Times New Roman" w:cs="Times New Roman"/>
+          <w:sz w:val="24"/>
+          <w:szCs w:val="24"/>
+          <w:lang w:eastAsia="pt-BR"/>
+        </w:rPr>
+      </w:pPr>
+      <w:r>
+        <w:rPr>
+          <w:rFonts w:ascii="Times New Roman" w:hAnsi="Times New Roman" w:cs="Times New Roman"/>
+          <w:sz w:val="24"/>
+          <w:szCs w:val="24"/>
+        </w:rPr>
         <w:t>O sistema deve permitir a visualização de dashboards com gráficos e indicadores;</w:t>
       </w:r>
     </w:p>
@@ -955,10 +1055,18 @@
           <w:numId w:val="18"/>
         </w:numPr>
         <w:rPr>
-          <w:lang w:eastAsia="pt-BR"/>
-        </w:rPr>
-      </w:pPr>
-      <w:r>
+          <w:rFonts w:ascii="Times New Roman" w:hAnsi="Times New Roman" w:cs="Times New Roman"/>
+          <w:sz w:val="24"/>
+          <w:szCs w:val="24"/>
+          <w:lang w:eastAsia="pt-BR"/>
+        </w:rPr>
+      </w:pPr>
+      <w:r>
+        <w:rPr>
+          <w:rFonts w:ascii="Times New Roman" w:hAnsi="Times New Roman" w:cs="Times New Roman"/>
+          <w:sz w:val="24"/>
+          <w:szCs w:val="24"/>
+        </w:rPr>
         <w:t>O sistema deve calcular métricas como média, porcentagem e totais com base nos dados coletados;</w:t>
       </w:r>
     </w:p>
@@ -970,10 +1078,18 @@
           <w:numId w:val="18"/>
         </w:numPr>
         <w:rPr>
-          <w:lang w:eastAsia="pt-BR"/>
-        </w:rPr>
-      </w:pPr>
-      <w:r>
+          <w:rFonts w:ascii="Times New Roman" w:hAnsi="Times New Roman" w:cs="Times New Roman"/>
+          <w:sz w:val="24"/>
+          <w:szCs w:val="24"/>
+          <w:lang w:eastAsia="pt-BR"/>
+        </w:rPr>
+      </w:pPr>
+      <w:r>
+        <w:rPr>
+          <w:rFonts w:ascii="Times New Roman" w:hAnsi="Times New Roman" w:cs="Times New Roman"/>
+          <w:sz w:val="24"/>
+          <w:szCs w:val="24"/>
+        </w:rPr>
         <w:t>O sistema deve possuir integração com banco de dados em ambiente Linux (VM);</w:t>
       </w:r>
     </w:p>
@@ -990,6 +1106,45 @@
     </w:p>
     <w:p>
       <w:pPr>
+        <w:pStyle w:val="Ttulo1"/>
+        <w:rPr>
+          <w:rFonts w:eastAsia="Times New Roman"/>
+          <w:b/>
+          <w:lang w:eastAsia="pt-BR"/>
+        </w:rPr>
+      </w:pPr>
+      <w:r>
+        <w:rPr>
+          <w:rFonts w:ascii="Times New Roman" w:eastAsia="Times New Roman" w:hAnsi="Times New Roman" w:cs="Times New Roman"/>
+          <w:b/>
+          <w:lang w:eastAsia="pt-BR"/>
+        </w:rPr>
+        <w:t>3.4</w:t>
+      </w:r>
+      <w:r>
+        <w:rPr>
+          <w:rFonts w:eastAsia="Times New Roman"/>
+          <w:b/>
+          <w:lang w:eastAsia="pt-BR"/>
+        </w:rPr>
+        <w:t xml:space="preserve"> </w:t>
+      </w:r>
+      <w:r>
+        <w:rPr>
+          <w:rFonts w:ascii="Times New Roman" w:eastAsia="Times New Roman" w:hAnsi="Times New Roman" w:cs="Times New Roman"/>
+          <w:b/>
+          <w:lang w:eastAsia="pt-BR"/>
+        </w:rPr>
+        <w:t>Limite e exclusões</w:t>
+      </w:r>
+    </w:p>
+    <w:p>
+      <w:pPr>
+        <w:pStyle w:val="PargrafodaLista"/>
+        <w:numPr>
+          <w:ilvl w:val="0"/>
+          <w:numId w:val="19"/>
+        </w:numPr>
         <w:spacing w:after="0" w:line="240" w:lineRule="auto"/>
         <w:rPr>
           <w:rFonts w:ascii="Times New Roman" w:eastAsia="Times New Roman" w:hAnsi="Times New Roman" w:cs="Times New Roman"/>
@@ -998,9 +1153,23 @@
           <w:lang w:eastAsia="pt-BR"/>
         </w:rPr>
       </w:pPr>
-    </w:p>
-    <w:p>
-      <w:pPr>
+      <w:r>
+        <w:rPr>
+          <w:rFonts w:ascii="Times New Roman" w:eastAsia="Times New Roman" w:hAnsi="Times New Roman" w:cs="Times New Roman"/>
+          <w:sz w:val="24"/>
+          <w:szCs w:val="24"/>
+          <w:lang w:eastAsia="pt-BR"/>
+        </w:rPr>
+        <w:t xml:space="preserve">O sistema será desenvolvido como uma aplicação web simples, acessível por navegador; </w:t>
+      </w:r>
+    </w:p>
+    <w:p>
+      <w:pPr>
+        <w:pStyle w:val="PargrafodaLista"/>
+        <w:numPr>
+          <w:ilvl w:val="0"/>
+          <w:numId w:val="19"/>
+        </w:numPr>
         <w:spacing w:after="0" w:line="240" w:lineRule="auto"/>
         <w:rPr>
           <w:rFonts w:ascii="Times New Roman" w:eastAsia="Times New Roman" w:hAnsi="Times New Roman" w:cs="Times New Roman"/>
@@ -1016,11 +1185,16 @@
           <w:szCs w:val="24"/>
           <w:lang w:eastAsia="pt-BR"/>
         </w:rPr>
-        <w:t>--  Confirmar se é pra fazer o restante</w:t>
-      </w:r>
-    </w:p>
-    <w:p>
-      <w:pPr>
+        <w:t xml:space="preserve">O projeto terá foco em um ambiente simulado, não sendo implementado oficialmente em um clube real; </w:t>
+      </w:r>
+    </w:p>
+    <w:p>
+      <w:pPr>
+        <w:pStyle w:val="PargrafodaLista"/>
+        <w:numPr>
+          <w:ilvl w:val="0"/>
+          <w:numId w:val="19"/>
+        </w:numPr>
         <w:spacing w:after="0" w:line="240" w:lineRule="auto"/>
         <w:rPr>
           <w:rFonts w:ascii="Times New Roman" w:eastAsia="Times New Roman" w:hAnsi="Times New Roman" w:cs="Times New Roman"/>
@@ -1029,9 +1203,23 @@
           <w:lang w:eastAsia="pt-BR"/>
         </w:rPr>
       </w:pPr>
-    </w:p>
-    <w:p>
-      <w:pPr>
+      <w:r>
+        <w:rPr>
+          <w:rFonts w:ascii="Times New Roman" w:eastAsia="Times New Roman" w:hAnsi="Times New Roman" w:cs="Times New Roman"/>
+          <w:sz w:val="24"/>
+          <w:szCs w:val="24"/>
+          <w:lang w:eastAsia="pt-BR"/>
+        </w:rPr>
+        <w:t xml:space="preserve">Os dados coletados serão utilizados apenas para fins acadêmicos e demonstrativos; </w:t>
+      </w:r>
+    </w:p>
+    <w:p>
+      <w:pPr>
+        <w:pStyle w:val="PargrafodaLista"/>
+        <w:numPr>
+          <w:ilvl w:val="0"/>
+          <w:numId w:val="19"/>
+        </w:numPr>
         <w:spacing w:after="0" w:line="240" w:lineRule="auto"/>
         <w:rPr>
           <w:rFonts w:ascii="Times New Roman" w:eastAsia="Times New Roman" w:hAnsi="Times New Roman" w:cs="Times New Roman"/>
@@ -1040,9 +1228,23 @@
           <w:lang w:eastAsia="pt-BR"/>
         </w:rPr>
       </w:pPr>
-    </w:p>
-    <w:p>
-      <w:pPr>
+      <w:r>
+        <w:rPr>
+          <w:rFonts w:ascii="Times New Roman" w:eastAsia="Times New Roman" w:hAnsi="Times New Roman" w:cs="Times New Roman"/>
+          <w:sz w:val="24"/>
+          <w:szCs w:val="24"/>
+          <w:lang w:eastAsia="pt-BR"/>
+        </w:rPr>
+        <w:t xml:space="preserve">As análises apresentadas nos dashboards serão baseadas exclusivamente nas respostas fornecidas pelos usuários; </w:t>
+      </w:r>
+    </w:p>
+    <w:p>
+      <w:pPr>
+        <w:pStyle w:val="PargrafodaLista"/>
+        <w:numPr>
+          <w:ilvl w:val="0"/>
+          <w:numId w:val="19"/>
+        </w:numPr>
         <w:spacing w:after="0" w:line="240" w:lineRule="auto"/>
         <w:rPr>
           <w:rFonts w:ascii="Times New Roman" w:eastAsia="Times New Roman" w:hAnsi="Times New Roman" w:cs="Times New Roman"/>
@@ -1051,9 +1253,23 @@
           <w:lang w:eastAsia="pt-BR"/>
         </w:rPr>
       </w:pPr>
-    </w:p>
-    <w:p>
-      <w:pPr>
+      <w:r>
+        <w:rPr>
+          <w:rFonts w:ascii="Times New Roman" w:eastAsia="Times New Roman" w:hAnsi="Times New Roman" w:cs="Times New Roman"/>
+          <w:sz w:val="24"/>
+          <w:szCs w:val="24"/>
+          <w:lang w:eastAsia="pt-BR"/>
+        </w:rPr>
+        <w:t xml:space="preserve">Não será desenvolvido um aplicativo mobile (apenas versão web); </w:t>
+      </w:r>
+    </w:p>
+    <w:p>
+      <w:pPr>
+        <w:pStyle w:val="PargrafodaLista"/>
+        <w:numPr>
+          <w:ilvl w:val="0"/>
+          <w:numId w:val="19"/>
+        </w:numPr>
         <w:spacing w:after="0" w:line="240" w:lineRule="auto"/>
         <w:rPr>
           <w:rFonts w:ascii="Times New Roman" w:eastAsia="Times New Roman" w:hAnsi="Times New Roman" w:cs="Times New Roman"/>
@@ -1062,9 +1278,23 @@
           <w:lang w:eastAsia="pt-BR"/>
         </w:rPr>
       </w:pPr>
-    </w:p>
-    <w:p>
-      <w:pPr>
+      <w:r>
+        <w:rPr>
+          <w:rFonts w:ascii="Times New Roman" w:eastAsia="Times New Roman" w:hAnsi="Times New Roman" w:cs="Times New Roman"/>
+          <w:sz w:val="24"/>
+          <w:szCs w:val="24"/>
+          <w:lang w:eastAsia="pt-BR"/>
+        </w:rPr>
+        <w:t xml:space="preserve">Não haverá integração com sistemas oficiais da Igreja Adventista do Sétimo Dia; </w:t>
+      </w:r>
+    </w:p>
+    <w:p>
+      <w:pPr>
+        <w:pStyle w:val="PargrafodaLista"/>
+        <w:numPr>
+          <w:ilvl w:val="0"/>
+          <w:numId w:val="19"/>
+        </w:numPr>
         <w:spacing w:after="0" w:line="240" w:lineRule="auto"/>
         <w:rPr>
           <w:rFonts w:ascii="Times New Roman" w:eastAsia="Times New Roman" w:hAnsi="Times New Roman" w:cs="Times New Roman"/>
@@ -1073,9 +1303,23 @@
           <w:lang w:eastAsia="pt-BR"/>
         </w:rPr>
       </w:pPr>
-    </w:p>
-    <w:p>
-      <w:pPr>
+      <w:r>
+        <w:rPr>
+          <w:rFonts w:ascii="Times New Roman" w:eastAsia="Times New Roman" w:hAnsi="Times New Roman" w:cs="Times New Roman"/>
+          <w:sz w:val="24"/>
+          <w:szCs w:val="24"/>
+          <w:lang w:eastAsia="pt-BR"/>
+        </w:rPr>
+        <w:t xml:space="preserve">Não será desenvolvido sistema financeiro ou controle de caixa do clube; </w:t>
+      </w:r>
+    </w:p>
+    <w:p>
+      <w:pPr>
+        <w:pStyle w:val="PargrafodaLista"/>
+        <w:numPr>
+          <w:ilvl w:val="0"/>
+          <w:numId w:val="19"/>
+        </w:numPr>
         <w:spacing w:after="0" w:line="240" w:lineRule="auto"/>
         <w:rPr>
           <w:rFonts w:ascii="Times New Roman" w:eastAsia="Times New Roman" w:hAnsi="Times New Roman" w:cs="Times New Roman"/>
@@ -1084,6 +1328,15 @@
           <w:lang w:eastAsia="pt-BR"/>
         </w:rPr>
       </w:pPr>
+      <w:r>
+        <w:rPr>
+          <w:rFonts w:ascii="Times New Roman" w:eastAsia="Times New Roman" w:hAnsi="Times New Roman" w:cs="Times New Roman"/>
+          <w:sz w:val="24"/>
+          <w:szCs w:val="24"/>
+          <w:lang w:eastAsia="pt-BR"/>
+        </w:rPr>
+        <w:t xml:space="preserve">O sistema não terá suporte para múltiplos idiomas; </w:t>
+      </w:r>
     </w:p>
     <w:p>
       <w:pPr>
@@ -1106,6 +1359,2776 @@
           <w:lang w:eastAsia="pt-BR"/>
         </w:rPr>
       </w:pPr>
+    </w:p>
+    <w:p>
+      <w:pPr>
+        <w:spacing w:after="0" w:line="240" w:lineRule="auto"/>
+        <w:rPr>
+          <w:rFonts w:ascii="Times New Roman" w:eastAsia="Times New Roman" w:hAnsi="Times New Roman" w:cs="Times New Roman"/>
+          <w:sz w:val="24"/>
+          <w:szCs w:val="24"/>
+          <w:lang w:eastAsia="pt-BR"/>
+        </w:rPr>
+      </w:pPr>
+    </w:p>
+    <w:p>
+      <w:pPr>
+        <w:spacing w:after="0" w:line="240" w:lineRule="auto"/>
+        <w:rPr>
+          <w:rFonts w:ascii="Times New Roman" w:eastAsia="Times New Roman" w:hAnsi="Times New Roman" w:cs="Times New Roman"/>
+          <w:sz w:val="24"/>
+          <w:szCs w:val="24"/>
+          <w:lang w:eastAsia="pt-BR"/>
+        </w:rPr>
+      </w:pPr>
+    </w:p>
+    <w:p>
+      <w:pPr>
+        <w:spacing w:after="0" w:line="240" w:lineRule="auto"/>
+        <w:rPr>
+          <w:rFonts w:ascii="Times New Roman" w:eastAsia="Times New Roman" w:hAnsi="Times New Roman" w:cs="Times New Roman"/>
+          <w:sz w:val="24"/>
+          <w:szCs w:val="24"/>
+          <w:lang w:eastAsia="pt-BR"/>
+        </w:rPr>
+      </w:pPr>
+    </w:p>
+    <w:p>
+      <w:pPr>
+        <w:spacing w:after="0" w:line="240" w:lineRule="auto"/>
+        <w:rPr>
+          <w:rFonts w:ascii="Times New Roman" w:eastAsia="Times New Roman" w:hAnsi="Times New Roman" w:cs="Times New Roman"/>
+          <w:sz w:val="24"/>
+          <w:szCs w:val="24"/>
+          <w:lang w:eastAsia="pt-BR"/>
+        </w:rPr>
+      </w:pPr>
+    </w:p>
+    <w:p>
+      <w:pPr>
+        <w:spacing w:after="0" w:line="240" w:lineRule="auto"/>
+        <w:rPr>
+          <w:rFonts w:ascii="Times New Roman" w:eastAsia="Times New Roman" w:hAnsi="Times New Roman" w:cs="Times New Roman"/>
+          <w:sz w:val="24"/>
+          <w:szCs w:val="24"/>
+          <w:lang w:eastAsia="pt-BR"/>
+        </w:rPr>
+      </w:pPr>
+    </w:p>
+    <w:p>
+      <w:pPr>
+        <w:spacing w:after="0" w:line="240" w:lineRule="auto"/>
+        <w:rPr>
+          <w:rFonts w:ascii="Times New Roman" w:eastAsia="Times New Roman" w:hAnsi="Times New Roman" w:cs="Times New Roman"/>
+          <w:sz w:val="24"/>
+          <w:szCs w:val="24"/>
+          <w:lang w:eastAsia="pt-BR"/>
+        </w:rPr>
+      </w:pPr>
+    </w:p>
+    <w:p>
+      <w:pPr>
+        <w:spacing w:after="0" w:line="240" w:lineRule="auto"/>
+        <w:rPr>
+          <w:rFonts w:ascii="Times New Roman" w:eastAsia="Times New Roman" w:hAnsi="Times New Roman" w:cs="Times New Roman"/>
+          <w:sz w:val="24"/>
+          <w:szCs w:val="24"/>
+          <w:lang w:eastAsia="pt-BR"/>
+        </w:rPr>
+      </w:pPr>
+    </w:p>
+    <w:p>
+      <w:pPr>
+        <w:spacing w:after="0" w:line="240" w:lineRule="auto"/>
+        <w:rPr>
+          <w:rFonts w:ascii="Times New Roman" w:eastAsia="Times New Roman" w:hAnsi="Times New Roman" w:cs="Times New Roman"/>
+          <w:sz w:val="24"/>
+          <w:szCs w:val="24"/>
+          <w:lang w:eastAsia="pt-BR"/>
+        </w:rPr>
+      </w:pPr>
+    </w:p>
+    <w:p>
+      <w:pPr>
+        <w:pStyle w:val="Ttulo1"/>
+        <w:rPr>
+          <w:rFonts w:ascii="Times New Roman" w:eastAsia="Times New Roman" w:hAnsi="Times New Roman" w:cs="Times New Roman"/>
+          <w:b/>
+          <w:lang w:eastAsia="pt-BR"/>
+        </w:rPr>
+      </w:pPr>
+      <w:r>
+        <w:rPr>
+          <w:rFonts w:ascii="Times New Roman" w:eastAsia="Times New Roman" w:hAnsi="Times New Roman" w:cs="Times New Roman"/>
+          <w:b/>
+          <w:lang w:eastAsia="pt-BR"/>
+        </w:rPr>
+        <w:lastRenderedPageBreak/>
+        <w:t xml:space="preserve">3.4 </w:t>
+      </w:r>
+      <w:r>
+        <w:rPr>
+          <w:rFonts w:ascii="Times New Roman" w:eastAsia="Times New Roman" w:hAnsi="Times New Roman" w:cs="Times New Roman"/>
+          <w:b/>
+          <w:lang w:eastAsia="pt-BR"/>
+        </w:rPr>
+        <w:t>Macro cronograma</w:t>
+      </w:r>
+    </w:p>
+    <w:p>
+      <w:pPr>
+        <w:rPr>
+          <w:lang w:eastAsia="pt-BR"/>
+        </w:rPr>
+      </w:pPr>
+    </w:p>
+    <w:p>
+      <w:pPr>
+        <w:rPr>
+          <w:lang w:eastAsia="pt-BR"/>
+        </w:rPr>
+      </w:pPr>
+      <w:r>
+        <w:rPr>
+          <w:lang w:eastAsia="pt-BR"/>
+        </w:rPr>
+        <w:drawing>
+          <wp:inline distT="0" distB="0" distL="0" distR="0" wp14:anchorId="5CCF6BD1" wp14:editId="2FD01676">
+            <wp:extent cx="5400040" cy="3452495"/>
+            <wp:effectExtent l="0" t="0" r="0" b="0"/>
+            <wp:docPr id="1" name="Imagem 1"/>
+            <wp:cNvGraphicFramePr>
+              <a:graphicFrameLocks xmlns:a="http://schemas.openxmlformats.org/drawingml/2006/main" noChangeAspect="1"/>
+            </wp:cNvGraphicFramePr>
+            <a:graphic xmlns:a="http://schemas.openxmlformats.org/drawingml/2006/main">
+              <a:graphicData uri="http://schemas.openxmlformats.org/drawingml/2006/picture">
+                <pic:pic xmlns:pic="http://schemas.openxmlformats.org/drawingml/2006/picture">
+                  <pic:nvPicPr>
+                    <pic:cNvPr id="1" name=""/>
+                    <pic:cNvPicPr/>
+                  </pic:nvPicPr>
+                  <pic:blipFill>
+                    <a:blip r:embed="rId5"/>
+                    <a:stretch>
+                      <a:fillRect/>
+                    </a:stretch>
+                  </pic:blipFill>
+                  <pic:spPr>
+                    <a:xfrm>
+                      <a:off x="0" y="0"/>
+                      <a:ext cx="5400040" cy="3452495"/>
+                    </a:xfrm>
+                    <a:prstGeom prst="rect">
+                      <a:avLst/>
+                    </a:prstGeom>
+                  </pic:spPr>
+                </pic:pic>
+              </a:graphicData>
+            </a:graphic>
+          </wp:inline>
+        </w:drawing>
+      </w:r>
+      <w:bookmarkStart w:id="0" w:name="_GoBack"/>
+      <w:bookmarkEnd w:id="0"/>
+    </w:p>
+    <w:p>
+      <w:pPr>
+        <w:rPr>
+          <w:lang w:eastAsia="pt-BR"/>
+        </w:rPr>
+      </w:pPr>
+    </w:p>
+    <w:p>
+      <w:pPr>
+        <w:pStyle w:val="Ttulo1"/>
+        <w:rPr>
+          <w:rFonts w:ascii="Arial Nova" w:eastAsia="Times New Roman" w:hAnsi="Arial Nova" w:cs="Segoe UI"/>
+          <w:sz w:val="28"/>
+          <w:szCs w:val="28"/>
+          <w:lang w:eastAsia="pt-BR"/>
+        </w:rPr>
+      </w:pPr>
+      <w:r>
+        <w:rPr>
+          <w:rFonts w:ascii="Times New Roman" w:eastAsia="Times New Roman" w:hAnsi="Times New Roman" w:cs="Times New Roman"/>
+          <w:b/>
+          <w:lang w:eastAsia="pt-BR"/>
+        </w:rPr>
+        <w:t>3.</w:t>
+      </w:r>
+      <w:r>
+        <w:rPr>
+          <w:rFonts w:ascii="Times New Roman" w:eastAsia="Times New Roman" w:hAnsi="Times New Roman" w:cs="Times New Roman"/>
+          <w:b/>
+          <w:lang w:eastAsia="pt-BR"/>
+        </w:rPr>
+        <w:t>5</w:t>
+      </w:r>
+      <w:r>
+        <w:rPr>
+          <w:rFonts w:ascii="Times New Roman" w:eastAsia="Times New Roman" w:hAnsi="Times New Roman" w:cs="Times New Roman"/>
+          <w:b/>
+          <w:lang w:eastAsia="pt-BR"/>
+        </w:rPr>
+        <w:t xml:space="preserve"> </w:t>
+      </w:r>
+      <w:r>
+        <w:rPr>
+          <w:rFonts w:ascii="Times New Roman" w:hAnsi="Times New Roman" w:cs="Times New Roman"/>
+          <w:b/>
+          <w:lang w:eastAsia="pt-BR"/>
+        </w:rPr>
+        <w:t>Recursos necessários</w:t>
+      </w:r>
+      <w:r>
+        <w:rPr>
+          <w:rFonts w:ascii="Arial Nova" w:eastAsia="Times New Roman" w:hAnsi="Arial Nova" w:cs="Segoe UI"/>
+          <w:sz w:val="28"/>
+          <w:szCs w:val="28"/>
+          <w:lang w:eastAsia="pt-BR"/>
+        </w:rPr>
+        <w:t> </w:t>
+      </w:r>
+    </w:p>
+    <w:p>
+      <w:pPr>
+        <w:rPr>
+          <w:lang w:eastAsia="pt-BR"/>
+        </w:rPr>
+      </w:pPr>
+    </w:p>
+    <w:tbl>
+      <w:tblPr>
+        <w:tblW w:w="8458" w:type="dxa"/>
+        <w:tblBorders>
+          <w:top w:val="outset" w:sz="6" w:space="0" w:color="auto"/>
+          <w:left w:val="outset" w:sz="6" w:space="0" w:color="auto"/>
+          <w:bottom w:val="outset" w:sz="6" w:space="0" w:color="auto"/>
+          <w:right w:val="outset" w:sz="6" w:space="0" w:color="auto"/>
+        </w:tblBorders>
+        <w:tblCellMar>
+          <w:left w:w="0" w:type="dxa"/>
+          <w:right w:w="0" w:type="dxa"/>
+        </w:tblCellMar>
+        <w:tblLook w:val="04A0" w:firstRow="1" w:lastRow="0" w:firstColumn="1" w:lastColumn="0" w:noHBand="0" w:noVBand="1"/>
+      </w:tblPr>
+      <w:tblGrid>
+        <w:gridCol w:w="1719"/>
+        <w:gridCol w:w="986"/>
+        <w:gridCol w:w="2257"/>
+        <w:gridCol w:w="260"/>
+        <w:gridCol w:w="3236"/>
+      </w:tblGrid>
+      <w:tr>
+        <w:trPr>
+          <w:trHeight w:val="315"/>
+        </w:trPr>
+        <w:tc>
+          <w:tcPr>
+            <w:tcW w:w="8458" w:type="dxa"/>
+            <w:gridSpan w:val="5"/>
+            <w:tcBorders>
+              <w:top w:val="single" w:sz="18" w:space="0" w:color="000000"/>
+              <w:left w:val="single" w:sz="18" w:space="0" w:color="000000"/>
+              <w:bottom w:val="single" w:sz="18" w:space="0" w:color="000000"/>
+              <w:right w:val="single" w:sz="18" w:space="0" w:color="000000"/>
+            </w:tcBorders>
+            <w:shd w:val="clear" w:color="auto" w:fill="C1E4F5"/>
+            <w:vAlign w:val="center"/>
+            <w:hideMark/>
+          </w:tcPr>
+          <w:p>
+            <w:pPr>
+              <w:spacing w:after="0" w:line="240" w:lineRule="auto"/>
+              <w:jc w:val="center"/>
+              <w:textAlignment w:val="baseline"/>
+              <w:rPr>
+                <w:rFonts w:ascii="Segoe UI" w:eastAsia="Times New Roman" w:hAnsi="Segoe UI" w:cs="Segoe UI"/>
+                <w:sz w:val="18"/>
+                <w:szCs w:val="18"/>
+                <w:lang w:eastAsia="pt-BR"/>
+              </w:rPr>
+            </w:pPr>
+            <w:r>
+              <w:rPr>
+                <w:rFonts w:ascii="Arial Nova" w:eastAsia="Times New Roman" w:hAnsi="Arial Nova" w:cs="Segoe UI"/>
+                <w:b/>
+                <w:bCs/>
+                <w:sz w:val="28"/>
+                <w:szCs w:val="28"/>
+                <w:lang w:eastAsia="pt-BR"/>
+              </w:rPr>
+              <w:t>Recursos necessários</w:t>
+            </w:r>
+            <w:r>
+              <w:rPr>
+                <w:rFonts w:ascii="Arial Nova" w:eastAsia="Times New Roman" w:hAnsi="Arial Nova" w:cs="Segoe UI"/>
+                <w:sz w:val="28"/>
+                <w:szCs w:val="28"/>
+                <w:lang w:eastAsia="pt-BR"/>
+              </w:rPr>
+              <w:t> </w:t>
+            </w:r>
+          </w:p>
+        </w:tc>
+      </w:tr>
+      <w:tr>
+        <w:trPr>
+          <w:trHeight w:val="360"/>
+        </w:trPr>
+        <w:tc>
+          <w:tcPr>
+            <w:tcW w:w="2705" w:type="dxa"/>
+            <w:gridSpan w:val="2"/>
+            <w:tcBorders>
+              <w:top w:val="single" w:sz="18" w:space="0" w:color="000000"/>
+              <w:left w:val="single" w:sz="18" w:space="0" w:color="000000"/>
+              <w:bottom w:val="single" w:sz="18" w:space="0" w:color="000000"/>
+              <w:right w:val="single" w:sz="12" w:space="0" w:color="000000"/>
+            </w:tcBorders>
+            <w:shd w:val="clear" w:color="auto" w:fill="C1E4F5"/>
+            <w:vAlign w:val="center"/>
+            <w:hideMark/>
+          </w:tcPr>
+          <w:p>
+            <w:pPr>
+              <w:spacing w:after="0" w:line="240" w:lineRule="auto"/>
+              <w:jc w:val="center"/>
+              <w:textAlignment w:val="baseline"/>
+              <w:rPr>
+                <w:rFonts w:ascii="Segoe UI" w:eastAsia="Times New Roman" w:hAnsi="Segoe UI" w:cs="Segoe UI"/>
+                <w:sz w:val="18"/>
+                <w:szCs w:val="18"/>
+                <w:lang w:eastAsia="pt-BR"/>
+              </w:rPr>
+            </w:pPr>
+            <w:r>
+              <w:rPr>
+                <w:rFonts w:ascii="Arial Nova" w:eastAsia="Times New Roman" w:hAnsi="Arial Nova" w:cs="Segoe UI"/>
+                <w:b/>
+                <w:bCs/>
+                <w:sz w:val="24"/>
+                <w:szCs w:val="24"/>
+                <w:lang w:eastAsia="pt-BR"/>
+              </w:rPr>
+              <w:t>RECURSO</w:t>
+            </w:r>
+            <w:r>
+              <w:rPr>
+                <w:rFonts w:ascii="Arial Nova" w:eastAsia="Times New Roman" w:hAnsi="Arial Nova" w:cs="Segoe UI"/>
+                <w:sz w:val="24"/>
+                <w:szCs w:val="24"/>
+                <w:lang w:eastAsia="pt-BR"/>
+              </w:rPr>
+              <w:t> </w:t>
+            </w:r>
+          </w:p>
+        </w:tc>
+        <w:tc>
+          <w:tcPr>
+            <w:tcW w:w="2517" w:type="dxa"/>
+            <w:gridSpan w:val="2"/>
+            <w:tcBorders>
+              <w:top w:val="single" w:sz="18" w:space="0" w:color="000000"/>
+              <w:left w:val="single" w:sz="12" w:space="0" w:color="000000"/>
+              <w:bottom w:val="single" w:sz="18" w:space="0" w:color="000000"/>
+              <w:right w:val="single" w:sz="12" w:space="0" w:color="000000"/>
+            </w:tcBorders>
+            <w:shd w:val="clear" w:color="auto" w:fill="C1E4F5"/>
+            <w:vAlign w:val="center"/>
+            <w:hideMark/>
+          </w:tcPr>
+          <w:p>
+            <w:pPr>
+              <w:spacing w:after="0" w:line="240" w:lineRule="auto"/>
+              <w:jc w:val="center"/>
+              <w:textAlignment w:val="baseline"/>
+              <w:rPr>
+                <w:rFonts w:ascii="Segoe UI" w:eastAsia="Times New Roman" w:hAnsi="Segoe UI" w:cs="Segoe UI"/>
+                <w:sz w:val="18"/>
+                <w:szCs w:val="18"/>
+                <w:lang w:eastAsia="pt-BR"/>
+              </w:rPr>
+            </w:pPr>
+            <w:r>
+              <w:rPr>
+                <w:rFonts w:ascii="Arial Nova" w:eastAsia="Times New Roman" w:hAnsi="Arial Nova" w:cs="Segoe UI"/>
+                <w:b/>
+                <w:bCs/>
+                <w:sz w:val="24"/>
+                <w:szCs w:val="24"/>
+                <w:lang w:eastAsia="pt-BR"/>
+              </w:rPr>
+              <w:t>RESPONSÁVEL</w:t>
+            </w:r>
+            <w:r>
+              <w:rPr>
+                <w:rFonts w:ascii="Arial Nova" w:eastAsia="Times New Roman" w:hAnsi="Arial Nova" w:cs="Segoe UI"/>
+                <w:sz w:val="24"/>
+                <w:szCs w:val="24"/>
+                <w:lang w:eastAsia="pt-BR"/>
+              </w:rPr>
+              <w:t> </w:t>
+            </w:r>
+          </w:p>
+        </w:tc>
+        <w:tc>
+          <w:tcPr>
+            <w:tcW w:w="3236" w:type="dxa"/>
+            <w:tcBorders>
+              <w:top w:val="single" w:sz="18" w:space="0" w:color="000000"/>
+              <w:left w:val="single" w:sz="12" w:space="0" w:color="000000"/>
+              <w:bottom w:val="single" w:sz="18" w:space="0" w:color="000000"/>
+              <w:right w:val="single" w:sz="18" w:space="0" w:color="000000"/>
+            </w:tcBorders>
+            <w:shd w:val="clear" w:color="auto" w:fill="C1E4F5"/>
+            <w:vAlign w:val="center"/>
+            <w:hideMark/>
+          </w:tcPr>
+          <w:p>
+            <w:pPr>
+              <w:spacing w:after="0" w:line="240" w:lineRule="auto"/>
+              <w:jc w:val="center"/>
+              <w:textAlignment w:val="baseline"/>
+              <w:rPr>
+                <w:rFonts w:ascii="Segoe UI" w:eastAsia="Times New Roman" w:hAnsi="Segoe UI" w:cs="Segoe UI"/>
+                <w:sz w:val="18"/>
+                <w:szCs w:val="18"/>
+                <w:lang w:eastAsia="pt-BR"/>
+              </w:rPr>
+            </w:pPr>
+            <w:r>
+              <w:rPr>
+                <w:rFonts w:ascii="Arial Nova" w:eastAsia="Times New Roman" w:hAnsi="Arial Nova" w:cs="Segoe UI"/>
+                <w:b/>
+                <w:bCs/>
+                <w:sz w:val="24"/>
+                <w:szCs w:val="24"/>
+                <w:lang w:eastAsia="pt-BR"/>
+              </w:rPr>
+              <w:t>CARGA HORÁRIA SEMANAL</w:t>
+            </w:r>
+            <w:r>
+              <w:rPr>
+                <w:rFonts w:ascii="Arial Nova" w:eastAsia="Times New Roman" w:hAnsi="Arial Nova" w:cs="Segoe UI"/>
+                <w:sz w:val="24"/>
+                <w:szCs w:val="24"/>
+                <w:lang w:eastAsia="pt-BR"/>
+              </w:rPr>
+              <w:t> </w:t>
+            </w:r>
+          </w:p>
+        </w:tc>
+      </w:tr>
+      <w:tr>
+        <w:trPr>
+          <w:trHeight w:val="1081"/>
+        </w:trPr>
+        <w:tc>
+          <w:tcPr>
+            <w:tcW w:w="2705" w:type="dxa"/>
+            <w:gridSpan w:val="2"/>
+            <w:tcBorders>
+              <w:top w:val="single" w:sz="18" w:space="0" w:color="000000"/>
+              <w:left w:val="single" w:sz="18" w:space="0" w:color="000000"/>
+              <w:bottom w:val="single" w:sz="12" w:space="0" w:color="000000"/>
+              <w:right w:val="single" w:sz="12" w:space="0" w:color="000000"/>
+            </w:tcBorders>
+            <w:shd w:val="clear" w:color="auto" w:fill="FFFFFF"/>
+            <w:vAlign w:val="center"/>
+            <w:hideMark/>
+          </w:tcPr>
+          <w:p>
+            <w:pPr>
+              <w:spacing w:after="0" w:line="240" w:lineRule="auto"/>
+              <w:jc w:val="center"/>
+              <w:textAlignment w:val="baseline"/>
+              <w:rPr>
+                <w:rFonts w:ascii="Segoe UI" w:eastAsia="Times New Roman" w:hAnsi="Segoe UI" w:cs="Segoe UI"/>
+                <w:sz w:val="18"/>
+                <w:szCs w:val="18"/>
+                <w:lang w:eastAsia="pt-BR"/>
+              </w:rPr>
+            </w:pPr>
+            <w:r>
+              <w:rPr>
+                <w:rFonts w:ascii="Arial Nova" w:eastAsia="Times New Roman" w:hAnsi="Arial Nova" w:cs="Segoe UI"/>
+                <w:bCs/>
+                <w:lang w:eastAsia="pt-BR"/>
+              </w:rPr>
+              <w:t>Analista e desenvolvedor de sistemas</w:t>
+            </w:r>
+          </w:p>
+        </w:tc>
+        <w:tc>
+          <w:tcPr>
+            <w:tcW w:w="2517" w:type="dxa"/>
+            <w:gridSpan w:val="2"/>
+            <w:tcBorders>
+              <w:top w:val="single" w:sz="18" w:space="0" w:color="000000"/>
+              <w:left w:val="single" w:sz="12" w:space="0" w:color="000000"/>
+              <w:bottom w:val="single" w:sz="12" w:space="0" w:color="000000"/>
+              <w:right w:val="single" w:sz="12" w:space="0" w:color="000000"/>
+            </w:tcBorders>
+            <w:shd w:val="clear" w:color="auto" w:fill="FFFFFF"/>
+            <w:vAlign w:val="center"/>
+            <w:hideMark/>
+          </w:tcPr>
+          <w:p>
+            <w:pPr>
+              <w:spacing w:after="0" w:line="240" w:lineRule="auto"/>
+              <w:jc w:val="center"/>
+              <w:textAlignment w:val="baseline"/>
+              <w:rPr>
+                <w:rFonts w:ascii="Segoe UI" w:eastAsia="Times New Roman" w:hAnsi="Segoe UI" w:cs="Segoe UI"/>
+                <w:sz w:val="18"/>
+                <w:szCs w:val="18"/>
+                <w:lang w:eastAsia="pt-BR"/>
+              </w:rPr>
+            </w:pPr>
+            <w:r>
+              <w:rPr>
+                <w:rFonts w:ascii="Arial Nova" w:eastAsia="Times New Roman" w:hAnsi="Arial Nova" w:cs="Segoe UI"/>
+                <w:lang w:eastAsia="pt-BR"/>
+              </w:rPr>
+              <w:t xml:space="preserve">Nathan </w:t>
+            </w:r>
+            <w:proofErr w:type="spellStart"/>
+            <w:r>
+              <w:rPr>
+                <w:rFonts w:ascii="Arial Nova" w:eastAsia="Times New Roman" w:hAnsi="Arial Nova" w:cs="Segoe UI"/>
+                <w:lang w:eastAsia="pt-BR"/>
+              </w:rPr>
+              <w:t>Fioravanti</w:t>
+            </w:r>
+            <w:proofErr w:type="spellEnd"/>
+            <w:r>
+              <w:rPr>
+                <w:rFonts w:ascii="Arial Nova" w:eastAsia="Times New Roman" w:hAnsi="Arial Nova" w:cs="Segoe UI"/>
+                <w:lang w:eastAsia="pt-BR"/>
+              </w:rPr>
+              <w:t> </w:t>
+            </w:r>
+          </w:p>
+        </w:tc>
+        <w:tc>
+          <w:tcPr>
+            <w:tcW w:w="3236" w:type="dxa"/>
+            <w:tcBorders>
+              <w:top w:val="single" w:sz="18" w:space="0" w:color="000000"/>
+              <w:left w:val="single" w:sz="12" w:space="0" w:color="000000"/>
+              <w:bottom w:val="single" w:sz="12" w:space="0" w:color="000000"/>
+              <w:right w:val="single" w:sz="18" w:space="0" w:color="000000"/>
+            </w:tcBorders>
+            <w:shd w:val="clear" w:color="auto" w:fill="FFFFFF"/>
+            <w:vAlign w:val="center"/>
+            <w:hideMark/>
+          </w:tcPr>
+          <w:p>
+            <w:pPr>
+              <w:spacing w:after="0" w:line="240" w:lineRule="auto"/>
+              <w:jc w:val="center"/>
+              <w:textAlignment w:val="baseline"/>
+              <w:rPr>
+                <w:rFonts w:ascii="Segoe UI" w:eastAsia="Times New Roman" w:hAnsi="Segoe UI" w:cs="Segoe UI"/>
+                <w:sz w:val="18"/>
+                <w:szCs w:val="18"/>
+                <w:lang w:eastAsia="pt-BR"/>
+              </w:rPr>
+            </w:pPr>
+            <w:r>
+              <w:rPr>
+                <w:rFonts w:ascii="Arial Nova" w:eastAsia="Times New Roman" w:hAnsi="Arial Nova" w:cs="Segoe UI"/>
+                <w:lang w:eastAsia="pt-BR"/>
+              </w:rPr>
+              <w:t>50</w:t>
+            </w:r>
+            <w:r>
+              <w:rPr>
+                <w:rFonts w:ascii="Arial Nova" w:eastAsia="Times New Roman" w:hAnsi="Arial Nova" w:cs="Segoe UI"/>
+                <w:lang w:eastAsia="pt-BR"/>
+              </w:rPr>
+              <w:t> horas </w:t>
+            </w:r>
+          </w:p>
+        </w:tc>
+      </w:tr>
+      <w:tr>
+        <w:trPr>
+          <w:trHeight w:val="495"/>
+        </w:trPr>
+        <w:tc>
+          <w:tcPr>
+            <w:tcW w:w="8458" w:type="dxa"/>
+            <w:gridSpan w:val="5"/>
+            <w:tcBorders>
+              <w:top w:val="single" w:sz="18" w:space="0" w:color="000000"/>
+              <w:left w:val="single" w:sz="18" w:space="0" w:color="000000"/>
+              <w:bottom w:val="single" w:sz="18" w:space="0" w:color="000000"/>
+              <w:right w:val="single" w:sz="18" w:space="0" w:color="000000"/>
+            </w:tcBorders>
+            <w:shd w:val="clear" w:color="auto" w:fill="C1E4F5"/>
+            <w:vAlign w:val="center"/>
+            <w:hideMark/>
+          </w:tcPr>
+          <w:p>
+            <w:pPr>
+              <w:spacing w:after="0" w:line="240" w:lineRule="auto"/>
+              <w:jc w:val="center"/>
+              <w:textAlignment w:val="baseline"/>
+              <w:rPr>
+                <w:rFonts w:ascii="Segoe UI" w:eastAsia="Times New Roman" w:hAnsi="Segoe UI" w:cs="Segoe UI"/>
+                <w:sz w:val="18"/>
+                <w:szCs w:val="18"/>
+                <w:lang w:eastAsia="pt-BR"/>
+              </w:rPr>
+            </w:pPr>
+            <w:r>
+              <w:rPr>
+                <w:rFonts w:ascii="Arial Nova" w:eastAsia="Times New Roman" w:hAnsi="Arial Nova" w:cs="Segoe UI"/>
+                <w:b/>
+                <w:bCs/>
+                <w:sz w:val="28"/>
+                <w:szCs w:val="28"/>
+                <w:lang w:eastAsia="pt-BR"/>
+              </w:rPr>
+              <w:t>Demais Recursos Necessários</w:t>
+            </w:r>
+            <w:r>
+              <w:rPr>
+                <w:rFonts w:ascii="Arial Nova" w:eastAsia="Times New Roman" w:hAnsi="Arial Nova" w:cs="Segoe UI"/>
+                <w:sz w:val="28"/>
+                <w:szCs w:val="28"/>
+                <w:lang w:eastAsia="pt-BR"/>
+              </w:rPr>
+              <w:t> </w:t>
+            </w:r>
+          </w:p>
+        </w:tc>
+      </w:tr>
+      <w:tr>
+        <w:trPr>
+          <w:trHeight w:val="2122"/>
+        </w:trPr>
+        <w:tc>
+          <w:tcPr>
+            <w:tcW w:w="1719" w:type="dxa"/>
+            <w:tcBorders>
+              <w:top w:val="single" w:sz="18" w:space="0" w:color="000000"/>
+              <w:left w:val="single" w:sz="18" w:space="0" w:color="000000"/>
+              <w:bottom w:val="single" w:sz="18" w:space="0" w:color="000000"/>
+              <w:right w:val="single" w:sz="18" w:space="0" w:color="000000"/>
+            </w:tcBorders>
+            <w:shd w:val="clear" w:color="auto" w:fill="C1E4F5"/>
+            <w:vAlign w:val="center"/>
+            <w:hideMark/>
+          </w:tcPr>
+          <w:p>
+            <w:pPr>
+              <w:spacing w:after="0" w:line="240" w:lineRule="auto"/>
+              <w:jc w:val="center"/>
+              <w:textAlignment w:val="baseline"/>
+              <w:rPr>
+                <w:rFonts w:ascii="Segoe UI" w:eastAsia="Times New Roman" w:hAnsi="Segoe UI" w:cs="Segoe UI"/>
+                <w:sz w:val="18"/>
+                <w:szCs w:val="18"/>
+                <w:lang w:eastAsia="pt-BR"/>
+              </w:rPr>
+            </w:pPr>
+            <w:r>
+              <w:rPr>
+                <w:rFonts w:ascii="Arial Nova" w:eastAsia="Times New Roman" w:hAnsi="Arial Nova" w:cs="Segoe UI"/>
+                <w:b/>
+                <w:bCs/>
+                <w:sz w:val="24"/>
+                <w:szCs w:val="24"/>
+                <w:lang w:eastAsia="pt-BR"/>
+              </w:rPr>
+              <w:t>Recursos Tecnológicos</w:t>
+            </w:r>
+            <w:r>
+              <w:rPr>
+                <w:rFonts w:ascii="Arial Nova" w:eastAsia="Times New Roman" w:hAnsi="Arial Nova" w:cs="Segoe UI"/>
+                <w:sz w:val="24"/>
+                <w:szCs w:val="24"/>
+                <w:lang w:eastAsia="pt-BR"/>
+              </w:rPr>
+              <w:t> </w:t>
+            </w:r>
+          </w:p>
+        </w:tc>
+        <w:tc>
+          <w:tcPr>
+            <w:tcW w:w="3243" w:type="dxa"/>
+            <w:gridSpan w:val="2"/>
+            <w:tcBorders>
+              <w:top w:val="single" w:sz="18" w:space="0" w:color="000000"/>
+              <w:left w:val="single" w:sz="18" w:space="0" w:color="000000"/>
+              <w:bottom w:val="single" w:sz="12" w:space="0" w:color="000000"/>
+              <w:right w:val="single" w:sz="12" w:space="0" w:color="000000"/>
+            </w:tcBorders>
+            <w:shd w:val="clear" w:color="auto" w:fill="FFFFFF"/>
+            <w:vAlign w:val="center"/>
+            <w:hideMark/>
+          </w:tcPr>
+          <w:p>
+            <w:pPr>
+              <w:numPr>
+                <w:ilvl w:val="0"/>
+                <w:numId w:val="34"/>
+              </w:numPr>
+              <w:spacing w:after="0" w:line="240" w:lineRule="auto"/>
+              <w:ind w:left="360" w:firstLine="0"/>
+              <w:textAlignment w:val="baseline"/>
+              <w:rPr>
+                <w:rFonts w:ascii="Arial Nova" w:eastAsia="Times New Roman" w:hAnsi="Arial Nova" w:cs="Segoe UI"/>
+                <w:lang w:eastAsia="pt-BR"/>
+              </w:rPr>
+            </w:pPr>
+            <w:r>
+              <w:rPr>
+                <w:rFonts w:ascii="Arial Nova" w:eastAsia="Times New Roman" w:hAnsi="Arial Nova" w:cs="Segoe UI"/>
+                <w:lang w:eastAsia="pt-BR"/>
+              </w:rPr>
+              <w:t>Ferramenta de gestão</w:t>
+            </w:r>
+          </w:p>
+        </w:tc>
+        <w:tc>
+          <w:tcPr>
+            <w:tcW w:w="3496" w:type="dxa"/>
+            <w:gridSpan w:val="2"/>
+            <w:tcBorders>
+              <w:top w:val="single" w:sz="18" w:space="0" w:color="000000"/>
+              <w:left w:val="single" w:sz="12" w:space="0" w:color="000000"/>
+              <w:bottom w:val="single" w:sz="12" w:space="0" w:color="000000"/>
+              <w:right w:val="single" w:sz="18" w:space="0" w:color="000000"/>
+            </w:tcBorders>
+            <w:shd w:val="clear" w:color="auto" w:fill="FFFFFF"/>
+            <w:vAlign w:val="center"/>
+            <w:hideMark/>
+          </w:tcPr>
+          <w:p>
+            <w:pPr>
+              <w:numPr>
+                <w:ilvl w:val="0"/>
+                <w:numId w:val="36"/>
+              </w:numPr>
+              <w:spacing w:after="0" w:line="240" w:lineRule="auto"/>
+              <w:ind w:left="360" w:firstLine="0"/>
+              <w:textAlignment w:val="baseline"/>
+              <w:rPr>
+                <w:rFonts w:ascii="Arial Nova" w:eastAsia="Times New Roman" w:hAnsi="Arial Nova" w:cs="Segoe UI"/>
+                <w:lang w:eastAsia="pt-BR"/>
+              </w:rPr>
+            </w:pPr>
+            <w:r>
+              <w:rPr>
+                <w:rFonts w:ascii="Arial Nova" w:eastAsia="Times New Roman" w:hAnsi="Arial Nova" w:cs="Segoe UI"/>
+                <w:lang w:eastAsia="pt-BR"/>
+              </w:rPr>
+              <w:t>Sistema de banco de dados</w:t>
+            </w:r>
+          </w:p>
+          <w:p>
+            <w:pPr>
+              <w:numPr>
+                <w:ilvl w:val="0"/>
+                <w:numId w:val="37"/>
+              </w:numPr>
+              <w:spacing w:after="0" w:line="240" w:lineRule="auto"/>
+              <w:ind w:left="360" w:firstLine="0"/>
+              <w:textAlignment w:val="baseline"/>
+              <w:rPr>
+                <w:rFonts w:ascii="Arial Nova" w:eastAsia="Times New Roman" w:hAnsi="Arial Nova" w:cs="Segoe UI"/>
+                <w:lang w:eastAsia="pt-BR"/>
+              </w:rPr>
+            </w:pPr>
+            <w:r>
+              <w:rPr>
+                <w:rFonts w:ascii="Arial Nova" w:eastAsia="Times New Roman" w:hAnsi="Arial Nova" w:cs="Segoe UI"/>
+                <w:lang w:eastAsia="pt-BR"/>
+              </w:rPr>
+              <w:t>Plataforma de desenvolvimento web</w:t>
+            </w:r>
+          </w:p>
+          <w:p>
+            <w:pPr>
+              <w:spacing w:after="0" w:line="240" w:lineRule="auto"/>
+              <w:ind w:left="705"/>
+              <w:textAlignment w:val="baseline"/>
+              <w:rPr>
+                <w:rFonts w:ascii="Segoe UI" w:eastAsia="Times New Roman" w:hAnsi="Segoe UI" w:cs="Segoe UI"/>
+                <w:sz w:val="18"/>
+                <w:szCs w:val="18"/>
+                <w:lang w:eastAsia="pt-BR"/>
+              </w:rPr>
+            </w:pPr>
+            <w:r>
+              <w:rPr>
+                <w:rFonts w:ascii="Arial Nova" w:eastAsia="Times New Roman" w:hAnsi="Arial Nova" w:cs="Segoe UI"/>
+                <w:lang w:eastAsia="pt-BR"/>
+              </w:rPr>
+              <w:t> </w:t>
+            </w:r>
+          </w:p>
+        </w:tc>
+      </w:tr>
+      <w:tr>
+        <w:trPr>
+          <w:trHeight w:val="1066"/>
+        </w:trPr>
+        <w:tc>
+          <w:tcPr>
+            <w:tcW w:w="1719" w:type="dxa"/>
+            <w:tcBorders>
+              <w:top w:val="single" w:sz="18" w:space="0" w:color="000000"/>
+              <w:left w:val="single" w:sz="18" w:space="0" w:color="000000"/>
+              <w:bottom w:val="single" w:sz="18" w:space="0" w:color="000000"/>
+              <w:right w:val="single" w:sz="18" w:space="0" w:color="000000"/>
+            </w:tcBorders>
+            <w:shd w:val="clear" w:color="auto" w:fill="C1E4F5"/>
+            <w:vAlign w:val="center"/>
+            <w:hideMark/>
+          </w:tcPr>
+          <w:p>
+            <w:pPr>
+              <w:spacing w:after="0" w:line="240" w:lineRule="auto"/>
+              <w:jc w:val="center"/>
+              <w:textAlignment w:val="baseline"/>
+              <w:rPr>
+                <w:rFonts w:ascii="Segoe UI" w:eastAsia="Times New Roman" w:hAnsi="Segoe UI" w:cs="Segoe UI"/>
+                <w:sz w:val="18"/>
+                <w:szCs w:val="18"/>
+                <w:lang w:eastAsia="pt-BR"/>
+              </w:rPr>
+            </w:pPr>
+            <w:r>
+              <w:rPr>
+                <w:rFonts w:ascii="Arial Nova" w:eastAsia="Times New Roman" w:hAnsi="Arial Nova" w:cs="Segoe UI"/>
+                <w:b/>
+                <w:bCs/>
+                <w:sz w:val="24"/>
+                <w:szCs w:val="24"/>
+                <w:lang w:eastAsia="pt-BR"/>
+              </w:rPr>
+              <w:t>Recursos Materiais</w:t>
+            </w:r>
+            <w:r>
+              <w:rPr>
+                <w:rFonts w:ascii="Arial Nova" w:eastAsia="Times New Roman" w:hAnsi="Arial Nova" w:cs="Segoe UI"/>
+                <w:sz w:val="24"/>
+                <w:szCs w:val="24"/>
+                <w:lang w:eastAsia="pt-BR"/>
+              </w:rPr>
+              <w:t> </w:t>
+            </w:r>
+          </w:p>
+        </w:tc>
+        <w:tc>
+          <w:tcPr>
+            <w:tcW w:w="6739" w:type="dxa"/>
+            <w:gridSpan w:val="4"/>
+            <w:tcBorders>
+              <w:top w:val="single" w:sz="12" w:space="0" w:color="000000"/>
+              <w:left w:val="single" w:sz="18" w:space="0" w:color="000000"/>
+              <w:bottom w:val="single" w:sz="12" w:space="0" w:color="000000"/>
+              <w:right w:val="single" w:sz="18" w:space="0" w:color="000000"/>
+            </w:tcBorders>
+            <w:shd w:val="clear" w:color="auto" w:fill="FFFFFF"/>
+            <w:vAlign w:val="center"/>
+            <w:hideMark/>
+          </w:tcPr>
+          <w:p>
+            <w:pPr>
+              <w:numPr>
+                <w:ilvl w:val="0"/>
+                <w:numId w:val="41"/>
+              </w:numPr>
+              <w:spacing w:after="0" w:line="240" w:lineRule="auto"/>
+              <w:ind w:left="360" w:firstLine="0"/>
+              <w:textAlignment w:val="baseline"/>
+              <w:rPr>
+                <w:rFonts w:ascii="Arial Nova" w:eastAsia="Times New Roman" w:hAnsi="Arial Nova" w:cs="Segoe UI"/>
+                <w:lang w:eastAsia="pt-BR"/>
+              </w:rPr>
+            </w:pPr>
+            <w:r>
+              <w:rPr>
+                <w:rFonts w:ascii="Arial Nova" w:eastAsia="Times New Roman" w:hAnsi="Arial Nova" w:cs="Segoe UI"/>
+                <w:lang w:eastAsia="pt-BR"/>
+              </w:rPr>
+              <w:t>Computadores para desenvolvimento </w:t>
+            </w:r>
+          </w:p>
+        </w:tc>
+      </w:tr>
+    </w:tbl>
+    <w:p>
+      <w:pPr>
+        <w:rPr>
+          <w:lang w:eastAsia="pt-BR"/>
+        </w:rPr>
+      </w:pPr>
+    </w:p>
+    <w:p>
+      <w:pPr>
+        <w:spacing w:after="0" w:line="240" w:lineRule="auto"/>
+        <w:rPr>
+          <w:rFonts w:ascii="Times New Roman" w:eastAsia="Times New Roman" w:hAnsi="Times New Roman" w:cs="Times New Roman"/>
+          <w:sz w:val="24"/>
+          <w:szCs w:val="24"/>
+          <w:lang w:eastAsia="pt-BR"/>
+        </w:rPr>
+      </w:pPr>
+    </w:p>
+    <w:p>
+      <w:pPr>
+        <w:pStyle w:val="Ttulo1"/>
+        <w:rPr>
+          <w:rFonts w:ascii="Times New Roman" w:hAnsi="Times New Roman" w:cs="Times New Roman"/>
+          <w:b/>
+          <w:lang w:eastAsia="pt-BR"/>
+        </w:rPr>
+      </w:pPr>
+      <w:r>
+        <w:rPr>
+          <w:rFonts w:ascii="Times New Roman" w:eastAsia="Times New Roman" w:hAnsi="Times New Roman" w:cs="Times New Roman"/>
+          <w:b/>
+          <w:lang w:eastAsia="pt-BR"/>
+        </w:rPr>
+        <w:t>3.</w:t>
+      </w:r>
+      <w:r>
+        <w:rPr>
+          <w:rFonts w:ascii="Times New Roman" w:eastAsia="Times New Roman" w:hAnsi="Times New Roman" w:cs="Times New Roman"/>
+          <w:b/>
+          <w:lang w:eastAsia="pt-BR"/>
+        </w:rPr>
+        <w:t xml:space="preserve">6 </w:t>
+      </w:r>
+      <w:r>
+        <w:rPr>
+          <w:rFonts w:ascii="Times New Roman" w:hAnsi="Times New Roman" w:cs="Times New Roman"/>
+          <w:b/>
+          <w:lang w:eastAsia="pt-BR"/>
+        </w:rPr>
+        <w:t>Riscos</w:t>
+      </w:r>
+      <w:r>
+        <w:rPr>
+          <w:rFonts w:ascii="Arial Nova" w:eastAsia="Times New Roman" w:hAnsi="Arial Nova" w:cs="Segoe UI"/>
+          <w:sz w:val="28"/>
+          <w:szCs w:val="28"/>
+          <w:lang w:eastAsia="pt-BR"/>
+        </w:rPr>
+        <w:t> </w:t>
+      </w:r>
+    </w:p>
+    <w:p>
+      <w:pPr>
+        <w:pStyle w:val="PargrafodaLista"/>
+        <w:numPr>
+          <w:ilvl w:val="0"/>
+          <w:numId w:val="41"/>
+        </w:numPr>
+        <w:spacing w:after="0" w:line="240" w:lineRule="auto"/>
+        <w:rPr>
+          <w:rFonts w:ascii="Times New Roman" w:eastAsia="Times New Roman" w:hAnsi="Times New Roman" w:cs="Times New Roman"/>
+          <w:sz w:val="24"/>
+          <w:szCs w:val="24"/>
+          <w:lang w:eastAsia="pt-BR"/>
+        </w:rPr>
+      </w:pPr>
+      <w:r>
+        <w:rPr>
+          <w:rFonts w:ascii="Times New Roman" w:eastAsia="Times New Roman" w:hAnsi="Times New Roman" w:cs="Times New Roman"/>
+          <w:sz w:val="24"/>
+          <w:szCs w:val="24"/>
+          <w:lang w:eastAsia="pt-BR"/>
+        </w:rPr>
+        <w:t>Possíveis dificuldades na integração entre o front-</w:t>
+      </w:r>
+      <w:proofErr w:type="spellStart"/>
+      <w:r>
+        <w:rPr>
+          <w:rFonts w:ascii="Times New Roman" w:eastAsia="Times New Roman" w:hAnsi="Times New Roman" w:cs="Times New Roman"/>
+          <w:sz w:val="24"/>
+          <w:szCs w:val="24"/>
+          <w:lang w:eastAsia="pt-BR"/>
+        </w:rPr>
+        <w:t>end</w:t>
+      </w:r>
+      <w:proofErr w:type="spellEnd"/>
+      <w:r>
+        <w:rPr>
+          <w:rFonts w:ascii="Times New Roman" w:eastAsia="Times New Roman" w:hAnsi="Times New Roman" w:cs="Times New Roman"/>
+          <w:sz w:val="24"/>
+          <w:szCs w:val="24"/>
+          <w:lang w:eastAsia="pt-BR"/>
+        </w:rPr>
+        <w:t xml:space="preserve">, </w:t>
+      </w:r>
+      <w:proofErr w:type="spellStart"/>
+      <w:r>
+        <w:rPr>
+          <w:rFonts w:ascii="Times New Roman" w:eastAsia="Times New Roman" w:hAnsi="Times New Roman" w:cs="Times New Roman"/>
+          <w:sz w:val="24"/>
+          <w:szCs w:val="24"/>
+          <w:lang w:eastAsia="pt-BR"/>
+        </w:rPr>
+        <w:t>back-end</w:t>
+      </w:r>
+      <w:proofErr w:type="spellEnd"/>
+      <w:r>
+        <w:rPr>
+          <w:rFonts w:ascii="Times New Roman" w:eastAsia="Times New Roman" w:hAnsi="Times New Roman" w:cs="Times New Roman"/>
+          <w:sz w:val="24"/>
+          <w:szCs w:val="24"/>
+          <w:lang w:eastAsia="pt-BR"/>
+        </w:rPr>
+        <w:t xml:space="preserve"> e banco de dados; </w:t>
+      </w:r>
+    </w:p>
+    <w:p>
+      <w:pPr>
+        <w:pStyle w:val="PargrafodaLista"/>
+        <w:numPr>
+          <w:ilvl w:val="0"/>
+          <w:numId w:val="41"/>
+        </w:numPr>
+        <w:spacing w:after="0" w:line="240" w:lineRule="auto"/>
+        <w:rPr>
+          <w:rFonts w:ascii="Times New Roman" w:eastAsia="Times New Roman" w:hAnsi="Times New Roman" w:cs="Times New Roman"/>
+          <w:sz w:val="24"/>
+          <w:szCs w:val="24"/>
+          <w:lang w:eastAsia="pt-BR"/>
+        </w:rPr>
+      </w:pPr>
+      <w:r>
+        <w:rPr>
+          <w:rFonts w:ascii="Times New Roman" w:eastAsia="Times New Roman" w:hAnsi="Times New Roman" w:cs="Times New Roman"/>
+          <w:sz w:val="24"/>
+          <w:szCs w:val="24"/>
+          <w:lang w:eastAsia="pt-BR"/>
+        </w:rPr>
+        <w:t xml:space="preserve">Problemas na configuração e utilização da máquina virtual Linux para hospedagem do banco; </w:t>
+      </w:r>
+    </w:p>
+    <w:p>
+      <w:pPr>
+        <w:pStyle w:val="PargrafodaLista"/>
+        <w:numPr>
+          <w:ilvl w:val="0"/>
+          <w:numId w:val="41"/>
+        </w:numPr>
+        <w:spacing w:after="0" w:line="240" w:lineRule="auto"/>
+        <w:rPr>
+          <w:rFonts w:ascii="Times New Roman" w:eastAsia="Times New Roman" w:hAnsi="Times New Roman" w:cs="Times New Roman"/>
+          <w:sz w:val="24"/>
+          <w:szCs w:val="24"/>
+          <w:lang w:eastAsia="pt-BR"/>
+        </w:rPr>
+      </w:pPr>
+      <w:r>
+        <w:rPr>
+          <w:rFonts w:ascii="Times New Roman" w:eastAsia="Times New Roman" w:hAnsi="Times New Roman" w:cs="Times New Roman"/>
+          <w:sz w:val="24"/>
+          <w:szCs w:val="24"/>
+          <w:lang w:eastAsia="pt-BR"/>
+        </w:rPr>
+        <w:t xml:space="preserve">Baixa quantidade de dados coletados, podendo comprometer a análise dos indicadores; </w:t>
+      </w:r>
+    </w:p>
+    <w:p>
+      <w:pPr>
+        <w:pStyle w:val="PargrafodaLista"/>
+        <w:numPr>
+          <w:ilvl w:val="0"/>
+          <w:numId w:val="41"/>
+        </w:numPr>
+        <w:spacing w:after="0" w:line="240" w:lineRule="auto"/>
+        <w:rPr>
+          <w:rFonts w:ascii="Times New Roman" w:eastAsia="Times New Roman" w:hAnsi="Times New Roman" w:cs="Times New Roman"/>
+          <w:sz w:val="24"/>
+          <w:szCs w:val="24"/>
+          <w:lang w:eastAsia="pt-BR"/>
+        </w:rPr>
+      </w:pPr>
+      <w:r>
+        <w:rPr>
+          <w:rFonts w:ascii="Times New Roman" w:eastAsia="Times New Roman" w:hAnsi="Times New Roman" w:cs="Times New Roman"/>
+          <w:sz w:val="24"/>
+          <w:szCs w:val="24"/>
+          <w:lang w:eastAsia="pt-BR"/>
+        </w:rPr>
+        <w:t xml:space="preserve">Falta de tempo para implementar todas as funcionalidades planejadas; </w:t>
+      </w:r>
+    </w:p>
+    <w:p>
+      <w:pPr>
+        <w:pStyle w:val="PargrafodaLista"/>
+        <w:numPr>
+          <w:ilvl w:val="0"/>
+          <w:numId w:val="41"/>
+        </w:numPr>
+        <w:spacing w:after="0" w:line="240" w:lineRule="auto"/>
+        <w:rPr>
+          <w:rFonts w:ascii="Times New Roman" w:eastAsia="Times New Roman" w:hAnsi="Times New Roman" w:cs="Times New Roman"/>
+          <w:sz w:val="24"/>
+          <w:szCs w:val="24"/>
+          <w:lang w:eastAsia="pt-BR"/>
+        </w:rPr>
+      </w:pPr>
+      <w:r>
+        <w:rPr>
+          <w:rFonts w:ascii="Times New Roman" w:eastAsia="Times New Roman" w:hAnsi="Times New Roman" w:cs="Times New Roman"/>
+          <w:sz w:val="24"/>
+          <w:szCs w:val="24"/>
+          <w:lang w:eastAsia="pt-BR"/>
+        </w:rPr>
+        <w:t xml:space="preserve">Possíveis falhas de validação nos formulários, gerando dados inconsistentes; </w:t>
+      </w:r>
+    </w:p>
+    <w:p>
+      <w:pPr>
+        <w:pStyle w:val="PargrafodaLista"/>
+        <w:numPr>
+          <w:ilvl w:val="0"/>
+          <w:numId w:val="41"/>
+        </w:numPr>
+        <w:spacing w:after="0" w:line="240" w:lineRule="auto"/>
+        <w:rPr>
+          <w:rFonts w:ascii="Times New Roman" w:eastAsia="Times New Roman" w:hAnsi="Times New Roman" w:cs="Times New Roman"/>
+          <w:sz w:val="24"/>
+          <w:szCs w:val="24"/>
+          <w:lang w:eastAsia="pt-BR"/>
+        </w:rPr>
+      </w:pPr>
+      <w:r>
+        <w:rPr>
+          <w:rFonts w:ascii="Times New Roman" w:eastAsia="Times New Roman" w:hAnsi="Times New Roman" w:cs="Times New Roman"/>
+          <w:sz w:val="24"/>
+          <w:szCs w:val="24"/>
+          <w:lang w:eastAsia="pt-BR"/>
+        </w:rPr>
+        <w:t>Problemas técnicos durante o desenvolvimento (bugs, erros de código, etc.);</w:t>
+      </w:r>
+    </w:p>
+    <w:p>
+      <w:pPr>
+        <w:spacing w:after="0" w:line="240" w:lineRule="auto"/>
+        <w:rPr>
+          <w:rFonts w:ascii="Times New Roman" w:eastAsia="Times New Roman" w:hAnsi="Times New Roman" w:cs="Times New Roman"/>
+          <w:sz w:val="24"/>
+          <w:szCs w:val="24"/>
+          <w:lang w:eastAsia="pt-BR"/>
+        </w:rPr>
+      </w:pPr>
+    </w:p>
+    <w:p>
+      <w:pPr>
+        <w:pStyle w:val="Ttulo1"/>
+        <w:rPr>
+          <w:rFonts w:ascii="Times New Roman" w:hAnsi="Times New Roman" w:cs="Times New Roman"/>
+          <w:b/>
+          <w:lang w:eastAsia="pt-BR"/>
+        </w:rPr>
+      </w:pPr>
+      <w:r>
+        <w:rPr>
+          <w:rFonts w:ascii="Times New Roman" w:eastAsia="Times New Roman" w:hAnsi="Times New Roman" w:cs="Times New Roman"/>
+          <w:b/>
+          <w:lang w:eastAsia="pt-BR"/>
+        </w:rPr>
+        <w:t>3.</w:t>
+      </w:r>
+      <w:r>
+        <w:rPr>
+          <w:rFonts w:ascii="Times New Roman" w:eastAsia="Times New Roman" w:hAnsi="Times New Roman" w:cs="Times New Roman"/>
+          <w:b/>
+          <w:lang w:eastAsia="pt-BR"/>
+        </w:rPr>
+        <w:t xml:space="preserve">7 </w:t>
+      </w:r>
+      <w:r>
+        <w:rPr>
+          <w:rFonts w:ascii="Times New Roman" w:hAnsi="Times New Roman" w:cs="Times New Roman"/>
+          <w:b/>
+          <w:lang w:eastAsia="pt-BR"/>
+        </w:rPr>
+        <w:t>Restrições</w:t>
+      </w:r>
+    </w:p>
+    <w:p>
+      <w:pPr>
+        <w:pStyle w:val="PargrafodaLista"/>
+        <w:numPr>
+          <w:ilvl w:val="0"/>
+          <w:numId w:val="41"/>
+        </w:numPr>
+        <w:spacing w:after="0" w:line="240" w:lineRule="auto"/>
+        <w:rPr>
+          <w:rFonts w:ascii="Times New Roman" w:eastAsia="Times New Roman" w:hAnsi="Times New Roman" w:cs="Times New Roman"/>
+          <w:sz w:val="24"/>
+          <w:szCs w:val="24"/>
+          <w:lang w:eastAsia="pt-BR"/>
+        </w:rPr>
+      </w:pPr>
+      <w:r>
+        <w:rPr>
+          <w:rFonts w:ascii="Times New Roman" w:eastAsia="Times New Roman" w:hAnsi="Times New Roman" w:cs="Times New Roman"/>
+          <w:sz w:val="24"/>
+          <w:szCs w:val="24"/>
+          <w:lang w:eastAsia="pt-BR"/>
+        </w:rPr>
+        <w:t xml:space="preserve">O projeto deverá ser desenvolvido dentro do prazo estabelecido pela </w:t>
+      </w:r>
+      <w:proofErr w:type="spellStart"/>
+      <w:r>
+        <w:rPr>
+          <w:rFonts w:ascii="Times New Roman" w:eastAsia="Times New Roman" w:hAnsi="Times New Roman" w:cs="Times New Roman"/>
+          <w:sz w:val="24"/>
+          <w:szCs w:val="24"/>
+          <w:lang w:eastAsia="pt-BR"/>
+        </w:rPr>
+        <w:t>SPTech</w:t>
+      </w:r>
+      <w:proofErr w:type="spellEnd"/>
+      <w:r>
+        <w:rPr>
+          <w:rFonts w:ascii="Times New Roman" w:eastAsia="Times New Roman" w:hAnsi="Times New Roman" w:cs="Times New Roman"/>
+          <w:sz w:val="24"/>
+          <w:szCs w:val="24"/>
+          <w:lang w:eastAsia="pt-BR"/>
+        </w:rPr>
+        <w:t xml:space="preserve">; </w:t>
+      </w:r>
+    </w:p>
+    <w:p>
+      <w:pPr>
+        <w:pStyle w:val="PargrafodaLista"/>
+        <w:numPr>
+          <w:ilvl w:val="0"/>
+          <w:numId w:val="41"/>
+        </w:numPr>
+        <w:spacing w:after="0" w:line="240" w:lineRule="auto"/>
+        <w:rPr>
+          <w:rFonts w:ascii="Times New Roman" w:eastAsia="Times New Roman" w:hAnsi="Times New Roman" w:cs="Times New Roman"/>
+          <w:sz w:val="24"/>
+          <w:szCs w:val="24"/>
+          <w:lang w:eastAsia="pt-BR"/>
+        </w:rPr>
+      </w:pPr>
+      <w:r>
+        <w:rPr>
+          <w:rFonts w:ascii="Times New Roman" w:eastAsia="Times New Roman" w:hAnsi="Times New Roman" w:cs="Times New Roman"/>
+          <w:sz w:val="24"/>
+          <w:szCs w:val="24"/>
+          <w:lang w:eastAsia="pt-BR"/>
+        </w:rPr>
+        <w:t xml:space="preserve">O sistema deverá utilizar tecnologias aprendidas durante o curso; </w:t>
+      </w:r>
+    </w:p>
+    <w:p>
+      <w:pPr>
+        <w:pStyle w:val="PargrafodaLista"/>
+        <w:numPr>
+          <w:ilvl w:val="0"/>
+          <w:numId w:val="41"/>
+        </w:numPr>
+        <w:spacing w:after="0" w:line="240" w:lineRule="auto"/>
+        <w:rPr>
+          <w:rFonts w:ascii="Times New Roman" w:eastAsia="Times New Roman" w:hAnsi="Times New Roman" w:cs="Times New Roman"/>
+          <w:sz w:val="24"/>
+          <w:szCs w:val="24"/>
+          <w:lang w:eastAsia="pt-BR"/>
+        </w:rPr>
+      </w:pPr>
+      <w:r>
+        <w:rPr>
+          <w:rFonts w:ascii="Times New Roman" w:eastAsia="Times New Roman" w:hAnsi="Times New Roman" w:cs="Times New Roman"/>
+          <w:sz w:val="24"/>
+          <w:szCs w:val="24"/>
+          <w:lang w:eastAsia="pt-BR"/>
+        </w:rPr>
+        <w:t xml:space="preserve">O banco de dados deverá ser executado em uma máquina virtual Linux; </w:t>
+      </w:r>
+    </w:p>
+    <w:p>
+      <w:pPr>
+        <w:pStyle w:val="PargrafodaLista"/>
+        <w:numPr>
+          <w:ilvl w:val="0"/>
+          <w:numId w:val="41"/>
+        </w:numPr>
+        <w:spacing w:after="0" w:line="240" w:lineRule="auto"/>
+        <w:rPr>
+          <w:rFonts w:ascii="Times New Roman" w:eastAsia="Times New Roman" w:hAnsi="Times New Roman" w:cs="Times New Roman"/>
+          <w:sz w:val="24"/>
+          <w:szCs w:val="24"/>
+          <w:lang w:eastAsia="pt-BR"/>
+        </w:rPr>
+      </w:pPr>
+      <w:r>
+        <w:rPr>
+          <w:rFonts w:ascii="Times New Roman" w:eastAsia="Times New Roman" w:hAnsi="Times New Roman" w:cs="Times New Roman"/>
+          <w:sz w:val="24"/>
+          <w:szCs w:val="24"/>
+          <w:lang w:eastAsia="pt-BR"/>
+        </w:rPr>
+        <w:t xml:space="preserve">O projeto será desenvolvido individualmente; </w:t>
+      </w:r>
+    </w:p>
+    <w:p>
+      <w:pPr>
+        <w:pStyle w:val="PargrafodaLista"/>
+        <w:numPr>
+          <w:ilvl w:val="0"/>
+          <w:numId w:val="41"/>
+        </w:numPr>
+        <w:spacing w:after="0" w:line="240" w:lineRule="auto"/>
+        <w:rPr>
+          <w:rFonts w:ascii="Times New Roman" w:eastAsia="Times New Roman" w:hAnsi="Times New Roman" w:cs="Times New Roman"/>
+          <w:sz w:val="24"/>
+          <w:szCs w:val="24"/>
+          <w:lang w:eastAsia="pt-BR"/>
+        </w:rPr>
+      </w:pPr>
+      <w:r>
+        <w:rPr>
+          <w:rFonts w:ascii="Times New Roman" w:eastAsia="Times New Roman" w:hAnsi="Times New Roman" w:cs="Times New Roman"/>
+          <w:sz w:val="24"/>
+          <w:szCs w:val="24"/>
+          <w:lang w:eastAsia="pt-BR"/>
+        </w:rPr>
+        <w:t xml:space="preserve">Os recursos disponíveis serão limitados (computador pessoal e ferramentas gratuitas); </w:t>
+      </w:r>
+    </w:p>
+    <w:p>
+      <w:pPr>
+        <w:pStyle w:val="PargrafodaLista"/>
+        <w:numPr>
+          <w:ilvl w:val="0"/>
+          <w:numId w:val="41"/>
+        </w:numPr>
+        <w:spacing w:after="0" w:line="240" w:lineRule="auto"/>
+        <w:rPr>
+          <w:rFonts w:ascii="Times New Roman" w:eastAsia="Times New Roman" w:hAnsi="Times New Roman" w:cs="Times New Roman"/>
+          <w:sz w:val="24"/>
+          <w:szCs w:val="24"/>
+          <w:lang w:eastAsia="pt-BR"/>
+        </w:rPr>
+      </w:pPr>
+      <w:r>
+        <w:rPr>
+          <w:rFonts w:ascii="Times New Roman" w:eastAsia="Times New Roman" w:hAnsi="Times New Roman" w:cs="Times New Roman"/>
+          <w:sz w:val="24"/>
+          <w:szCs w:val="24"/>
+          <w:lang w:eastAsia="pt-BR"/>
+        </w:rPr>
+        <w:t xml:space="preserve">O sistema deverá atender aos requisitos das disciplinas envolvidas (TI, BD, Algoritmos, etc.); </w:t>
+      </w:r>
+    </w:p>
+    <w:p>
+      <w:pPr>
+        <w:pStyle w:val="PargrafodaLista"/>
+        <w:numPr>
+          <w:ilvl w:val="0"/>
+          <w:numId w:val="41"/>
+        </w:numPr>
+        <w:rPr>
+          <w:lang w:eastAsia="pt-BR"/>
+        </w:rPr>
+      </w:pPr>
+      <w:r>
+        <w:rPr>
+          <w:rFonts w:ascii="Times New Roman" w:eastAsia="Times New Roman" w:hAnsi="Times New Roman" w:cs="Times New Roman"/>
+          <w:sz w:val="24"/>
+          <w:szCs w:val="24"/>
+          <w:lang w:eastAsia="pt-BR"/>
+        </w:rPr>
+        <w:t>O projeto deverá ter caráter acadêmico, sem uso comercial;</w:t>
+      </w:r>
+    </w:p>
+    <w:p>
+      <w:pPr>
+        <w:rPr>
+          <w:lang w:eastAsia="pt-BR"/>
+        </w:rPr>
+      </w:pPr>
+    </w:p>
+    <w:p>
+      <w:pPr>
+        <w:rPr>
+          <w:lang w:eastAsia="pt-BR"/>
+        </w:rPr>
+      </w:pPr>
+    </w:p>
+    <w:p>
+      <w:pPr>
+        <w:rPr>
+          <w:lang w:eastAsia="pt-BR"/>
+        </w:rPr>
+      </w:pPr>
+    </w:p>
+    <w:p>
+      <w:pPr>
+        <w:pStyle w:val="Ttulo1"/>
+        <w:rPr>
+          <w:rFonts w:ascii="Times New Roman" w:hAnsi="Times New Roman" w:cs="Times New Roman"/>
+          <w:b/>
+          <w:lang w:eastAsia="pt-BR"/>
+        </w:rPr>
+      </w:pPr>
+      <w:r>
+        <w:rPr>
+          <w:rFonts w:ascii="Times New Roman" w:eastAsia="Times New Roman" w:hAnsi="Times New Roman" w:cs="Times New Roman"/>
+          <w:b/>
+          <w:lang w:eastAsia="pt-BR"/>
+        </w:rPr>
+        <w:t>3.</w:t>
+      </w:r>
+      <w:r>
+        <w:rPr>
+          <w:rFonts w:ascii="Times New Roman" w:eastAsia="Times New Roman" w:hAnsi="Times New Roman" w:cs="Times New Roman"/>
+          <w:b/>
+          <w:lang w:eastAsia="pt-BR"/>
+        </w:rPr>
+        <w:t xml:space="preserve">8 </w:t>
+      </w:r>
+      <w:r>
+        <w:rPr>
+          <w:rFonts w:ascii="Times New Roman" w:hAnsi="Times New Roman" w:cs="Times New Roman"/>
+          <w:b/>
+          <w:lang w:eastAsia="pt-BR"/>
+        </w:rPr>
+        <w:t>Partes interessadas (stakeholders)</w:t>
+      </w:r>
+    </w:p>
+    <w:p>
+      <w:pPr>
+        <w:rPr>
+          <w:lang w:eastAsia="pt-BR"/>
+        </w:rPr>
+      </w:pPr>
+    </w:p>
+    <w:p>
+      <w:pPr>
+        <w:spacing w:after="0" w:line="240" w:lineRule="auto"/>
+        <w:rPr>
+          <w:rFonts w:ascii="Times New Roman" w:eastAsia="Times New Roman" w:hAnsi="Times New Roman" w:cs="Times New Roman"/>
+          <w:sz w:val="24"/>
+          <w:szCs w:val="24"/>
+          <w:lang w:eastAsia="pt-BR"/>
+        </w:rPr>
+      </w:pPr>
+    </w:p>
+    <w:tbl>
+      <w:tblPr>
+        <w:tblW w:w="8458" w:type="dxa"/>
+        <w:tblBorders>
+          <w:top w:val="outset" w:sz="6" w:space="0" w:color="auto"/>
+          <w:left w:val="outset" w:sz="6" w:space="0" w:color="auto"/>
+          <w:bottom w:val="outset" w:sz="6" w:space="0" w:color="auto"/>
+          <w:right w:val="outset" w:sz="6" w:space="0" w:color="auto"/>
+        </w:tblBorders>
+        <w:tblCellMar>
+          <w:left w:w="0" w:type="dxa"/>
+          <w:right w:w="0" w:type="dxa"/>
+        </w:tblCellMar>
+        <w:tblLook w:val="04A0" w:firstRow="1" w:lastRow="0" w:firstColumn="1" w:lastColumn="0" w:noHBand="0" w:noVBand="1"/>
+      </w:tblPr>
+      <w:tblGrid>
+        <w:gridCol w:w="2581"/>
+        <w:gridCol w:w="2504"/>
+        <w:gridCol w:w="3373"/>
+      </w:tblGrid>
+      <w:tr>
+        <w:trPr>
+          <w:trHeight w:val="495"/>
+        </w:trPr>
+        <w:tc>
+          <w:tcPr>
+            <w:tcW w:w="2581" w:type="dxa"/>
+            <w:tcBorders>
+              <w:top w:val="single" w:sz="18" w:space="0" w:color="000000"/>
+              <w:left w:val="single" w:sz="18" w:space="0" w:color="000000"/>
+              <w:bottom w:val="single" w:sz="18" w:space="0" w:color="000000"/>
+              <w:right w:val="single" w:sz="6" w:space="0" w:color="000000"/>
+            </w:tcBorders>
+            <w:shd w:val="clear" w:color="auto" w:fill="B3E5A1"/>
+            <w:vAlign w:val="center"/>
+            <w:hideMark/>
+          </w:tcPr>
+          <w:p>
+            <w:pPr>
+              <w:spacing w:after="0" w:line="240" w:lineRule="auto"/>
+              <w:jc w:val="center"/>
+              <w:textAlignment w:val="baseline"/>
+              <w:rPr>
+                <w:rFonts w:ascii="Segoe UI" w:eastAsia="Times New Roman" w:hAnsi="Segoe UI" w:cs="Segoe UI"/>
+                <w:sz w:val="18"/>
+                <w:szCs w:val="18"/>
+                <w:lang w:eastAsia="pt-BR"/>
+              </w:rPr>
+            </w:pPr>
+            <w:r>
+              <w:rPr>
+                <w:rFonts w:ascii="Arial Nova" w:eastAsia="Times New Roman" w:hAnsi="Arial Nova" w:cs="Segoe UI"/>
+                <w:b/>
+                <w:bCs/>
+                <w:sz w:val="24"/>
+                <w:szCs w:val="24"/>
+                <w:lang w:eastAsia="pt-BR"/>
+              </w:rPr>
+              <w:t>Stakeholder</w:t>
+            </w:r>
+            <w:r>
+              <w:rPr>
+                <w:rFonts w:ascii="Arial Nova" w:eastAsia="Times New Roman" w:hAnsi="Arial Nova" w:cs="Segoe UI"/>
+                <w:sz w:val="24"/>
+                <w:szCs w:val="24"/>
+                <w:lang w:eastAsia="pt-BR"/>
+              </w:rPr>
+              <w:t> </w:t>
+            </w:r>
+          </w:p>
+        </w:tc>
+        <w:tc>
+          <w:tcPr>
+            <w:tcW w:w="2504" w:type="dxa"/>
+            <w:tcBorders>
+              <w:top w:val="single" w:sz="18" w:space="0" w:color="000000"/>
+              <w:left w:val="single" w:sz="6" w:space="0" w:color="000000"/>
+              <w:bottom w:val="single" w:sz="18" w:space="0" w:color="000000"/>
+              <w:right w:val="single" w:sz="6" w:space="0" w:color="000000"/>
+            </w:tcBorders>
+            <w:shd w:val="clear" w:color="auto" w:fill="B3E5A1"/>
+            <w:vAlign w:val="center"/>
+            <w:hideMark/>
+          </w:tcPr>
+          <w:p>
+            <w:pPr>
+              <w:spacing w:after="0" w:line="240" w:lineRule="auto"/>
+              <w:jc w:val="center"/>
+              <w:textAlignment w:val="baseline"/>
+              <w:rPr>
+                <w:rFonts w:ascii="Segoe UI" w:eastAsia="Times New Roman" w:hAnsi="Segoe UI" w:cs="Segoe UI"/>
+                <w:sz w:val="18"/>
+                <w:szCs w:val="18"/>
+                <w:lang w:eastAsia="pt-BR"/>
+              </w:rPr>
+            </w:pPr>
+            <w:r>
+              <w:rPr>
+                <w:rFonts w:ascii="Arial Nova" w:eastAsia="Times New Roman" w:hAnsi="Arial Nova" w:cs="Segoe UI"/>
+                <w:b/>
+                <w:bCs/>
+                <w:sz w:val="24"/>
+                <w:szCs w:val="24"/>
+                <w:lang w:eastAsia="pt-BR"/>
+              </w:rPr>
+              <w:t>Papel no Projeto</w:t>
+            </w:r>
+            <w:r>
+              <w:rPr>
+                <w:rFonts w:ascii="Arial Nova" w:eastAsia="Times New Roman" w:hAnsi="Arial Nova" w:cs="Segoe UI"/>
+                <w:sz w:val="24"/>
+                <w:szCs w:val="24"/>
+                <w:lang w:eastAsia="pt-BR"/>
+              </w:rPr>
+              <w:t> </w:t>
+            </w:r>
+          </w:p>
+        </w:tc>
+        <w:tc>
+          <w:tcPr>
+            <w:tcW w:w="3373" w:type="dxa"/>
+            <w:tcBorders>
+              <w:top w:val="single" w:sz="18" w:space="0" w:color="000000"/>
+              <w:left w:val="single" w:sz="6" w:space="0" w:color="000000"/>
+              <w:bottom w:val="single" w:sz="18" w:space="0" w:color="000000"/>
+              <w:right w:val="single" w:sz="18" w:space="0" w:color="000000"/>
+            </w:tcBorders>
+            <w:shd w:val="clear" w:color="auto" w:fill="B3E5A1"/>
+            <w:vAlign w:val="center"/>
+            <w:hideMark/>
+          </w:tcPr>
+          <w:p>
+            <w:pPr>
+              <w:spacing w:after="0" w:line="240" w:lineRule="auto"/>
+              <w:jc w:val="center"/>
+              <w:textAlignment w:val="baseline"/>
+              <w:rPr>
+                <w:rFonts w:ascii="Segoe UI" w:eastAsia="Times New Roman" w:hAnsi="Segoe UI" w:cs="Segoe UI"/>
+                <w:sz w:val="18"/>
+                <w:szCs w:val="18"/>
+                <w:lang w:eastAsia="pt-BR"/>
+              </w:rPr>
+            </w:pPr>
+            <w:r>
+              <w:rPr>
+                <w:rFonts w:ascii="Arial Nova" w:eastAsia="Times New Roman" w:hAnsi="Arial Nova" w:cs="Segoe UI"/>
+                <w:b/>
+                <w:bCs/>
+                <w:sz w:val="24"/>
+                <w:szCs w:val="24"/>
+                <w:lang w:eastAsia="pt-BR"/>
+              </w:rPr>
+              <w:t>Responsabilidade Principal</w:t>
+            </w:r>
+            <w:r>
+              <w:rPr>
+                <w:rFonts w:ascii="Arial Nova" w:eastAsia="Times New Roman" w:hAnsi="Arial Nova" w:cs="Segoe UI"/>
+                <w:sz w:val="24"/>
+                <w:szCs w:val="24"/>
+                <w:lang w:eastAsia="pt-BR"/>
+              </w:rPr>
+              <w:t> </w:t>
+            </w:r>
+          </w:p>
+        </w:tc>
+      </w:tr>
+      <w:tr>
+        <w:trPr>
+          <w:trHeight w:val="1215"/>
+        </w:trPr>
+        <w:tc>
+          <w:tcPr>
+            <w:tcW w:w="2581" w:type="dxa"/>
+            <w:tcBorders>
+              <w:top w:val="single" w:sz="18" w:space="0" w:color="000000"/>
+              <w:left w:val="single" w:sz="18" w:space="0" w:color="000000"/>
+              <w:bottom w:val="single" w:sz="6" w:space="0" w:color="000000"/>
+              <w:right w:val="single" w:sz="6" w:space="0" w:color="000000"/>
+            </w:tcBorders>
+            <w:shd w:val="clear" w:color="auto" w:fill="FFFFFF"/>
+            <w:vAlign w:val="center"/>
+            <w:hideMark/>
+          </w:tcPr>
+          <w:p>
+            <w:pPr>
+              <w:spacing w:after="0" w:line="240" w:lineRule="auto"/>
+              <w:jc w:val="center"/>
+              <w:textAlignment w:val="baseline"/>
+              <w:rPr>
+                <w:rFonts w:ascii="Segoe UI" w:eastAsia="Times New Roman" w:hAnsi="Segoe UI" w:cs="Segoe UI"/>
+                <w:sz w:val="18"/>
+                <w:szCs w:val="18"/>
+                <w:lang w:eastAsia="pt-BR"/>
+              </w:rPr>
+            </w:pPr>
+            <w:r>
+              <w:rPr>
+                <w:rFonts w:ascii="Arial Nova" w:eastAsia="Times New Roman" w:hAnsi="Arial Nova" w:cs="Segoe UI"/>
+                <w:sz w:val="24"/>
+                <w:szCs w:val="24"/>
+                <w:lang w:eastAsia="pt-BR"/>
+              </w:rPr>
+              <w:t>Fernando Brandão </w:t>
+            </w:r>
+          </w:p>
+          <w:p>
+            <w:pPr>
+              <w:spacing w:after="0" w:line="240" w:lineRule="auto"/>
+              <w:jc w:val="center"/>
+              <w:textAlignment w:val="baseline"/>
+              <w:rPr>
+                <w:rFonts w:ascii="Segoe UI" w:eastAsia="Times New Roman" w:hAnsi="Segoe UI" w:cs="Segoe UI"/>
+                <w:sz w:val="18"/>
+                <w:szCs w:val="18"/>
+                <w:lang w:eastAsia="pt-BR"/>
+              </w:rPr>
+            </w:pPr>
+            <w:r>
+              <w:rPr>
+                <w:rFonts w:ascii="Arial Nova" w:eastAsia="Times New Roman" w:hAnsi="Arial Nova" w:cs="Segoe UI"/>
+                <w:sz w:val="24"/>
+                <w:szCs w:val="24"/>
+                <w:lang w:eastAsia="pt-BR"/>
+              </w:rPr>
+              <w:t>Clara Salomão </w:t>
+            </w:r>
+          </w:p>
+        </w:tc>
+        <w:tc>
+          <w:tcPr>
+            <w:tcW w:w="2504" w:type="dxa"/>
+            <w:tcBorders>
+              <w:top w:val="single" w:sz="18" w:space="0" w:color="000000"/>
+              <w:left w:val="single" w:sz="6" w:space="0" w:color="000000"/>
+              <w:bottom w:val="single" w:sz="6" w:space="0" w:color="000000"/>
+              <w:right w:val="single" w:sz="6" w:space="0" w:color="000000"/>
+            </w:tcBorders>
+            <w:shd w:val="clear" w:color="auto" w:fill="FFFFFF"/>
+            <w:vAlign w:val="center"/>
+            <w:hideMark/>
+          </w:tcPr>
+          <w:p>
+            <w:pPr>
+              <w:spacing w:after="0" w:line="240" w:lineRule="auto"/>
+              <w:jc w:val="center"/>
+              <w:textAlignment w:val="baseline"/>
+              <w:rPr>
+                <w:rFonts w:ascii="Segoe UI" w:eastAsia="Times New Roman" w:hAnsi="Segoe UI" w:cs="Segoe UI"/>
+                <w:sz w:val="18"/>
+                <w:szCs w:val="18"/>
+                <w:lang w:eastAsia="pt-BR"/>
+              </w:rPr>
+            </w:pPr>
+            <w:r>
+              <w:rPr>
+                <w:rFonts w:ascii="Arial Nova" w:eastAsia="Times New Roman" w:hAnsi="Arial Nova" w:cs="Segoe UI"/>
+                <w:sz w:val="24"/>
+                <w:szCs w:val="24"/>
+                <w:lang w:eastAsia="pt-BR"/>
+              </w:rPr>
+              <w:t>Financiador </w:t>
+            </w:r>
+          </w:p>
+        </w:tc>
+        <w:tc>
+          <w:tcPr>
+            <w:tcW w:w="3373" w:type="dxa"/>
+            <w:tcBorders>
+              <w:top w:val="single" w:sz="18" w:space="0" w:color="000000"/>
+              <w:left w:val="single" w:sz="6" w:space="0" w:color="000000"/>
+              <w:bottom w:val="single" w:sz="6" w:space="0" w:color="000000"/>
+              <w:right w:val="single" w:sz="18" w:space="0" w:color="000000"/>
+            </w:tcBorders>
+            <w:shd w:val="clear" w:color="auto" w:fill="FFFFFF"/>
+            <w:vAlign w:val="center"/>
+            <w:hideMark/>
+          </w:tcPr>
+          <w:p>
+            <w:pPr>
+              <w:spacing w:after="0" w:line="240" w:lineRule="auto"/>
+              <w:jc w:val="center"/>
+              <w:textAlignment w:val="baseline"/>
+              <w:rPr>
+                <w:rFonts w:ascii="Segoe UI" w:eastAsia="Times New Roman" w:hAnsi="Segoe UI" w:cs="Segoe UI"/>
+                <w:sz w:val="18"/>
+                <w:szCs w:val="18"/>
+                <w:lang w:eastAsia="pt-BR"/>
+              </w:rPr>
+            </w:pPr>
+            <w:r>
+              <w:rPr>
+                <w:rFonts w:ascii="Arial Nova" w:eastAsia="Times New Roman" w:hAnsi="Arial Nova" w:cs="Segoe UI"/>
+                <w:sz w:val="24"/>
+                <w:szCs w:val="24"/>
+                <w:lang w:eastAsia="pt-BR"/>
+              </w:rPr>
+              <w:t>Responsável pelo financiamento e aprovação final do projeto </w:t>
+            </w:r>
+          </w:p>
+        </w:tc>
+      </w:tr>
+      <w:tr>
+        <w:trPr>
+          <w:trHeight w:val="3331"/>
+        </w:trPr>
+        <w:tc>
+          <w:tcPr>
+            <w:tcW w:w="2581" w:type="dxa"/>
+            <w:tcBorders>
+              <w:top w:val="single" w:sz="6" w:space="0" w:color="000000"/>
+              <w:left w:val="single" w:sz="18" w:space="0" w:color="000000"/>
+              <w:bottom w:val="single" w:sz="6" w:space="0" w:color="000000"/>
+              <w:right w:val="single" w:sz="6" w:space="0" w:color="000000"/>
+            </w:tcBorders>
+            <w:shd w:val="clear" w:color="auto" w:fill="FFFFFF"/>
+            <w:vAlign w:val="center"/>
+            <w:hideMark/>
+          </w:tcPr>
+          <w:p>
+            <w:pPr>
+              <w:spacing w:after="0" w:line="240" w:lineRule="auto"/>
+              <w:jc w:val="center"/>
+              <w:textAlignment w:val="baseline"/>
+              <w:rPr>
+                <w:rFonts w:ascii="Segoe UI" w:eastAsia="Times New Roman" w:hAnsi="Segoe UI" w:cs="Segoe UI"/>
+                <w:sz w:val="18"/>
+                <w:szCs w:val="18"/>
+                <w:lang w:eastAsia="pt-BR"/>
+              </w:rPr>
+            </w:pPr>
+            <w:r>
+              <w:rPr>
+                <w:rFonts w:ascii="Arial Nova" w:eastAsia="Times New Roman" w:hAnsi="Arial Nova" w:cs="Segoe UI"/>
+                <w:sz w:val="24"/>
+                <w:szCs w:val="24"/>
+                <w:lang w:eastAsia="pt-BR"/>
+              </w:rPr>
+              <w:lastRenderedPageBreak/>
+              <w:t xml:space="preserve">Nathan </w:t>
+            </w:r>
+            <w:proofErr w:type="spellStart"/>
+            <w:r>
+              <w:rPr>
+                <w:rFonts w:ascii="Arial Nova" w:eastAsia="Times New Roman" w:hAnsi="Arial Nova" w:cs="Segoe UI"/>
+                <w:sz w:val="24"/>
+                <w:szCs w:val="24"/>
+                <w:lang w:eastAsia="pt-BR"/>
+              </w:rPr>
+              <w:t>Fioravanti</w:t>
+            </w:r>
+            <w:proofErr w:type="spellEnd"/>
+            <w:r>
+              <w:rPr>
+                <w:rFonts w:ascii="Arial Nova" w:eastAsia="Times New Roman" w:hAnsi="Arial Nova" w:cs="Segoe UI"/>
+                <w:sz w:val="24"/>
+                <w:szCs w:val="24"/>
+                <w:lang w:eastAsia="pt-BR"/>
+              </w:rPr>
+              <w:t> </w:t>
+            </w:r>
+          </w:p>
+        </w:tc>
+        <w:tc>
+          <w:tcPr>
+            <w:tcW w:w="2504" w:type="dxa"/>
+            <w:tcBorders>
+              <w:top w:val="single" w:sz="6" w:space="0" w:color="000000"/>
+              <w:left w:val="single" w:sz="6" w:space="0" w:color="000000"/>
+              <w:bottom w:val="single" w:sz="6" w:space="0" w:color="000000"/>
+              <w:right w:val="single" w:sz="6" w:space="0" w:color="000000"/>
+            </w:tcBorders>
+            <w:shd w:val="clear" w:color="auto" w:fill="FFFFFF"/>
+            <w:vAlign w:val="center"/>
+            <w:hideMark/>
+          </w:tcPr>
+          <w:p>
+            <w:pPr>
+              <w:spacing w:after="0" w:line="240" w:lineRule="auto"/>
+              <w:jc w:val="center"/>
+              <w:textAlignment w:val="baseline"/>
+              <w:rPr>
+                <w:rFonts w:ascii="Segoe UI" w:eastAsia="Times New Roman" w:hAnsi="Segoe UI" w:cs="Segoe UI"/>
+                <w:sz w:val="18"/>
+                <w:szCs w:val="18"/>
+                <w:lang w:eastAsia="pt-BR"/>
+              </w:rPr>
+            </w:pPr>
+            <w:r>
+              <w:rPr>
+                <w:rFonts w:ascii="Arial Nova" w:eastAsia="Times New Roman" w:hAnsi="Arial Nova" w:cs="Segoe UI"/>
+                <w:sz w:val="24"/>
+                <w:szCs w:val="24"/>
+                <w:lang w:eastAsia="pt-BR"/>
+              </w:rPr>
+              <w:t>Analista e desenvolvedor de sistemas</w:t>
+            </w:r>
+            <w:r>
+              <w:rPr>
+                <w:rFonts w:ascii="Arial Nova" w:eastAsia="Times New Roman" w:hAnsi="Arial Nova" w:cs="Segoe UI"/>
+                <w:sz w:val="24"/>
+                <w:szCs w:val="24"/>
+                <w:lang w:eastAsia="pt-BR"/>
+              </w:rPr>
+              <w:t> </w:t>
+            </w:r>
+          </w:p>
+        </w:tc>
+        <w:tc>
+          <w:tcPr>
+            <w:tcW w:w="3373" w:type="dxa"/>
+            <w:tcBorders>
+              <w:top w:val="single" w:sz="6" w:space="0" w:color="000000"/>
+              <w:left w:val="single" w:sz="6" w:space="0" w:color="000000"/>
+              <w:bottom w:val="single" w:sz="6" w:space="0" w:color="000000"/>
+              <w:right w:val="single" w:sz="18" w:space="0" w:color="000000"/>
+            </w:tcBorders>
+            <w:shd w:val="clear" w:color="auto" w:fill="FFFFFF"/>
+            <w:vAlign w:val="center"/>
+            <w:hideMark/>
+          </w:tcPr>
+          <w:p>
+            <w:pPr>
+              <w:spacing w:after="0" w:line="240" w:lineRule="auto"/>
+              <w:jc w:val="center"/>
+              <w:textAlignment w:val="baseline"/>
+              <w:rPr>
+                <w:rFonts w:ascii="Arial Nova" w:eastAsia="Times New Roman" w:hAnsi="Arial Nova" w:cs="Segoe UI"/>
+                <w:sz w:val="24"/>
+                <w:szCs w:val="24"/>
+                <w:lang w:eastAsia="pt-BR"/>
+              </w:rPr>
+            </w:pPr>
+            <w:r>
+              <w:rPr>
+                <w:rFonts w:ascii="Arial Nova" w:eastAsia="Times New Roman" w:hAnsi="Arial Nova" w:cs="Segoe UI"/>
+                <w:sz w:val="24"/>
+                <w:szCs w:val="24"/>
+                <w:lang w:eastAsia="pt-BR"/>
+              </w:rPr>
+              <w:t>Definir a arquitetura e os requisitos técnicos</w:t>
+            </w:r>
+            <w:r>
+              <w:rPr>
+                <w:rFonts w:ascii="Arial Nova" w:eastAsia="Times New Roman" w:hAnsi="Arial Nova" w:cs="Segoe UI"/>
+                <w:sz w:val="24"/>
+                <w:szCs w:val="24"/>
+                <w:lang w:eastAsia="pt-BR"/>
+              </w:rPr>
+              <w:t>.</w:t>
+            </w:r>
+          </w:p>
+          <w:p>
+            <w:pPr>
+              <w:spacing w:after="0" w:line="240" w:lineRule="auto"/>
+              <w:jc w:val="center"/>
+              <w:textAlignment w:val="baseline"/>
+              <w:rPr>
+                <w:rFonts w:ascii="Arial Nova" w:eastAsia="Times New Roman" w:hAnsi="Arial Nova" w:cs="Segoe UI"/>
+                <w:sz w:val="24"/>
+                <w:szCs w:val="24"/>
+                <w:lang w:eastAsia="pt-BR"/>
+              </w:rPr>
+            </w:pPr>
+            <w:r>
+              <w:rPr>
+                <w:rFonts w:ascii="Arial Nova" w:eastAsia="Times New Roman" w:hAnsi="Arial Nova" w:cs="Segoe UI"/>
+                <w:sz w:val="24"/>
+                <w:szCs w:val="24"/>
+                <w:lang w:eastAsia="pt-BR"/>
+              </w:rPr>
+              <w:t>Desenvolver a aplicação para visualização e gestão dos dados</w:t>
+            </w:r>
+            <w:r>
+              <w:rPr>
+                <w:rFonts w:ascii="Arial Nova" w:eastAsia="Times New Roman" w:hAnsi="Arial Nova" w:cs="Segoe UI"/>
+                <w:sz w:val="24"/>
+                <w:szCs w:val="24"/>
+                <w:lang w:eastAsia="pt-BR"/>
+              </w:rPr>
+              <w:t xml:space="preserve"> com a modelação e implementação do banco de dados</w:t>
+            </w:r>
+            <w:r>
+              <w:rPr>
+                <w:rFonts w:ascii="Arial Nova" w:eastAsia="Times New Roman" w:hAnsi="Arial Nova" w:cs="Segoe UI"/>
+                <w:sz w:val="24"/>
+                <w:szCs w:val="24"/>
+                <w:lang w:eastAsia="pt-BR"/>
+              </w:rPr>
+              <w:t>. </w:t>
+            </w:r>
+            <w:r>
+              <w:rPr>
+                <w:rFonts w:ascii="Arial Nova" w:eastAsia="Times New Roman" w:hAnsi="Arial Nova" w:cs="Segoe UI"/>
+                <w:sz w:val="24"/>
+                <w:szCs w:val="24"/>
+                <w:lang w:eastAsia="pt-BR"/>
+              </w:rPr>
+              <w:t>Além de planejar e acompanhar testes de validação e entregas.</w:t>
+            </w:r>
+          </w:p>
+        </w:tc>
+      </w:tr>
+      <w:tr>
+        <w:trPr>
+          <w:trHeight w:val="1530"/>
+        </w:trPr>
+        <w:tc>
+          <w:tcPr>
+            <w:tcW w:w="2581" w:type="dxa"/>
+            <w:tcBorders>
+              <w:top w:val="single" w:sz="6" w:space="0" w:color="000000"/>
+              <w:left w:val="single" w:sz="18" w:space="0" w:color="000000"/>
+              <w:bottom w:val="single" w:sz="6" w:space="0" w:color="000000"/>
+              <w:right w:val="single" w:sz="6" w:space="0" w:color="000000"/>
+            </w:tcBorders>
+            <w:shd w:val="clear" w:color="auto" w:fill="FFFFFF"/>
+            <w:vAlign w:val="center"/>
+            <w:hideMark/>
+          </w:tcPr>
+          <w:p>
+            <w:pPr>
+              <w:spacing w:after="0" w:line="240" w:lineRule="auto"/>
+              <w:jc w:val="center"/>
+              <w:textAlignment w:val="baseline"/>
+              <w:rPr>
+                <w:rFonts w:ascii="Segoe UI" w:eastAsia="Times New Roman" w:hAnsi="Segoe UI" w:cs="Segoe UI"/>
+                <w:sz w:val="18"/>
+                <w:szCs w:val="18"/>
+                <w:lang w:eastAsia="pt-BR"/>
+              </w:rPr>
+            </w:pPr>
+            <w:r>
+              <w:rPr>
+                <w:rFonts w:ascii="Arial Nova" w:eastAsia="Times New Roman" w:hAnsi="Arial Nova" w:cs="Segoe UI"/>
+                <w:sz w:val="24"/>
+                <w:szCs w:val="24"/>
+                <w:lang w:eastAsia="pt-BR"/>
+              </w:rPr>
+              <w:t>Usuários Operacionais </w:t>
+            </w:r>
+          </w:p>
+        </w:tc>
+        <w:tc>
+          <w:tcPr>
+            <w:tcW w:w="2504" w:type="dxa"/>
+            <w:tcBorders>
+              <w:top w:val="single" w:sz="6" w:space="0" w:color="000000"/>
+              <w:left w:val="single" w:sz="6" w:space="0" w:color="000000"/>
+              <w:bottom w:val="single" w:sz="6" w:space="0" w:color="000000"/>
+              <w:right w:val="single" w:sz="6" w:space="0" w:color="000000"/>
+            </w:tcBorders>
+            <w:shd w:val="clear" w:color="auto" w:fill="FFFFFF"/>
+            <w:vAlign w:val="center"/>
+            <w:hideMark/>
+          </w:tcPr>
+          <w:p>
+            <w:pPr>
+              <w:spacing w:after="0" w:line="240" w:lineRule="auto"/>
+              <w:jc w:val="center"/>
+              <w:textAlignment w:val="baseline"/>
+              <w:rPr>
+                <w:rFonts w:ascii="Segoe UI" w:eastAsia="Times New Roman" w:hAnsi="Segoe UI" w:cs="Segoe UI"/>
+                <w:sz w:val="18"/>
+                <w:szCs w:val="18"/>
+                <w:lang w:eastAsia="pt-BR"/>
+              </w:rPr>
+            </w:pPr>
+            <w:r>
+              <w:rPr>
+                <w:rFonts w:ascii="Arial Nova" w:eastAsia="Times New Roman" w:hAnsi="Arial Nova" w:cs="Segoe UI"/>
+                <w:sz w:val="24"/>
+                <w:szCs w:val="24"/>
+                <w:lang w:eastAsia="pt-BR"/>
+              </w:rPr>
+              <w:t>Usuários Finais </w:t>
+            </w:r>
+          </w:p>
+        </w:tc>
+        <w:tc>
+          <w:tcPr>
+            <w:tcW w:w="3373" w:type="dxa"/>
+            <w:tcBorders>
+              <w:top w:val="single" w:sz="6" w:space="0" w:color="000000"/>
+              <w:left w:val="single" w:sz="6" w:space="0" w:color="000000"/>
+              <w:bottom w:val="single" w:sz="6" w:space="0" w:color="000000"/>
+              <w:right w:val="single" w:sz="18" w:space="0" w:color="000000"/>
+            </w:tcBorders>
+            <w:shd w:val="clear" w:color="auto" w:fill="FFFFFF"/>
+            <w:vAlign w:val="center"/>
+            <w:hideMark/>
+          </w:tcPr>
+          <w:p>
+            <w:pPr>
+              <w:spacing w:after="0" w:line="240" w:lineRule="auto"/>
+              <w:jc w:val="center"/>
+              <w:textAlignment w:val="baseline"/>
+              <w:rPr>
+                <w:rFonts w:ascii="Segoe UI" w:eastAsia="Times New Roman" w:hAnsi="Segoe UI" w:cs="Segoe UI"/>
+                <w:sz w:val="18"/>
+                <w:szCs w:val="18"/>
+                <w:lang w:eastAsia="pt-BR"/>
+              </w:rPr>
+            </w:pPr>
+            <w:r>
+              <w:rPr>
+                <w:rFonts w:ascii="Arial Nova" w:eastAsia="Times New Roman" w:hAnsi="Arial Nova" w:cs="Segoe UI"/>
+                <w:sz w:val="24"/>
+                <w:szCs w:val="24"/>
+                <w:lang w:eastAsia="pt-BR"/>
+              </w:rPr>
+              <w:t xml:space="preserve">Operadores que utilizarão o sistema no dia a dia </w:t>
+            </w:r>
+          </w:p>
+        </w:tc>
+      </w:tr>
+      <w:tr>
+        <w:trPr>
+          <w:trHeight w:val="1470"/>
+        </w:trPr>
+        <w:tc>
+          <w:tcPr>
+            <w:tcW w:w="2581" w:type="dxa"/>
+            <w:tcBorders>
+              <w:top w:val="single" w:sz="6" w:space="0" w:color="000000"/>
+              <w:left w:val="single" w:sz="18" w:space="0" w:color="000000"/>
+              <w:bottom w:val="single" w:sz="18" w:space="0" w:color="000000"/>
+              <w:right w:val="single" w:sz="6" w:space="0" w:color="000000"/>
+            </w:tcBorders>
+            <w:shd w:val="clear" w:color="auto" w:fill="FFFFFF"/>
+            <w:vAlign w:val="center"/>
+            <w:hideMark/>
+          </w:tcPr>
+          <w:p>
+            <w:pPr>
+              <w:spacing w:after="0" w:line="240" w:lineRule="auto"/>
+              <w:jc w:val="center"/>
+              <w:textAlignment w:val="baseline"/>
+              <w:rPr>
+                <w:rFonts w:ascii="Segoe UI" w:eastAsia="Times New Roman" w:hAnsi="Segoe UI" w:cs="Segoe UI"/>
+                <w:sz w:val="18"/>
+                <w:szCs w:val="18"/>
+                <w:lang w:eastAsia="pt-BR"/>
+              </w:rPr>
+            </w:pPr>
+            <w:r>
+              <w:rPr>
+                <w:rFonts w:ascii="Arial Nova" w:eastAsia="Times New Roman" w:hAnsi="Arial Nova" w:cs="Segoe UI"/>
+                <w:sz w:val="24"/>
+                <w:szCs w:val="24"/>
+                <w:lang w:eastAsia="pt-BR"/>
+              </w:rPr>
+              <w:t>São Paulo Tech </w:t>
+            </w:r>
+            <w:proofErr w:type="spellStart"/>
+            <w:r>
+              <w:rPr>
+                <w:rFonts w:ascii="Arial Nova" w:eastAsia="Times New Roman" w:hAnsi="Arial Nova" w:cs="Segoe UI"/>
+                <w:sz w:val="24"/>
+                <w:szCs w:val="24"/>
+                <w:lang w:eastAsia="pt-BR"/>
+              </w:rPr>
+              <w:t>School</w:t>
+            </w:r>
+            <w:proofErr w:type="spellEnd"/>
+            <w:r>
+              <w:rPr>
+                <w:rFonts w:ascii="Arial Nova" w:eastAsia="Times New Roman" w:hAnsi="Arial Nova" w:cs="Segoe UI"/>
+                <w:sz w:val="24"/>
+                <w:szCs w:val="24"/>
+                <w:lang w:eastAsia="pt-BR"/>
+              </w:rPr>
+              <w:t> </w:t>
+            </w:r>
+          </w:p>
+        </w:tc>
+        <w:tc>
+          <w:tcPr>
+            <w:tcW w:w="2504" w:type="dxa"/>
+            <w:tcBorders>
+              <w:top w:val="single" w:sz="6" w:space="0" w:color="000000"/>
+              <w:left w:val="single" w:sz="6" w:space="0" w:color="000000"/>
+              <w:bottom w:val="single" w:sz="18" w:space="0" w:color="000000"/>
+              <w:right w:val="single" w:sz="6" w:space="0" w:color="000000"/>
+            </w:tcBorders>
+            <w:shd w:val="clear" w:color="auto" w:fill="FFFFFF"/>
+            <w:vAlign w:val="center"/>
+            <w:hideMark/>
+          </w:tcPr>
+          <w:p>
+            <w:pPr>
+              <w:spacing w:after="0" w:line="240" w:lineRule="auto"/>
+              <w:jc w:val="center"/>
+              <w:textAlignment w:val="baseline"/>
+              <w:rPr>
+                <w:rFonts w:ascii="Segoe UI" w:eastAsia="Times New Roman" w:hAnsi="Segoe UI" w:cs="Segoe UI"/>
+                <w:sz w:val="18"/>
+                <w:szCs w:val="18"/>
+                <w:lang w:eastAsia="pt-BR"/>
+              </w:rPr>
+            </w:pPr>
+            <w:r>
+              <w:rPr>
+                <w:rFonts w:ascii="Arial Nova" w:eastAsia="Times New Roman" w:hAnsi="Arial Nova" w:cs="Segoe UI"/>
+                <w:sz w:val="24"/>
+                <w:szCs w:val="24"/>
+                <w:lang w:eastAsia="pt-BR"/>
+              </w:rPr>
+              <w:t>Fornecedor </w:t>
+            </w:r>
+          </w:p>
+        </w:tc>
+        <w:tc>
+          <w:tcPr>
+            <w:tcW w:w="3373" w:type="dxa"/>
+            <w:tcBorders>
+              <w:top w:val="single" w:sz="6" w:space="0" w:color="000000"/>
+              <w:left w:val="single" w:sz="6" w:space="0" w:color="000000"/>
+              <w:bottom w:val="single" w:sz="18" w:space="0" w:color="000000"/>
+              <w:right w:val="single" w:sz="18" w:space="0" w:color="000000"/>
+            </w:tcBorders>
+            <w:shd w:val="clear" w:color="auto" w:fill="FFFFFF"/>
+            <w:vAlign w:val="center"/>
+            <w:hideMark/>
+          </w:tcPr>
+          <w:p>
+            <w:pPr>
+              <w:spacing w:after="0" w:line="240" w:lineRule="auto"/>
+              <w:jc w:val="center"/>
+              <w:textAlignment w:val="baseline"/>
+              <w:rPr>
+                <w:rFonts w:ascii="Segoe UI" w:eastAsia="Times New Roman" w:hAnsi="Segoe UI" w:cs="Segoe UI"/>
+                <w:sz w:val="18"/>
+                <w:szCs w:val="18"/>
+                <w:lang w:eastAsia="pt-BR"/>
+              </w:rPr>
+            </w:pPr>
+            <w:r>
+              <w:rPr>
+                <w:rFonts w:ascii="Arial Nova" w:eastAsia="Times New Roman" w:hAnsi="Arial Nova" w:cs="Segoe UI"/>
+                <w:sz w:val="24"/>
+                <w:szCs w:val="24"/>
+                <w:lang w:eastAsia="pt-BR"/>
+              </w:rPr>
+              <w:t xml:space="preserve">Empresa responsável pelo fornecimento de </w:t>
+            </w:r>
+            <w:r>
+              <w:rPr>
+                <w:rFonts w:ascii="Arial Nova" w:eastAsia="Times New Roman" w:hAnsi="Arial Nova" w:cs="Segoe UI"/>
+                <w:sz w:val="24"/>
+                <w:szCs w:val="24"/>
+                <w:lang w:eastAsia="pt-BR"/>
+              </w:rPr>
+              <w:t>recursos tecnológicos</w:t>
+            </w:r>
+            <w:r>
+              <w:rPr>
+                <w:rFonts w:ascii="Arial Nova" w:eastAsia="Times New Roman" w:hAnsi="Arial Nova" w:cs="Segoe UI"/>
+                <w:sz w:val="24"/>
+                <w:szCs w:val="24"/>
+                <w:lang w:eastAsia="pt-BR"/>
+              </w:rPr>
+              <w:t> </w:t>
+            </w:r>
+          </w:p>
+        </w:tc>
+      </w:tr>
+    </w:tbl>
+    <w:p>
+      <w:pPr>
+        <w:spacing w:after="0" w:line="240" w:lineRule="auto"/>
+        <w:rPr>
+          <w:rFonts w:ascii="Times New Roman" w:eastAsia="Times New Roman" w:hAnsi="Times New Roman" w:cs="Times New Roman"/>
+          <w:sz w:val="24"/>
+          <w:szCs w:val="24"/>
+          <w:lang w:eastAsia="pt-BR"/>
+        </w:rPr>
+      </w:pPr>
+    </w:p>
+    <w:p>
+      <w:pPr>
+        <w:spacing w:after="0" w:line="240" w:lineRule="auto"/>
+        <w:rPr>
+          <w:rFonts w:ascii="Times New Roman" w:eastAsia="Times New Roman" w:hAnsi="Times New Roman" w:cs="Times New Roman"/>
+          <w:sz w:val="24"/>
+          <w:szCs w:val="24"/>
+          <w:lang w:eastAsia="pt-BR"/>
+        </w:rPr>
+      </w:pPr>
+    </w:p>
+    <w:p>
+      <w:pPr>
+        <w:pStyle w:val="Ttulo1"/>
+        <w:rPr>
+          <w:rFonts w:ascii="Times New Roman" w:hAnsi="Times New Roman" w:cs="Times New Roman"/>
+          <w:b/>
+          <w:lang w:eastAsia="pt-BR"/>
+        </w:rPr>
+      </w:pPr>
+      <w:r>
+        <w:rPr>
+          <w:rFonts w:ascii="Times New Roman" w:eastAsia="Times New Roman" w:hAnsi="Times New Roman" w:cs="Times New Roman"/>
+          <w:b/>
+          <w:lang w:eastAsia="pt-BR"/>
+        </w:rPr>
+        <w:t>3.</w:t>
+      </w:r>
+      <w:r>
+        <w:rPr>
+          <w:rFonts w:ascii="Times New Roman" w:eastAsia="Times New Roman" w:hAnsi="Times New Roman" w:cs="Times New Roman"/>
+          <w:b/>
+          <w:lang w:eastAsia="pt-BR"/>
+        </w:rPr>
+        <w:t xml:space="preserve">8 </w:t>
+      </w:r>
+      <w:r>
+        <w:rPr>
+          <w:rFonts w:ascii="Times New Roman" w:hAnsi="Times New Roman" w:cs="Times New Roman"/>
+          <w:b/>
+          <w:lang w:eastAsia="pt-BR"/>
+        </w:rPr>
+        <w:t>Premissas</w:t>
+      </w:r>
+    </w:p>
+    <w:p>
+      <w:pPr>
+        <w:spacing w:after="0" w:line="240" w:lineRule="auto"/>
+        <w:rPr>
+          <w:rFonts w:ascii="Times New Roman" w:eastAsia="Times New Roman" w:hAnsi="Times New Roman" w:cs="Times New Roman"/>
+          <w:sz w:val="24"/>
+          <w:szCs w:val="24"/>
+          <w:lang w:eastAsia="pt-BR"/>
+        </w:rPr>
+      </w:pPr>
+    </w:p>
+    <w:p>
+      <w:pPr>
+        <w:pStyle w:val="PargrafodaLista"/>
+        <w:numPr>
+          <w:ilvl w:val="0"/>
+          <w:numId w:val="41"/>
+        </w:numPr>
+        <w:spacing w:after="0" w:line="240" w:lineRule="auto"/>
+        <w:rPr>
+          <w:rFonts w:ascii="Times New Roman" w:eastAsia="Times New Roman" w:hAnsi="Times New Roman" w:cs="Times New Roman"/>
+          <w:sz w:val="24"/>
+          <w:szCs w:val="24"/>
+          <w:lang w:eastAsia="pt-BR"/>
+        </w:rPr>
+      </w:pPr>
+      <w:r>
+        <w:rPr>
+          <w:rFonts w:ascii="Times New Roman" w:eastAsia="Times New Roman" w:hAnsi="Times New Roman" w:cs="Times New Roman"/>
+          <w:sz w:val="24"/>
+          <w:szCs w:val="24"/>
+          <w:lang w:eastAsia="pt-BR"/>
+        </w:rPr>
+        <w:t xml:space="preserve">Os usuários terão acesso à internet para utilizar o sistema web; </w:t>
+      </w:r>
+    </w:p>
+    <w:p>
+      <w:pPr>
+        <w:pStyle w:val="PargrafodaLista"/>
+        <w:numPr>
+          <w:ilvl w:val="0"/>
+          <w:numId w:val="41"/>
+        </w:numPr>
+        <w:spacing w:after="0" w:line="240" w:lineRule="auto"/>
+        <w:rPr>
+          <w:rFonts w:ascii="Times New Roman" w:eastAsia="Times New Roman" w:hAnsi="Times New Roman" w:cs="Times New Roman"/>
+          <w:sz w:val="24"/>
+          <w:szCs w:val="24"/>
+          <w:lang w:eastAsia="pt-BR"/>
+        </w:rPr>
+      </w:pPr>
+      <w:r>
+        <w:rPr>
+          <w:rFonts w:ascii="Times New Roman" w:eastAsia="Times New Roman" w:hAnsi="Times New Roman" w:cs="Times New Roman"/>
+          <w:sz w:val="24"/>
+          <w:szCs w:val="24"/>
+          <w:lang w:eastAsia="pt-BR"/>
+        </w:rPr>
+        <w:t xml:space="preserve">Os dados inseridos nos formulários serão verdadeiros e preenchidos corretamente pelos usuários; </w:t>
+      </w:r>
+    </w:p>
+    <w:p>
+      <w:pPr>
+        <w:pStyle w:val="PargrafodaLista"/>
+        <w:numPr>
+          <w:ilvl w:val="0"/>
+          <w:numId w:val="41"/>
+        </w:numPr>
+        <w:spacing w:after="0" w:line="240" w:lineRule="auto"/>
+        <w:rPr>
+          <w:rFonts w:ascii="Times New Roman" w:eastAsia="Times New Roman" w:hAnsi="Times New Roman" w:cs="Times New Roman"/>
+          <w:sz w:val="24"/>
+          <w:szCs w:val="24"/>
+          <w:lang w:eastAsia="pt-BR"/>
+        </w:rPr>
+      </w:pPr>
+      <w:r>
+        <w:rPr>
+          <w:rFonts w:ascii="Times New Roman" w:eastAsia="Times New Roman" w:hAnsi="Times New Roman" w:cs="Times New Roman"/>
+          <w:sz w:val="24"/>
+          <w:szCs w:val="24"/>
+          <w:lang w:eastAsia="pt-BR"/>
+        </w:rPr>
+        <w:t xml:space="preserve">O sistema será utilizado apenas para fins acadêmicos e demonstrativos; </w:t>
+      </w:r>
+    </w:p>
+    <w:p>
+      <w:pPr>
+        <w:pStyle w:val="PargrafodaLista"/>
+        <w:numPr>
+          <w:ilvl w:val="0"/>
+          <w:numId w:val="41"/>
+        </w:numPr>
+        <w:spacing w:after="0" w:line="240" w:lineRule="auto"/>
+        <w:rPr>
+          <w:rFonts w:ascii="Times New Roman" w:eastAsia="Times New Roman" w:hAnsi="Times New Roman" w:cs="Times New Roman"/>
+          <w:sz w:val="24"/>
+          <w:szCs w:val="24"/>
+          <w:lang w:eastAsia="pt-BR"/>
+        </w:rPr>
+      </w:pPr>
+      <w:r>
+        <w:rPr>
+          <w:rFonts w:ascii="Times New Roman" w:eastAsia="Times New Roman" w:hAnsi="Times New Roman" w:cs="Times New Roman"/>
+          <w:sz w:val="24"/>
+          <w:szCs w:val="24"/>
+          <w:lang w:eastAsia="pt-BR"/>
+        </w:rPr>
+        <w:t xml:space="preserve">O ambiente de desenvolvimento (computador e ferramentas) será suficiente para a construção do projeto; </w:t>
+      </w:r>
+    </w:p>
+    <w:p>
+      <w:pPr>
+        <w:pStyle w:val="PargrafodaLista"/>
+        <w:numPr>
+          <w:ilvl w:val="0"/>
+          <w:numId w:val="41"/>
+        </w:numPr>
+        <w:spacing w:after="0" w:line="240" w:lineRule="auto"/>
+        <w:rPr>
+          <w:rFonts w:ascii="Times New Roman" w:eastAsia="Times New Roman" w:hAnsi="Times New Roman" w:cs="Times New Roman"/>
+          <w:sz w:val="24"/>
+          <w:szCs w:val="24"/>
+          <w:lang w:eastAsia="pt-BR"/>
+        </w:rPr>
+      </w:pPr>
+      <w:r>
+        <w:rPr>
+          <w:rFonts w:ascii="Times New Roman" w:eastAsia="Times New Roman" w:hAnsi="Times New Roman" w:cs="Times New Roman"/>
+          <w:sz w:val="24"/>
+          <w:szCs w:val="24"/>
+          <w:lang w:eastAsia="pt-BR"/>
+        </w:rPr>
+        <w:t xml:space="preserve">A máquina virtual Linux funcionará corretamente para hospedagem do banco de dados; </w:t>
+      </w:r>
+    </w:p>
+    <w:p>
+      <w:pPr>
+        <w:pStyle w:val="PargrafodaLista"/>
+        <w:numPr>
+          <w:ilvl w:val="0"/>
+          <w:numId w:val="41"/>
+        </w:numPr>
+        <w:spacing w:after="0" w:line="240" w:lineRule="auto"/>
+        <w:rPr>
+          <w:rFonts w:ascii="Times New Roman" w:eastAsia="Times New Roman" w:hAnsi="Times New Roman" w:cs="Times New Roman"/>
+          <w:sz w:val="24"/>
+          <w:szCs w:val="24"/>
+          <w:lang w:eastAsia="pt-BR"/>
+        </w:rPr>
+      </w:pPr>
+      <w:r>
+        <w:rPr>
+          <w:rFonts w:ascii="Times New Roman" w:eastAsia="Times New Roman" w:hAnsi="Times New Roman" w:cs="Times New Roman"/>
+          <w:sz w:val="24"/>
+          <w:szCs w:val="24"/>
+          <w:lang w:eastAsia="pt-BR"/>
+        </w:rPr>
+        <w:t xml:space="preserve">As tecnologias utilizadas (HTML, CSS, </w:t>
+      </w:r>
+      <w:proofErr w:type="spellStart"/>
+      <w:r>
+        <w:rPr>
+          <w:rFonts w:ascii="Times New Roman" w:eastAsia="Times New Roman" w:hAnsi="Times New Roman" w:cs="Times New Roman"/>
+          <w:sz w:val="24"/>
+          <w:szCs w:val="24"/>
+          <w:lang w:eastAsia="pt-BR"/>
+        </w:rPr>
+        <w:t>JavaScript</w:t>
+      </w:r>
+      <w:proofErr w:type="spellEnd"/>
+      <w:r>
+        <w:rPr>
+          <w:rFonts w:ascii="Times New Roman" w:eastAsia="Times New Roman" w:hAnsi="Times New Roman" w:cs="Times New Roman"/>
+          <w:sz w:val="24"/>
+          <w:szCs w:val="24"/>
+          <w:lang w:eastAsia="pt-BR"/>
+        </w:rPr>
+        <w:t xml:space="preserve">, banco de dados, etc.) serão compatíveis entre si; </w:t>
+      </w:r>
+    </w:p>
+    <w:p>
+      <w:pPr>
+        <w:pStyle w:val="PargrafodaLista"/>
+        <w:numPr>
+          <w:ilvl w:val="0"/>
+          <w:numId w:val="41"/>
+        </w:numPr>
+        <w:spacing w:after="0" w:line="240" w:lineRule="auto"/>
+        <w:rPr>
+          <w:rFonts w:ascii="Times New Roman" w:eastAsia="Times New Roman" w:hAnsi="Times New Roman" w:cs="Times New Roman"/>
+          <w:sz w:val="24"/>
+          <w:szCs w:val="24"/>
+          <w:lang w:eastAsia="pt-BR"/>
+        </w:rPr>
+      </w:pPr>
+      <w:r>
+        <w:rPr>
+          <w:rFonts w:ascii="Times New Roman" w:eastAsia="Times New Roman" w:hAnsi="Times New Roman" w:cs="Times New Roman"/>
+          <w:sz w:val="24"/>
+          <w:szCs w:val="24"/>
+          <w:lang w:eastAsia="pt-BR"/>
+        </w:rPr>
+        <w:t xml:space="preserve">Os usuários terão conhecimentos básicos para navegar no sistema; </w:t>
+      </w:r>
+    </w:p>
+    <w:p>
+      <w:pPr>
+        <w:pStyle w:val="PargrafodaLista"/>
+        <w:numPr>
+          <w:ilvl w:val="0"/>
+          <w:numId w:val="41"/>
+        </w:numPr>
+        <w:spacing w:after="0" w:line="240" w:lineRule="auto"/>
+        <w:rPr>
+          <w:rFonts w:ascii="Times New Roman" w:eastAsia="Times New Roman" w:hAnsi="Times New Roman" w:cs="Times New Roman"/>
+          <w:sz w:val="24"/>
+          <w:szCs w:val="24"/>
+          <w:lang w:eastAsia="pt-BR"/>
+        </w:rPr>
+      </w:pPr>
+      <w:r>
+        <w:rPr>
+          <w:rFonts w:ascii="Times New Roman" w:eastAsia="Times New Roman" w:hAnsi="Times New Roman" w:cs="Times New Roman"/>
+          <w:sz w:val="24"/>
+          <w:szCs w:val="24"/>
+          <w:lang w:eastAsia="pt-BR"/>
+        </w:rPr>
+        <w:t>A quantidade de dados coletados será suficiente para gerar dashboards e indicadores simples;</w:t>
+      </w:r>
+    </w:p>
+    <w:p>
+      <w:pPr>
+        <w:spacing w:after="0" w:line="240" w:lineRule="auto"/>
+        <w:rPr>
+          <w:rFonts w:ascii="Times New Roman" w:eastAsia="Times New Roman" w:hAnsi="Times New Roman" w:cs="Times New Roman"/>
+          <w:sz w:val="24"/>
+          <w:szCs w:val="24"/>
+          <w:lang w:eastAsia="pt-BR"/>
+        </w:rPr>
+      </w:pPr>
+    </w:p>
+    <w:p>
+      <w:pPr>
+        <w:pStyle w:val="Ttulo1"/>
+        <w:rPr>
+          <w:rFonts w:ascii="Times New Roman" w:hAnsi="Times New Roman" w:cs="Times New Roman"/>
+          <w:b/>
+          <w:lang w:eastAsia="pt-BR"/>
+        </w:rPr>
+      </w:pPr>
+      <w:r>
+        <w:rPr>
+          <w:rFonts w:ascii="Times New Roman" w:eastAsia="Times New Roman" w:hAnsi="Times New Roman" w:cs="Times New Roman"/>
+          <w:b/>
+          <w:lang w:eastAsia="pt-BR"/>
+        </w:rPr>
+        <w:t>3.</w:t>
+      </w:r>
+      <w:r>
+        <w:rPr>
+          <w:rFonts w:ascii="Times New Roman" w:eastAsia="Times New Roman" w:hAnsi="Times New Roman" w:cs="Times New Roman"/>
+          <w:b/>
+          <w:lang w:eastAsia="pt-BR"/>
+        </w:rPr>
+        <w:t>9</w:t>
+      </w:r>
+      <w:r>
+        <w:rPr>
+          <w:rFonts w:ascii="Times New Roman" w:eastAsia="Times New Roman" w:hAnsi="Times New Roman" w:cs="Times New Roman"/>
+          <w:b/>
+          <w:lang w:eastAsia="pt-BR"/>
+        </w:rPr>
+        <w:t xml:space="preserve"> </w:t>
+      </w:r>
+      <w:r>
+        <w:rPr>
+          <w:rFonts w:ascii="Times New Roman" w:hAnsi="Times New Roman" w:cs="Times New Roman"/>
+          <w:b/>
+          <w:lang w:eastAsia="pt-BR"/>
+        </w:rPr>
+        <w:t>Restrições</w:t>
+      </w:r>
+    </w:p>
+    <w:p>
+      <w:pPr>
+        <w:rPr>
+          <w:lang w:eastAsia="pt-BR"/>
+        </w:rPr>
+      </w:pPr>
+    </w:p>
+    <w:p>
+      <w:pPr>
+        <w:pStyle w:val="PargrafodaLista"/>
+        <w:numPr>
+          <w:ilvl w:val="0"/>
+          <w:numId w:val="41"/>
+        </w:numPr>
+        <w:spacing w:after="0" w:line="240" w:lineRule="auto"/>
+        <w:rPr>
+          <w:rFonts w:ascii="Times New Roman" w:eastAsia="Times New Roman" w:hAnsi="Times New Roman" w:cs="Times New Roman"/>
+          <w:sz w:val="24"/>
+          <w:szCs w:val="24"/>
+          <w:lang w:eastAsia="pt-BR"/>
+        </w:rPr>
+      </w:pPr>
+      <w:r>
+        <w:rPr>
+          <w:rFonts w:ascii="Times New Roman" w:eastAsia="Times New Roman" w:hAnsi="Times New Roman" w:cs="Times New Roman"/>
+          <w:sz w:val="24"/>
+          <w:szCs w:val="24"/>
+          <w:lang w:eastAsia="pt-BR"/>
+        </w:rPr>
+        <w:t xml:space="preserve">O projeto deverá ser desenvolvido dentro do prazo estabelecido pela </w:t>
+      </w:r>
+      <w:proofErr w:type="spellStart"/>
+      <w:r>
+        <w:rPr>
+          <w:rFonts w:ascii="Times New Roman" w:eastAsia="Times New Roman" w:hAnsi="Times New Roman" w:cs="Times New Roman"/>
+          <w:sz w:val="24"/>
+          <w:szCs w:val="24"/>
+          <w:lang w:eastAsia="pt-BR"/>
+        </w:rPr>
+        <w:t>SPTech</w:t>
+      </w:r>
+      <w:proofErr w:type="spellEnd"/>
+      <w:r>
+        <w:rPr>
+          <w:rFonts w:ascii="Times New Roman" w:eastAsia="Times New Roman" w:hAnsi="Times New Roman" w:cs="Times New Roman"/>
+          <w:sz w:val="24"/>
+          <w:szCs w:val="24"/>
+          <w:lang w:eastAsia="pt-BR"/>
+        </w:rPr>
+        <w:t xml:space="preserve">; </w:t>
+      </w:r>
+    </w:p>
+    <w:p>
+      <w:pPr>
+        <w:pStyle w:val="PargrafodaLista"/>
+        <w:numPr>
+          <w:ilvl w:val="0"/>
+          <w:numId w:val="41"/>
+        </w:numPr>
+        <w:spacing w:after="0" w:line="240" w:lineRule="auto"/>
+        <w:rPr>
+          <w:rFonts w:ascii="Times New Roman" w:eastAsia="Times New Roman" w:hAnsi="Times New Roman" w:cs="Times New Roman"/>
+          <w:sz w:val="24"/>
+          <w:szCs w:val="24"/>
+          <w:lang w:eastAsia="pt-BR"/>
+        </w:rPr>
+      </w:pPr>
+      <w:r>
+        <w:rPr>
+          <w:rFonts w:ascii="Times New Roman" w:eastAsia="Times New Roman" w:hAnsi="Times New Roman" w:cs="Times New Roman"/>
+          <w:sz w:val="24"/>
+          <w:szCs w:val="24"/>
+          <w:lang w:eastAsia="pt-BR"/>
+        </w:rPr>
+        <w:t xml:space="preserve">O sistema deverá utilizar tecnologias aprendidas durante o curso; </w:t>
+      </w:r>
+    </w:p>
+    <w:p>
+      <w:pPr>
+        <w:pStyle w:val="PargrafodaLista"/>
+        <w:numPr>
+          <w:ilvl w:val="0"/>
+          <w:numId w:val="41"/>
+        </w:numPr>
+        <w:spacing w:after="0" w:line="240" w:lineRule="auto"/>
+        <w:rPr>
+          <w:rFonts w:ascii="Times New Roman" w:eastAsia="Times New Roman" w:hAnsi="Times New Roman" w:cs="Times New Roman"/>
+          <w:sz w:val="24"/>
+          <w:szCs w:val="24"/>
+          <w:lang w:eastAsia="pt-BR"/>
+        </w:rPr>
+      </w:pPr>
+      <w:r>
+        <w:rPr>
+          <w:rFonts w:ascii="Times New Roman" w:eastAsia="Times New Roman" w:hAnsi="Times New Roman" w:cs="Times New Roman"/>
+          <w:sz w:val="24"/>
+          <w:szCs w:val="24"/>
+          <w:lang w:eastAsia="pt-BR"/>
+        </w:rPr>
+        <w:t xml:space="preserve">O banco de dados deverá ser executado em uma máquina virtual Linux; </w:t>
+      </w:r>
+    </w:p>
+    <w:p>
+      <w:pPr>
+        <w:pStyle w:val="PargrafodaLista"/>
+        <w:numPr>
+          <w:ilvl w:val="0"/>
+          <w:numId w:val="41"/>
+        </w:numPr>
+        <w:spacing w:after="0" w:line="240" w:lineRule="auto"/>
+        <w:rPr>
+          <w:rFonts w:ascii="Times New Roman" w:eastAsia="Times New Roman" w:hAnsi="Times New Roman" w:cs="Times New Roman"/>
+          <w:sz w:val="24"/>
+          <w:szCs w:val="24"/>
+          <w:lang w:eastAsia="pt-BR"/>
+        </w:rPr>
+      </w:pPr>
+      <w:r>
+        <w:rPr>
+          <w:rFonts w:ascii="Times New Roman" w:eastAsia="Times New Roman" w:hAnsi="Times New Roman" w:cs="Times New Roman"/>
+          <w:sz w:val="24"/>
+          <w:szCs w:val="24"/>
+          <w:lang w:eastAsia="pt-BR"/>
+        </w:rPr>
+        <w:t xml:space="preserve">O projeto será desenvolvido individualmente; </w:t>
+      </w:r>
+    </w:p>
+    <w:p>
+      <w:pPr>
+        <w:pStyle w:val="PargrafodaLista"/>
+        <w:numPr>
+          <w:ilvl w:val="0"/>
+          <w:numId w:val="41"/>
+        </w:numPr>
+        <w:spacing w:after="0" w:line="240" w:lineRule="auto"/>
+        <w:rPr>
+          <w:rFonts w:ascii="Times New Roman" w:eastAsia="Times New Roman" w:hAnsi="Times New Roman" w:cs="Times New Roman"/>
+          <w:sz w:val="24"/>
+          <w:szCs w:val="24"/>
+          <w:lang w:eastAsia="pt-BR"/>
+        </w:rPr>
+      </w:pPr>
+      <w:r>
+        <w:rPr>
+          <w:rFonts w:ascii="Times New Roman" w:eastAsia="Times New Roman" w:hAnsi="Times New Roman" w:cs="Times New Roman"/>
+          <w:sz w:val="24"/>
+          <w:szCs w:val="24"/>
+          <w:lang w:eastAsia="pt-BR"/>
+        </w:rPr>
+        <w:lastRenderedPageBreak/>
+        <w:t xml:space="preserve">Os recursos disponíveis serão limitados (computador pessoal e ferramentas gratuitas); </w:t>
+      </w:r>
+    </w:p>
+    <w:p>
+      <w:pPr>
+        <w:pStyle w:val="PargrafodaLista"/>
+        <w:numPr>
+          <w:ilvl w:val="0"/>
+          <w:numId w:val="41"/>
+        </w:numPr>
+        <w:spacing w:after="0" w:line="240" w:lineRule="auto"/>
+        <w:rPr>
+          <w:rFonts w:ascii="Times New Roman" w:eastAsia="Times New Roman" w:hAnsi="Times New Roman" w:cs="Times New Roman"/>
+          <w:sz w:val="24"/>
+          <w:szCs w:val="24"/>
+          <w:lang w:eastAsia="pt-BR"/>
+        </w:rPr>
+      </w:pPr>
+      <w:r>
+        <w:rPr>
+          <w:rFonts w:ascii="Times New Roman" w:eastAsia="Times New Roman" w:hAnsi="Times New Roman" w:cs="Times New Roman"/>
+          <w:sz w:val="24"/>
+          <w:szCs w:val="24"/>
+          <w:lang w:eastAsia="pt-BR"/>
+        </w:rPr>
+        <w:t xml:space="preserve">O sistema deverá atender aos requisitos das disciplinas envolvidas (TI, BD, Algoritmos, etc.); </w:t>
+      </w:r>
+    </w:p>
+    <w:p>
+      <w:pPr>
+        <w:pStyle w:val="PargrafodaLista"/>
+        <w:numPr>
+          <w:ilvl w:val="0"/>
+          <w:numId w:val="41"/>
+        </w:numPr>
+        <w:rPr>
+          <w:lang w:eastAsia="pt-BR"/>
+        </w:rPr>
+      </w:pPr>
+      <w:r>
+        <w:rPr>
+          <w:rFonts w:ascii="Times New Roman" w:eastAsia="Times New Roman" w:hAnsi="Times New Roman" w:cs="Times New Roman"/>
+          <w:sz w:val="24"/>
+          <w:szCs w:val="24"/>
+          <w:lang w:eastAsia="pt-BR"/>
+        </w:rPr>
+        <w:t>O projeto deverá ter caráter acadêmico, sem uso comercial;</w:t>
+      </w:r>
     </w:p>
     <w:p>
       <w:pPr>
@@ -1658,7 +4681,6 @@
           <w:szCs w:val="24"/>
           <w:lang w:eastAsia="pt-BR"/>
         </w:rPr>
-        <w:lastRenderedPageBreak/>
         <w:t xml:space="preserve">Quantidade de especialidades que já fez </w:t>
       </w:r>
     </w:p>
@@ -1751,6 +4773,7 @@
           <w:szCs w:val="24"/>
           <w:lang w:eastAsia="pt-BR"/>
         </w:rPr>
+        <w:lastRenderedPageBreak/>
         <w:pict>
           <v:rect id="_x0000_i1025" style="width:0;height:1.5pt" o:hralign="center" o:hrstd="t" o:hr="t" fillcolor="#a0a0a0" stroked="f"/>
         </w:pict>
@@ -2446,7 +5469,6 @@
           <w:szCs w:val="48"/>
           <w:lang w:eastAsia="pt-BR"/>
         </w:rPr>
-        <w:lastRenderedPageBreak/>
         <w:t>Banco de dados</w:t>
       </w:r>
     </w:p>
@@ -2509,6 +5531,7 @@
           <w:szCs w:val="24"/>
           <w:lang w:eastAsia="pt-BR"/>
         </w:rPr>
+        <w:lastRenderedPageBreak/>
         <w:t xml:space="preserve">id </w:t>
       </w:r>
     </w:p>
@@ -3413,7 +6436,6 @@
           <w:szCs w:val="24"/>
           <w:lang w:eastAsia="pt-BR"/>
         </w:rPr>
-        <w:lastRenderedPageBreak/>
         <w:t xml:space="preserve">id </w:t>
       </w:r>
     </w:p>
@@ -3528,6 +6550,7 @@
           <w:szCs w:val="24"/>
           <w:lang w:eastAsia="pt-BR"/>
         </w:rPr>
+        <w:lastRenderedPageBreak/>
         <w:pict>
           <v:rect id="_x0000_i1032" style="width:0;height:1.5pt" o:hralign="center" o:hrstd="t" o:hr="t" fillcolor="#a0a0a0" stroked="f"/>
         </w:pict>
@@ -4135,6 +7158,155 @@
 <file path=word/numbering.xml><?xml version="1.0" encoding="utf-8"?>
 <w:numbering xmlns:wpc="http://schemas.microsoft.com/office/word/2010/wordprocessingCanvas" xmlns:cx="http://schemas.microsoft.com/office/drawing/2014/chartex" xmlns:cx1="http://schemas.microsoft.com/office/drawing/2015/9/8/chartex" xmlns:cx2="http://schemas.microsoft.com/office/drawing/2015/10/21/chartex" xmlns:cx3="http://schemas.microsoft.com/office/drawing/2016/5/9/chartex" xmlns:cx4="http://schemas.microsoft.com/office/drawing/2016/5/10/chartex" xmlns:cx5="http://schemas.microsoft.com/office/drawing/2016/5/11/chartex" xmlns:cx6="http://schemas.microsoft.com/office/drawing/2016/5/12/chartex" xmlns:cx7="http://schemas.microsoft.com/office/drawing/2016/5/13/chartex" xmlns:cx8="http://schemas.microsoft.com/office/drawing/2016/5/14/chartex" xmlns:mc="http://schemas.openxmlformats.org/markup-compatibility/2006" xmlns:aink="http://schemas.microsoft.com/office/drawing/2016/ink" xmlns:am3d="http://schemas.microsoft.com/office/drawing/2017/model3d" xmlns:o="urn:schemas-microsoft-com:office:office" xmlns:r="http://schemas.openxmlformats.org/officeDocument/2006/relationships" xmlns:m="http://schemas.openxmlformats.org/officeDocument/2006/math" xmlns:v="urn:schemas-microsoft-com:vml" xmlns:wp14="http://schemas.microsoft.com/office/word/2010/wordprocessingDrawing" xmlns:wp="http://schemas.openxmlformats.org/drawingml/2006/wordprocessingDrawing" xmlns:w10="urn:schemas-microsoft-com:office:word" xmlns:w="http://schemas.openxmlformats.org/wordprocessingml/2006/main" xmlns:w14="http://schemas.microsoft.com/office/word/2010/wordml" xmlns:w15="http://schemas.microsoft.com/office/word/2012/wordml" xmlns:w16cid="http://schemas.microsoft.com/office/word/2016/wordml/cid" xmlns:w16se="http://schemas.microsoft.com/office/word/2015/wordml/symex" xmlns:wpg="http://schemas.microsoft.com/office/word/2010/wordprocessingGroup" xmlns:wpi="http://schemas.microsoft.com/office/word/2010/wordprocessingInk" xmlns:wne="http://schemas.microsoft.com/office/word/2006/wordml" xmlns:wps="http://schemas.microsoft.com/office/word/2010/wordprocessingShape" mc:Ignorable="w14 w15 w16se w16cid wp14">
   <w:abstractNum w:abstractNumId="0" w15:restartNumberingAfterBreak="0">
+    <w:nsid w:val="01067B0B"/>
+    <w:multiLevelType w:val="multilevel"/>
+    <w:tmpl w:val="67F6D400"/>
+    <w:lvl w:ilvl="0">
+      <w:start w:val="1"/>
+      <w:numFmt w:val="bullet"/>
+      <w:lvlText w:val=""/>
+      <w:lvlJc w:val="left"/>
+      <w:pPr>
+        <w:tabs>
+          <w:tab w:val="num" w:pos="720"/>
+        </w:tabs>
+        <w:ind w:left="720" w:hanging="360"/>
+      </w:pPr>
+      <w:rPr>
+        <w:rFonts w:ascii="Symbol" w:hAnsi="Symbol" w:hint="default"/>
+        <w:sz w:val="20"/>
+      </w:rPr>
+    </w:lvl>
+    <w:lvl w:ilvl="1" w:tentative="1">
+      <w:start w:val="1"/>
+      <w:numFmt w:val="bullet"/>
+      <w:lvlText w:val=""/>
+      <w:lvlJc w:val="left"/>
+      <w:pPr>
+        <w:tabs>
+          <w:tab w:val="num" w:pos="1440"/>
+        </w:tabs>
+        <w:ind w:left="1440" w:hanging="360"/>
+      </w:pPr>
+      <w:rPr>
+        <w:rFonts w:ascii="Symbol" w:hAnsi="Symbol" w:hint="default"/>
+        <w:sz w:val="20"/>
+      </w:rPr>
+    </w:lvl>
+    <w:lvl w:ilvl="2" w:tentative="1">
+      <w:start w:val="1"/>
+      <w:numFmt w:val="bullet"/>
+      <w:lvlText w:val=""/>
+      <w:lvlJc w:val="left"/>
+      <w:pPr>
+        <w:tabs>
+          <w:tab w:val="num" w:pos="2160"/>
+        </w:tabs>
+        <w:ind w:left="2160" w:hanging="360"/>
+      </w:pPr>
+      <w:rPr>
+        <w:rFonts w:ascii="Symbol" w:hAnsi="Symbol" w:hint="default"/>
+        <w:sz w:val="20"/>
+      </w:rPr>
+    </w:lvl>
+    <w:lvl w:ilvl="3" w:tentative="1">
+      <w:start w:val="1"/>
+      <w:numFmt w:val="bullet"/>
+      <w:lvlText w:val=""/>
+      <w:lvlJc w:val="left"/>
+      <w:pPr>
+        <w:tabs>
+          <w:tab w:val="num" w:pos="2880"/>
+        </w:tabs>
+        <w:ind w:left="2880" w:hanging="360"/>
+      </w:pPr>
+      <w:rPr>
+        <w:rFonts w:ascii="Symbol" w:hAnsi="Symbol" w:hint="default"/>
+        <w:sz w:val="20"/>
+      </w:rPr>
+    </w:lvl>
+    <w:lvl w:ilvl="4" w:tentative="1">
+      <w:start w:val="1"/>
+      <w:numFmt w:val="bullet"/>
+      <w:lvlText w:val=""/>
+      <w:lvlJc w:val="left"/>
+      <w:pPr>
+        <w:tabs>
+          <w:tab w:val="num" w:pos="3600"/>
+        </w:tabs>
+        <w:ind w:left="3600" w:hanging="360"/>
+      </w:pPr>
+      <w:rPr>
+        <w:rFonts w:ascii="Symbol" w:hAnsi="Symbol" w:hint="default"/>
+        <w:sz w:val="20"/>
+      </w:rPr>
+    </w:lvl>
+    <w:lvl w:ilvl="5" w:tentative="1">
+      <w:start w:val="1"/>
+      <w:numFmt w:val="bullet"/>
+      <w:lvlText w:val=""/>
+      <w:lvlJc w:val="left"/>
+      <w:pPr>
+        <w:tabs>
+          <w:tab w:val="num" w:pos="4320"/>
+        </w:tabs>
+        <w:ind w:left="4320" w:hanging="360"/>
+      </w:pPr>
+      <w:rPr>
+        <w:rFonts w:ascii="Symbol" w:hAnsi="Symbol" w:hint="default"/>
+        <w:sz w:val="20"/>
+      </w:rPr>
+    </w:lvl>
+    <w:lvl w:ilvl="6" w:tentative="1">
+      <w:start w:val="1"/>
+      <w:numFmt w:val="bullet"/>
+      <w:lvlText w:val=""/>
+      <w:lvlJc w:val="left"/>
+      <w:pPr>
+        <w:tabs>
+          <w:tab w:val="num" w:pos="5040"/>
+        </w:tabs>
+        <w:ind w:left="5040" w:hanging="360"/>
+      </w:pPr>
+      <w:rPr>
+        <w:rFonts w:ascii="Symbol" w:hAnsi="Symbol" w:hint="default"/>
+        <w:sz w:val="20"/>
+      </w:rPr>
+    </w:lvl>
+    <w:lvl w:ilvl="7" w:tentative="1">
+      <w:start w:val="1"/>
+      <w:numFmt w:val="bullet"/>
+      <w:lvlText w:val=""/>
+      <w:lvlJc w:val="left"/>
+      <w:pPr>
+        <w:tabs>
+          <w:tab w:val="num" w:pos="5760"/>
+        </w:tabs>
+        <w:ind w:left="5760" w:hanging="360"/>
+      </w:pPr>
+      <w:rPr>
+        <w:rFonts w:ascii="Symbol" w:hAnsi="Symbol" w:hint="default"/>
+        <w:sz w:val="20"/>
+      </w:rPr>
+    </w:lvl>
+    <w:lvl w:ilvl="8" w:tentative="1">
+      <w:start w:val="1"/>
+      <w:numFmt w:val="bullet"/>
+      <w:lvlText w:val=""/>
+      <w:lvlJc w:val="left"/>
+      <w:pPr>
+        <w:tabs>
+          <w:tab w:val="num" w:pos="6480"/>
+        </w:tabs>
+        <w:ind w:left="6480" w:hanging="360"/>
+      </w:pPr>
+      <w:rPr>
+        <w:rFonts w:ascii="Symbol" w:hAnsi="Symbol" w:hint="default"/>
+        <w:sz w:val="20"/>
+      </w:rPr>
+    </w:lvl>
+  </w:abstractNum>
+  <w:abstractNum w:abstractNumId="1" w15:restartNumberingAfterBreak="0">
     <w:nsid w:val="040444D0"/>
     <w:multiLevelType w:val="multilevel"/>
     <w:tmpl w:val="49EE85BA"/>
@@ -4283,7 +7455,305 @@
       </w:rPr>
     </w:lvl>
   </w:abstractNum>
-  <w:abstractNum w:abstractNumId="1" w15:restartNumberingAfterBreak="0">
+  <w:abstractNum w:abstractNumId="2" w15:restartNumberingAfterBreak="0">
+    <w:nsid w:val="057F7D37"/>
+    <w:multiLevelType w:val="multilevel"/>
+    <w:tmpl w:val="F8905C88"/>
+    <w:lvl w:ilvl="0">
+      <w:start w:val="1"/>
+      <w:numFmt w:val="bullet"/>
+      <w:lvlText w:val=""/>
+      <w:lvlJc w:val="left"/>
+      <w:pPr>
+        <w:tabs>
+          <w:tab w:val="num" w:pos="720"/>
+        </w:tabs>
+        <w:ind w:left="720" w:hanging="360"/>
+      </w:pPr>
+      <w:rPr>
+        <w:rFonts w:ascii="Symbol" w:hAnsi="Symbol" w:hint="default"/>
+        <w:sz w:val="20"/>
+      </w:rPr>
+    </w:lvl>
+    <w:lvl w:ilvl="1" w:tentative="1">
+      <w:start w:val="1"/>
+      <w:numFmt w:val="bullet"/>
+      <w:lvlText w:val=""/>
+      <w:lvlJc w:val="left"/>
+      <w:pPr>
+        <w:tabs>
+          <w:tab w:val="num" w:pos="1440"/>
+        </w:tabs>
+        <w:ind w:left="1440" w:hanging="360"/>
+      </w:pPr>
+      <w:rPr>
+        <w:rFonts w:ascii="Symbol" w:hAnsi="Symbol" w:hint="default"/>
+        <w:sz w:val="20"/>
+      </w:rPr>
+    </w:lvl>
+    <w:lvl w:ilvl="2" w:tentative="1">
+      <w:start w:val="1"/>
+      <w:numFmt w:val="bullet"/>
+      <w:lvlText w:val=""/>
+      <w:lvlJc w:val="left"/>
+      <w:pPr>
+        <w:tabs>
+          <w:tab w:val="num" w:pos="2160"/>
+        </w:tabs>
+        <w:ind w:left="2160" w:hanging="360"/>
+      </w:pPr>
+      <w:rPr>
+        <w:rFonts w:ascii="Symbol" w:hAnsi="Symbol" w:hint="default"/>
+        <w:sz w:val="20"/>
+      </w:rPr>
+    </w:lvl>
+    <w:lvl w:ilvl="3" w:tentative="1">
+      <w:start w:val="1"/>
+      <w:numFmt w:val="bullet"/>
+      <w:lvlText w:val=""/>
+      <w:lvlJc w:val="left"/>
+      <w:pPr>
+        <w:tabs>
+          <w:tab w:val="num" w:pos="2880"/>
+        </w:tabs>
+        <w:ind w:left="2880" w:hanging="360"/>
+      </w:pPr>
+      <w:rPr>
+        <w:rFonts w:ascii="Symbol" w:hAnsi="Symbol" w:hint="default"/>
+        <w:sz w:val="20"/>
+      </w:rPr>
+    </w:lvl>
+    <w:lvl w:ilvl="4" w:tentative="1">
+      <w:start w:val="1"/>
+      <w:numFmt w:val="bullet"/>
+      <w:lvlText w:val=""/>
+      <w:lvlJc w:val="left"/>
+      <w:pPr>
+        <w:tabs>
+          <w:tab w:val="num" w:pos="3600"/>
+        </w:tabs>
+        <w:ind w:left="3600" w:hanging="360"/>
+      </w:pPr>
+      <w:rPr>
+        <w:rFonts w:ascii="Symbol" w:hAnsi="Symbol" w:hint="default"/>
+        <w:sz w:val="20"/>
+      </w:rPr>
+    </w:lvl>
+    <w:lvl w:ilvl="5" w:tentative="1">
+      <w:start w:val="1"/>
+      <w:numFmt w:val="bullet"/>
+      <w:lvlText w:val=""/>
+      <w:lvlJc w:val="left"/>
+      <w:pPr>
+        <w:tabs>
+          <w:tab w:val="num" w:pos="4320"/>
+        </w:tabs>
+        <w:ind w:left="4320" w:hanging="360"/>
+      </w:pPr>
+      <w:rPr>
+        <w:rFonts w:ascii="Symbol" w:hAnsi="Symbol" w:hint="default"/>
+        <w:sz w:val="20"/>
+      </w:rPr>
+    </w:lvl>
+    <w:lvl w:ilvl="6" w:tentative="1">
+      <w:start w:val="1"/>
+      <w:numFmt w:val="bullet"/>
+      <w:lvlText w:val=""/>
+      <w:lvlJc w:val="left"/>
+      <w:pPr>
+        <w:tabs>
+          <w:tab w:val="num" w:pos="5040"/>
+        </w:tabs>
+        <w:ind w:left="5040" w:hanging="360"/>
+      </w:pPr>
+      <w:rPr>
+        <w:rFonts w:ascii="Symbol" w:hAnsi="Symbol" w:hint="default"/>
+        <w:sz w:val="20"/>
+      </w:rPr>
+    </w:lvl>
+    <w:lvl w:ilvl="7" w:tentative="1">
+      <w:start w:val="1"/>
+      <w:numFmt w:val="bullet"/>
+      <w:lvlText w:val=""/>
+      <w:lvlJc w:val="left"/>
+      <w:pPr>
+        <w:tabs>
+          <w:tab w:val="num" w:pos="5760"/>
+        </w:tabs>
+        <w:ind w:left="5760" w:hanging="360"/>
+      </w:pPr>
+      <w:rPr>
+        <w:rFonts w:ascii="Symbol" w:hAnsi="Symbol" w:hint="default"/>
+        <w:sz w:val="20"/>
+      </w:rPr>
+    </w:lvl>
+    <w:lvl w:ilvl="8" w:tentative="1">
+      <w:start w:val="1"/>
+      <w:numFmt w:val="bullet"/>
+      <w:lvlText w:val=""/>
+      <w:lvlJc w:val="left"/>
+      <w:pPr>
+        <w:tabs>
+          <w:tab w:val="num" w:pos="6480"/>
+        </w:tabs>
+        <w:ind w:left="6480" w:hanging="360"/>
+      </w:pPr>
+      <w:rPr>
+        <w:rFonts w:ascii="Symbol" w:hAnsi="Symbol" w:hint="default"/>
+        <w:sz w:val="20"/>
+      </w:rPr>
+    </w:lvl>
+  </w:abstractNum>
+  <w:abstractNum w:abstractNumId="3" w15:restartNumberingAfterBreak="0">
+    <w:nsid w:val="08054574"/>
+    <w:multiLevelType w:val="multilevel"/>
+    <w:tmpl w:val="6E984BE4"/>
+    <w:lvl w:ilvl="0">
+      <w:start w:val="1"/>
+      <w:numFmt w:val="bullet"/>
+      <w:lvlText w:val=""/>
+      <w:lvlJc w:val="left"/>
+      <w:pPr>
+        <w:tabs>
+          <w:tab w:val="num" w:pos="720"/>
+        </w:tabs>
+        <w:ind w:left="720" w:hanging="360"/>
+      </w:pPr>
+      <w:rPr>
+        <w:rFonts w:ascii="Symbol" w:hAnsi="Symbol" w:hint="default"/>
+        <w:sz w:val="20"/>
+      </w:rPr>
+    </w:lvl>
+    <w:lvl w:ilvl="1" w:tentative="1">
+      <w:start w:val="1"/>
+      <w:numFmt w:val="bullet"/>
+      <w:lvlText w:val=""/>
+      <w:lvlJc w:val="left"/>
+      <w:pPr>
+        <w:tabs>
+          <w:tab w:val="num" w:pos="1440"/>
+        </w:tabs>
+        <w:ind w:left="1440" w:hanging="360"/>
+      </w:pPr>
+      <w:rPr>
+        <w:rFonts w:ascii="Symbol" w:hAnsi="Symbol" w:hint="default"/>
+        <w:sz w:val="20"/>
+      </w:rPr>
+    </w:lvl>
+    <w:lvl w:ilvl="2" w:tentative="1">
+      <w:start w:val="1"/>
+      <w:numFmt w:val="bullet"/>
+      <w:lvlText w:val=""/>
+      <w:lvlJc w:val="left"/>
+      <w:pPr>
+        <w:tabs>
+          <w:tab w:val="num" w:pos="2160"/>
+        </w:tabs>
+        <w:ind w:left="2160" w:hanging="360"/>
+      </w:pPr>
+      <w:rPr>
+        <w:rFonts w:ascii="Symbol" w:hAnsi="Symbol" w:hint="default"/>
+        <w:sz w:val="20"/>
+      </w:rPr>
+    </w:lvl>
+    <w:lvl w:ilvl="3" w:tentative="1">
+      <w:start w:val="1"/>
+      <w:numFmt w:val="bullet"/>
+      <w:lvlText w:val=""/>
+      <w:lvlJc w:val="left"/>
+      <w:pPr>
+        <w:tabs>
+          <w:tab w:val="num" w:pos="2880"/>
+        </w:tabs>
+        <w:ind w:left="2880" w:hanging="360"/>
+      </w:pPr>
+      <w:rPr>
+        <w:rFonts w:ascii="Symbol" w:hAnsi="Symbol" w:hint="default"/>
+        <w:sz w:val="20"/>
+      </w:rPr>
+    </w:lvl>
+    <w:lvl w:ilvl="4" w:tentative="1">
+      <w:start w:val="1"/>
+      <w:numFmt w:val="bullet"/>
+      <w:lvlText w:val=""/>
+      <w:lvlJc w:val="left"/>
+      <w:pPr>
+        <w:tabs>
+          <w:tab w:val="num" w:pos="3600"/>
+        </w:tabs>
+        <w:ind w:left="3600" w:hanging="360"/>
+      </w:pPr>
+      <w:rPr>
+        <w:rFonts w:ascii="Symbol" w:hAnsi="Symbol" w:hint="default"/>
+        <w:sz w:val="20"/>
+      </w:rPr>
+    </w:lvl>
+    <w:lvl w:ilvl="5" w:tentative="1">
+      <w:start w:val="1"/>
+      <w:numFmt w:val="bullet"/>
+      <w:lvlText w:val=""/>
+      <w:lvlJc w:val="left"/>
+      <w:pPr>
+        <w:tabs>
+          <w:tab w:val="num" w:pos="4320"/>
+        </w:tabs>
+        <w:ind w:left="4320" w:hanging="360"/>
+      </w:pPr>
+      <w:rPr>
+        <w:rFonts w:ascii="Symbol" w:hAnsi="Symbol" w:hint="default"/>
+        <w:sz w:val="20"/>
+      </w:rPr>
+    </w:lvl>
+    <w:lvl w:ilvl="6" w:tentative="1">
+      <w:start w:val="1"/>
+      <w:numFmt w:val="bullet"/>
+      <w:lvlText w:val=""/>
+      <w:lvlJc w:val="left"/>
+      <w:pPr>
+        <w:tabs>
+          <w:tab w:val="num" w:pos="5040"/>
+        </w:tabs>
+        <w:ind w:left="5040" w:hanging="360"/>
+      </w:pPr>
+      <w:rPr>
+        <w:rFonts w:ascii="Symbol" w:hAnsi="Symbol" w:hint="default"/>
+        <w:sz w:val="20"/>
+      </w:rPr>
+    </w:lvl>
+    <w:lvl w:ilvl="7" w:tentative="1">
+      <w:start w:val="1"/>
+      <w:numFmt w:val="bullet"/>
+      <w:lvlText w:val=""/>
+      <w:lvlJc w:val="left"/>
+      <w:pPr>
+        <w:tabs>
+          <w:tab w:val="num" w:pos="5760"/>
+        </w:tabs>
+        <w:ind w:left="5760" w:hanging="360"/>
+      </w:pPr>
+      <w:rPr>
+        <w:rFonts w:ascii="Symbol" w:hAnsi="Symbol" w:hint="default"/>
+        <w:sz w:val="20"/>
+      </w:rPr>
+    </w:lvl>
+    <w:lvl w:ilvl="8" w:tentative="1">
+      <w:start w:val="1"/>
+      <w:numFmt w:val="bullet"/>
+      <w:lvlText w:val=""/>
+      <w:lvlJc w:val="left"/>
+      <w:pPr>
+        <w:tabs>
+          <w:tab w:val="num" w:pos="6480"/>
+        </w:tabs>
+        <w:ind w:left="6480" w:hanging="360"/>
+      </w:pPr>
+      <w:rPr>
+        <w:rFonts w:ascii="Symbol" w:hAnsi="Symbol" w:hint="default"/>
+        <w:sz w:val="20"/>
+      </w:rPr>
+    </w:lvl>
+  </w:abstractNum>
+  <w:abstractNum w:abstractNumId="4" w15:restartNumberingAfterBreak="0">
     <w:nsid w:val="09791320"/>
     <w:multiLevelType w:val="multilevel"/>
     <w:tmpl w:val="F0A8E068"/>
@@ -4432,7 +7902,1014 @@
       </w:rPr>
     </w:lvl>
   </w:abstractNum>
-  <w:abstractNum w:abstractNumId="2" w15:restartNumberingAfterBreak="0">
+  <w:abstractNum w:abstractNumId="5" w15:restartNumberingAfterBreak="0">
+    <w:nsid w:val="11692CBE"/>
+    <w:multiLevelType w:val="multilevel"/>
+    <w:tmpl w:val="4378C138"/>
+    <w:lvl w:ilvl="0">
+      <w:start w:val="1"/>
+      <w:numFmt w:val="bullet"/>
+      <w:lvlText w:val=""/>
+      <w:lvlJc w:val="left"/>
+      <w:pPr>
+        <w:tabs>
+          <w:tab w:val="num" w:pos="720"/>
+        </w:tabs>
+        <w:ind w:left="720" w:hanging="360"/>
+      </w:pPr>
+      <w:rPr>
+        <w:rFonts w:ascii="Symbol" w:hAnsi="Symbol" w:hint="default"/>
+        <w:sz w:val="20"/>
+      </w:rPr>
+    </w:lvl>
+    <w:lvl w:ilvl="1" w:tentative="1">
+      <w:start w:val="1"/>
+      <w:numFmt w:val="bullet"/>
+      <w:lvlText w:val=""/>
+      <w:lvlJc w:val="left"/>
+      <w:pPr>
+        <w:tabs>
+          <w:tab w:val="num" w:pos="1440"/>
+        </w:tabs>
+        <w:ind w:left="1440" w:hanging="360"/>
+      </w:pPr>
+      <w:rPr>
+        <w:rFonts w:ascii="Symbol" w:hAnsi="Symbol" w:hint="default"/>
+        <w:sz w:val="20"/>
+      </w:rPr>
+    </w:lvl>
+    <w:lvl w:ilvl="2" w:tentative="1">
+      <w:start w:val="1"/>
+      <w:numFmt w:val="bullet"/>
+      <w:lvlText w:val=""/>
+      <w:lvlJc w:val="left"/>
+      <w:pPr>
+        <w:tabs>
+          <w:tab w:val="num" w:pos="2160"/>
+        </w:tabs>
+        <w:ind w:left="2160" w:hanging="360"/>
+      </w:pPr>
+      <w:rPr>
+        <w:rFonts w:ascii="Symbol" w:hAnsi="Symbol" w:hint="default"/>
+        <w:sz w:val="20"/>
+      </w:rPr>
+    </w:lvl>
+    <w:lvl w:ilvl="3" w:tentative="1">
+      <w:start w:val="1"/>
+      <w:numFmt w:val="bullet"/>
+      <w:lvlText w:val=""/>
+      <w:lvlJc w:val="left"/>
+      <w:pPr>
+        <w:tabs>
+          <w:tab w:val="num" w:pos="2880"/>
+        </w:tabs>
+        <w:ind w:left="2880" w:hanging="360"/>
+      </w:pPr>
+      <w:rPr>
+        <w:rFonts w:ascii="Symbol" w:hAnsi="Symbol" w:hint="default"/>
+        <w:sz w:val="20"/>
+      </w:rPr>
+    </w:lvl>
+    <w:lvl w:ilvl="4" w:tentative="1">
+      <w:start w:val="1"/>
+      <w:numFmt w:val="bullet"/>
+      <w:lvlText w:val=""/>
+      <w:lvlJc w:val="left"/>
+      <w:pPr>
+        <w:tabs>
+          <w:tab w:val="num" w:pos="3600"/>
+        </w:tabs>
+        <w:ind w:left="3600" w:hanging="360"/>
+      </w:pPr>
+      <w:rPr>
+        <w:rFonts w:ascii="Symbol" w:hAnsi="Symbol" w:hint="default"/>
+        <w:sz w:val="20"/>
+      </w:rPr>
+    </w:lvl>
+    <w:lvl w:ilvl="5" w:tentative="1">
+      <w:start w:val="1"/>
+      <w:numFmt w:val="bullet"/>
+      <w:lvlText w:val=""/>
+      <w:lvlJc w:val="left"/>
+      <w:pPr>
+        <w:tabs>
+          <w:tab w:val="num" w:pos="4320"/>
+        </w:tabs>
+        <w:ind w:left="4320" w:hanging="360"/>
+      </w:pPr>
+      <w:rPr>
+        <w:rFonts w:ascii="Symbol" w:hAnsi="Symbol" w:hint="default"/>
+        <w:sz w:val="20"/>
+      </w:rPr>
+    </w:lvl>
+    <w:lvl w:ilvl="6" w:tentative="1">
+      <w:start w:val="1"/>
+      <w:numFmt w:val="bullet"/>
+      <w:lvlText w:val=""/>
+      <w:lvlJc w:val="left"/>
+      <w:pPr>
+        <w:tabs>
+          <w:tab w:val="num" w:pos="5040"/>
+        </w:tabs>
+        <w:ind w:left="5040" w:hanging="360"/>
+      </w:pPr>
+      <w:rPr>
+        <w:rFonts w:ascii="Symbol" w:hAnsi="Symbol" w:hint="default"/>
+        <w:sz w:val="20"/>
+      </w:rPr>
+    </w:lvl>
+    <w:lvl w:ilvl="7" w:tentative="1">
+      <w:start w:val="1"/>
+      <w:numFmt w:val="bullet"/>
+      <w:lvlText w:val=""/>
+      <w:lvlJc w:val="left"/>
+      <w:pPr>
+        <w:tabs>
+          <w:tab w:val="num" w:pos="5760"/>
+        </w:tabs>
+        <w:ind w:left="5760" w:hanging="360"/>
+      </w:pPr>
+      <w:rPr>
+        <w:rFonts w:ascii="Symbol" w:hAnsi="Symbol" w:hint="default"/>
+        <w:sz w:val="20"/>
+      </w:rPr>
+    </w:lvl>
+    <w:lvl w:ilvl="8" w:tentative="1">
+      <w:start w:val="1"/>
+      <w:numFmt w:val="bullet"/>
+      <w:lvlText w:val=""/>
+      <w:lvlJc w:val="left"/>
+      <w:pPr>
+        <w:tabs>
+          <w:tab w:val="num" w:pos="6480"/>
+        </w:tabs>
+        <w:ind w:left="6480" w:hanging="360"/>
+      </w:pPr>
+      <w:rPr>
+        <w:rFonts w:ascii="Symbol" w:hAnsi="Symbol" w:hint="default"/>
+        <w:sz w:val="20"/>
+      </w:rPr>
+    </w:lvl>
+  </w:abstractNum>
+  <w:abstractNum w:abstractNumId="6" w15:restartNumberingAfterBreak="0">
+    <w:nsid w:val="126977AE"/>
+    <w:multiLevelType w:val="multilevel"/>
+    <w:tmpl w:val="3D08DD02"/>
+    <w:lvl w:ilvl="0">
+      <w:start w:val="1"/>
+      <w:numFmt w:val="bullet"/>
+      <w:lvlText w:val=""/>
+      <w:lvlJc w:val="left"/>
+      <w:pPr>
+        <w:tabs>
+          <w:tab w:val="num" w:pos="720"/>
+        </w:tabs>
+        <w:ind w:left="720" w:hanging="360"/>
+      </w:pPr>
+      <w:rPr>
+        <w:rFonts w:ascii="Symbol" w:hAnsi="Symbol" w:hint="default"/>
+        <w:sz w:val="20"/>
+      </w:rPr>
+    </w:lvl>
+    <w:lvl w:ilvl="1" w:tentative="1">
+      <w:start w:val="1"/>
+      <w:numFmt w:val="bullet"/>
+      <w:lvlText w:val=""/>
+      <w:lvlJc w:val="left"/>
+      <w:pPr>
+        <w:tabs>
+          <w:tab w:val="num" w:pos="1440"/>
+        </w:tabs>
+        <w:ind w:left="1440" w:hanging="360"/>
+      </w:pPr>
+      <w:rPr>
+        <w:rFonts w:ascii="Symbol" w:hAnsi="Symbol" w:hint="default"/>
+        <w:sz w:val="20"/>
+      </w:rPr>
+    </w:lvl>
+    <w:lvl w:ilvl="2" w:tentative="1">
+      <w:start w:val="1"/>
+      <w:numFmt w:val="bullet"/>
+      <w:lvlText w:val=""/>
+      <w:lvlJc w:val="left"/>
+      <w:pPr>
+        <w:tabs>
+          <w:tab w:val="num" w:pos="2160"/>
+        </w:tabs>
+        <w:ind w:left="2160" w:hanging="360"/>
+      </w:pPr>
+      <w:rPr>
+        <w:rFonts w:ascii="Symbol" w:hAnsi="Symbol" w:hint="default"/>
+        <w:sz w:val="20"/>
+      </w:rPr>
+    </w:lvl>
+    <w:lvl w:ilvl="3" w:tentative="1">
+      <w:start w:val="1"/>
+      <w:numFmt w:val="bullet"/>
+      <w:lvlText w:val=""/>
+      <w:lvlJc w:val="left"/>
+      <w:pPr>
+        <w:tabs>
+          <w:tab w:val="num" w:pos="2880"/>
+        </w:tabs>
+        <w:ind w:left="2880" w:hanging="360"/>
+      </w:pPr>
+      <w:rPr>
+        <w:rFonts w:ascii="Symbol" w:hAnsi="Symbol" w:hint="default"/>
+        <w:sz w:val="20"/>
+      </w:rPr>
+    </w:lvl>
+    <w:lvl w:ilvl="4" w:tentative="1">
+      <w:start w:val="1"/>
+      <w:numFmt w:val="bullet"/>
+      <w:lvlText w:val=""/>
+      <w:lvlJc w:val="left"/>
+      <w:pPr>
+        <w:tabs>
+          <w:tab w:val="num" w:pos="3600"/>
+        </w:tabs>
+        <w:ind w:left="3600" w:hanging="360"/>
+      </w:pPr>
+      <w:rPr>
+        <w:rFonts w:ascii="Symbol" w:hAnsi="Symbol" w:hint="default"/>
+        <w:sz w:val="20"/>
+      </w:rPr>
+    </w:lvl>
+    <w:lvl w:ilvl="5" w:tentative="1">
+      <w:start w:val="1"/>
+      <w:numFmt w:val="bullet"/>
+      <w:lvlText w:val=""/>
+      <w:lvlJc w:val="left"/>
+      <w:pPr>
+        <w:tabs>
+          <w:tab w:val="num" w:pos="4320"/>
+        </w:tabs>
+        <w:ind w:left="4320" w:hanging="360"/>
+      </w:pPr>
+      <w:rPr>
+        <w:rFonts w:ascii="Symbol" w:hAnsi="Symbol" w:hint="default"/>
+        <w:sz w:val="20"/>
+      </w:rPr>
+    </w:lvl>
+    <w:lvl w:ilvl="6" w:tentative="1">
+      <w:start w:val="1"/>
+      <w:numFmt w:val="bullet"/>
+      <w:lvlText w:val=""/>
+      <w:lvlJc w:val="left"/>
+      <w:pPr>
+        <w:tabs>
+          <w:tab w:val="num" w:pos="5040"/>
+        </w:tabs>
+        <w:ind w:left="5040" w:hanging="360"/>
+      </w:pPr>
+      <w:rPr>
+        <w:rFonts w:ascii="Symbol" w:hAnsi="Symbol" w:hint="default"/>
+        <w:sz w:val="20"/>
+      </w:rPr>
+    </w:lvl>
+    <w:lvl w:ilvl="7" w:tentative="1">
+      <w:start w:val="1"/>
+      <w:numFmt w:val="bullet"/>
+      <w:lvlText w:val=""/>
+      <w:lvlJc w:val="left"/>
+      <w:pPr>
+        <w:tabs>
+          <w:tab w:val="num" w:pos="5760"/>
+        </w:tabs>
+        <w:ind w:left="5760" w:hanging="360"/>
+      </w:pPr>
+      <w:rPr>
+        <w:rFonts w:ascii="Symbol" w:hAnsi="Symbol" w:hint="default"/>
+        <w:sz w:val="20"/>
+      </w:rPr>
+    </w:lvl>
+    <w:lvl w:ilvl="8" w:tentative="1">
+      <w:start w:val="1"/>
+      <w:numFmt w:val="bullet"/>
+      <w:lvlText w:val=""/>
+      <w:lvlJc w:val="left"/>
+      <w:pPr>
+        <w:tabs>
+          <w:tab w:val="num" w:pos="6480"/>
+        </w:tabs>
+        <w:ind w:left="6480" w:hanging="360"/>
+      </w:pPr>
+      <w:rPr>
+        <w:rFonts w:ascii="Symbol" w:hAnsi="Symbol" w:hint="default"/>
+        <w:sz w:val="20"/>
+      </w:rPr>
+    </w:lvl>
+  </w:abstractNum>
+  <w:abstractNum w:abstractNumId="7" w15:restartNumberingAfterBreak="0">
+    <w:nsid w:val="1427565D"/>
+    <w:multiLevelType w:val="multilevel"/>
+    <w:tmpl w:val="F2A8A8D6"/>
+    <w:lvl w:ilvl="0">
+      <w:start w:val="1"/>
+      <w:numFmt w:val="bullet"/>
+      <w:lvlText w:val=""/>
+      <w:lvlJc w:val="left"/>
+      <w:pPr>
+        <w:tabs>
+          <w:tab w:val="num" w:pos="720"/>
+        </w:tabs>
+        <w:ind w:left="720" w:hanging="360"/>
+      </w:pPr>
+      <w:rPr>
+        <w:rFonts w:ascii="Symbol" w:hAnsi="Symbol" w:hint="default"/>
+        <w:sz w:val="20"/>
+      </w:rPr>
+    </w:lvl>
+    <w:lvl w:ilvl="1" w:tentative="1">
+      <w:start w:val="1"/>
+      <w:numFmt w:val="bullet"/>
+      <w:lvlText w:val=""/>
+      <w:lvlJc w:val="left"/>
+      <w:pPr>
+        <w:tabs>
+          <w:tab w:val="num" w:pos="1440"/>
+        </w:tabs>
+        <w:ind w:left="1440" w:hanging="360"/>
+      </w:pPr>
+      <w:rPr>
+        <w:rFonts w:ascii="Symbol" w:hAnsi="Symbol" w:hint="default"/>
+        <w:sz w:val="20"/>
+      </w:rPr>
+    </w:lvl>
+    <w:lvl w:ilvl="2" w:tentative="1">
+      <w:start w:val="1"/>
+      <w:numFmt w:val="bullet"/>
+      <w:lvlText w:val=""/>
+      <w:lvlJc w:val="left"/>
+      <w:pPr>
+        <w:tabs>
+          <w:tab w:val="num" w:pos="2160"/>
+        </w:tabs>
+        <w:ind w:left="2160" w:hanging="360"/>
+      </w:pPr>
+      <w:rPr>
+        <w:rFonts w:ascii="Symbol" w:hAnsi="Symbol" w:hint="default"/>
+        <w:sz w:val="20"/>
+      </w:rPr>
+    </w:lvl>
+    <w:lvl w:ilvl="3" w:tentative="1">
+      <w:start w:val="1"/>
+      <w:numFmt w:val="bullet"/>
+      <w:lvlText w:val=""/>
+      <w:lvlJc w:val="left"/>
+      <w:pPr>
+        <w:tabs>
+          <w:tab w:val="num" w:pos="2880"/>
+        </w:tabs>
+        <w:ind w:left="2880" w:hanging="360"/>
+      </w:pPr>
+      <w:rPr>
+        <w:rFonts w:ascii="Symbol" w:hAnsi="Symbol" w:hint="default"/>
+        <w:sz w:val="20"/>
+      </w:rPr>
+    </w:lvl>
+    <w:lvl w:ilvl="4" w:tentative="1">
+      <w:start w:val="1"/>
+      <w:numFmt w:val="bullet"/>
+      <w:lvlText w:val=""/>
+      <w:lvlJc w:val="left"/>
+      <w:pPr>
+        <w:tabs>
+          <w:tab w:val="num" w:pos="3600"/>
+        </w:tabs>
+        <w:ind w:left="3600" w:hanging="360"/>
+      </w:pPr>
+      <w:rPr>
+        <w:rFonts w:ascii="Symbol" w:hAnsi="Symbol" w:hint="default"/>
+        <w:sz w:val="20"/>
+      </w:rPr>
+    </w:lvl>
+    <w:lvl w:ilvl="5" w:tentative="1">
+      <w:start w:val="1"/>
+      <w:numFmt w:val="bullet"/>
+      <w:lvlText w:val=""/>
+      <w:lvlJc w:val="left"/>
+      <w:pPr>
+        <w:tabs>
+          <w:tab w:val="num" w:pos="4320"/>
+        </w:tabs>
+        <w:ind w:left="4320" w:hanging="360"/>
+      </w:pPr>
+      <w:rPr>
+        <w:rFonts w:ascii="Symbol" w:hAnsi="Symbol" w:hint="default"/>
+        <w:sz w:val="20"/>
+      </w:rPr>
+    </w:lvl>
+    <w:lvl w:ilvl="6" w:tentative="1">
+      <w:start w:val="1"/>
+      <w:numFmt w:val="bullet"/>
+      <w:lvlText w:val=""/>
+      <w:lvlJc w:val="left"/>
+      <w:pPr>
+        <w:tabs>
+          <w:tab w:val="num" w:pos="5040"/>
+        </w:tabs>
+        <w:ind w:left="5040" w:hanging="360"/>
+      </w:pPr>
+      <w:rPr>
+        <w:rFonts w:ascii="Symbol" w:hAnsi="Symbol" w:hint="default"/>
+        <w:sz w:val="20"/>
+      </w:rPr>
+    </w:lvl>
+    <w:lvl w:ilvl="7" w:tentative="1">
+      <w:start w:val="1"/>
+      <w:numFmt w:val="bullet"/>
+      <w:lvlText w:val=""/>
+      <w:lvlJc w:val="left"/>
+      <w:pPr>
+        <w:tabs>
+          <w:tab w:val="num" w:pos="5760"/>
+        </w:tabs>
+        <w:ind w:left="5760" w:hanging="360"/>
+      </w:pPr>
+      <w:rPr>
+        <w:rFonts w:ascii="Symbol" w:hAnsi="Symbol" w:hint="default"/>
+        <w:sz w:val="20"/>
+      </w:rPr>
+    </w:lvl>
+    <w:lvl w:ilvl="8" w:tentative="1">
+      <w:start w:val="1"/>
+      <w:numFmt w:val="bullet"/>
+      <w:lvlText w:val=""/>
+      <w:lvlJc w:val="left"/>
+      <w:pPr>
+        <w:tabs>
+          <w:tab w:val="num" w:pos="6480"/>
+        </w:tabs>
+        <w:ind w:left="6480" w:hanging="360"/>
+      </w:pPr>
+      <w:rPr>
+        <w:rFonts w:ascii="Symbol" w:hAnsi="Symbol" w:hint="default"/>
+        <w:sz w:val="20"/>
+      </w:rPr>
+    </w:lvl>
+  </w:abstractNum>
+  <w:abstractNum w:abstractNumId="8" w15:restartNumberingAfterBreak="0">
+    <w:nsid w:val="156328E5"/>
+    <w:multiLevelType w:val="multilevel"/>
+    <w:tmpl w:val="40183DCE"/>
+    <w:lvl w:ilvl="0">
+      <w:start w:val="1"/>
+      <w:numFmt w:val="bullet"/>
+      <w:lvlText w:val=""/>
+      <w:lvlJc w:val="left"/>
+      <w:pPr>
+        <w:tabs>
+          <w:tab w:val="num" w:pos="720"/>
+        </w:tabs>
+        <w:ind w:left="720" w:hanging="360"/>
+      </w:pPr>
+      <w:rPr>
+        <w:rFonts w:ascii="Symbol" w:hAnsi="Symbol" w:hint="default"/>
+        <w:sz w:val="20"/>
+      </w:rPr>
+    </w:lvl>
+    <w:lvl w:ilvl="1" w:tentative="1">
+      <w:start w:val="1"/>
+      <w:numFmt w:val="bullet"/>
+      <w:lvlText w:val=""/>
+      <w:lvlJc w:val="left"/>
+      <w:pPr>
+        <w:tabs>
+          <w:tab w:val="num" w:pos="1440"/>
+        </w:tabs>
+        <w:ind w:left="1440" w:hanging="360"/>
+      </w:pPr>
+      <w:rPr>
+        <w:rFonts w:ascii="Symbol" w:hAnsi="Symbol" w:hint="default"/>
+        <w:sz w:val="20"/>
+      </w:rPr>
+    </w:lvl>
+    <w:lvl w:ilvl="2" w:tentative="1">
+      <w:start w:val="1"/>
+      <w:numFmt w:val="bullet"/>
+      <w:lvlText w:val=""/>
+      <w:lvlJc w:val="left"/>
+      <w:pPr>
+        <w:tabs>
+          <w:tab w:val="num" w:pos="2160"/>
+        </w:tabs>
+        <w:ind w:left="2160" w:hanging="360"/>
+      </w:pPr>
+      <w:rPr>
+        <w:rFonts w:ascii="Symbol" w:hAnsi="Symbol" w:hint="default"/>
+        <w:sz w:val="20"/>
+      </w:rPr>
+    </w:lvl>
+    <w:lvl w:ilvl="3" w:tentative="1">
+      <w:start w:val="1"/>
+      <w:numFmt w:val="bullet"/>
+      <w:lvlText w:val=""/>
+      <w:lvlJc w:val="left"/>
+      <w:pPr>
+        <w:tabs>
+          <w:tab w:val="num" w:pos="2880"/>
+        </w:tabs>
+        <w:ind w:left="2880" w:hanging="360"/>
+      </w:pPr>
+      <w:rPr>
+        <w:rFonts w:ascii="Symbol" w:hAnsi="Symbol" w:hint="default"/>
+        <w:sz w:val="20"/>
+      </w:rPr>
+    </w:lvl>
+    <w:lvl w:ilvl="4" w:tentative="1">
+      <w:start w:val="1"/>
+      <w:numFmt w:val="bullet"/>
+      <w:lvlText w:val=""/>
+      <w:lvlJc w:val="left"/>
+      <w:pPr>
+        <w:tabs>
+          <w:tab w:val="num" w:pos="3600"/>
+        </w:tabs>
+        <w:ind w:left="3600" w:hanging="360"/>
+      </w:pPr>
+      <w:rPr>
+        <w:rFonts w:ascii="Symbol" w:hAnsi="Symbol" w:hint="default"/>
+        <w:sz w:val="20"/>
+      </w:rPr>
+    </w:lvl>
+    <w:lvl w:ilvl="5" w:tentative="1">
+      <w:start w:val="1"/>
+      <w:numFmt w:val="bullet"/>
+      <w:lvlText w:val=""/>
+      <w:lvlJc w:val="left"/>
+      <w:pPr>
+        <w:tabs>
+          <w:tab w:val="num" w:pos="4320"/>
+        </w:tabs>
+        <w:ind w:left="4320" w:hanging="360"/>
+      </w:pPr>
+      <w:rPr>
+        <w:rFonts w:ascii="Symbol" w:hAnsi="Symbol" w:hint="default"/>
+        <w:sz w:val="20"/>
+      </w:rPr>
+    </w:lvl>
+    <w:lvl w:ilvl="6" w:tentative="1">
+      <w:start w:val="1"/>
+      <w:numFmt w:val="bullet"/>
+      <w:lvlText w:val=""/>
+      <w:lvlJc w:val="left"/>
+      <w:pPr>
+        <w:tabs>
+          <w:tab w:val="num" w:pos="5040"/>
+        </w:tabs>
+        <w:ind w:left="5040" w:hanging="360"/>
+      </w:pPr>
+      <w:rPr>
+        <w:rFonts w:ascii="Symbol" w:hAnsi="Symbol" w:hint="default"/>
+        <w:sz w:val="20"/>
+      </w:rPr>
+    </w:lvl>
+    <w:lvl w:ilvl="7" w:tentative="1">
+      <w:start w:val="1"/>
+      <w:numFmt w:val="bullet"/>
+      <w:lvlText w:val=""/>
+      <w:lvlJc w:val="left"/>
+      <w:pPr>
+        <w:tabs>
+          <w:tab w:val="num" w:pos="5760"/>
+        </w:tabs>
+        <w:ind w:left="5760" w:hanging="360"/>
+      </w:pPr>
+      <w:rPr>
+        <w:rFonts w:ascii="Symbol" w:hAnsi="Symbol" w:hint="default"/>
+        <w:sz w:val="20"/>
+      </w:rPr>
+    </w:lvl>
+    <w:lvl w:ilvl="8" w:tentative="1">
+      <w:start w:val="1"/>
+      <w:numFmt w:val="bullet"/>
+      <w:lvlText w:val=""/>
+      <w:lvlJc w:val="left"/>
+      <w:pPr>
+        <w:tabs>
+          <w:tab w:val="num" w:pos="6480"/>
+        </w:tabs>
+        <w:ind w:left="6480" w:hanging="360"/>
+      </w:pPr>
+      <w:rPr>
+        <w:rFonts w:ascii="Symbol" w:hAnsi="Symbol" w:hint="default"/>
+        <w:sz w:val="20"/>
+      </w:rPr>
+    </w:lvl>
+  </w:abstractNum>
+  <w:abstractNum w:abstractNumId="9" w15:restartNumberingAfterBreak="0">
+    <w:nsid w:val="1AE6155D"/>
+    <w:multiLevelType w:val="multilevel"/>
+    <w:tmpl w:val="8F0C400C"/>
+    <w:lvl w:ilvl="0">
+      <w:start w:val="1"/>
+      <w:numFmt w:val="bullet"/>
+      <w:lvlText w:val=""/>
+      <w:lvlJc w:val="left"/>
+      <w:pPr>
+        <w:tabs>
+          <w:tab w:val="num" w:pos="720"/>
+        </w:tabs>
+        <w:ind w:left="720" w:hanging="360"/>
+      </w:pPr>
+      <w:rPr>
+        <w:rFonts w:ascii="Symbol" w:hAnsi="Symbol" w:hint="default"/>
+        <w:sz w:val="20"/>
+      </w:rPr>
+    </w:lvl>
+    <w:lvl w:ilvl="1" w:tentative="1">
+      <w:start w:val="1"/>
+      <w:numFmt w:val="bullet"/>
+      <w:lvlText w:val=""/>
+      <w:lvlJc w:val="left"/>
+      <w:pPr>
+        <w:tabs>
+          <w:tab w:val="num" w:pos="1440"/>
+        </w:tabs>
+        <w:ind w:left="1440" w:hanging="360"/>
+      </w:pPr>
+      <w:rPr>
+        <w:rFonts w:ascii="Symbol" w:hAnsi="Symbol" w:hint="default"/>
+        <w:sz w:val="20"/>
+      </w:rPr>
+    </w:lvl>
+    <w:lvl w:ilvl="2" w:tentative="1">
+      <w:start w:val="1"/>
+      <w:numFmt w:val="bullet"/>
+      <w:lvlText w:val=""/>
+      <w:lvlJc w:val="left"/>
+      <w:pPr>
+        <w:tabs>
+          <w:tab w:val="num" w:pos="2160"/>
+        </w:tabs>
+        <w:ind w:left="2160" w:hanging="360"/>
+      </w:pPr>
+      <w:rPr>
+        <w:rFonts w:ascii="Symbol" w:hAnsi="Symbol" w:hint="default"/>
+        <w:sz w:val="20"/>
+      </w:rPr>
+    </w:lvl>
+    <w:lvl w:ilvl="3" w:tentative="1">
+      <w:start w:val="1"/>
+      <w:numFmt w:val="bullet"/>
+      <w:lvlText w:val=""/>
+      <w:lvlJc w:val="left"/>
+      <w:pPr>
+        <w:tabs>
+          <w:tab w:val="num" w:pos="2880"/>
+        </w:tabs>
+        <w:ind w:left="2880" w:hanging="360"/>
+      </w:pPr>
+      <w:rPr>
+        <w:rFonts w:ascii="Symbol" w:hAnsi="Symbol" w:hint="default"/>
+        <w:sz w:val="20"/>
+      </w:rPr>
+    </w:lvl>
+    <w:lvl w:ilvl="4" w:tentative="1">
+      <w:start w:val="1"/>
+      <w:numFmt w:val="bullet"/>
+      <w:lvlText w:val=""/>
+      <w:lvlJc w:val="left"/>
+      <w:pPr>
+        <w:tabs>
+          <w:tab w:val="num" w:pos="3600"/>
+        </w:tabs>
+        <w:ind w:left="3600" w:hanging="360"/>
+      </w:pPr>
+      <w:rPr>
+        <w:rFonts w:ascii="Symbol" w:hAnsi="Symbol" w:hint="default"/>
+        <w:sz w:val="20"/>
+      </w:rPr>
+    </w:lvl>
+    <w:lvl w:ilvl="5" w:tentative="1">
+      <w:start w:val="1"/>
+      <w:numFmt w:val="bullet"/>
+      <w:lvlText w:val=""/>
+      <w:lvlJc w:val="left"/>
+      <w:pPr>
+        <w:tabs>
+          <w:tab w:val="num" w:pos="4320"/>
+        </w:tabs>
+        <w:ind w:left="4320" w:hanging="360"/>
+      </w:pPr>
+      <w:rPr>
+        <w:rFonts w:ascii="Symbol" w:hAnsi="Symbol" w:hint="default"/>
+        <w:sz w:val="20"/>
+      </w:rPr>
+    </w:lvl>
+    <w:lvl w:ilvl="6" w:tentative="1">
+      <w:start w:val="1"/>
+      <w:numFmt w:val="bullet"/>
+      <w:lvlText w:val=""/>
+      <w:lvlJc w:val="left"/>
+      <w:pPr>
+        <w:tabs>
+          <w:tab w:val="num" w:pos="5040"/>
+        </w:tabs>
+        <w:ind w:left="5040" w:hanging="360"/>
+      </w:pPr>
+      <w:rPr>
+        <w:rFonts w:ascii="Symbol" w:hAnsi="Symbol" w:hint="default"/>
+        <w:sz w:val="20"/>
+      </w:rPr>
+    </w:lvl>
+    <w:lvl w:ilvl="7" w:tentative="1">
+      <w:start w:val="1"/>
+      <w:numFmt w:val="bullet"/>
+      <w:lvlText w:val=""/>
+      <w:lvlJc w:val="left"/>
+      <w:pPr>
+        <w:tabs>
+          <w:tab w:val="num" w:pos="5760"/>
+        </w:tabs>
+        <w:ind w:left="5760" w:hanging="360"/>
+      </w:pPr>
+      <w:rPr>
+        <w:rFonts w:ascii="Symbol" w:hAnsi="Symbol" w:hint="default"/>
+        <w:sz w:val="20"/>
+      </w:rPr>
+    </w:lvl>
+    <w:lvl w:ilvl="8" w:tentative="1">
+      <w:start w:val="1"/>
+      <w:numFmt w:val="bullet"/>
+      <w:lvlText w:val=""/>
+      <w:lvlJc w:val="left"/>
+      <w:pPr>
+        <w:tabs>
+          <w:tab w:val="num" w:pos="6480"/>
+        </w:tabs>
+        <w:ind w:left="6480" w:hanging="360"/>
+      </w:pPr>
+      <w:rPr>
+        <w:rFonts w:ascii="Symbol" w:hAnsi="Symbol" w:hint="default"/>
+        <w:sz w:val="20"/>
+      </w:rPr>
+    </w:lvl>
+  </w:abstractNum>
+  <w:abstractNum w:abstractNumId="10" w15:restartNumberingAfterBreak="0">
+    <w:nsid w:val="1BDD1A61"/>
+    <w:multiLevelType w:val="hybridMultilevel"/>
+    <w:tmpl w:val="1F6E082E"/>
+    <w:lvl w:ilvl="0" w:tplc="04160001">
+      <w:start w:val="1"/>
+      <w:numFmt w:val="bullet"/>
+      <w:lvlText w:val=""/>
+      <w:lvlJc w:val="left"/>
+      <w:pPr>
+        <w:ind w:left="720" w:hanging="360"/>
+      </w:pPr>
+      <w:rPr>
+        <w:rFonts w:ascii="Symbol" w:hAnsi="Symbol" w:hint="default"/>
+      </w:rPr>
+    </w:lvl>
+    <w:lvl w:ilvl="1" w:tplc="04160003" w:tentative="1">
+      <w:start w:val="1"/>
+      <w:numFmt w:val="bullet"/>
+      <w:lvlText w:val="o"/>
+      <w:lvlJc w:val="left"/>
+      <w:pPr>
+        <w:ind w:left="1440" w:hanging="360"/>
+      </w:pPr>
+      <w:rPr>
+        <w:rFonts w:ascii="Courier New" w:hAnsi="Courier New" w:cs="Courier New" w:hint="default"/>
+      </w:rPr>
+    </w:lvl>
+    <w:lvl w:ilvl="2" w:tplc="04160005" w:tentative="1">
+      <w:start w:val="1"/>
+      <w:numFmt w:val="bullet"/>
+      <w:lvlText w:val=""/>
+      <w:lvlJc w:val="left"/>
+      <w:pPr>
+        <w:ind w:left="2160" w:hanging="360"/>
+      </w:pPr>
+      <w:rPr>
+        <w:rFonts w:ascii="Wingdings" w:hAnsi="Wingdings" w:hint="default"/>
+      </w:rPr>
+    </w:lvl>
+    <w:lvl w:ilvl="3" w:tplc="04160001" w:tentative="1">
+      <w:start w:val="1"/>
+      <w:numFmt w:val="bullet"/>
+      <w:lvlText w:val=""/>
+      <w:lvlJc w:val="left"/>
+      <w:pPr>
+        <w:ind w:left="2880" w:hanging="360"/>
+      </w:pPr>
+      <w:rPr>
+        <w:rFonts w:ascii="Symbol" w:hAnsi="Symbol" w:hint="default"/>
+      </w:rPr>
+    </w:lvl>
+    <w:lvl w:ilvl="4" w:tplc="04160003" w:tentative="1">
+      <w:start w:val="1"/>
+      <w:numFmt w:val="bullet"/>
+      <w:lvlText w:val="o"/>
+      <w:lvlJc w:val="left"/>
+      <w:pPr>
+        <w:ind w:left="3600" w:hanging="360"/>
+      </w:pPr>
+      <w:rPr>
+        <w:rFonts w:ascii="Courier New" w:hAnsi="Courier New" w:cs="Courier New" w:hint="default"/>
+      </w:rPr>
+    </w:lvl>
+    <w:lvl w:ilvl="5" w:tplc="04160005" w:tentative="1">
+      <w:start w:val="1"/>
+      <w:numFmt w:val="bullet"/>
+      <w:lvlText w:val=""/>
+      <w:lvlJc w:val="left"/>
+      <w:pPr>
+        <w:ind w:left="4320" w:hanging="360"/>
+      </w:pPr>
+      <w:rPr>
+        <w:rFonts w:ascii="Wingdings" w:hAnsi="Wingdings" w:hint="default"/>
+      </w:rPr>
+    </w:lvl>
+    <w:lvl w:ilvl="6" w:tplc="04160001" w:tentative="1">
+      <w:start w:val="1"/>
+      <w:numFmt w:val="bullet"/>
+      <w:lvlText w:val=""/>
+      <w:lvlJc w:val="left"/>
+      <w:pPr>
+        <w:ind w:left="5040" w:hanging="360"/>
+      </w:pPr>
+      <w:rPr>
+        <w:rFonts w:ascii="Symbol" w:hAnsi="Symbol" w:hint="default"/>
+      </w:rPr>
+    </w:lvl>
+    <w:lvl w:ilvl="7" w:tplc="04160003" w:tentative="1">
+      <w:start w:val="1"/>
+      <w:numFmt w:val="bullet"/>
+      <w:lvlText w:val="o"/>
+      <w:lvlJc w:val="left"/>
+      <w:pPr>
+        <w:ind w:left="5760" w:hanging="360"/>
+      </w:pPr>
+      <w:rPr>
+        <w:rFonts w:ascii="Courier New" w:hAnsi="Courier New" w:cs="Courier New" w:hint="default"/>
+      </w:rPr>
+    </w:lvl>
+    <w:lvl w:ilvl="8" w:tplc="04160005" w:tentative="1">
+      <w:start w:val="1"/>
+      <w:numFmt w:val="bullet"/>
+      <w:lvlText w:val=""/>
+      <w:lvlJc w:val="left"/>
+      <w:pPr>
+        <w:ind w:left="6480" w:hanging="360"/>
+      </w:pPr>
+      <w:rPr>
+        <w:rFonts w:ascii="Wingdings" w:hAnsi="Wingdings" w:hint="default"/>
+      </w:rPr>
+    </w:lvl>
+  </w:abstractNum>
+  <w:abstractNum w:abstractNumId="11" w15:restartNumberingAfterBreak="0">
+    <w:nsid w:val="26234388"/>
+    <w:multiLevelType w:val="multilevel"/>
+    <w:tmpl w:val="137A85B6"/>
+    <w:lvl w:ilvl="0">
+      <w:start w:val="1"/>
+      <w:numFmt w:val="bullet"/>
+      <w:lvlText w:val=""/>
+      <w:lvlJc w:val="left"/>
+      <w:pPr>
+        <w:tabs>
+          <w:tab w:val="num" w:pos="720"/>
+        </w:tabs>
+        <w:ind w:left="720" w:hanging="360"/>
+      </w:pPr>
+      <w:rPr>
+        <w:rFonts w:ascii="Symbol" w:hAnsi="Symbol" w:hint="default"/>
+        <w:sz w:val="20"/>
+      </w:rPr>
+    </w:lvl>
+    <w:lvl w:ilvl="1" w:tentative="1">
+      <w:start w:val="1"/>
+      <w:numFmt w:val="bullet"/>
+      <w:lvlText w:val=""/>
+      <w:lvlJc w:val="left"/>
+      <w:pPr>
+        <w:tabs>
+          <w:tab w:val="num" w:pos="1440"/>
+        </w:tabs>
+        <w:ind w:left="1440" w:hanging="360"/>
+      </w:pPr>
+      <w:rPr>
+        <w:rFonts w:ascii="Symbol" w:hAnsi="Symbol" w:hint="default"/>
+        <w:sz w:val="20"/>
+      </w:rPr>
+    </w:lvl>
+    <w:lvl w:ilvl="2" w:tentative="1">
+      <w:start w:val="1"/>
+      <w:numFmt w:val="bullet"/>
+      <w:lvlText w:val=""/>
+      <w:lvlJc w:val="left"/>
+      <w:pPr>
+        <w:tabs>
+          <w:tab w:val="num" w:pos="2160"/>
+        </w:tabs>
+        <w:ind w:left="2160" w:hanging="360"/>
+      </w:pPr>
+      <w:rPr>
+        <w:rFonts w:ascii="Symbol" w:hAnsi="Symbol" w:hint="default"/>
+        <w:sz w:val="20"/>
+      </w:rPr>
+    </w:lvl>
+    <w:lvl w:ilvl="3" w:tentative="1">
+      <w:start w:val="1"/>
+      <w:numFmt w:val="bullet"/>
+      <w:lvlText w:val=""/>
+      <w:lvlJc w:val="left"/>
+      <w:pPr>
+        <w:tabs>
+          <w:tab w:val="num" w:pos="2880"/>
+        </w:tabs>
+        <w:ind w:left="2880" w:hanging="360"/>
+      </w:pPr>
+      <w:rPr>
+        <w:rFonts w:ascii="Symbol" w:hAnsi="Symbol" w:hint="default"/>
+        <w:sz w:val="20"/>
+      </w:rPr>
+    </w:lvl>
+    <w:lvl w:ilvl="4" w:tentative="1">
+      <w:start w:val="1"/>
+      <w:numFmt w:val="bullet"/>
+      <w:lvlText w:val=""/>
+      <w:lvlJc w:val="left"/>
+      <w:pPr>
+        <w:tabs>
+          <w:tab w:val="num" w:pos="3600"/>
+        </w:tabs>
+        <w:ind w:left="3600" w:hanging="360"/>
+      </w:pPr>
+      <w:rPr>
+        <w:rFonts w:ascii="Symbol" w:hAnsi="Symbol" w:hint="default"/>
+        <w:sz w:val="20"/>
+      </w:rPr>
+    </w:lvl>
+    <w:lvl w:ilvl="5" w:tentative="1">
+      <w:start w:val="1"/>
+      <w:numFmt w:val="bullet"/>
+      <w:lvlText w:val=""/>
+      <w:lvlJc w:val="left"/>
+      <w:pPr>
+        <w:tabs>
+          <w:tab w:val="num" w:pos="4320"/>
+        </w:tabs>
+        <w:ind w:left="4320" w:hanging="360"/>
+      </w:pPr>
+      <w:rPr>
+        <w:rFonts w:ascii="Symbol" w:hAnsi="Symbol" w:hint="default"/>
+        <w:sz w:val="20"/>
+      </w:rPr>
+    </w:lvl>
+    <w:lvl w:ilvl="6" w:tentative="1">
+      <w:start w:val="1"/>
+      <w:numFmt w:val="bullet"/>
+      <w:lvlText w:val=""/>
+      <w:lvlJc w:val="left"/>
+      <w:pPr>
+        <w:tabs>
+          <w:tab w:val="num" w:pos="5040"/>
+        </w:tabs>
+        <w:ind w:left="5040" w:hanging="360"/>
+      </w:pPr>
+      <w:rPr>
+        <w:rFonts w:ascii="Symbol" w:hAnsi="Symbol" w:hint="default"/>
+        <w:sz w:val="20"/>
+      </w:rPr>
+    </w:lvl>
+    <w:lvl w:ilvl="7" w:tentative="1">
+      <w:start w:val="1"/>
+      <w:numFmt w:val="bullet"/>
+      <w:lvlText w:val=""/>
+      <w:lvlJc w:val="left"/>
+      <w:pPr>
+        <w:tabs>
+          <w:tab w:val="num" w:pos="5760"/>
+        </w:tabs>
+        <w:ind w:left="5760" w:hanging="360"/>
+      </w:pPr>
+      <w:rPr>
+        <w:rFonts w:ascii="Symbol" w:hAnsi="Symbol" w:hint="default"/>
+        <w:sz w:val="20"/>
+      </w:rPr>
+    </w:lvl>
+    <w:lvl w:ilvl="8" w:tentative="1">
+      <w:start w:val="1"/>
+      <w:numFmt w:val="bullet"/>
+      <w:lvlText w:val=""/>
+      <w:lvlJc w:val="left"/>
+      <w:pPr>
+        <w:tabs>
+          <w:tab w:val="num" w:pos="6480"/>
+        </w:tabs>
+        <w:ind w:left="6480" w:hanging="360"/>
+      </w:pPr>
+      <w:rPr>
+        <w:rFonts w:ascii="Symbol" w:hAnsi="Symbol" w:hint="default"/>
+        <w:sz w:val="20"/>
+      </w:rPr>
+    </w:lvl>
+  </w:abstractNum>
+  <w:abstractNum w:abstractNumId="12" w15:restartNumberingAfterBreak="0">
     <w:nsid w:val="28B14879"/>
     <w:multiLevelType w:val="hybridMultilevel"/>
     <w:tmpl w:val="FD844314"/>
@@ -4545,7 +9022,716 @@
       </w:rPr>
     </w:lvl>
   </w:abstractNum>
-  <w:abstractNum w:abstractNumId="3" w15:restartNumberingAfterBreak="0">
+  <w:abstractNum w:abstractNumId="13" w15:restartNumberingAfterBreak="0">
+    <w:nsid w:val="297522D5"/>
+    <w:multiLevelType w:val="multilevel"/>
+    <w:tmpl w:val="08E6CD06"/>
+    <w:lvl w:ilvl="0">
+      <w:start w:val="1"/>
+      <w:numFmt w:val="bullet"/>
+      <w:lvlText w:val=""/>
+      <w:lvlJc w:val="left"/>
+      <w:pPr>
+        <w:tabs>
+          <w:tab w:val="num" w:pos="720"/>
+        </w:tabs>
+        <w:ind w:left="720" w:hanging="360"/>
+      </w:pPr>
+      <w:rPr>
+        <w:rFonts w:ascii="Symbol" w:hAnsi="Symbol" w:hint="default"/>
+        <w:sz w:val="20"/>
+      </w:rPr>
+    </w:lvl>
+    <w:lvl w:ilvl="1" w:tentative="1">
+      <w:start w:val="1"/>
+      <w:numFmt w:val="bullet"/>
+      <w:lvlText w:val=""/>
+      <w:lvlJc w:val="left"/>
+      <w:pPr>
+        <w:tabs>
+          <w:tab w:val="num" w:pos="1440"/>
+        </w:tabs>
+        <w:ind w:left="1440" w:hanging="360"/>
+      </w:pPr>
+      <w:rPr>
+        <w:rFonts w:ascii="Symbol" w:hAnsi="Symbol" w:hint="default"/>
+        <w:sz w:val="20"/>
+      </w:rPr>
+    </w:lvl>
+    <w:lvl w:ilvl="2" w:tentative="1">
+      <w:start w:val="1"/>
+      <w:numFmt w:val="bullet"/>
+      <w:lvlText w:val=""/>
+      <w:lvlJc w:val="left"/>
+      <w:pPr>
+        <w:tabs>
+          <w:tab w:val="num" w:pos="2160"/>
+        </w:tabs>
+        <w:ind w:left="2160" w:hanging="360"/>
+      </w:pPr>
+      <w:rPr>
+        <w:rFonts w:ascii="Symbol" w:hAnsi="Symbol" w:hint="default"/>
+        <w:sz w:val="20"/>
+      </w:rPr>
+    </w:lvl>
+    <w:lvl w:ilvl="3" w:tentative="1">
+      <w:start w:val="1"/>
+      <w:numFmt w:val="bullet"/>
+      <w:lvlText w:val=""/>
+      <w:lvlJc w:val="left"/>
+      <w:pPr>
+        <w:tabs>
+          <w:tab w:val="num" w:pos="2880"/>
+        </w:tabs>
+        <w:ind w:left="2880" w:hanging="360"/>
+      </w:pPr>
+      <w:rPr>
+        <w:rFonts w:ascii="Symbol" w:hAnsi="Symbol" w:hint="default"/>
+        <w:sz w:val="20"/>
+      </w:rPr>
+    </w:lvl>
+    <w:lvl w:ilvl="4" w:tentative="1">
+      <w:start w:val="1"/>
+      <w:numFmt w:val="bullet"/>
+      <w:lvlText w:val=""/>
+      <w:lvlJc w:val="left"/>
+      <w:pPr>
+        <w:tabs>
+          <w:tab w:val="num" w:pos="3600"/>
+        </w:tabs>
+        <w:ind w:left="3600" w:hanging="360"/>
+      </w:pPr>
+      <w:rPr>
+        <w:rFonts w:ascii="Symbol" w:hAnsi="Symbol" w:hint="default"/>
+        <w:sz w:val="20"/>
+      </w:rPr>
+    </w:lvl>
+    <w:lvl w:ilvl="5" w:tentative="1">
+      <w:start w:val="1"/>
+      <w:numFmt w:val="bullet"/>
+      <w:lvlText w:val=""/>
+      <w:lvlJc w:val="left"/>
+      <w:pPr>
+        <w:tabs>
+          <w:tab w:val="num" w:pos="4320"/>
+        </w:tabs>
+        <w:ind w:left="4320" w:hanging="360"/>
+      </w:pPr>
+      <w:rPr>
+        <w:rFonts w:ascii="Symbol" w:hAnsi="Symbol" w:hint="default"/>
+        <w:sz w:val="20"/>
+      </w:rPr>
+    </w:lvl>
+    <w:lvl w:ilvl="6" w:tentative="1">
+      <w:start w:val="1"/>
+      <w:numFmt w:val="bullet"/>
+      <w:lvlText w:val=""/>
+      <w:lvlJc w:val="left"/>
+      <w:pPr>
+        <w:tabs>
+          <w:tab w:val="num" w:pos="5040"/>
+        </w:tabs>
+        <w:ind w:left="5040" w:hanging="360"/>
+      </w:pPr>
+      <w:rPr>
+        <w:rFonts w:ascii="Symbol" w:hAnsi="Symbol" w:hint="default"/>
+        <w:sz w:val="20"/>
+      </w:rPr>
+    </w:lvl>
+    <w:lvl w:ilvl="7" w:tentative="1">
+      <w:start w:val="1"/>
+      <w:numFmt w:val="bullet"/>
+      <w:lvlText w:val=""/>
+      <w:lvlJc w:val="left"/>
+      <w:pPr>
+        <w:tabs>
+          <w:tab w:val="num" w:pos="5760"/>
+        </w:tabs>
+        <w:ind w:left="5760" w:hanging="360"/>
+      </w:pPr>
+      <w:rPr>
+        <w:rFonts w:ascii="Symbol" w:hAnsi="Symbol" w:hint="default"/>
+        <w:sz w:val="20"/>
+      </w:rPr>
+    </w:lvl>
+    <w:lvl w:ilvl="8" w:tentative="1">
+      <w:start w:val="1"/>
+      <w:numFmt w:val="bullet"/>
+      <w:lvlText w:val=""/>
+      <w:lvlJc w:val="left"/>
+      <w:pPr>
+        <w:tabs>
+          <w:tab w:val="num" w:pos="6480"/>
+        </w:tabs>
+        <w:ind w:left="6480" w:hanging="360"/>
+      </w:pPr>
+      <w:rPr>
+        <w:rFonts w:ascii="Symbol" w:hAnsi="Symbol" w:hint="default"/>
+        <w:sz w:val="20"/>
+      </w:rPr>
+    </w:lvl>
+  </w:abstractNum>
+  <w:abstractNum w:abstractNumId="14" w15:restartNumberingAfterBreak="0">
+    <w:nsid w:val="364A650C"/>
+    <w:multiLevelType w:val="hybridMultilevel"/>
+    <w:tmpl w:val="A066D6A0"/>
+    <w:lvl w:ilvl="0" w:tplc="04160001">
+      <w:start w:val="1"/>
+      <w:numFmt w:val="bullet"/>
+      <w:lvlText w:val=""/>
+      <w:lvlJc w:val="left"/>
+      <w:pPr>
+        <w:ind w:left="720" w:hanging="360"/>
+      </w:pPr>
+      <w:rPr>
+        <w:rFonts w:ascii="Symbol" w:hAnsi="Symbol" w:hint="default"/>
+      </w:rPr>
+    </w:lvl>
+    <w:lvl w:ilvl="1" w:tplc="04160003" w:tentative="1">
+      <w:start w:val="1"/>
+      <w:numFmt w:val="bullet"/>
+      <w:lvlText w:val="o"/>
+      <w:lvlJc w:val="left"/>
+      <w:pPr>
+        <w:ind w:left="1440" w:hanging="360"/>
+      </w:pPr>
+      <w:rPr>
+        <w:rFonts w:ascii="Courier New" w:hAnsi="Courier New" w:cs="Courier New" w:hint="default"/>
+      </w:rPr>
+    </w:lvl>
+    <w:lvl w:ilvl="2" w:tplc="04160005" w:tentative="1">
+      <w:start w:val="1"/>
+      <w:numFmt w:val="bullet"/>
+      <w:lvlText w:val=""/>
+      <w:lvlJc w:val="left"/>
+      <w:pPr>
+        <w:ind w:left="2160" w:hanging="360"/>
+      </w:pPr>
+      <w:rPr>
+        <w:rFonts w:ascii="Wingdings" w:hAnsi="Wingdings" w:hint="default"/>
+      </w:rPr>
+    </w:lvl>
+    <w:lvl w:ilvl="3" w:tplc="04160001" w:tentative="1">
+      <w:start w:val="1"/>
+      <w:numFmt w:val="bullet"/>
+      <w:lvlText w:val=""/>
+      <w:lvlJc w:val="left"/>
+      <w:pPr>
+        <w:ind w:left="2880" w:hanging="360"/>
+      </w:pPr>
+      <w:rPr>
+        <w:rFonts w:ascii="Symbol" w:hAnsi="Symbol" w:hint="default"/>
+      </w:rPr>
+    </w:lvl>
+    <w:lvl w:ilvl="4" w:tplc="04160003" w:tentative="1">
+      <w:start w:val="1"/>
+      <w:numFmt w:val="bullet"/>
+      <w:lvlText w:val="o"/>
+      <w:lvlJc w:val="left"/>
+      <w:pPr>
+        <w:ind w:left="3600" w:hanging="360"/>
+      </w:pPr>
+      <w:rPr>
+        <w:rFonts w:ascii="Courier New" w:hAnsi="Courier New" w:cs="Courier New" w:hint="default"/>
+      </w:rPr>
+    </w:lvl>
+    <w:lvl w:ilvl="5" w:tplc="04160005" w:tentative="1">
+      <w:start w:val="1"/>
+      <w:numFmt w:val="bullet"/>
+      <w:lvlText w:val=""/>
+      <w:lvlJc w:val="left"/>
+      <w:pPr>
+        <w:ind w:left="4320" w:hanging="360"/>
+      </w:pPr>
+      <w:rPr>
+        <w:rFonts w:ascii="Wingdings" w:hAnsi="Wingdings" w:hint="default"/>
+      </w:rPr>
+    </w:lvl>
+    <w:lvl w:ilvl="6" w:tplc="04160001" w:tentative="1">
+      <w:start w:val="1"/>
+      <w:numFmt w:val="bullet"/>
+      <w:lvlText w:val=""/>
+      <w:lvlJc w:val="left"/>
+      <w:pPr>
+        <w:ind w:left="5040" w:hanging="360"/>
+      </w:pPr>
+      <w:rPr>
+        <w:rFonts w:ascii="Symbol" w:hAnsi="Symbol" w:hint="default"/>
+      </w:rPr>
+    </w:lvl>
+    <w:lvl w:ilvl="7" w:tplc="04160003" w:tentative="1">
+      <w:start w:val="1"/>
+      <w:numFmt w:val="bullet"/>
+      <w:lvlText w:val="o"/>
+      <w:lvlJc w:val="left"/>
+      <w:pPr>
+        <w:ind w:left="5760" w:hanging="360"/>
+      </w:pPr>
+      <w:rPr>
+        <w:rFonts w:ascii="Courier New" w:hAnsi="Courier New" w:cs="Courier New" w:hint="default"/>
+      </w:rPr>
+    </w:lvl>
+    <w:lvl w:ilvl="8" w:tplc="04160005" w:tentative="1">
+      <w:start w:val="1"/>
+      <w:numFmt w:val="bullet"/>
+      <w:lvlText w:val=""/>
+      <w:lvlJc w:val="left"/>
+      <w:pPr>
+        <w:ind w:left="6480" w:hanging="360"/>
+      </w:pPr>
+      <w:rPr>
+        <w:rFonts w:ascii="Wingdings" w:hAnsi="Wingdings" w:hint="default"/>
+      </w:rPr>
+    </w:lvl>
+  </w:abstractNum>
+  <w:abstractNum w:abstractNumId="15" w15:restartNumberingAfterBreak="0">
+    <w:nsid w:val="39426678"/>
+    <w:multiLevelType w:val="multilevel"/>
+    <w:tmpl w:val="99028E1E"/>
+    <w:lvl w:ilvl="0">
+      <w:start w:val="1"/>
+      <w:numFmt w:val="bullet"/>
+      <w:lvlText w:val=""/>
+      <w:lvlJc w:val="left"/>
+      <w:pPr>
+        <w:tabs>
+          <w:tab w:val="num" w:pos="720"/>
+        </w:tabs>
+        <w:ind w:left="720" w:hanging="360"/>
+      </w:pPr>
+      <w:rPr>
+        <w:rFonts w:ascii="Symbol" w:hAnsi="Symbol" w:hint="default"/>
+        <w:sz w:val="20"/>
+      </w:rPr>
+    </w:lvl>
+    <w:lvl w:ilvl="1" w:tentative="1">
+      <w:start w:val="1"/>
+      <w:numFmt w:val="bullet"/>
+      <w:lvlText w:val=""/>
+      <w:lvlJc w:val="left"/>
+      <w:pPr>
+        <w:tabs>
+          <w:tab w:val="num" w:pos="1440"/>
+        </w:tabs>
+        <w:ind w:left="1440" w:hanging="360"/>
+      </w:pPr>
+      <w:rPr>
+        <w:rFonts w:ascii="Symbol" w:hAnsi="Symbol" w:hint="default"/>
+        <w:sz w:val="20"/>
+      </w:rPr>
+    </w:lvl>
+    <w:lvl w:ilvl="2" w:tentative="1">
+      <w:start w:val="1"/>
+      <w:numFmt w:val="bullet"/>
+      <w:lvlText w:val=""/>
+      <w:lvlJc w:val="left"/>
+      <w:pPr>
+        <w:tabs>
+          <w:tab w:val="num" w:pos="2160"/>
+        </w:tabs>
+        <w:ind w:left="2160" w:hanging="360"/>
+      </w:pPr>
+      <w:rPr>
+        <w:rFonts w:ascii="Symbol" w:hAnsi="Symbol" w:hint="default"/>
+        <w:sz w:val="20"/>
+      </w:rPr>
+    </w:lvl>
+    <w:lvl w:ilvl="3" w:tentative="1">
+      <w:start w:val="1"/>
+      <w:numFmt w:val="bullet"/>
+      <w:lvlText w:val=""/>
+      <w:lvlJc w:val="left"/>
+      <w:pPr>
+        <w:tabs>
+          <w:tab w:val="num" w:pos="2880"/>
+        </w:tabs>
+        <w:ind w:left="2880" w:hanging="360"/>
+      </w:pPr>
+      <w:rPr>
+        <w:rFonts w:ascii="Symbol" w:hAnsi="Symbol" w:hint="default"/>
+        <w:sz w:val="20"/>
+      </w:rPr>
+    </w:lvl>
+    <w:lvl w:ilvl="4" w:tentative="1">
+      <w:start w:val="1"/>
+      <w:numFmt w:val="bullet"/>
+      <w:lvlText w:val=""/>
+      <w:lvlJc w:val="left"/>
+      <w:pPr>
+        <w:tabs>
+          <w:tab w:val="num" w:pos="3600"/>
+        </w:tabs>
+        <w:ind w:left="3600" w:hanging="360"/>
+      </w:pPr>
+      <w:rPr>
+        <w:rFonts w:ascii="Symbol" w:hAnsi="Symbol" w:hint="default"/>
+        <w:sz w:val="20"/>
+      </w:rPr>
+    </w:lvl>
+    <w:lvl w:ilvl="5" w:tentative="1">
+      <w:start w:val="1"/>
+      <w:numFmt w:val="bullet"/>
+      <w:lvlText w:val=""/>
+      <w:lvlJc w:val="left"/>
+      <w:pPr>
+        <w:tabs>
+          <w:tab w:val="num" w:pos="4320"/>
+        </w:tabs>
+        <w:ind w:left="4320" w:hanging="360"/>
+      </w:pPr>
+      <w:rPr>
+        <w:rFonts w:ascii="Symbol" w:hAnsi="Symbol" w:hint="default"/>
+        <w:sz w:val="20"/>
+      </w:rPr>
+    </w:lvl>
+    <w:lvl w:ilvl="6" w:tentative="1">
+      <w:start w:val="1"/>
+      <w:numFmt w:val="bullet"/>
+      <w:lvlText w:val=""/>
+      <w:lvlJc w:val="left"/>
+      <w:pPr>
+        <w:tabs>
+          <w:tab w:val="num" w:pos="5040"/>
+        </w:tabs>
+        <w:ind w:left="5040" w:hanging="360"/>
+      </w:pPr>
+      <w:rPr>
+        <w:rFonts w:ascii="Symbol" w:hAnsi="Symbol" w:hint="default"/>
+        <w:sz w:val="20"/>
+      </w:rPr>
+    </w:lvl>
+    <w:lvl w:ilvl="7" w:tentative="1">
+      <w:start w:val="1"/>
+      <w:numFmt w:val="bullet"/>
+      <w:lvlText w:val=""/>
+      <w:lvlJc w:val="left"/>
+      <w:pPr>
+        <w:tabs>
+          <w:tab w:val="num" w:pos="5760"/>
+        </w:tabs>
+        <w:ind w:left="5760" w:hanging="360"/>
+      </w:pPr>
+      <w:rPr>
+        <w:rFonts w:ascii="Symbol" w:hAnsi="Symbol" w:hint="default"/>
+        <w:sz w:val="20"/>
+      </w:rPr>
+    </w:lvl>
+    <w:lvl w:ilvl="8" w:tentative="1">
+      <w:start w:val="1"/>
+      <w:numFmt w:val="bullet"/>
+      <w:lvlText w:val=""/>
+      <w:lvlJc w:val="left"/>
+      <w:pPr>
+        <w:tabs>
+          <w:tab w:val="num" w:pos="6480"/>
+        </w:tabs>
+        <w:ind w:left="6480" w:hanging="360"/>
+      </w:pPr>
+      <w:rPr>
+        <w:rFonts w:ascii="Symbol" w:hAnsi="Symbol" w:hint="default"/>
+        <w:sz w:val="20"/>
+      </w:rPr>
+    </w:lvl>
+  </w:abstractNum>
+  <w:abstractNum w:abstractNumId="16" w15:restartNumberingAfterBreak="0">
+    <w:nsid w:val="3A37082F"/>
+    <w:multiLevelType w:val="multilevel"/>
+    <w:tmpl w:val="46C8ED88"/>
+    <w:lvl w:ilvl="0">
+      <w:start w:val="1"/>
+      <w:numFmt w:val="bullet"/>
+      <w:lvlText w:val=""/>
+      <w:lvlJc w:val="left"/>
+      <w:pPr>
+        <w:tabs>
+          <w:tab w:val="num" w:pos="720"/>
+        </w:tabs>
+        <w:ind w:left="720" w:hanging="360"/>
+      </w:pPr>
+      <w:rPr>
+        <w:rFonts w:ascii="Symbol" w:hAnsi="Symbol" w:hint="default"/>
+        <w:sz w:val="20"/>
+      </w:rPr>
+    </w:lvl>
+    <w:lvl w:ilvl="1" w:tentative="1">
+      <w:start w:val="1"/>
+      <w:numFmt w:val="bullet"/>
+      <w:lvlText w:val=""/>
+      <w:lvlJc w:val="left"/>
+      <w:pPr>
+        <w:tabs>
+          <w:tab w:val="num" w:pos="1440"/>
+        </w:tabs>
+        <w:ind w:left="1440" w:hanging="360"/>
+      </w:pPr>
+      <w:rPr>
+        <w:rFonts w:ascii="Symbol" w:hAnsi="Symbol" w:hint="default"/>
+        <w:sz w:val="20"/>
+      </w:rPr>
+    </w:lvl>
+    <w:lvl w:ilvl="2" w:tentative="1">
+      <w:start w:val="1"/>
+      <w:numFmt w:val="bullet"/>
+      <w:lvlText w:val=""/>
+      <w:lvlJc w:val="left"/>
+      <w:pPr>
+        <w:tabs>
+          <w:tab w:val="num" w:pos="2160"/>
+        </w:tabs>
+        <w:ind w:left="2160" w:hanging="360"/>
+      </w:pPr>
+      <w:rPr>
+        <w:rFonts w:ascii="Symbol" w:hAnsi="Symbol" w:hint="default"/>
+        <w:sz w:val="20"/>
+      </w:rPr>
+    </w:lvl>
+    <w:lvl w:ilvl="3" w:tentative="1">
+      <w:start w:val="1"/>
+      <w:numFmt w:val="bullet"/>
+      <w:lvlText w:val=""/>
+      <w:lvlJc w:val="left"/>
+      <w:pPr>
+        <w:tabs>
+          <w:tab w:val="num" w:pos="2880"/>
+        </w:tabs>
+        <w:ind w:left="2880" w:hanging="360"/>
+      </w:pPr>
+      <w:rPr>
+        <w:rFonts w:ascii="Symbol" w:hAnsi="Symbol" w:hint="default"/>
+        <w:sz w:val="20"/>
+      </w:rPr>
+    </w:lvl>
+    <w:lvl w:ilvl="4" w:tentative="1">
+      <w:start w:val="1"/>
+      <w:numFmt w:val="bullet"/>
+      <w:lvlText w:val=""/>
+      <w:lvlJc w:val="left"/>
+      <w:pPr>
+        <w:tabs>
+          <w:tab w:val="num" w:pos="3600"/>
+        </w:tabs>
+        <w:ind w:left="3600" w:hanging="360"/>
+      </w:pPr>
+      <w:rPr>
+        <w:rFonts w:ascii="Symbol" w:hAnsi="Symbol" w:hint="default"/>
+        <w:sz w:val="20"/>
+      </w:rPr>
+    </w:lvl>
+    <w:lvl w:ilvl="5" w:tentative="1">
+      <w:start w:val="1"/>
+      <w:numFmt w:val="bullet"/>
+      <w:lvlText w:val=""/>
+      <w:lvlJc w:val="left"/>
+      <w:pPr>
+        <w:tabs>
+          <w:tab w:val="num" w:pos="4320"/>
+        </w:tabs>
+        <w:ind w:left="4320" w:hanging="360"/>
+      </w:pPr>
+      <w:rPr>
+        <w:rFonts w:ascii="Symbol" w:hAnsi="Symbol" w:hint="default"/>
+        <w:sz w:val="20"/>
+      </w:rPr>
+    </w:lvl>
+    <w:lvl w:ilvl="6" w:tentative="1">
+      <w:start w:val="1"/>
+      <w:numFmt w:val="bullet"/>
+      <w:lvlText w:val=""/>
+      <w:lvlJc w:val="left"/>
+      <w:pPr>
+        <w:tabs>
+          <w:tab w:val="num" w:pos="5040"/>
+        </w:tabs>
+        <w:ind w:left="5040" w:hanging="360"/>
+      </w:pPr>
+      <w:rPr>
+        <w:rFonts w:ascii="Symbol" w:hAnsi="Symbol" w:hint="default"/>
+        <w:sz w:val="20"/>
+      </w:rPr>
+    </w:lvl>
+    <w:lvl w:ilvl="7" w:tentative="1">
+      <w:start w:val="1"/>
+      <w:numFmt w:val="bullet"/>
+      <w:lvlText w:val=""/>
+      <w:lvlJc w:val="left"/>
+      <w:pPr>
+        <w:tabs>
+          <w:tab w:val="num" w:pos="5760"/>
+        </w:tabs>
+        <w:ind w:left="5760" w:hanging="360"/>
+      </w:pPr>
+      <w:rPr>
+        <w:rFonts w:ascii="Symbol" w:hAnsi="Symbol" w:hint="default"/>
+        <w:sz w:val="20"/>
+      </w:rPr>
+    </w:lvl>
+    <w:lvl w:ilvl="8" w:tentative="1">
+      <w:start w:val="1"/>
+      <w:numFmt w:val="bullet"/>
+      <w:lvlText w:val=""/>
+      <w:lvlJc w:val="left"/>
+      <w:pPr>
+        <w:tabs>
+          <w:tab w:val="num" w:pos="6480"/>
+        </w:tabs>
+        <w:ind w:left="6480" w:hanging="360"/>
+      </w:pPr>
+      <w:rPr>
+        <w:rFonts w:ascii="Symbol" w:hAnsi="Symbol" w:hint="default"/>
+        <w:sz w:val="20"/>
+      </w:rPr>
+    </w:lvl>
+  </w:abstractNum>
+  <w:abstractNum w:abstractNumId="17" w15:restartNumberingAfterBreak="0">
+    <w:nsid w:val="406E6D63"/>
+    <w:multiLevelType w:val="multilevel"/>
+    <w:tmpl w:val="82881E4A"/>
+    <w:lvl w:ilvl="0">
+      <w:start w:val="1"/>
+      <w:numFmt w:val="bullet"/>
+      <w:lvlText w:val=""/>
+      <w:lvlJc w:val="left"/>
+      <w:pPr>
+        <w:tabs>
+          <w:tab w:val="num" w:pos="720"/>
+        </w:tabs>
+        <w:ind w:left="720" w:hanging="360"/>
+      </w:pPr>
+      <w:rPr>
+        <w:rFonts w:ascii="Symbol" w:hAnsi="Symbol" w:hint="default"/>
+        <w:sz w:val="20"/>
+      </w:rPr>
+    </w:lvl>
+    <w:lvl w:ilvl="1" w:tentative="1">
+      <w:start w:val="1"/>
+      <w:numFmt w:val="bullet"/>
+      <w:lvlText w:val=""/>
+      <w:lvlJc w:val="left"/>
+      <w:pPr>
+        <w:tabs>
+          <w:tab w:val="num" w:pos="1440"/>
+        </w:tabs>
+        <w:ind w:left="1440" w:hanging="360"/>
+      </w:pPr>
+      <w:rPr>
+        <w:rFonts w:ascii="Symbol" w:hAnsi="Symbol" w:hint="default"/>
+        <w:sz w:val="20"/>
+      </w:rPr>
+    </w:lvl>
+    <w:lvl w:ilvl="2" w:tentative="1">
+      <w:start w:val="1"/>
+      <w:numFmt w:val="bullet"/>
+      <w:lvlText w:val=""/>
+      <w:lvlJc w:val="left"/>
+      <w:pPr>
+        <w:tabs>
+          <w:tab w:val="num" w:pos="2160"/>
+        </w:tabs>
+        <w:ind w:left="2160" w:hanging="360"/>
+      </w:pPr>
+      <w:rPr>
+        <w:rFonts w:ascii="Symbol" w:hAnsi="Symbol" w:hint="default"/>
+        <w:sz w:val="20"/>
+      </w:rPr>
+    </w:lvl>
+    <w:lvl w:ilvl="3" w:tentative="1">
+      <w:start w:val="1"/>
+      <w:numFmt w:val="bullet"/>
+      <w:lvlText w:val=""/>
+      <w:lvlJc w:val="left"/>
+      <w:pPr>
+        <w:tabs>
+          <w:tab w:val="num" w:pos="2880"/>
+        </w:tabs>
+        <w:ind w:left="2880" w:hanging="360"/>
+      </w:pPr>
+      <w:rPr>
+        <w:rFonts w:ascii="Symbol" w:hAnsi="Symbol" w:hint="default"/>
+        <w:sz w:val="20"/>
+      </w:rPr>
+    </w:lvl>
+    <w:lvl w:ilvl="4" w:tentative="1">
+      <w:start w:val="1"/>
+      <w:numFmt w:val="bullet"/>
+      <w:lvlText w:val=""/>
+      <w:lvlJc w:val="left"/>
+      <w:pPr>
+        <w:tabs>
+          <w:tab w:val="num" w:pos="3600"/>
+        </w:tabs>
+        <w:ind w:left="3600" w:hanging="360"/>
+      </w:pPr>
+      <w:rPr>
+        <w:rFonts w:ascii="Symbol" w:hAnsi="Symbol" w:hint="default"/>
+        <w:sz w:val="20"/>
+      </w:rPr>
+    </w:lvl>
+    <w:lvl w:ilvl="5" w:tentative="1">
+      <w:start w:val="1"/>
+      <w:numFmt w:val="bullet"/>
+      <w:lvlText w:val=""/>
+      <w:lvlJc w:val="left"/>
+      <w:pPr>
+        <w:tabs>
+          <w:tab w:val="num" w:pos="4320"/>
+        </w:tabs>
+        <w:ind w:left="4320" w:hanging="360"/>
+      </w:pPr>
+      <w:rPr>
+        <w:rFonts w:ascii="Symbol" w:hAnsi="Symbol" w:hint="default"/>
+        <w:sz w:val="20"/>
+      </w:rPr>
+    </w:lvl>
+    <w:lvl w:ilvl="6" w:tentative="1">
+      <w:start w:val="1"/>
+      <w:numFmt w:val="bullet"/>
+      <w:lvlText w:val=""/>
+      <w:lvlJc w:val="left"/>
+      <w:pPr>
+        <w:tabs>
+          <w:tab w:val="num" w:pos="5040"/>
+        </w:tabs>
+        <w:ind w:left="5040" w:hanging="360"/>
+      </w:pPr>
+      <w:rPr>
+        <w:rFonts w:ascii="Symbol" w:hAnsi="Symbol" w:hint="default"/>
+        <w:sz w:val="20"/>
+      </w:rPr>
+    </w:lvl>
+    <w:lvl w:ilvl="7" w:tentative="1">
+      <w:start w:val="1"/>
+      <w:numFmt w:val="bullet"/>
+      <w:lvlText w:val=""/>
+      <w:lvlJc w:val="left"/>
+      <w:pPr>
+        <w:tabs>
+          <w:tab w:val="num" w:pos="5760"/>
+        </w:tabs>
+        <w:ind w:left="5760" w:hanging="360"/>
+      </w:pPr>
+      <w:rPr>
+        <w:rFonts w:ascii="Symbol" w:hAnsi="Symbol" w:hint="default"/>
+        <w:sz w:val="20"/>
+      </w:rPr>
+    </w:lvl>
+    <w:lvl w:ilvl="8" w:tentative="1">
+      <w:start w:val="1"/>
+      <w:numFmt w:val="bullet"/>
+      <w:lvlText w:val=""/>
+      <w:lvlJc w:val="left"/>
+      <w:pPr>
+        <w:tabs>
+          <w:tab w:val="num" w:pos="6480"/>
+        </w:tabs>
+        <w:ind w:left="6480" w:hanging="360"/>
+      </w:pPr>
+      <w:rPr>
+        <w:rFonts w:ascii="Symbol" w:hAnsi="Symbol" w:hint="default"/>
+        <w:sz w:val="20"/>
+      </w:rPr>
+    </w:lvl>
+  </w:abstractNum>
+  <w:abstractNum w:abstractNumId="18" w15:restartNumberingAfterBreak="0">
     <w:nsid w:val="423650A9"/>
     <w:multiLevelType w:val="multilevel"/>
     <w:tmpl w:val="50508962"/>
@@ -4694,7 +9880,7 @@
       </w:rPr>
     </w:lvl>
   </w:abstractNum>
-  <w:abstractNum w:abstractNumId="4" w15:restartNumberingAfterBreak="0">
+  <w:abstractNum w:abstractNumId="19" w15:restartNumberingAfterBreak="0">
     <w:nsid w:val="42405DA7"/>
     <w:multiLevelType w:val="multilevel"/>
     <w:tmpl w:val="12849C4E"/>
@@ -4843,7 +10029,7 @@
       </w:rPr>
     </w:lvl>
   </w:abstractNum>
-  <w:abstractNum w:abstractNumId="5" w15:restartNumberingAfterBreak="0">
+  <w:abstractNum w:abstractNumId="20" w15:restartNumberingAfterBreak="0">
     <w:nsid w:val="47960ADE"/>
     <w:multiLevelType w:val="multilevel"/>
     <w:tmpl w:val="1312D762"/>
@@ -4992,7 +10178,7 @@
       </w:rPr>
     </w:lvl>
   </w:abstractNum>
-  <w:abstractNum w:abstractNumId="6" w15:restartNumberingAfterBreak="0">
+  <w:abstractNum w:abstractNumId="21" w15:restartNumberingAfterBreak="0">
     <w:nsid w:val="482A308A"/>
     <w:multiLevelType w:val="multilevel"/>
     <w:tmpl w:val="951277BC"/>
@@ -5141,7 +10327,233 @@
       </w:rPr>
     </w:lvl>
   </w:abstractNum>
-  <w:abstractNum w:abstractNumId="7" w15:restartNumberingAfterBreak="0">
+  <w:abstractNum w:abstractNumId="22" w15:restartNumberingAfterBreak="0">
+    <w:nsid w:val="49726EF6"/>
+    <w:multiLevelType w:val="hybridMultilevel"/>
+    <w:tmpl w:val="32987E48"/>
+    <w:lvl w:ilvl="0" w:tplc="04160001">
+      <w:start w:val="1"/>
+      <w:numFmt w:val="bullet"/>
+      <w:lvlText w:val=""/>
+      <w:lvlJc w:val="left"/>
+      <w:pPr>
+        <w:ind w:left="720" w:hanging="360"/>
+      </w:pPr>
+      <w:rPr>
+        <w:rFonts w:ascii="Symbol" w:hAnsi="Symbol" w:hint="default"/>
+      </w:rPr>
+    </w:lvl>
+    <w:lvl w:ilvl="1" w:tplc="04160003" w:tentative="1">
+      <w:start w:val="1"/>
+      <w:numFmt w:val="bullet"/>
+      <w:lvlText w:val="o"/>
+      <w:lvlJc w:val="left"/>
+      <w:pPr>
+        <w:ind w:left="1440" w:hanging="360"/>
+      </w:pPr>
+      <w:rPr>
+        <w:rFonts w:ascii="Courier New" w:hAnsi="Courier New" w:cs="Courier New" w:hint="default"/>
+      </w:rPr>
+    </w:lvl>
+    <w:lvl w:ilvl="2" w:tplc="04160005" w:tentative="1">
+      <w:start w:val="1"/>
+      <w:numFmt w:val="bullet"/>
+      <w:lvlText w:val=""/>
+      <w:lvlJc w:val="left"/>
+      <w:pPr>
+        <w:ind w:left="2160" w:hanging="360"/>
+      </w:pPr>
+      <w:rPr>
+        <w:rFonts w:ascii="Wingdings" w:hAnsi="Wingdings" w:hint="default"/>
+      </w:rPr>
+    </w:lvl>
+    <w:lvl w:ilvl="3" w:tplc="04160001" w:tentative="1">
+      <w:start w:val="1"/>
+      <w:numFmt w:val="bullet"/>
+      <w:lvlText w:val=""/>
+      <w:lvlJc w:val="left"/>
+      <w:pPr>
+        <w:ind w:left="2880" w:hanging="360"/>
+      </w:pPr>
+      <w:rPr>
+        <w:rFonts w:ascii="Symbol" w:hAnsi="Symbol" w:hint="default"/>
+      </w:rPr>
+    </w:lvl>
+    <w:lvl w:ilvl="4" w:tplc="04160003" w:tentative="1">
+      <w:start w:val="1"/>
+      <w:numFmt w:val="bullet"/>
+      <w:lvlText w:val="o"/>
+      <w:lvlJc w:val="left"/>
+      <w:pPr>
+        <w:ind w:left="3600" w:hanging="360"/>
+      </w:pPr>
+      <w:rPr>
+        <w:rFonts w:ascii="Courier New" w:hAnsi="Courier New" w:cs="Courier New" w:hint="default"/>
+      </w:rPr>
+    </w:lvl>
+    <w:lvl w:ilvl="5" w:tplc="04160005" w:tentative="1">
+      <w:start w:val="1"/>
+      <w:numFmt w:val="bullet"/>
+      <w:lvlText w:val=""/>
+      <w:lvlJc w:val="left"/>
+      <w:pPr>
+        <w:ind w:left="4320" w:hanging="360"/>
+      </w:pPr>
+      <w:rPr>
+        <w:rFonts w:ascii="Wingdings" w:hAnsi="Wingdings" w:hint="default"/>
+      </w:rPr>
+    </w:lvl>
+    <w:lvl w:ilvl="6" w:tplc="04160001" w:tentative="1">
+      <w:start w:val="1"/>
+      <w:numFmt w:val="bullet"/>
+      <w:lvlText w:val=""/>
+      <w:lvlJc w:val="left"/>
+      <w:pPr>
+        <w:ind w:left="5040" w:hanging="360"/>
+      </w:pPr>
+      <w:rPr>
+        <w:rFonts w:ascii="Symbol" w:hAnsi="Symbol" w:hint="default"/>
+      </w:rPr>
+    </w:lvl>
+    <w:lvl w:ilvl="7" w:tplc="04160003" w:tentative="1">
+      <w:start w:val="1"/>
+      <w:numFmt w:val="bullet"/>
+      <w:lvlText w:val="o"/>
+      <w:lvlJc w:val="left"/>
+      <w:pPr>
+        <w:ind w:left="5760" w:hanging="360"/>
+      </w:pPr>
+      <w:rPr>
+        <w:rFonts w:ascii="Courier New" w:hAnsi="Courier New" w:cs="Courier New" w:hint="default"/>
+      </w:rPr>
+    </w:lvl>
+    <w:lvl w:ilvl="8" w:tplc="04160005" w:tentative="1">
+      <w:start w:val="1"/>
+      <w:numFmt w:val="bullet"/>
+      <w:lvlText w:val=""/>
+      <w:lvlJc w:val="left"/>
+      <w:pPr>
+        <w:ind w:left="6480" w:hanging="360"/>
+      </w:pPr>
+      <w:rPr>
+        <w:rFonts w:ascii="Wingdings" w:hAnsi="Wingdings" w:hint="default"/>
+      </w:rPr>
+    </w:lvl>
+  </w:abstractNum>
+  <w:abstractNum w:abstractNumId="23" w15:restartNumberingAfterBreak="0">
+    <w:nsid w:val="49FD453F"/>
+    <w:multiLevelType w:val="hybridMultilevel"/>
+    <w:tmpl w:val="AF92E64E"/>
+    <w:lvl w:ilvl="0" w:tplc="04160001">
+      <w:start w:val="1"/>
+      <w:numFmt w:val="bullet"/>
+      <w:lvlText w:val=""/>
+      <w:lvlJc w:val="left"/>
+      <w:pPr>
+        <w:ind w:left="720" w:hanging="360"/>
+      </w:pPr>
+      <w:rPr>
+        <w:rFonts w:ascii="Symbol" w:hAnsi="Symbol" w:hint="default"/>
+      </w:rPr>
+    </w:lvl>
+    <w:lvl w:ilvl="1" w:tplc="04160003" w:tentative="1">
+      <w:start w:val="1"/>
+      <w:numFmt w:val="bullet"/>
+      <w:lvlText w:val="o"/>
+      <w:lvlJc w:val="left"/>
+      <w:pPr>
+        <w:ind w:left="1440" w:hanging="360"/>
+      </w:pPr>
+      <w:rPr>
+        <w:rFonts w:ascii="Courier New" w:hAnsi="Courier New" w:cs="Courier New" w:hint="default"/>
+      </w:rPr>
+    </w:lvl>
+    <w:lvl w:ilvl="2" w:tplc="04160005" w:tentative="1">
+      <w:start w:val="1"/>
+      <w:numFmt w:val="bullet"/>
+      <w:lvlText w:val=""/>
+      <w:lvlJc w:val="left"/>
+      <w:pPr>
+        <w:ind w:left="2160" w:hanging="360"/>
+      </w:pPr>
+      <w:rPr>
+        <w:rFonts w:ascii="Wingdings" w:hAnsi="Wingdings" w:hint="default"/>
+      </w:rPr>
+    </w:lvl>
+    <w:lvl w:ilvl="3" w:tplc="04160001" w:tentative="1">
+      <w:start w:val="1"/>
+      <w:numFmt w:val="bullet"/>
+      <w:lvlText w:val=""/>
+      <w:lvlJc w:val="left"/>
+      <w:pPr>
+        <w:ind w:left="2880" w:hanging="360"/>
+      </w:pPr>
+      <w:rPr>
+        <w:rFonts w:ascii="Symbol" w:hAnsi="Symbol" w:hint="default"/>
+      </w:rPr>
+    </w:lvl>
+    <w:lvl w:ilvl="4" w:tplc="04160003" w:tentative="1">
+      <w:start w:val="1"/>
+      <w:numFmt w:val="bullet"/>
+      <w:lvlText w:val="o"/>
+      <w:lvlJc w:val="left"/>
+      <w:pPr>
+        <w:ind w:left="3600" w:hanging="360"/>
+      </w:pPr>
+      <w:rPr>
+        <w:rFonts w:ascii="Courier New" w:hAnsi="Courier New" w:cs="Courier New" w:hint="default"/>
+      </w:rPr>
+    </w:lvl>
+    <w:lvl w:ilvl="5" w:tplc="04160005" w:tentative="1">
+      <w:start w:val="1"/>
+      <w:numFmt w:val="bullet"/>
+      <w:lvlText w:val=""/>
+      <w:lvlJc w:val="left"/>
+      <w:pPr>
+        <w:ind w:left="4320" w:hanging="360"/>
+      </w:pPr>
+      <w:rPr>
+        <w:rFonts w:ascii="Wingdings" w:hAnsi="Wingdings" w:hint="default"/>
+      </w:rPr>
+    </w:lvl>
+    <w:lvl w:ilvl="6" w:tplc="04160001" w:tentative="1">
+      <w:start w:val="1"/>
+      <w:numFmt w:val="bullet"/>
+      <w:lvlText w:val=""/>
+      <w:lvlJc w:val="left"/>
+      <w:pPr>
+        <w:ind w:left="5040" w:hanging="360"/>
+      </w:pPr>
+      <w:rPr>
+        <w:rFonts w:ascii="Symbol" w:hAnsi="Symbol" w:hint="default"/>
+      </w:rPr>
+    </w:lvl>
+    <w:lvl w:ilvl="7" w:tplc="04160003" w:tentative="1">
+      <w:start w:val="1"/>
+      <w:numFmt w:val="bullet"/>
+      <w:lvlText w:val="o"/>
+      <w:lvlJc w:val="left"/>
+      <w:pPr>
+        <w:ind w:left="5760" w:hanging="360"/>
+      </w:pPr>
+      <w:rPr>
+        <w:rFonts w:ascii="Courier New" w:hAnsi="Courier New" w:cs="Courier New" w:hint="default"/>
+      </w:rPr>
+    </w:lvl>
+    <w:lvl w:ilvl="8" w:tplc="04160005" w:tentative="1">
+      <w:start w:val="1"/>
+      <w:numFmt w:val="bullet"/>
+      <w:lvlText w:val=""/>
+      <w:lvlJc w:val="left"/>
+      <w:pPr>
+        <w:ind w:left="6480" w:hanging="360"/>
+      </w:pPr>
+      <w:rPr>
+        <w:rFonts w:ascii="Wingdings" w:hAnsi="Wingdings" w:hint="default"/>
+      </w:rPr>
+    </w:lvl>
+  </w:abstractNum>
+  <w:abstractNum w:abstractNumId="24" w15:restartNumberingAfterBreak="0">
     <w:nsid w:val="4EC5346D"/>
     <w:multiLevelType w:val="multilevel"/>
     <w:tmpl w:val="D3AC0262"/>
@@ -5290,7 +10702,603 @@
       </w:rPr>
     </w:lvl>
   </w:abstractNum>
-  <w:abstractNum w:abstractNumId="8" w15:restartNumberingAfterBreak="0">
+  <w:abstractNum w:abstractNumId="25" w15:restartNumberingAfterBreak="0">
+    <w:nsid w:val="50C137CB"/>
+    <w:multiLevelType w:val="multilevel"/>
+    <w:tmpl w:val="3690B364"/>
+    <w:lvl w:ilvl="0">
+      <w:start w:val="1"/>
+      <w:numFmt w:val="bullet"/>
+      <w:lvlText w:val=""/>
+      <w:lvlJc w:val="left"/>
+      <w:pPr>
+        <w:tabs>
+          <w:tab w:val="num" w:pos="720"/>
+        </w:tabs>
+        <w:ind w:left="720" w:hanging="360"/>
+      </w:pPr>
+      <w:rPr>
+        <w:rFonts w:ascii="Symbol" w:hAnsi="Symbol" w:hint="default"/>
+        <w:sz w:val="20"/>
+      </w:rPr>
+    </w:lvl>
+    <w:lvl w:ilvl="1" w:tentative="1">
+      <w:start w:val="1"/>
+      <w:numFmt w:val="bullet"/>
+      <w:lvlText w:val=""/>
+      <w:lvlJc w:val="left"/>
+      <w:pPr>
+        <w:tabs>
+          <w:tab w:val="num" w:pos="1440"/>
+        </w:tabs>
+        <w:ind w:left="1440" w:hanging="360"/>
+      </w:pPr>
+      <w:rPr>
+        <w:rFonts w:ascii="Symbol" w:hAnsi="Symbol" w:hint="default"/>
+        <w:sz w:val="20"/>
+      </w:rPr>
+    </w:lvl>
+    <w:lvl w:ilvl="2" w:tentative="1">
+      <w:start w:val="1"/>
+      <w:numFmt w:val="bullet"/>
+      <w:lvlText w:val=""/>
+      <w:lvlJc w:val="left"/>
+      <w:pPr>
+        <w:tabs>
+          <w:tab w:val="num" w:pos="2160"/>
+        </w:tabs>
+        <w:ind w:left="2160" w:hanging="360"/>
+      </w:pPr>
+      <w:rPr>
+        <w:rFonts w:ascii="Symbol" w:hAnsi="Symbol" w:hint="default"/>
+        <w:sz w:val="20"/>
+      </w:rPr>
+    </w:lvl>
+    <w:lvl w:ilvl="3" w:tentative="1">
+      <w:start w:val="1"/>
+      <w:numFmt w:val="bullet"/>
+      <w:lvlText w:val=""/>
+      <w:lvlJc w:val="left"/>
+      <w:pPr>
+        <w:tabs>
+          <w:tab w:val="num" w:pos="2880"/>
+        </w:tabs>
+        <w:ind w:left="2880" w:hanging="360"/>
+      </w:pPr>
+      <w:rPr>
+        <w:rFonts w:ascii="Symbol" w:hAnsi="Symbol" w:hint="default"/>
+        <w:sz w:val="20"/>
+      </w:rPr>
+    </w:lvl>
+    <w:lvl w:ilvl="4" w:tentative="1">
+      <w:start w:val="1"/>
+      <w:numFmt w:val="bullet"/>
+      <w:lvlText w:val=""/>
+      <w:lvlJc w:val="left"/>
+      <w:pPr>
+        <w:tabs>
+          <w:tab w:val="num" w:pos="3600"/>
+        </w:tabs>
+        <w:ind w:left="3600" w:hanging="360"/>
+      </w:pPr>
+      <w:rPr>
+        <w:rFonts w:ascii="Symbol" w:hAnsi="Symbol" w:hint="default"/>
+        <w:sz w:val="20"/>
+      </w:rPr>
+    </w:lvl>
+    <w:lvl w:ilvl="5" w:tentative="1">
+      <w:start w:val="1"/>
+      <w:numFmt w:val="bullet"/>
+      <w:lvlText w:val=""/>
+      <w:lvlJc w:val="left"/>
+      <w:pPr>
+        <w:tabs>
+          <w:tab w:val="num" w:pos="4320"/>
+        </w:tabs>
+        <w:ind w:left="4320" w:hanging="360"/>
+      </w:pPr>
+      <w:rPr>
+        <w:rFonts w:ascii="Symbol" w:hAnsi="Symbol" w:hint="default"/>
+        <w:sz w:val="20"/>
+      </w:rPr>
+    </w:lvl>
+    <w:lvl w:ilvl="6" w:tentative="1">
+      <w:start w:val="1"/>
+      <w:numFmt w:val="bullet"/>
+      <w:lvlText w:val=""/>
+      <w:lvlJc w:val="left"/>
+      <w:pPr>
+        <w:tabs>
+          <w:tab w:val="num" w:pos="5040"/>
+        </w:tabs>
+        <w:ind w:left="5040" w:hanging="360"/>
+      </w:pPr>
+      <w:rPr>
+        <w:rFonts w:ascii="Symbol" w:hAnsi="Symbol" w:hint="default"/>
+        <w:sz w:val="20"/>
+      </w:rPr>
+    </w:lvl>
+    <w:lvl w:ilvl="7" w:tentative="1">
+      <w:start w:val="1"/>
+      <w:numFmt w:val="bullet"/>
+      <w:lvlText w:val=""/>
+      <w:lvlJc w:val="left"/>
+      <w:pPr>
+        <w:tabs>
+          <w:tab w:val="num" w:pos="5760"/>
+        </w:tabs>
+        <w:ind w:left="5760" w:hanging="360"/>
+      </w:pPr>
+      <w:rPr>
+        <w:rFonts w:ascii="Symbol" w:hAnsi="Symbol" w:hint="default"/>
+        <w:sz w:val="20"/>
+      </w:rPr>
+    </w:lvl>
+    <w:lvl w:ilvl="8" w:tentative="1">
+      <w:start w:val="1"/>
+      <w:numFmt w:val="bullet"/>
+      <w:lvlText w:val=""/>
+      <w:lvlJc w:val="left"/>
+      <w:pPr>
+        <w:tabs>
+          <w:tab w:val="num" w:pos="6480"/>
+        </w:tabs>
+        <w:ind w:left="6480" w:hanging="360"/>
+      </w:pPr>
+      <w:rPr>
+        <w:rFonts w:ascii="Symbol" w:hAnsi="Symbol" w:hint="default"/>
+        <w:sz w:val="20"/>
+      </w:rPr>
+    </w:lvl>
+  </w:abstractNum>
+  <w:abstractNum w:abstractNumId="26" w15:restartNumberingAfterBreak="0">
+    <w:nsid w:val="54E52FF0"/>
+    <w:multiLevelType w:val="multilevel"/>
+    <w:tmpl w:val="8EE2ECE4"/>
+    <w:lvl w:ilvl="0">
+      <w:start w:val="1"/>
+      <w:numFmt w:val="bullet"/>
+      <w:lvlText w:val=""/>
+      <w:lvlJc w:val="left"/>
+      <w:pPr>
+        <w:tabs>
+          <w:tab w:val="num" w:pos="720"/>
+        </w:tabs>
+        <w:ind w:left="720" w:hanging="360"/>
+      </w:pPr>
+      <w:rPr>
+        <w:rFonts w:ascii="Symbol" w:hAnsi="Symbol" w:hint="default"/>
+        <w:sz w:val="20"/>
+      </w:rPr>
+    </w:lvl>
+    <w:lvl w:ilvl="1" w:tentative="1">
+      <w:start w:val="1"/>
+      <w:numFmt w:val="bullet"/>
+      <w:lvlText w:val=""/>
+      <w:lvlJc w:val="left"/>
+      <w:pPr>
+        <w:tabs>
+          <w:tab w:val="num" w:pos="1440"/>
+        </w:tabs>
+        <w:ind w:left="1440" w:hanging="360"/>
+      </w:pPr>
+      <w:rPr>
+        <w:rFonts w:ascii="Symbol" w:hAnsi="Symbol" w:hint="default"/>
+        <w:sz w:val="20"/>
+      </w:rPr>
+    </w:lvl>
+    <w:lvl w:ilvl="2" w:tentative="1">
+      <w:start w:val="1"/>
+      <w:numFmt w:val="bullet"/>
+      <w:lvlText w:val=""/>
+      <w:lvlJc w:val="left"/>
+      <w:pPr>
+        <w:tabs>
+          <w:tab w:val="num" w:pos="2160"/>
+        </w:tabs>
+        <w:ind w:left="2160" w:hanging="360"/>
+      </w:pPr>
+      <w:rPr>
+        <w:rFonts w:ascii="Symbol" w:hAnsi="Symbol" w:hint="default"/>
+        <w:sz w:val="20"/>
+      </w:rPr>
+    </w:lvl>
+    <w:lvl w:ilvl="3" w:tentative="1">
+      <w:start w:val="1"/>
+      <w:numFmt w:val="bullet"/>
+      <w:lvlText w:val=""/>
+      <w:lvlJc w:val="left"/>
+      <w:pPr>
+        <w:tabs>
+          <w:tab w:val="num" w:pos="2880"/>
+        </w:tabs>
+        <w:ind w:left="2880" w:hanging="360"/>
+      </w:pPr>
+      <w:rPr>
+        <w:rFonts w:ascii="Symbol" w:hAnsi="Symbol" w:hint="default"/>
+        <w:sz w:val="20"/>
+      </w:rPr>
+    </w:lvl>
+    <w:lvl w:ilvl="4" w:tentative="1">
+      <w:start w:val="1"/>
+      <w:numFmt w:val="bullet"/>
+      <w:lvlText w:val=""/>
+      <w:lvlJc w:val="left"/>
+      <w:pPr>
+        <w:tabs>
+          <w:tab w:val="num" w:pos="3600"/>
+        </w:tabs>
+        <w:ind w:left="3600" w:hanging="360"/>
+      </w:pPr>
+      <w:rPr>
+        <w:rFonts w:ascii="Symbol" w:hAnsi="Symbol" w:hint="default"/>
+        <w:sz w:val="20"/>
+      </w:rPr>
+    </w:lvl>
+    <w:lvl w:ilvl="5" w:tentative="1">
+      <w:start w:val="1"/>
+      <w:numFmt w:val="bullet"/>
+      <w:lvlText w:val=""/>
+      <w:lvlJc w:val="left"/>
+      <w:pPr>
+        <w:tabs>
+          <w:tab w:val="num" w:pos="4320"/>
+        </w:tabs>
+        <w:ind w:left="4320" w:hanging="360"/>
+      </w:pPr>
+      <w:rPr>
+        <w:rFonts w:ascii="Symbol" w:hAnsi="Symbol" w:hint="default"/>
+        <w:sz w:val="20"/>
+      </w:rPr>
+    </w:lvl>
+    <w:lvl w:ilvl="6" w:tentative="1">
+      <w:start w:val="1"/>
+      <w:numFmt w:val="bullet"/>
+      <w:lvlText w:val=""/>
+      <w:lvlJc w:val="left"/>
+      <w:pPr>
+        <w:tabs>
+          <w:tab w:val="num" w:pos="5040"/>
+        </w:tabs>
+        <w:ind w:left="5040" w:hanging="360"/>
+      </w:pPr>
+      <w:rPr>
+        <w:rFonts w:ascii="Symbol" w:hAnsi="Symbol" w:hint="default"/>
+        <w:sz w:val="20"/>
+      </w:rPr>
+    </w:lvl>
+    <w:lvl w:ilvl="7" w:tentative="1">
+      <w:start w:val="1"/>
+      <w:numFmt w:val="bullet"/>
+      <w:lvlText w:val=""/>
+      <w:lvlJc w:val="left"/>
+      <w:pPr>
+        <w:tabs>
+          <w:tab w:val="num" w:pos="5760"/>
+        </w:tabs>
+        <w:ind w:left="5760" w:hanging="360"/>
+      </w:pPr>
+      <w:rPr>
+        <w:rFonts w:ascii="Symbol" w:hAnsi="Symbol" w:hint="default"/>
+        <w:sz w:val="20"/>
+      </w:rPr>
+    </w:lvl>
+    <w:lvl w:ilvl="8" w:tentative="1">
+      <w:start w:val="1"/>
+      <w:numFmt w:val="bullet"/>
+      <w:lvlText w:val=""/>
+      <w:lvlJc w:val="left"/>
+      <w:pPr>
+        <w:tabs>
+          <w:tab w:val="num" w:pos="6480"/>
+        </w:tabs>
+        <w:ind w:left="6480" w:hanging="360"/>
+      </w:pPr>
+      <w:rPr>
+        <w:rFonts w:ascii="Symbol" w:hAnsi="Symbol" w:hint="default"/>
+        <w:sz w:val="20"/>
+      </w:rPr>
+    </w:lvl>
+  </w:abstractNum>
+  <w:abstractNum w:abstractNumId="27" w15:restartNumberingAfterBreak="0">
+    <w:nsid w:val="55B24A4D"/>
+    <w:multiLevelType w:val="multilevel"/>
+    <w:tmpl w:val="40185246"/>
+    <w:lvl w:ilvl="0">
+      <w:start w:val="1"/>
+      <w:numFmt w:val="bullet"/>
+      <w:lvlText w:val=""/>
+      <w:lvlJc w:val="left"/>
+      <w:pPr>
+        <w:tabs>
+          <w:tab w:val="num" w:pos="720"/>
+        </w:tabs>
+        <w:ind w:left="720" w:hanging="360"/>
+      </w:pPr>
+      <w:rPr>
+        <w:rFonts w:ascii="Symbol" w:hAnsi="Symbol" w:hint="default"/>
+        <w:sz w:val="20"/>
+      </w:rPr>
+    </w:lvl>
+    <w:lvl w:ilvl="1" w:tentative="1">
+      <w:start w:val="1"/>
+      <w:numFmt w:val="bullet"/>
+      <w:lvlText w:val=""/>
+      <w:lvlJc w:val="left"/>
+      <w:pPr>
+        <w:tabs>
+          <w:tab w:val="num" w:pos="1440"/>
+        </w:tabs>
+        <w:ind w:left="1440" w:hanging="360"/>
+      </w:pPr>
+      <w:rPr>
+        <w:rFonts w:ascii="Symbol" w:hAnsi="Symbol" w:hint="default"/>
+        <w:sz w:val="20"/>
+      </w:rPr>
+    </w:lvl>
+    <w:lvl w:ilvl="2" w:tentative="1">
+      <w:start w:val="1"/>
+      <w:numFmt w:val="bullet"/>
+      <w:lvlText w:val=""/>
+      <w:lvlJc w:val="left"/>
+      <w:pPr>
+        <w:tabs>
+          <w:tab w:val="num" w:pos="2160"/>
+        </w:tabs>
+        <w:ind w:left="2160" w:hanging="360"/>
+      </w:pPr>
+      <w:rPr>
+        <w:rFonts w:ascii="Symbol" w:hAnsi="Symbol" w:hint="default"/>
+        <w:sz w:val="20"/>
+      </w:rPr>
+    </w:lvl>
+    <w:lvl w:ilvl="3" w:tentative="1">
+      <w:start w:val="1"/>
+      <w:numFmt w:val="bullet"/>
+      <w:lvlText w:val=""/>
+      <w:lvlJc w:val="left"/>
+      <w:pPr>
+        <w:tabs>
+          <w:tab w:val="num" w:pos="2880"/>
+        </w:tabs>
+        <w:ind w:left="2880" w:hanging="360"/>
+      </w:pPr>
+      <w:rPr>
+        <w:rFonts w:ascii="Symbol" w:hAnsi="Symbol" w:hint="default"/>
+        <w:sz w:val="20"/>
+      </w:rPr>
+    </w:lvl>
+    <w:lvl w:ilvl="4" w:tentative="1">
+      <w:start w:val="1"/>
+      <w:numFmt w:val="bullet"/>
+      <w:lvlText w:val=""/>
+      <w:lvlJc w:val="left"/>
+      <w:pPr>
+        <w:tabs>
+          <w:tab w:val="num" w:pos="3600"/>
+        </w:tabs>
+        <w:ind w:left="3600" w:hanging="360"/>
+      </w:pPr>
+      <w:rPr>
+        <w:rFonts w:ascii="Symbol" w:hAnsi="Symbol" w:hint="default"/>
+        <w:sz w:val="20"/>
+      </w:rPr>
+    </w:lvl>
+    <w:lvl w:ilvl="5" w:tentative="1">
+      <w:start w:val="1"/>
+      <w:numFmt w:val="bullet"/>
+      <w:lvlText w:val=""/>
+      <w:lvlJc w:val="left"/>
+      <w:pPr>
+        <w:tabs>
+          <w:tab w:val="num" w:pos="4320"/>
+        </w:tabs>
+        <w:ind w:left="4320" w:hanging="360"/>
+      </w:pPr>
+      <w:rPr>
+        <w:rFonts w:ascii="Symbol" w:hAnsi="Symbol" w:hint="default"/>
+        <w:sz w:val="20"/>
+      </w:rPr>
+    </w:lvl>
+    <w:lvl w:ilvl="6" w:tentative="1">
+      <w:start w:val="1"/>
+      <w:numFmt w:val="bullet"/>
+      <w:lvlText w:val=""/>
+      <w:lvlJc w:val="left"/>
+      <w:pPr>
+        <w:tabs>
+          <w:tab w:val="num" w:pos="5040"/>
+        </w:tabs>
+        <w:ind w:left="5040" w:hanging="360"/>
+      </w:pPr>
+      <w:rPr>
+        <w:rFonts w:ascii="Symbol" w:hAnsi="Symbol" w:hint="default"/>
+        <w:sz w:val="20"/>
+      </w:rPr>
+    </w:lvl>
+    <w:lvl w:ilvl="7" w:tentative="1">
+      <w:start w:val="1"/>
+      <w:numFmt w:val="bullet"/>
+      <w:lvlText w:val=""/>
+      <w:lvlJc w:val="left"/>
+      <w:pPr>
+        <w:tabs>
+          <w:tab w:val="num" w:pos="5760"/>
+        </w:tabs>
+        <w:ind w:left="5760" w:hanging="360"/>
+      </w:pPr>
+      <w:rPr>
+        <w:rFonts w:ascii="Symbol" w:hAnsi="Symbol" w:hint="default"/>
+        <w:sz w:val="20"/>
+      </w:rPr>
+    </w:lvl>
+    <w:lvl w:ilvl="8" w:tentative="1">
+      <w:start w:val="1"/>
+      <w:numFmt w:val="bullet"/>
+      <w:lvlText w:val=""/>
+      <w:lvlJc w:val="left"/>
+      <w:pPr>
+        <w:tabs>
+          <w:tab w:val="num" w:pos="6480"/>
+        </w:tabs>
+        <w:ind w:left="6480" w:hanging="360"/>
+      </w:pPr>
+      <w:rPr>
+        <w:rFonts w:ascii="Symbol" w:hAnsi="Symbol" w:hint="default"/>
+        <w:sz w:val="20"/>
+      </w:rPr>
+    </w:lvl>
+  </w:abstractNum>
+  <w:abstractNum w:abstractNumId="28" w15:restartNumberingAfterBreak="0">
+    <w:nsid w:val="567E6759"/>
+    <w:multiLevelType w:val="multilevel"/>
+    <w:tmpl w:val="1B9EC540"/>
+    <w:lvl w:ilvl="0">
+      <w:start w:val="1"/>
+      <w:numFmt w:val="bullet"/>
+      <w:lvlText w:val=""/>
+      <w:lvlJc w:val="left"/>
+      <w:pPr>
+        <w:tabs>
+          <w:tab w:val="num" w:pos="720"/>
+        </w:tabs>
+        <w:ind w:left="720" w:hanging="360"/>
+      </w:pPr>
+      <w:rPr>
+        <w:rFonts w:ascii="Symbol" w:hAnsi="Symbol" w:hint="default"/>
+        <w:sz w:val="20"/>
+      </w:rPr>
+    </w:lvl>
+    <w:lvl w:ilvl="1" w:tentative="1">
+      <w:start w:val="1"/>
+      <w:numFmt w:val="bullet"/>
+      <w:lvlText w:val=""/>
+      <w:lvlJc w:val="left"/>
+      <w:pPr>
+        <w:tabs>
+          <w:tab w:val="num" w:pos="1440"/>
+        </w:tabs>
+        <w:ind w:left="1440" w:hanging="360"/>
+      </w:pPr>
+      <w:rPr>
+        <w:rFonts w:ascii="Symbol" w:hAnsi="Symbol" w:hint="default"/>
+        <w:sz w:val="20"/>
+      </w:rPr>
+    </w:lvl>
+    <w:lvl w:ilvl="2" w:tentative="1">
+      <w:start w:val="1"/>
+      <w:numFmt w:val="bullet"/>
+      <w:lvlText w:val=""/>
+      <w:lvlJc w:val="left"/>
+      <w:pPr>
+        <w:tabs>
+          <w:tab w:val="num" w:pos="2160"/>
+        </w:tabs>
+        <w:ind w:left="2160" w:hanging="360"/>
+      </w:pPr>
+      <w:rPr>
+        <w:rFonts w:ascii="Symbol" w:hAnsi="Symbol" w:hint="default"/>
+        <w:sz w:val="20"/>
+      </w:rPr>
+    </w:lvl>
+    <w:lvl w:ilvl="3" w:tentative="1">
+      <w:start w:val="1"/>
+      <w:numFmt w:val="bullet"/>
+      <w:lvlText w:val=""/>
+      <w:lvlJc w:val="left"/>
+      <w:pPr>
+        <w:tabs>
+          <w:tab w:val="num" w:pos="2880"/>
+        </w:tabs>
+        <w:ind w:left="2880" w:hanging="360"/>
+      </w:pPr>
+      <w:rPr>
+        <w:rFonts w:ascii="Symbol" w:hAnsi="Symbol" w:hint="default"/>
+        <w:sz w:val="20"/>
+      </w:rPr>
+    </w:lvl>
+    <w:lvl w:ilvl="4" w:tentative="1">
+      <w:start w:val="1"/>
+      <w:numFmt w:val="bullet"/>
+      <w:lvlText w:val=""/>
+      <w:lvlJc w:val="left"/>
+      <w:pPr>
+        <w:tabs>
+          <w:tab w:val="num" w:pos="3600"/>
+        </w:tabs>
+        <w:ind w:left="3600" w:hanging="360"/>
+      </w:pPr>
+      <w:rPr>
+        <w:rFonts w:ascii="Symbol" w:hAnsi="Symbol" w:hint="default"/>
+        <w:sz w:val="20"/>
+      </w:rPr>
+    </w:lvl>
+    <w:lvl w:ilvl="5" w:tentative="1">
+      <w:start w:val="1"/>
+      <w:numFmt w:val="bullet"/>
+      <w:lvlText w:val=""/>
+      <w:lvlJc w:val="left"/>
+      <w:pPr>
+        <w:tabs>
+          <w:tab w:val="num" w:pos="4320"/>
+        </w:tabs>
+        <w:ind w:left="4320" w:hanging="360"/>
+      </w:pPr>
+      <w:rPr>
+        <w:rFonts w:ascii="Symbol" w:hAnsi="Symbol" w:hint="default"/>
+        <w:sz w:val="20"/>
+      </w:rPr>
+    </w:lvl>
+    <w:lvl w:ilvl="6" w:tentative="1">
+      <w:start w:val="1"/>
+      <w:numFmt w:val="bullet"/>
+      <w:lvlText w:val=""/>
+      <w:lvlJc w:val="left"/>
+      <w:pPr>
+        <w:tabs>
+          <w:tab w:val="num" w:pos="5040"/>
+        </w:tabs>
+        <w:ind w:left="5040" w:hanging="360"/>
+      </w:pPr>
+      <w:rPr>
+        <w:rFonts w:ascii="Symbol" w:hAnsi="Symbol" w:hint="default"/>
+        <w:sz w:val="20"/>
+      </w:rPr>
+    </w:lvl>
+    <w:lvl w:ilvl="7" w:tentative="1">
+      <w:start w:val="1"/>
+      <w:numFmt w:val="bullet"/>
+      <w:lvlText w:val=""/>
+      <w:lvlJc w:val="left"/>
+      <w:pPr>
+        <w:tabs>
+          <w:tab w:val="num" w:pos="5760"/>
+        </w:tabs>
+        <w:ind w:left="5760" w:hanging="360"/>
+      </w:pPr>
+      <w:rPr>
+        <w:rFonts w:ascii="Symbol" w:hAnsi="Symbol" w:hint="default"/>
+        <w:sz w:val="20"/>
+      </w:rPr>
+    </w:lvl>
+    <w:lvl w:ilvl="8" w:tentative="1">
+      <w:start w:val="1"/>
+      <w:numFmt w:val="bullet"/>
+      <w:lvlText w:val=""/>
+      <w:lvlJc w:val="left"/>
+      <w:pPr>
+        <w:tabs>
+          <w:tab w:val="num" w:pos="6480"/>
+        </w:tabs>
+        <w:ind w:left="6480" w:hanging="360"/>
+      </w:pPr>
+      <w:rPr>
+        <w:rFonts w:ascii="Symbol" w:hAnsi="Symbol" w:hint="default"/>
+        <w:sz w:val="20"/>
+      </w:rPr>
+    </w:lvl>
+  </w:abstractNum>
+  <w:abstractNum w:abstractNumId="29" w15:restartNumberingAfterBreak="0">
     <w:nsid w:val="58FD389F"/>
     <w:multiLevelType w:val="multilevel"/>
     <w:tmpl w:val="FB0A3CF6"/>
@@ -5439,7 +11447,7 @@
       </w:rPr>
     </w:lvl>
   </w:abstractNum>
-  <w:abstractNum w:abstractNumId="9" w15:restartNumberingAfterBreak="0">
+  <w:abstractNum w:abstractNumId="30" w15:restartNumberingAfterBreak="0">
     <w:nsid w:val="5B9D6EB4"/>
     <w:multiLevelType w:val="multilevel"/>
     <w:tmpl w:val="744ACA10"/>
@@ -5588,7 +11596,454 @@
       </w:rPr>
     </w:lvl>
   </w:abstractNum>
-  <w:abstractNum w:abstractNumId="10" w15:restartNumberingAfterBreak="0">
+  <w:abstractNum w:abstractNumId="31" w15:restartNumberingAfterBreak="0">
+    <w:nsid w:val="5CA16533"/>
+    <w:multiLevelType w:val="multilevel"/>
+    <w:tmpl w:val="39DC1EF6"/>
+    <w:lvl w:ilvl="0">
+      <w:start w:val="1"/>
+      <w:numFmt w:val="bullet"/>
+      <w:lvlText w:val=""/>
+      <w:lvlJc w:val="left"/>
+      <w:pPr>
+        <w:tabs>
+          <w:tab w:val="num" w:pos="720"/>
+        </w:tabs>
+        <w:ind w:left="720" w:hanging="360"/>
+      </w:pPr>
+      <w:rPr>
+        <w:rFonts w:ascii="Symbol" w:hAnsi="Symbol" w:hint="default"/>
+        <w:sz w:val="20"/>
+      </w:rPr>
+    </w:lvl>
+    <w:lvl w:ilvl="1" w:tentative="1">
+      <w:start w:val="1"/>
+      <w:numFmt w:val="bullet"/>
+      <w:lvlText w:val=""/>
+      <w:lvlJc w:val="left"/>
+      <w:pPr>
+        <w:tabs>
+          <w:tab w:val="num" w:pos="1440"/>
+        </w:tabs>
+        <w:ind w:left="1440" w:hanging="360"/>
+      </w:pPr>
+      <w:rPr>
+        <w:rFonts w:ascii="Symbol" w:hAnsi="Symbol" w:hint="default"/>
+        <w:sz w:val="20"/>
+      </w:rPr>
+    </w:lvl>
+    <w:lvl w:ilvl="2" w:tentative="1">
+      <w:start w:val="1"/>
+      <w:numFmt w:val="bullet"/>
+      <w:lvlText w:val=""/>
+      <w:lvlJc w:val="left"/>
+      <w:pPr>
+        <w:tabs>
+          <w:tab w:val="num" w:pos="2160"/>
+        </w:tabs>
+        <w:ind w:left="2160" w:hanging="360"/>
+      </w:pPr>
+      <w:rPr>
+        <w:rFonts w:ascii="Symbol" w:hAnsi="Symbol" w:hint="default"/>
+        <w:sz w:val="20"/>
+      </w:rPr>
+    </w:lvl>
+    <w:lvl w:ilvl="3" w:tentative="1">
+      <w:start w:val="1"/>
+      <w:numFmt w:val="bullet"/>
+      <w:lvlText w:val=""/>
+      <w:lvlJc w:val="left"/>
+      <w:pPr>
+        <w:tabs>
+          <w:tab w:val="num" w:pos="2880"/>
+        </w:tabs>
+        <w:ind w:left="2880" w:hanging="360"/>
+      </w:pPr>
+      <w:rPr>
+        <w:rFonts w:ascii="Symbol" w:hAnsi="Symbol" w:hint="default"/>
+        <w:sz w:val="20"/>
+      </w:rPr>
+    </w:lvl>
+    <w:lvl w:ilvl="4" w:tentative="1">
+      <w:start w:val="1"/>
+      <w:numFmt w:val="bullet"/>
+      <w:lvlText w:val=""/>
+      <w:lvlJc w:val="left"/>
+      <w:pPr>
+        <w:tabs>
+          <w:tab w:val="num" w:pos="3600"/>
+        </w:tabs>
+        <w:ind w:left="3600" w:hanging="360"/>
+      </w:pPr>
+      <w:rPr>
+        <w:rFonts w:ascii="Symbol" w:hAnsi="Symbol" w:hint="default"/>
+        <w:sz w:val="20"/>
+      </w:rPr>
+    </w:lvl>
+    <w:lvl w:ilvl="5" w:tentative="1">
+      <w:start w:val="1"/>
+      <w:numFmt w:val="bullet"/>
+      <w:lvlText w:val=""/>
+      <w:lvlJc w:val="left"/>
+      <w:pPr>
+        <w:tabs>
+          <w:tab w:val="num" w:pos="4320"/>
+        </w:tabs>
+        <w:ind w:left="4320" w:hanging="360"/>
+      </w:pPr>
+      <w:rPr>
+        <w:rFonts w:ascii="Symbol" w:hAnsi="Symbol" w:hint="default"/>
+        <w:sz w:val="20"/>
+      </w:rPr>
+    </w:lvl>
+    <w:lvl w:ilvl="6" w:tentative="1">
+      <w:start w:val="1"/>
+      <w:numFmt w:val="bullet"/>
+      <w:lvlText w:val=""/>
+      <w:lvlJc w:val="left"/>
+      <w:pPr>
+        <w:tabs>
+          <w:tab w:val="num" w:pos="5040"/>
+        </w:tabs>
+        <w:ind w:left="5040" w:hanging="360"/>
+      </w:pPr>
+      <w:rPr>
+        <w:rFonts w:ascii="Symbol" w:hAnsi="Symbol" w:hint="default"/>
+        <w:sz w:val="20"/>
+      </w:rPr>
+    </w:lvl>
+    <w:lvl w:ilvl="7" w:tentative="1">
+      <w:start w:val="1"/>
+      <w:numFmt w:val="bullet"/>
+      <w:lvlText w:val=""/>
+      <w:lvlJc w:val="left"/>
+      <w:pPr>
+        <w:tabs>
+          <w:tab w:val="num" w:pos="5760"/>
+        </w:tabs>
+        <w:ind w:left="5760" w:hanging="360"/>
+      </w:pPr>
+      <w:rPr>
+        <w:rFonts w:ascii="Symbol" w:hAnsi="Symbol" w:hint="default"/>
+        <w:sz w:val="20"/>
+      </w:rPr>
+    </w:lvl>
+    <w:lvl w:ilvl="8" w:tentative="1">
+      <w:start w:val="1"/>
+      <w:numFmt w:val="bullet"/>
+      <w:lvlText w:val=""/>
+      <w:lvlJc w:val="left"/>
+      <w:pPr>
+        <w:tabs>
+          <w:tab w:val="num" w:pos="6480"/>
+        </w:tabs>
+        <w:ind w:left="6480" w:hanging="360"/>
+      </w:pPr>
+      <w:rPr>
+        <w:rFonts w:ascii="Symbol" w:hAnsi="Symbol" w:hint="default"/>
+        <w:sz w:val="20"/>
+      </w:rPr>
+    </w:lvl>
+  </w:abstractNum>
+  <w:abstractNum w:abstractNumId="32" w15:restartNumberingAfterBreak="0">
+    <w:nsid w:val="62C2094D"/>
+    <w:multiLevelType w:val="multilevel"/>
+    <w:tmpl w:val="F7ECC1A6"/>
+    <w:lvl w:ilvl="0">
+      <w:start w:val="1"/>
+      <w:numFmt w:val="bullet"/>
+      <w:lvlText w:val=""/>
+      <w:lvlJc w:val="left"/>
+      <w:pPr>
+        <w:tabs>
+          <w:tab w:val="num" w:pos="720"/>
+        </w:tabs>
+        <w:ind w:left="720" w:hanging="360"/>
+      </w:pPr>
+      <w:rPr>
+        <w:rFonts w:ascii="Symbol" w:hAnsi="Symbol" w:hint="default"/>
+        <w:sz w:val="20"/>
+      </w:rPr>
+    </w:lvl>
+    <w:lvl w:ilvl="1" w:tentative="1">
+      <w:start w:val="1"/>
+      <w:numFmt w:val="bullet"/>
+      <w:lvlText w:val=""/>
+      <w:lvlJc w:val="left"/>
+      <w:pPr>
+        <w:tabs>
+          <w:tab w:val="num" w:pos="1440"/>
+        </w:tabs>
+        <w:ind w:left="1440" w:hanging="360"/>
+      </w:pPr>
+      <w:rPr>
+        <w:rFonts w:ascii="Symbol" w:hAnsi="Symbol" w:hint="default"/>
+        <w:sz w:val="20"/>
+      </w:rPr>
+    </w:lvl>
+    <w:lvl w:ilvl="2" w:tentative="1">
+      <w:start w:val="1"/>
+      <w:numFmt w:val="bullet"/>
+      <w:lvlText w:val=""/>
+      <w:lvlJc w:val="left"/>
+      <w:pPr>
+        <w:tabs>
+          <w:tab w:val="num" w:pos="2160"/>
+        </w:tabs>
+        <w:ind w:left="2160" w:hanging="360"/>
+      </w:pPr>
+      <w:rPr>
+        <w:rFonts w:ascii="Symbol" w:hAnsi="Symbol" w:hint="default"/>
+        <w:sz w:val="20"/>
+      </w:rPr>
+    </w:lvl>
+    <w:lvl w:ilvl="3" w:tentative="1">
+      <w:start w:val="1"/>
+      <w:numFmt w:val="bullet"/>
+      <w:lvlText w:val=""/>
+      <w:lvlJc w:val="left"/>
+      <w:pPr>
+        <w:tabs>
+          <w:tab w:val="num" w:pos="2880"/>
+        </w:tabs>
+        <w:ind w:left="2880" w:hanging="360"/>
+      </w:pPr>
+      <w:rPr>
+        <w:rFonts w:ascii="Symbol" w:hAnsi="Symbol" w:hint="default"/>
+        <w:sz w:val="20"/>
+      </w:rPr>
+    </w:lvl>
+    <w:lvl w:ilvl="4" w:tentative="1">
+      <w:start w:val="1"/>
+      <w:numFmt w:val="bullet"/>
+      <w:lvlText w:val=""/>
+      <w:lvlJc w:val="left"/>
+      <w:pPr>
+        <w:tabs>
+          <w:tab w:val="num" w:pos="3600"/>
+        </w:tabs>
+        <w:ind w:left="3600" w:hanging="360"/>
+      </w:pPr>
+      <w:rPr>
+        <w:rFonts w:ascii="Symbol" w:hAnsi="Symbol" w:hint="default"/>
+        <w:sz w:val="20"/>
+      </w:rPr>
+    </w:lvl>
+    <w:lvl w:ilvl="5" w:tentative="1">
+      <w:start w:val="1"/>
+      <w:numFmt w:val="bullet"/>
+      <w:lvlText w:val=""/>
+      <w:lvlJc w:val="left"/>
+      <w:pPr>
+        <w:tabs>
+          <w:tab w:val="num" w:pos="4320"/>
+        </w:tabs>
+        <w:ind w:left="4320" w:hanging="360"/>
+      </w:pPr>
+      <w:rPr>
+        <w:rFonts w:ascii="Symbol" w:hAnsi="Symbol" w:hint="default"/>
+        <w:sz w:val="20"/>
+      </w:rPr>
+    </w:lvl>
+    <w:lvl w:ilvl="6" w:tentative="1">
+      <w:start w:val="1"/>
+      <w:numFmt w:val="bullet"/>
+      <w:lvlText w:val=""/>
+      <w:lvlJc w:val="left"/>
+      <w:pPr>
+        <w:tabs>
+          <w:tab w:val="num" w:pos="5040"/>
+        </w:tabs>
+        <w:ind w:left="5040" w:hanging="360"/>
+      </w:pPr>
+      <w:rPr>
+        <w:rFonts w:ascii="Symbol" w:hAnsi="Symbol" w:hint="default"/>
+        <w:sz w:val="20"/>
+      </w:rPr>
+    </w:lvl>
+    <w:lvl w:ilvl="7" w:tentative="1">
+      <w:start w:val="1"/>
+      <w:numFmt w:val="bullet"/>
+      <w:lvlText w:val=""/>
+      <w:lvlJc w:val="left"/>
+      <w:pPr>
+        <w:tabs>
+          <w:tab w:val="num" w:pos="5760"/>
+        </w:tabs>
+        <w:ind w:left="5760" w:hanging="360"/>
+      </w:pPr>
+      <w:rPr>
+        <w:rFonts w:ascii="Symbol" w:hAnsi="Symbol" w:hint="default"/>
+        <w:sz w:val="20"/>
+      </w:rPr>
+    </w:lvl>
+    <w:lvl w:ilvl="8" w:tentative="1">
+      <w:start w:val="1"/>
+      <w:numFmt w:val="bullet"/>
+      <w:lvlText w:val=""/>
+      <w:lvlJc w:val="left"/>
+      <w:pPr>
+        <w:tabs>
+          <w:tab w:val="num" w:pos="6480"/>
+        </w:tabs>
+        <w:ind w:left="6480" w:hanging="360"/>
+      </w:pPr>
+      <w:rPr>
+        <w:rFonts w:ascii="Symbol" w:hAnsi="Symbol" w:hint="default"/>
+        <w:sz w:val="20"/>
+      </w:rPr>
+    </w:lvl>
+  </w:abstractNum>
+  <w:abstractNum w:abstractNumId="33" w15:restartNumberingAfterBreak="0">
+    <w:nsid w:val="63655C30"/>
+    <w:multiLevelType w:val="multilevel"/>
+    <w:tmpl w:val="CF3A7B5C"/>
+    <w:lvl w:ilvl="0">
+      <w:start w:val="1"/>
+      <w:numFmt w:val="bullet"/>
+      <w:lvlText w:val=""/>
+      <w:lvlJc w:val="left"/>
+      <w:pPr>
+        <w:tabs>
+          <w:tab w:val="num" w:pos="720"/>
+        </w:tabs>
+        <w:ind w:left="720" w:hanging="360"/>
+      </w:pPr>
+      <w:rPr>
+        <w:rFonts w:ascii="Symbol" w:hAnsi="Symbol" w:hint="default"/>
+        <w:sz w:val="20"/>
+      </w:rPr>
+    </w:lvl>
+    <w:lvl w:ilvl="1" w:tentative="1">
+      <w:start w:val="1"/>
+      <w:numFmt w:val="bullet"/>
+      <w:lvlText w:val=""/>
+      <w:lvlJc w:val="left"/>
+      <w:pPr>
+        <w:tabs>
+          <w:tab w:val="num" w:pos="1440"/>
+        </w:tabs>
+        <w:ind w:left="1440" w:hanging="360"/>
+      </w:pPr>
+      <w:rPr>
+        <w:rFonts w:ascii="Symbol" w:hAnsi="Symbol" w:hint="default"/>
+        <w:sz w:val="20"/>
+      </w:rPr>
+    </w:lvl>
+    <w:lvl w:ilvl="2" w:tentative="1">
+      <w:start w:val="1"/>
+      <w:numFmt w:val="bullet"/>
+      <w:lvlText w:val=""/>
+      <w:lvlJc w:val="left"/>
+      <w:pPr>
+        <w:tabs>
+          <w:tab w:val="num" w:pos="2160"/>
+        </w:tabs>
+        <w:ind w:left="2160" w:hanging="360"/>
+      </w:pPr>
+      <w:rPr>
+        <w:rFonts w:ascii="Symbol" w:hAnsi="Symbol" w:hint="default"/>
+        <w:sz w:val="20"/>
+      </w:rPr>
+    </w:lvl>
+    <w:lvl w:ilvl="3" w:tentative="1">
+      <w:start w:val="1"/>
+      <w:numFmt w:val="bullet"/>
+      <w:lvlText w:val=""/>
+      <w:lvlJc w:val="left"/>
+      <w:pPr>
+        <w:tabs>
+          <w:tab w:val="num" w:pos="2880"/>
+        </w:tabs>
+        <w:ind w:left="2880" w:hanging="360"/>
+      </w:pPr>
+      <w:rPr>
+        <w:rFonts w:ascii="Symbol" w:hAnsi="Symbol" w:hint="default"/>
+        <w:sz w:val="20"/>
+      </w:rPr>
+    </w:lvl>
+    <w:lvl w:ilvl="4" w:tentative="1">
+      <w:start w:val="1"/>
+      <w:numFmt w:val="bullet"/>
+      <w:lvlText w:val=""/>
+      <w:lvlJc w:val="left"/>
+      <w:pPr>
+        <w:tabs>
+          <w:tab w:val="num" w:pos="3600"/>
+        </w:tabs>
+        <w:ind w:left="3600" w:hanging="360"/>
+      </w:pPr>
+      <w:rPr>
+        <w:rFonts w:ascii="Symbol" w:hAnsi="Symbol" w:hint="default"/>
+        <w:sz w:val="20"/>
+      </w:rPr>
+    </w:lvl>
+    <w:lvl w:ilvl="5" w:tentative="1">
+      <w:start w:val="1"/>
+      <w:numFmt w:val="bullet"/>
+      <w:lvlText w:val=""/>
+      <w:lvlJc w:val="left"/>
+      <w:pPr>
+        <w:tabs>
+          <w:tab w:val="num" w:pos="4320"/>
+        </w:tabs>
+        <w:ind w:left="4320" w:hanging="360"/>
+      </w:pPr>
+      <w:rPr>
+        <w:rFonts w:ascii="Symbol" w:hAnsi="Symbol" w:hint="default"/>
+        <w:sz w:val="20"/>
+      </w:rPr>
+    </w:lvl>
+    <w:lvl w:ilvl="6" w:tentative="1">
+      <w:start w:val="1"/>
+      <w:numFmt w:val="bullet"/>
+      <w:lvlText w:val=""/>
+      <w:lvlJc w:val="left"/>
+      <w:pPr>
+        <w:tabs>
+          <w:tab w:val="num" w:pos="5040"/>
+        </w:tabs>
+        <w:ind w:left="5040" w:hanging="360"/>
+      </w:pPr>
+      <w:rPr>
+        <w:rFonts w:ascii="Symbol" w:hAnsi="Symbol" w:hint="default"/>
+        <w:sz w:val="20"/>
+      </w:rPr>
+    </w:lvl>
+    <w:lvl w:ilvl="7" w:tentative="1">
+      <w:start w:val="1"/>
+      <w:numFmt w:val="bullet"/>
+      <w:lvlText w:val=""/>
+      <w:lvlJc w:val="left"/>
+      <w:pPr>
+        <w:tabs>
+          <w:tab w:val="num" w:pos="5760"/>
+        </w:tabs>
+        <w:ind w:left="5760" w:hanging="360"/>
+      </w:pPr>
+      <w:rPr>
+        <w:rFonts w:ascii="Symbol" w:hAnsi="Symbol" w:hint="default"/>
+        <w:sz w:val="20"/>
+      </w:rPr>
+    </w:lvl>
+    <w:lvl w:ilvl="8" w:tentative="1">
+      <w:start w:val="1"/>
+      <w:numFmt w:val="bullet"/>
+      <w:lvlText w:val=""/>
+      <w:lvlJc w:val="left"/>
+      <w:pPr>
+        <w:tabs>
+          <w:tab w:val="num" w:pos="6480"/>
+        </w:tabs>
+        <w:ind w:left="6480" w:hanging="360"/>
+      </w:pPr>
+      <w:rPr>
+        <w:rFonts w:ascii="Symbol" w:hAnsi="Symbol" w:hint="default"/>
+        <w:sz w:val="20"/>
+      </w:rPr>
+    </w:lvl>
+  </w:abstractNum>
+  <w:abstractNum w:abstractNumId="34" w15:restartNumberingAfterBreak="0">
     <w:nsid w:val="642A69FF"/>
     <w:multiLevelType w:val="multilevel"/>
     <w:tmpl w:val="327C23BE"/>
@@ -5737,7 +12192,156 @@
       </w:rPr>
     </w:lvl>
   </w:abstractNum>
-  <w:abstractNum w:abstractNumId="11" w15:restartNumberingAfterBreak="0">
+  <w:abstractNum w:abstractNumId="35" w15:restartNumberingAfterBreak="0">
+    <w:nsid w:val="64943D30"/>
+    <w:multiLevelType w:val="multilevel"/>
+    <w:tmpl w:val="20023D6C"/>
+    <w:lvl w:ilvl="0">
+      <w:start w:val="1"/>
+      <w:numFmt w:val="bullet"/>
+      <w:lvlText w:val=""/>
+      <w:lvlJc w:val="left"/>
+      <w:pPr>
+        <w:tabs>
+          <w:tab w:val="num" w:pos="720"/>
+        </w:tabs>
+        <w:ind w:left="720" w:hanging="360"/>
+      </w:pPr>
+      <w:rPr>
+        <w:rFonts w:ascii="Symbol" w:hAnsi="Symbol" w:hint="default"/>
+        <w:sz w:val="20"/>
+      </w:rPr>
+    </w:lvl>
+    <w:lvl w:ilvl="1" w:tentative="1">
+      <w:start w:val="1"/>
+      <w:numFmt w:val="bullet"/>
+      <w:lvlText w:val=""/>
+      <w:lvlJc w:val="left"/>
+      <w:pPr>
+        <w:tabs>
+          <w:tab w:val="num" w:pos="1440"/>
+        </w:tabs>
+        <w:ind w:left="1440" w:hanging="360"/>
+      </w:pPr>
+      <w:rPr>
+        <w:rFonts w:ascii="Symbol" w:hAnsi="Symbol" w:hint="default"/>
+        <w:sz w:val="20"/>
+      </w:rPr>
+    </w:lvl>
+    <w:lvl w:ilvl="2" w:tentative="1">
+      <w:start w:val="1"/>
+      <w:numFmt w:val="bullet"/>
+      <w:lvlText w:val=""/>
+      <w:lvlJc w:val="left"/>
+      <w:pPr>
+        <w:tabs>
+          <w:tab w:val="num" w:pos="2160"/>
+        </w:tabs>
+        <w:ind w:left="2160" w:hanging="360"/>
+      </w:pPr>
+      <w:rPr>
+        <w:rFonts w:ascii="Symbol" w:hAnsi="Symbol" w:hint="default"/>
+        <w:sz w:val="20"/>
+      </w:rPr>
+    </w:lvl>
+    <w:lvl w:ilvl="3" w:tentative="1">
+      <w:start w:val="1"/>
+      <w:numFmt w:val="bullet"/>
+      <w:lvlText w:val=""/>
+      <w:lvlJc w:val="left"/>
+      <w:pPr>
+        <w:tabs>
+          <w:tab w:val="num" w:pos="2880"/>
+        </w:tabs>
+        <w:ind w:left="2880" w:hanging="360"/>
+      </w:pPr>
+      <w:rPr>
+        <w:rFonts w:ascii="Symbol" w:hAnsi="Symbol" w:hint="default"/>
+        <w:sz w:val="20"/>
+      </w:rPr>
+    </w:lvl>
+    <w:lvl w:ilvl="4" w:tentative="1">
+      <w:start w:val="1"/>
+      <w:numFmt w:val="bullet"/>
+      <w:lvlText w:val=""/>
+      <w:lvlJc w:val="left"/>
+      <w:pPr>
+        <w:tabs>
+          <w:tab w:val="num" w:pos="3600"/>
+        </w:tabs>
+        <w:ind w:left="3600" w:hanging="360"/>
+      </w:pPr>
+      <w:rPr>
+        <w:rFonts w:ascii="Symbol" w:hAnsi="Symbol" w:hint="default"/>
+        <w:sz w:val="20"/>
+      </w:rPr>
+    </w:lvl>
+    <w:lvl w:ilvl="5" w:tentative="1">
+      <w:start w:val="1"/>
+      <w:numFmt w:val="bullet"/>
+      <w:lvlText w:val=""/>
+      <w:lvlJc w:val="left"/>
+      <w:pPr>
+        <w:tabs>
+          <w:tab w:val="num" w:pos="4320"/>
+        </w:tabs>
+        <w:ind w:left="4320" w:hanging="360"/>
+      </w:pPr>
+      <w:rPr>
+        <w:rFonts w:ascii="Symbol" w:hAnsi="Symbol" w:hint="default"/>
+        <w:sz w:val="20"/>
+      </w:rPr>
+    </w:lvl>
+    <w:lvl w:ilvl="6" w:tentative="1">
+      <w:start w:val="1"/>
+      <w:numFmt w:val="bullet"/>
+      <w:lvlText w:val=""/>
+      <w:lvlJc w:val="left"/>
+      <w:pPr>
+        <w:tabs>
+          <w:tab w:val="num" w:pos="5040"/>
+        </w:tabs>
+        <w:ind w:left="5040" w:hanging="360"/>
+      </w:pPr>
+      <w:rPr>
+        <w:rFonts w:ascii="Symbol" w:hAnsi="Symbol" w:hint="default"/>
+        <w:sz w:val="20"/>
+      </w:rPr>
+    </w:lvl>
+    <w:lvl w:ilvl="7" w:tentative="1">
+      <w:start w:val="1"/>
+      <w:numFmt w:val="bullet"/>
+      <w:lvlText w:val=""/>
+      <w:lvlJc w:val="left"/>
+      <w:pPr>
+        <w:tabs>
+          <w:tab w:val="num" w:pos="5760"/>
+        </w:tabs>
+        <w:ind w:left="5760" w:hanging="360"/>
+      </w:pPr>
+      <w:rPr>
+        <w:rFonts w:ascii="Symbol" w:hAnsi="Symbol" w:hint="default"/>
+        <w:sz w:val="20"/>
+      </w:rPr>
+    </w:lvl>
+    <w:lvl w:ilvl="8" w:tentative="1">
+      <w:start w:val="1"/>
+      <w:numFmt w:val="bullet"/>
+      <w:lvlText w:val=""/>
+      <w:lvlJc w:val="left"/>
+      <w:pPr>
+        <w:tabs>
+          <w:tab w:val="num" w:pos="6480"/>
+        </w:tabs>
+        <w:ind w:left="6480" w:hanging="360"/>
+      </w:pPr>
+      <w:rPr>
+        <w:rFonts w:ascii="Symbol" w:hAnsi="Symbol" w:hint="default"/>
+        <w:sz w:val="20"/>
+      </w:rPr>
+    </w:lvl>
+  </w:abstractNum>
+  <w:abstractNum w:abstractNumId="36" w15:restartNumberingAfterBreak="0">
     <w:nsid w:val="665E668F"/>
     <w:multiLevelType w:val="multilevel"/>
     <w:tmpl w:val="8CCCE588"/>
@@ -5886,7 +12490,156 @@
       </w:rPr>
     </w:lvl>
   </w:abstractNum>
-  <w:abstractNum w:abstractNumId="12" w15:restartNumberingAfterBreak="0">
+  <w:abstractNum w:abstractNumId="37" w15:restartNumberingAfterBreak="0">
+    <w:nsid w:val="69B34FD1"/>
+    <w:multiLevelType w:val="multilevel"/>
+    <w:tmpl w:val="820EDF76"/>
+    <w:lvl w:ilvl="0">
+      <w:start w:val="1"/>
+      <w:numFmt w:val="bullet"/>
+      <w:lvlText w:val=""/>
+      <w:lvlJc w:val="left"/>
+      <w:pPr>
+        <w:tabs>
+          <w:tab w:val="num" w:pos="720"/>
+        </w:tabs>
+        <w:ind w:left="720" w:hanging="360"/>
+      </w:pPr>
+      <w:rPr>
+        <w:rFonts w:ascii="Symbol" w:hAnsi="Symbol" w:hint="default"/>
+        <w:sz w:val="20"/>
+      </w:rPr>
+    </w:lvl>
+    <w:lvl w:ilvl="1" w:tentative="1">
+      <w:start w:val="1"/>
+      <w:numFmt w:val="bullet"/>
+      <w:lvlText w:val=""/>
+      <w:lvlJc w:val="left"/>
+      <w:pPr>
+        <w:tabs>
+          <w:tab w:val="num" w:pos="1440"/>
+        </w:tabs>
+        <w:ind w:left="1440" w:hanging="360"/>
+      </w:pPr>
+      <w:rPr>
+        <w:rFonts w:ascii="Symbol" w:hAnsi="Symbol" w:hint="default"/>
+        <w:sz w:val="20"/>
+      </w:rPr>
+    </w:lvl>
+    <w:lvl w:ilvl="2" w:tentative="1">
+      <w:start w:val="1"/>
+      <w:numFmt w:val="bullet"/>
+      <w:lvlText w:val=""/>
+      <w:lvlJc w:val="left"/>
+      <w:pPr>
+        <w:tabs>
+          <w:tab w:val="num" w:pos="2160"/>
+        </w:tabs>
+        <w:ind w:left="2160" w:hanging="360"/>
+      </w:pPr>
+      <w:rPr>
+        <w:rFonts w:ascii="Symbol" w:hAnsi="Symbol" w:hint="default"/>
+        <w:sz w:val="20"/>
+      </w:rPr>
+    </w:lvl>
+    <w:lvl w:ilvl="3" w:tentative="1">
+      <w:start w:val="1"/>
+      <w:numFmt w:val="bullet"/>
+      <w:lvlText w:val=""/>
+      <w:lvlJc w:val="left"/>
+      <w:pPr>
+        <w:tabs>
+          <w:tab w:val="num" w:pos="2880"/>
+        </w:tabs>
+        <w:ind w:left="2880" w:hanging="360"/>
+      </w:pPr>
+      <w:rPr>
+        <w:rFonts w:ascii="Symbol" w:hAnsi="Symbol" w:hint="default"/>
+        <w:sz w:val="20"/>
+      </w:rPr>
+    </w:lvl>
+    <w:lvl w:ilvl="4" w:tentative="1">
+      <w:start w:val="1"/>
+      <w:numFmt w:val="bullet"/>
+      <w:lvlText w:val=""/>
+      <w:lvlJc w:val="left"/>
+      <w:pPr>
+        <w:tabs>
+          <w:tab w:val="num" w:pos="3600"/>
+        </w:tabs>
+        <w:ind w:left="3600" w:hanging="360"/>
+      </w:pPr>
+      <w:rPr>
+        <w:rFonts w:ascii="Symbol" w:hAnsi="Symbol" w:hint="default"/>
+        <w:sz w:val="20"/>
+      </w:rPr>
+    </w:lvl>
+    <w:lvl w:ilvl="5" w:tentative="1">
+      <w:start w:val="1"/>
+      <w:numFmt w:val="bullet"/>
+      <w:lvlText w:val=""/>
+      <w:lvlJc w:val="left"/>
+      <w:pPr>
+        <w:tabs>
+          <w:tab w:val="num" w:pos="4320"/>
+        </w:tabs>
+        <w:ind w:left="4320" w:hanging="360"/>
+      </w:pPr>
+      <w:rPr>
+        <w:rFonts w:ascii="Symbol" w:hAnsi="Symbol" w:hint="default"/>
+        <w:sz w:val="20"/>
+      </w:rPr>
+    </w:lvl>
+    <w:lvl w:ilvl="6" w:tentative="1">
+      <w:start w:val="1"/>
+      <w:numFmt w:val="bullet"/>
+      <w:lvlText w:val=""/>
+      <w:lvlJc w:val="left"/>
+      <w:pPr>
+        <w:tabs>
+          <w:tab w:val="num" w:pos="5040"/>
+        </w:tabs>
+        <w:ind w:left="5040" w:hanging="360"/>
+      </w:pPr>
+      <w:rPr>
+        <w:rFonts w:ascii="Symbol" w:hAnsi="Symbol" w:hint="default"/>
+        <w:sz w:val="20"/>
+      </w:rPr>
+    </w:lvl>
+    <w:lvl w:ilvl="7" w:tentative="1">
+      <w:start w:val="1"/>
+      <w:numFmt w:val="bullet"/>
+      <w:lvlText w:val=""/>
+      <w:lvlJc w:val="left"/>
+      <w:pPr>
+        <w:tabs>
+          <w:tab w:val="num" w:pos="5760"/>
+        </w:tabs>
+        <w:ind w:left="5760" w:hanging="360"/>
+      </w:pPr>
+      <w:rPr>
+        <w:rFonts w:ascii="Symbol" w:hAnsi="Symbol" w:hint="default"/>
+        <w:sz w:val="20"/>
+      </w:rPr>
+    </w:lvl>
+    <w:lvl w:ilvl="8" w:tentative="1">
+      <w:start w:val="1"/>
+      <w:numFmt w:val="bullet"/>
+      <w:lvlText w:val=""/>
+      <w:lvlJc w:val="left"/>
+      <w:pPr>
+        <w:tabs>
+          <w:tab w:val="num" w:pos="6480"/>
+        </w:tabs>
+        <w:ind w:left="6480" w:hanging="360"/>
+      </w:pPr>
+      <w:rPr>
+        <w:rFonts w:ascii="Symbol" w:hAnsi="Symbol" w:hint="default"/>
+        <w:sz w:val="20"/>
+      </w:rPr>
+    </w:lvl>
+  </w:abstractNum>
+  <w:abstractNum w:abstractNumId="38" w15:restartNumberingAfterBreak="0">
     <w:nsid w:val="77473D61"/>
     <w:multiLevelType w:val="multilevel"/>
     <w:tmpl w:val="E66AED80"/>
@@ -6035,7 +12788,7 @@
       </w:rPr>
     </w:lvl>
   </w:abstractNum>
-  <w:abstractNum w:abstractNumId="13" w15:restartNumberingAfterBreak="0">
+  <w:abstractNum w:abstractNumId="39" w15:restartNumberingAfterBreak="0">
     <w:nsid w:val="78F05DCE"/>
     <w:multiLevelType w:val="multilevel"/>
     <w:tmpl w:val="F15E2BFE"/>
@@ -6184,7 +12937,7 @@
       </w:rPr>
     </w:lvl>
   </w:abstractNum>
-  <w:abstractNum w:abstractNumId="14" w15:restartNumberingAfterBreak="0">
+  <w:abstractNum w:abstractNumId="40" w15:restartNumberingAfterBreak="0">
     <w:nsid w:val="7AF27AD2"/>
     <w:multiLevelType w:val="multilevel"/>
     <w:tmpl w:val="25AC7AD6"/>
@@ -6333,7 +13086,7 @@
       </w:rPr>
     </w:lvl>
   </w:abstractNum>
-  <w:abstractNum w:abstractNumId="15" w15:restartNumberingAfterBreak="0">
+  <w:abstractNum w:abstractNumId="41" w15:restartNumberingAfterBreak="0">
     <w:nsid w:val="7B3320F1"/>
     <w:multiLevelType w:val="multilevel"/>
     <w:tmpl w:val="EE04A47C"/>
@@ -6482,7 +13235,7 @@
       </w:rPr>
     </w:lvl>
   </w:abstractNum>
-  <w:abstractNum w:abstractNumId="16" w15:restartNumberingAfterBreak="0">
+  <w:abstractNum w:abstractNumId="42" w15:restartNumberingAfterBreak="0">
     <w:nsid w:val="7BC45A67"/>
     <w:multiLevelType w:val="multilevel"/>
     <w:tmpl w:val="DF6CD854"/>
@@ -6631,7 +13384,7 @@
       </w:rPr>
     </w:lvl>
   </w:abstractNum>
-  <w:abstractNum w:abstractNumId="17" w15:restartNumberingAfterBreak="0">
+  <w:abstractNum w:abstractNumId="43" w15:restartNumberingAfterBreak="0">
     <w:nsid w:val="7EB403C2"/>
     <w:multiLevelType w:val="hybridMultilevel"/>
     <w:tmpl w:val="8BE0725A"/>
@@ -6745,58 +13498,136 @@
     </w:lvl>
   </w:abstractNum>
   <w:num w:numId="1">
+    <w:abstractNumId w:val="41"/>
+  </w:num>
+  <w:num w:numId="2">
+    <w:abstractNumId w:val="29"/>
+  </w:num>
+  <w:num w:numId="3">
+    <w:abstractNumId w:val="42"/>
+  </w:num>
+  <w:num w:numId="4">
+    <w:abstractNumId w:val="21"/>
+  </w:num>
+  <w:num w:numId="5">
+    <w:abstractNumId w:val="1"/>
+  </w:num>
+  <w:num w:numId="6">
+    <w:abstractNumId w:val="34"/>
+  </w:num>
+  <w:num w:numId="7">
+    <w:abstractNumId w:val="20"/>
+  </w:num>
+  <w:num w:numId="8">
+    <w:abstractNumId w:val="18"/>
+  </w:num>
+  <w:num w:numId="9">
+    <w:abstractNumId w:val="40"/>
+  </w:num>
+  <w:num w:numId="10">
+    <w:abstractNumId w:val="39"/>
+  </w:num>
+  <w:num w:numId="11">
+    <w:abstractNumId w:val="4"/>
+  </w:num>
+  <w:num w:numId="12">
+    <w:abstractNumId w:val="24"/>
+  </w:num>
+  <w:num w:numId="13">
+    <w:abstractNumId w:val="30"/>
+  </w:num>
+  <w:num w:numId="14">
+    <w:abstractNumId w:val="19"/>
+  </w:num>
+  <w:num w:numId="15">
+    <w:abstractNumId w:val="38"/>
+  </w:num>
+  <w:num w:numId="16">
+    <w:abstractNumId w:val="36"/>
+  </w:num>
+  <w:num w:numId="17">
+    <w:abstractNumId w:val="43"/>
+  </w:num>
+  <w:num w:numId="18">
+    <w:abstractNumId w:val="12"/>
+  </w:num>
+  <w:num w:numId="19">
+    <w:abstractNumId w:val="10"/>
+  </w:num>
+  <w:num w:numId="20">
+    <w:abstractNumId w:val="7"/>
+  </w:num>
+  <w:num w:numId="21">
+    <w:abstractNumId w:val="35"/>
+  </w:num>
+  <w:num w:numId="22">
     <w:abstractNumId w:val="15"/>
   </w:num>
-  <w:num w:numId="2">
+  <w:num w:numId="23">
+    <w:abstractNumId w:val="28"/>
+  </w:num>
+  <w:num w:numId="24">
+    <w:abstractNumId w:val="9"/>
+  </w:num>
+  <w:num w:numId="25">
+    <w:abstractNumId w:val="17"/>
+  </w:num>
+  <w:num w:numId="26">
+    <w:abstractNumId w:val="16"/>
+  </w:num>
+  <w:num w:numId="27">
+    <w:abstractNumId w:val="25"/>
+  </w:num>
+  <w:num w:numId="28">
+    <w:abstractNumId w:val="32"/>
+  </w:num>
+  <w:num w:numId="29">
+    <w:abstractNumId w:val="11"/>
+  </w:num>
+  <w:num w:numId="30">
+    <w:abstractNumId w:val="26"/>
+  </w:num>
+  <w:num w:numId="31">
+    <w:abstractNumId w:val="37"/>
+  </w:num>
+  <w:num w:numId="32">
+    <w:abstractNumId w:val="0"/>
+  </w:num>
+  <w:num w:numId="33">
+    <w:abstractNumId w:val="6"/>
+  </w:num>
+  <w:num w:numId="34">
+    <w:abstractNumId w:val="27"/>
+  </w:num>
+  <w:num w:numId="35">
+    <w:abstractNumId w:val="13"/>
+  </w:num>
+  <w:num w:numId="36">
     <w:abstractNumId w:val="8"/>
   </w:num>
-  <w:num w:numId="3">
-    <w:abstractNumId w:val="16"/>
+  <w:num w:numId="37">
+    <w:abstractNumId w:val="2"/>
   </w:num>
-  <w:num w:numId="4">
-    <w:abstractNumId w:val="6"/>
+  <w:num w:numId="38">
+    <w:abstractNumId w:val="33"/>
   </w:num>
-  <w:num w:numId="5">
-    <w:abstractNumId w:val="0"/>
-  </w:num>
-  <w:num w:numId="6">
-    <w:abstractNumId w:val="10"/>
-  </w:num>
-  <w:num w:numId="7">
+  <w:num w:numId="39">
     <w:abstractNumId w:val="5"/>
   </w:num>
-  <w:num w:numId="8">
+  <w:num w:numId="40">
     <w:abstractNumId w:val="3"/>
   </w:num>
-  <w:num w:numId="9">
+  <w:num w:numId="41">
+    <w:abstractNumId w:val="31"/>
+  </w:num>
+  <w:num w:numId="42">
     <w:abstractNumId w:val="14"/>
   </w:num>
-  <w:num w:numId="10">
-    <w:abstractNumId w:val="13"/>
+  <w:num w:numId="43">
+    <w:abstractNumId w:val="22"/>
   </w:num>
-  <w:num w:numId="11">
-    <w:abstractNumId w:val="1"/>
-  </w:num>
-  <w:num w:numId="12">
-    <w:abstractNumId w:val="7"/>
-  </w:num>
-  <w:num w:numId="13">
-    <w:abstractNumId w:val="9"/>
-  </w:num>
-  <w:num w:numId="14">
-    <w:abstractNumId w:val="4"/>
-  </w:num>
-  <w:num w:numId="15">
-    <w:abstractNumId w:val="12"/>
-  </w:num>
-  <w:num w:numId="16">
-    <w:abstractNumId w:val="11"/>
-  </w:num>
-  <w:num w:numId="17">
-    <w:abstractNumId w:val="17"/>
-  </w:num>
-  <w:num w:numId="18">
-    <w:abstractNumId w:val="2"/>
+  <w:num w:numId="44">
+    <w:abstractNumId w:val="23"/>
   </w:num>
 </w:numbering>
 </file>
@@ -7435,6 +14266,44 @@
       <w:contextualSpacing/>
     </w:pPr>
   </w:style>
+  <w:style w:type="table" w:styleId="Tabelacomgrade">
+    <w:name w:val="Table Grid"/>
+    <w:basedOn w:val="Tabelanormal"/>
+    <w:uiPriority w:val="39"/>
+    <w:rsid w:val="0006384A"/>
+    <w:pPr>
+      <w:spacing w:after="0" w:line="240" w:lineRule="auto"/>
+    </w:pPr>
+    <w:tblPr>
+      <w:tblBorders>
+        <w:top w:val="single" w:sz="4" w:space="0" w:color="auto"/>
+        <w:left w:val="single" w:sz="4" w:space="0" w:color="auto"/>
+        <w:bottom w:val="single" w:sz="4" w:space="0" w:color="auto"/>
+        <w:right w:val="single" w:sz="4" w:space="0" w:color="auto"/>
+        <w:insideH w:val="single" w:sz="4" w:space="0" w:color="auto"/>
+        <w:insideV w:val="single" w:sz="4" w:space="0" w:color="auto"/>
+      </w:tblBorders>
+    </w:tblPr>
+  </w:style>
+  <w:style w:type="paragraph" w:customStyle="1" w:styleId="paragraph">
+    <w:name w:val="paragraph"/>
+    <w:basedOn w:val="Normal"/>
+    <w:rsid w:val="0006384A"/>
+    <w:pPr>
+      <w:spacing w:before="100" w:beforeAutospacing="1" w:after="100" w:afterAutospacing="1" w:line="240" w:lineRule="auto"/>
+    </w:pPr>
+    <w:rPr>
+      <w:rFonts w:ascii="Times New Roman" w:eastAsia="Times New Roman" w:hAnsi="Times New Roman" w:cs="Times New Roman"/>
+      <w:sz w:val="24"/>
+      <w:szCs w:val="24"/>
+      <w:lang w:eastAsia="pt-BR"/>
+    </w:rPr>
+  </w:style>
+  <w:style w:type="character" w:customStyle="1" w:styleId="eop">
+    <w:name w:val="eop"/>
+    <w:basedOn w:val="Fontepargpadro"/>
+    <w:rsid w:val="0006384A"/>
+  </w:style>
 </w:styles>
 </file>
 

--- a/artefatos/Documentacao.docx
+++ b/artefatos/Documentacao.docx
@@ -235,14 +235,210 @@
     </w:p>
     <w:p>
       <w:pPr>
-        <w:spacing w:after="0" w:line="240" w:lineRule="auto"/>
-        <w:rPr>
-          <w:rFonts w:ascii="Times New Roman" w:eastAsia="Times New Roman" w:hAnsi="Times New Roman" w:cs="Times New Roman"/>
-          <w:sz w:val="24"/>
-          <w:szCs w:val="24"/>
-          <w:lang w:eastAsia="pt-BR"/>
-        </w:rPr>
-      </w:pPr>
+        <w:pStyle w:val="NormalWeb"/>
+      </w:pPr>
+      <w:r>
+        <w:t xml:space="preserve">O envolvimento com o Clube de Desbravadores </w:t>
+      </w:r>
+      <w:r>
+        <w:t>foi</w:t>
+      </w:r>
+      <w:r>
+        <w:t xml:space="preserve"> resultado natural de uma criação permeada pelos valores da Igreja Adventista do Sétimo Dia. Desde pequeno, </w:t>
+      </w:r>
+      <w:r>
+        <w:t>minha</w:t>
+      </w:r>
+      <w:r>
+        <w:t xml:space="preserve"> família sempre incentivou a participação ativa nas atividades da igreja, e o clube era algo que a minha mãe amava profundamente. Assim que atingi a idade mínima exigida, ingressei no clube sem hesitar, motivado tanto pelo exemplo familiar quanto pela vontade de pertencer a algo maior.</w:t>
+      </w:r>
+    </w:p>
+    <w:p>
+      <w:pPr>
+        <w:pStyle w:val="NormalWeb"/>
+      </w:pPr>
+      <w:r>
+        <w:t xml:space="preserve">Hoje, o ministério dos Desbravadores não é apenas uma lembrança da infância, mas uma presença constante e ativa no meu cotidiano. Como diretor do ministério, cada dia traz novas responsabilidades e decisões a serem tomadas. Foi justamente por meio dessa experiência que construí grande parte do meu caráter e dos valores que me </w:t>
+      </w:r>
+      <w:r>
+        <w:t>acompanham</w:t>
+      </w:r>
+      <w:r>
+        <w:t xml:space="preserve"> até hoje.</w:t>
+      </w:r>
+    </w:p>
+    <w:p>
+      <w:pPr>
+        <w:pStyle w:val="NormalWeb"/>
+      </w:pPr>
+      <w:r>
+        <w:t>O Clube de Desbravadores foi, e continua sendo, uma escola d</w:t>
+      </w:r>
+      <w:r>
+        <w:t>a</w:t>
+      </w:r>
+      <w:r>
+        <w:t xml:space="preserve"> vida. Entre os muitos ensinamentos absorvidos, destacam-se valores que se tornaram pilares da minha identidade: a </w:t>
+      </w:r>
+      <w:r>
+        <w:rPr>
+          <w:rStyle w:val="Forte"/>
+          <w:b w:val="0"/>
+        </w:rPr>
+        <w:t>liderança</w:t>
+      </w:r>
+      <w:r>
+        <w:t xml:space="preserve">, desenvolvida na condução de </w:t>
+      </w:r>
+      <w:r>
+        <w:t>unidades e clubes</w:t>
+      </w:r>
+      <w:r>
+        <w:t xml:space="preserve">; a </w:t>
+      </w:r>
+      <w:r>
+        <w:rPr>
+          <w:rStyle w:val="Forte"/>
+          <w:b w:val="0"/>
+        </w:rPr>
+        <w:t>disciplina</w:t>
+      </w:r>
+      <w:r>
+        <w:t xml:space="preserve">, construída pela rotina de compromissos; e a </w:t>
+      </w:r>
+      <w:r>
+        <w:rPr>
+          <w:rStyle w:val="Forte"/>
+          <w:b w:val="0"/>
+        </w:rPr>
+        <w:t>responsabilidade</w:t>
+      </w:r>
+      <w:r>
+        <w:t xml:space="preserve">, cultivada desde cedo ao assumir tarefas que impactavam outras pessoas. A </w:t>
+      </w:r>
+      <w:r>
+        <w:rPr>
+          <w:rStyle w:val="Forte"/>
+          <w:b w:val="0"/>
+        </w:rPr>
+        <w:t>fé</w:t>
+      </w:r>
+      <w:r>
+        <w:t xml:space="preserve"> sempre esteve presente como alicerce espiritual. A </w:t>
+      </w:r>
+      <w:r>
+        <w:rPr>
+          <w:rStyle w:val="Forte"/>
+          <w:b w:val="0"/>
+        </w:rPr>
+        <w:t>autoestima</w:t>
+      </w:r>
+      <w:r>
+        <w:t xml:space="preserve"> e a </w:t>
+      </w:r>
+      <w:r>
+        <w:rPr>
+          <w:rStyle w:val="Forte"/>
+          <w:b w:val="0"/>
+        </w:rPr>
+        <w:t>confiança</w:t>
+      </w:r>
+      <w:r>
+        <w:t xml:space="preserve"> foram fortalecidas pelas conquistas alcançadas no clube. Por fim, a </w:t>
+      </w:r>
+      <w:r>
+        <w:rPr>
+          <w:rStyle w:val="Forte"/>
+          <w:b w:val="0"/>
+        </w:rPr>
+        <w:t>comunicação</w:t>
+      </w:r>
+      <w:r>
+        <w:t xml:space="preserve"> foi sendo aprimorada através de apresentações e interações com diferentes públicos. Todos esses valores compõem a essência do meu desafio individual.</w:t>
+      </w:r>
+      <w:bookmarkStart w:id="0" w:name="_GoBack"/>
+      <w:bookmarkEnd w:id="0"/>
+    </w:p>
+    <w:p>
+      <w:pPr>
+        <w:pStyle w:val="NormalWeb"/>
+      </w:pPr>
+      <w:r>
+        <w:t xml:space="preserve">Entre os obstáculos enfrentados, a gestão do tempo foi, sem dúvida, o maior deles. Por convicção religiosa, o sábado é reservado ao descanso e à </w:t>
+      </w:r>
+      <w:r>
+        <w:t>Deus</w:t>
+      </w:r>
+      <w:r>
+        <w:t xml:space="preserve">, o que significa que tenho um dia a menos do que a maioria das pessoas para cumprir obrigações acadêmicas e profissionais. Essa realidade exige organização rigorosa e </w:t>
+      </w:r>
+      <w:r>
+        <w:t xml:space="preserve">fundamentalmente a </w:t>
+      </w:r>
+      <w:r>
+        <w:lastRenderedPageBreak/>
+        <w:t>disciplina. Curiosamente, essa limitação acabou se tornando um reflexo direto de um dos valores mais presentes na minha trajetória</w:t>
+      </w:r>
+      <w:r>
+        <w:t xml:space="preserve">, </w:t>
+      </w:r>
+      <w:r>
+        <w:t>a disciplina, aprendida dentro do próprio clube.</w:t>
+      </w:r>
+    </w:p>
+    <w:p>
+      <w:pPr>
+        <w:pStyle w:val="NormalWeb"/>
+      </w:pPr>
+      <w:r>
+        <w:t>Chegar até aqui representa, por si só, a maior superação desta jornada. Desde cedo, fui alguém sobre quem recaíam responsabilidades</w:t>
+      </w:r>
+      <w:r>
+        <w:t xml:space="preserve">, </w:t>
+      </w:r>
+      <w:r>
+        <w:t>no clube, na família, na vida acadêmica. Concluir os projetos, obter bons resultados nas avaliações e garantir a aprovação para o próximo semestre são conquistas que representam</w:t>
+      </w:r>
+      <w:r>
+        <w:t xml:space="preserve"> e irão representar</w:t>
+      </w:r>
+      <w:r>
+        <w:t xml:space="preserve"> a prova de que é possível equilibrar fé, compromisso, liderança e estudo sem abrir mão de nenhum deles.</w:t>
+      </w:r>
+    </w:p>
+    <w:p>
+      <w:pPr>
+        <w:pStyle w:val="NormalWeb"/>
+      </w:pPr>
+      <w:r>
+        <w:t xml:space="preserve">Ao olhar para tudo que foi conquistado, é impossível não reconhecer que essa trajetória não foi percorrida sozinha. A primeira presença fundamental foi </w:t>
+      </w:r>
+      <w:r>
+        <w:rPr>
+          <w:rStyle w:val="Forte"/>
+          <w:b w:val="0"/>
+        </w:rPr>
+        <w:t>Deus</w:t>
+      </w:r>
+      <w:r>
+        <w:t xml:space="preserve">, em quem encontrei força e direção em cada etapa. A segunda foi </w:t>
+      </w:r>
+      <w:r>
+        <w:rPr>
+          <w:rStyle w:val="Forte"/>
+          <w:b w:val="0"/>
+        </w:rPr>
+        <w:t>minha mãe</w:t>
+      </w:r>
+      <w:r>
+        <w:t>, que esteve ao meu lado com amor e apoio incondicional</w:t>
+      </w:r>
+      <w:r>
+        <w:t xml:space="preserve">, </w:t>
+      </w:r>
+      <w:r>
+        <w:t>foi ela quem primeiro despertou em mim o amor pelo Clube de Desbravadores. A ela e a Deus, toda a minha gratidão.</w:t>
+      </w:r>
     </w:p>
     <w:p>
       <w:pPr>
@@ -445,16 +641,7 @@
           <w:sz w:val="24"/>
           <w:szCs w:val="24"/>
         </w:rPr>
-        <w:t xml:space="preserve">Do ponto de vista acadêmico, o projeto também se justifica pela oportunidade de aplicar, de maneira integrada, os conteúdos estudados nas disciplinas do curso, como </w:t>
-      </w:r>
-      <w:r>
-        <w:rPr>
-          <w:rFonts w:ascii="Times New Roman" w:hAnsi="Times New Roman" w:cs="Times New Roman"/>
-          <w:sz w:val="24"/>
-          <w:szCs w:val="24"/>
-        </w:rPr>
-        <w:lastRenderedPageBreak/>
-        <w:t>modelagem de banco de dados, desenvolvimento de algoritmos, uso de ferramentas de versionamento, planejamento de projeto e utilização de ambientes Linux. Dessa forma, além de atender aos requisitos acadêmicos, o sistema desenvolvido permitirá colocar em prática conhecimentos técnicos em um contexto significativo e próximo da realidade, podendo ainda servir como base para futuras melhorias e aplicações reais em ambientes semelhantes.</w:t>
+        <w:t>Do ponto de vista acadêmico, o projeto também se justifica pela oportunidade de aplicar, de maneira integrada, os conteúdos estudados nas disciplinas do curso, como modelagem de banco de dados, desenvolvimento de algoritmos, uso de ferramentas de versionamento, planejamento de projeto e utilização de ambientes Linux. Dessa forma, além de atender aos requisitos acadêmicos, o sistema desenvolvido permitirá colocar em prática conhecimentos técnicos em um contexto significativo e próximo da realidade, podendo ainda servir como base para futuras melhorias e aplicações reais em ambientes semelhantes.</w:t>
       </w:r>
     </w:p>
     <w:p>
@@ -497,6 +684,7 @@
           <w:b/>
           <w:lang w:eastAsia="pt-BR"/>
         </w:rPr>
+        <w:lastRenderedPageBreak/>
         <w:t>3.1 Descrição resumida</w:t>
       </w:r>
     </w:p>
@@ -825,7 +1013,6 @@
           <w:b/>
           <w:lang w:eastAsia="pt-BR"/>
         </w:rPr>
-        <w:lastRenderedPageBreak/>
         <w:t>3.3</w:t>
       </w:r>
       <w:r>
@@ -959,6 +1146,7 @@
           <w:sz w:val="24"/>
           <w:szCs w:val="24"/>
         </w:rPr>
+        <w:lastRenderedPageBreak/>
         <w:t xml:space="preserve">O sistema deve possuir um </w:t>
       </w:r>
       <w:r>
@@ -1463,35 +1651,36 @@
           <w:b/>
           <w:lang w:eastAsia="pt-BR"/>
         </w:rPr>
+        <w:t xml:space="preserve">3.4 </w:t>
+      </w:r>
+      <w:r>
+        <w:rPr>
+          <w:rFonts w:ascii="Times New Roman" w:eastAsia="Times New Roman" w:hAnsi="Times New Roman" w:cs="Times New Roman"/>
+          <w:b/>
+          <w:lang w:eastAsia="pt-BR"/>
+        </w:rPr>
+        <w:t>Macro cronograma</w:t>
+      </w:r>
+    </w:p>
+    <w:p>
+      <w:pPr>
+        <w:rPr>
+          <w:lang w:eastAsia="pt-BR"/>
+        </w:rPr>
+      </w:pPr>
+    </w:p>
+    <w:p>
+      <w:pPr>
+        <w:rPr>
+          <w:lang w:eastAsia="pt-BR"/>
+        </w:rPr>
+      </w:pPr>
+      <w:r>
+        <w:rPr>
+          <w:noProof/>
+          <w:lang w:eastAsia="pt-BR"/>
+        </w:rPr>
         <w:lastRenderedPageBreak/>
-        <w:t xml:space="preserve">3.4 </w:t>
-      </w:r>
-      <w:r>
-        <w:rPr>
-          <w:rFonts w:ascii="Times New Roman" w:eastAsia="Times New Roman" w:hAnsi="Times New Roman" w:cs="Times New Roman"/>
-          <w:b/>
-          <w:lang w:eastAsia="pt-BR"/>
-        </w:rPr>
-        <w:t>Macro cronograma</w:t>
-      </w:r>
-    </w:p>
-    <w:p>
-      <w:pPr>
-        <w:rPr>
-          <w:lang w:eastAsia="pt-BR"/>
-        </w:rPr>
-      </w:pPr>
-    </w:p>
-    <w:p>
-      <w:pPr>
-        <w:rPr>
-          <w:lang w:eastAsia="pt-BR"/>
-        </w:rPr>
-      </w:pPr>
-      <w:r>
-        <w:rPr>
-          <w:lang w:eastAsia="pt-BR"/>
-        </w:rPr>
         <w:drawing>
           <wp:inline distT="0" distB="0" distL="0" distR="0" wp14:anchorId="5CCF6BD1" wp14:editId="2FD01676">
             <wp:extent cx="5400040" cy="3452495"/>
@@ -1528,8 +1717,6 @@
           </wp:inline>
         </w:drawing>
       </w:r>
-      <w:bookmarkStart w:id="0" w:name="_GoBack"/>
-      <w:bookmarkEnd w:id="0"/>
     </w:p>
     <w:p>
       <w:pPr>
@@ -2297,6 +2484,7 @@
           <w:b/>
           <w:lang w:eastAsia="pt-BR"/>
         </w:rPr>
+        <w:lastRenderedPageBreak/>
         <w:t>3.</w:t>
       </w:r>
       <w:r>
@@ -14196,7 +14384,6 @@
     <w:name w:val="Normal (Web)"/>
     <w:basedOn w:val="Normal"/>
     <w:uiPriority w:val="99"/>
-    <w:semiHidden/>
     <w:unhideWhenUsed/>
     <w:rsid w:val="00665096"/>
     <w:pPr>
@@ -14303,6 +14490,17 @@
     <w:name w:val="eop"/>
     <w:basedOn w:val="Fontepargpadro"/>
     <w:rsid w:val="0006384A"/>
+  </w:style>
+  <w:style w:type="character" w:styleId="nfase">
+    <w:name w:val="Emphasis"/>
+    <w:basedOn w:val="Fontepargpadro"/>
+    <w:uiPriority w:val="20"/>
+    <w:qFormat/>
+    <w:rsid w:val="00797852"/>
+    <w:rPr>
+      <w:i/>
+      <w:iCs/>
+    </w:rPr>
   </w:style>
 </w:styles>
 </file>

--- a/artefatos/Documentacao.docx
+++ b/artefatos/Documentacao.docx
@@ -356,8 +356,6 @@
       <w:r>
         <w:t xml:space="preserve"> foi sendo aprimorada através de apresentações e interações com diferentes públicos. Todos esses valores compõem a essência do meu desafio individual.</w:t>
       </w:r>
-      <w:bookmarkStart w:id="0" w:name="_GoBack"/>
-      <w:bookmarkEnd w:id="0"/>
     </w:p>
     <w:p>
       <w:pPr>
@@ -4823,6 +4821,15 @@
         </w:rPr>
         <w:t xml:space="preserve">Classe atual </w:t>
       </w:r>
+      <w:r>
+        <w:rPr>
+          <w:rFonts w:ascii="Times New Roman" w:eastAsia="Times New Roman" w:hAnsi="Times New Roman" w:cs="Times New Roman"/>
+          <w:sz w:val="24"/>
+          <w:szCs w:val="24"/>
+          <w:lang w:eastAsia="pt-BR"/>
+        </w:rPr>
+        <w:t>– combo box</w:t>
+      </w:r>
     </w:p>
     <w:p>
       <w:pPr>
@@ -6194,6 +6201,8 @@
         </w:rPr>
         <w:t>– quantas vezes por mês?</w:t>
       </w:r>
+      <w:bookmarkStart w:id="0" w:name="_GoBack"/>
+      <w:bookmarkEnd w:id="0"/>
     </w:p>
     <w:p>
       <w:pPr>
@@ -6394,6 +6403,15 @@
         </w:rPr>
         <w:t xml:space="preserve">categoria </w:t>
       </w:r>
+      <w:r>
+        <w:rPr>
+          <w:rFonts w:ascii="Times New Roman" w:eastAsia="Times New Roman" w:hAnsi="Times New Roman" w:cs="Times New Roman"/>
+          <w:sz w:val="24"/>
+          <w:szCs w:val="24"/>
+          <w:lang w:eastAsia="pt-BR"/>
+        </w:rPr>
+        <w:t>– acho melhor não ter</w:t>
+      </w:r>
     </w:p>
     <w:p>
       <w:pPr>
@@ -6558,171 +6576,6 @@
     </w:p>
     <w:p>
       <w:pPr>
-        <w:spacing w:before="100" w:beforeAutospacing="1" w:after="100" w:afterAutospacing="1" w:line="240" w:lineRule="auto"/>
-        <w:outlineLvl w:val="1"/>
-        <w:rPr>
-          <w:rFonts w:ascii="Times New Roman" w:eastAsia="Times New Roman" w:hAnsi="Times New Roman" w:cs="Times New Roman"/>
-          <w:b/>
-          <w:bCs/>
-          <w:sz w:val="36"/>
-          <w:szCs w:val="36"/>
-          <w:lang w:eastAsia="pt-BR"/>
-        </w:rPr>
-      </w:pPr>
-      <w:r>
-        <w:rPr>
-          <w:rFonts w:ascii="Segoe UI Emoji" w:eastAsia="Times New Roman" w:hAnsi="Segoe UI Emoji" w:cs="Segoe UI Emoji"/>
-          <w:b/>
-          <w:bCs/>
-          <w:sz w:val="36"/>
-          <w:szCs w:val="36"/>
-          <w:lang w:eastAsia="pt-BR"/>
-        </w:rPr>
-        <w:t>🏆</w:t>
-      </w:r>
-      <w:r>
-        <w:rPr>
-          <w:rFonts w:ascii="Times New Roman" w:eastAsia="Times New Roman" w:hAnsi="Times New Roman" w:cs="Times New Roman"/>
-          <w:b/>
-          <w:bCs/>
-          <w:sz w:val="36"/>
-          <w:szCs w:val="36"/>
-          <w:lang w:eastAsia="pt-BR"/>
-        </w:rPr>
-        <w:t xml:space="preserve"> Participação em eventos</w:t>
-      </w:r>
-      <w:r>
-        <w:rPr>
-          <w:rFonts w:ascii="Times New Roman" w:eastAsia="Times New Roman" w:hAnsi="Times New Roman" w:cs="Times New Roman"/>
-          <w:b/>
-          <w:bCs/>
-          <w:sz w:val="36"/>
-          <w:szCs w:val="36"/>
-          <w:lang w:eastAsia="pt-BR"/>
-        </w:rPr>
-        <w:t xml:space="preserve"> – não tem necessidade</w:t>
-      </w:r>
-    </w:p>
-    <w:p>
-      <w:pPr>
-        <w:numPr>
-          <w:ilvl w:val="0"/>
-          <w:numId w:val="13"/>
-        </w:numPr>
-        <w:spacing w:before="100" w:beforeAutospacing="1" w:after="100" w:afterAutospacing="1" w:line="240" w:lineRule="auto"/>
-        <w:rPr>
-          <w:rFonts w:ascii="Times New Roman" w:eastAsia="Times New Roman" w:hAnsi="Times New Roman" w:cs="Times New Roman"/>
-          <w:sz w:val="24"/>
-          <w:szCs w:val="24"/>
-          <w:lang w:eastAsia="pt-BR"/>
-        </w:rPr>
-      </w:pPr>
-      <w:r>
-        <w:rPr>
-          <w:rFonts w:ascii="Times New Roman" w:eastAsia="Times New Roman" w:hAnsi="Times New Roman" w:cs="Times New Roman"/>
-          <w:sz w:val="24"/>
-          <w:szCs w:val="24"/>
-          <w:lang w:eastAsia="pt-BR"/>
-        </w:rPr>
-        <w:t xml:space="preserve">id </w:t>
-      </w:r>
-    </w:p>
-    <w:p>
-      <w:pPr>
-        <w:numPr>
-          <w:ilvl w:val="0"/>
-          <w:numId w:val="13"/>
-        </w:numPr>
-        <w:spacing w:before="100" w:beforeAutospacing="1" w:after="100" w:afterAutospacing="1" w:line="240" w:lineRule="auto"/>
-        <w:rPr>
-          <w:rFonts w:ascii="Times New Roman" w:eastAsia="Times New Roman" w:hAnsi="Times New Roman" w:cs="Times New Roman"/>
-          <w:sz w:val="24"/>
-          <w:szCs w:val="24"/>
-          <w:lang w:eastAsia="pt-BR"/>
-        </w:rPr>
-      </w:pPr>
-      <w:proofErr w:type="spellStart"/>
-      <w:r>
-        <w:rPr>
-          <w:rFonts w:ascii="Times New Roman" w:eastAsia="Times New Roman" w:hAnsi="Times New Roman" w:cs="Times New Roman"/>
-          <w:sz w:val="24"/>
-          <w:szCs w:val="24"/>
-          <w:lang w:eastAsia="pt-BR"/>
-        </w:rPr>
-        <w:t>fkUsuario</w:t>
-      </w:r>
-      <w:proofErr w:type="spellEnd"/>
-      <w:r>
-        <w:rPr>
-          <w:rFonts w:ascii="Times New Roman" w:eastAsia="Times New Roman" w:hAnsi="Times New Roman" w:cs="Times New Roman"/>
-          <w:sz w:val="24"/>
-          <w:szCs w:val="24"/>
-          <w:lang w:eastAsia="pt-BR"/>
-        </w:rPr>
-        <w:t xml:space="preserve"> </w:t>
-      </w:r>
-    </w:p>
-    <w:p>
-      <w:pPr>
-        <w:numPr>
-          <w:ilvl w:val="0"/>
-          <w:numId w:val="13"/>
-        </w:numPr>
-        <w:spacing w:before="100" w:beforeAutospacing="1" w:after="100" w:afterAutospacing="1" w:line="240" w:lineRule="auto"/>
-        <w:rPr>
-          <w:rFonts w:ascii="Times New Roman" w:eastAsia="Times New Roman" w:hAnsi="Times New Roman" w:cs="Times New Roman"/>
-          <w:sz w:val="24"/>
-          <w:szCs w:val="24"/>
-          <w:lang w:eastAsia="pt-BR"/>
-        </w:rPr>
-      </w:pPr>
-      <w:proofErr w:type="spellStart"/>
-      <w:r>
-        <w:rPr>
-          <w:rFonts w:ascii="Times New Roman" w:eastAsia="Times New Roman" w:hAnsi="Times New Roman" w:cs="Times New Roman"/>
-          <w:sz w:val="24"/>
-          <w:szCs w:val="24"/>
-          <w:lang w:eastAsia="pt-BR"/>
-        </w:rPr>
-        <w:t>fkEvento</w:t>
-      </w:r>
-      <w:proofErr w:type="spellEnd"/>
-      <w:r>
-        <w:rPr>
-          <w:rFonts w:ascii="Times New Roman" w:eastAsia="Times New Roman" w:hAnsi="Times New Roman" w:cs="Times New Roman"/>
-          <w:sz w:val="24"/>
-          <w:szCs w:val="24"/>
-          <w:lang w:eastAsia="pt-BR"/>
-        </w:rPr>
-        <w:t xml:space="preserve"> </w:t>
-      </w:r>
-    </w:p>
-    <w:p>
-      <w:pPr>
-        <w:numPr>
-          <w:ilvl w:val="0"/>
-          <w:numId w:val="13"/>
-        </w:numPr>
-        <w:spacing w:before="100" w:beforeAutospacing="1" w:after="100" w:afterAutospacing="1" w:line="240" w:lineRule="auto"/>
-        <w:rPr>
-          <w:rFonts w:ascii="Times New Roman" w:eastAsia="Times New Roman" w:hAnsi="Times New Roman" w:cs="Times New Roman"/>
-          <w:sz w:val="24"/>
-          <w:szCs w:val="24"/>
-          <w:lang w:eastAsia="pt-BR"/>
-        </w:rPr>
-      </w:pPr>
-      <w:r>
-        <w:rPr>
-          <w:rFonts w:ascii="Times New Roman" w:eastAsia="Times New Roman" w:hAnsi="Times New Roman" w:cs="Times New Roman"/>
-          <w:sz w:val="24"/>
-          <w:szCs w:val="24"/>
-          <w:lang w:eastAsia="pt-BR"/>
-        </w:rPr>
-        <w:t xml:space="preserve">presença </w:t>
-      </w:r>
-    </w:p>
-    <w:p>
-      <w:pPr>
         <w:spacing w:after="0" w:line="240" w:lineRule="auto"/>
         <w:rPr>
           <w:rFonts w:ascii="Times New Roman" w:eastAsia="Times New Roman" w:hAnsi="Times New Roman" w:cs="Times New Roman"/>
@@ -6738,7 +6591,6 @@
           <w:szCs w:val="24"/>
           <w:lang w:eastAsia="pt-BR"/>
         </w:rPr>
-        <w:lastRenderedPageBreak/>
         <w:pict>
           <v:rect id="_x0000_i1032" style="width:0;height:1.5pt" o:hralign="center" o:hrstd="t" o:hr="t" fillcolor="#a0a0a0" stroked="f"/>
         </w:pict>
@@ -6918,6 +6770,7 @@
           <w:szCs w:val="24"/>
           <w:lang w:eastAsia="pt-BR"/>
         </w:rPr>
+        <w:lastRenderedPageBreak/>
         <w:t xml:space="preserve">Laços: </w:t>
       </w:r>
     </w:p>

--- a/artefatos/Documentacao.docx
+++ b/artefatos/Documentacao.docx
@@ -4348,6 +4348,8 @@
           <w:lang w:eastAsia="pt-BR"/>
         </w:rPr>
       </w:pPr>
+      <w:bookmarkStart w:id="0" w:name="_GoBack"/>
+      <w:bookmarkEnd w:id="0"/>
     </w:p>
     <w:p>
       <w:pPr>
@@ -4615,369 +4617,18 @@
     </w:p>
     <w:p>
       <w:pPr>
-        <w:spacing w:after="0" w:line="240" w:lineRule="auto"/>
-        <w:rPr>
-          <w:rFonts w:ascii="Times New Roman" w:eastAsia="Times New Roman" w:hAnsi="Times New Roman" w:cs="Times New Roman"/>
-          <w:sz w:val="24"/>
-          <w:szCs w:val="24"/>
-          <w:lang w:eastAsia="pt-BR"/>
-        </w:rPr>
-      </w:pPr>
-    </w:p>
-    <w:p>
-      <w:pPr>
-        <w:spacing w:after="0" w:line="240" w:lineRule="auto"/>
-        <w:rPr>
-          <w:rFonts w:ascii="Times New Roman" w:eastAsia="Times New Roman" w:hAnsi="Times New Roman" w:cs="Times New Roman"/>
-          <w:sz w:val="24"/>
-          <w:szCs w:val="24"/>
-          <w:lang w:eastAsia="pt-BR"/>
-        </w:rPr>
-      </w:pPr>
-    </w:p>
-    <w:p>
-      <w:pPr>
-        <w:spacing w:after="0" w:line="240" w:lineRule="auto"/>
-        <w:rPr>
-          <w:rFonts w:ascii="Times New Roman" w:eastAsia="Times New Roman" w:hAnsi="Times New Roman" w:cs="Times New Roman"/>
-          <w:sz w:val="24"/>
-          <w:szCs w:val="24"/>
-          <w:lang w:eastAsia="pt-BR"/>
-        </w:rPr>
-      </w:pPr>
-    </w:p>
-    <w:p>
-      <w:pPr>
         <w:spacing w:before="100" w:beforeAutospacing="1" w:after="100" w:afterAutospacing="1" w:line="240" w:lineRule="auto"/>
-        <w:outlineLvl w:val="1"/>
-        <w:rPr>
-          <w:rFonts w:ascii="Times New Roman" w:eastAsia="Times New Roman" w:hAnsi="Times New Roman" w:cs="Times New Roman"/>
-          <w:b/>
-          <w:bCs/>
-          <w:sz w:val="36"/>
-          <w:szCs w:val="36"/>
-          <w:lang w:eastAsia="pt-BR"/>
-        </w:rPr>
-      </w:pPr>
-      <w:r>
-        <w:rPr>
-          <w:rFonts w:ascii="Times New Roman" w:eastAsia="Times New Roman" w:hAnsi="Times New Roman" w:cs="Times New Roman"/>
-          <w:b/>
-          <w:bCs/>
-          <w:sz w:val="36"/>
-          <w:szCs w:val="36"/>
-          <w:lang w:eastAsia="pt-BR"/>
-        </w:rPr>
-        <w:t xml:space="preserve">2.  Formulário </w:t>
-      </w:r>
-      <w:r>
-        <w:rPr>
-          <w:rFonts w:ascii="Times New Roman" w:eastAsia="Times New Roman" w:hAnsi="Times New Roman" w:cs="Times New Roman"/>
-          <w:b/>
-          <w:bCs/>
-          <w:sz w:val="36"/>
-          <w:szCs w:val="36"/>
-          <w:lang w:eastAsia="pt-BR"/>
-        </w:rPr>
-        <w:t>(D</w:t>
-      </w:r>
-      <w:r>
-        <w:rPr>
-          <w:rFonts w:ascii="Times New Roman" w:eastAsia="Times New Roman" w:hAnsi="Times New Roman" w:cs="Times New Roman"/>
-          <w:b/>
-          <w:bCs/>
-          <w:sz w:val="36"/>
-          <w:szCs w:val="36"/>
-          <w:lang w:eastAsia="pt-BR"/>
-        </w:rPr>
-        <w:t>ashboard)</w:t>
-      </w:r>
-    </w:p>
-    <w:p>
-      <w:pPr>
-        <w:numPr>
-          <w:ilvl w:val="0"/>
-          <w:numId w:val="2"/>
-        </w:numPr>
+        <w:rPr>
+          <w:rFonts w:ascii="Times New Roman" w:eastAsia="Times New Roman" w:hAnsi="Times New Roman" w:cs="Times New Roman"/>
+          <w:sz w:val="24"/>
+          <w:szCs w:val="24"/>
+          <w:lang w:eastAsia="pt-BR"/>
+        </w:rPr>
+      </w:pPr>
+    </w:p>
+    <w:p>
+      <w:pPr>
         <w:spacing w:before="100" w:beforeAutospacing="1" w:after="100" w:afterAutospacing="1" w:line="240" w:lineRule="auto"/>
-        <w:rPr>
-          <w:rFonts w:ascii="Times New Roman" w:eastAsia="Times New Roman" w:hAnsi="Times New Roman" w:cs="Times New Roman"/>
-          <w:sz w:val="24"/>
-          <w:szCs w:val="24"/>
-          <w:lang w:eastAsia="pt-BR"/>
-        </w:rPr>
-      </w:pPr>
-      <w:r>
-        <w:rPr>
-          <w:rFonts w:ascii="Times New Roman" w:eastAsia="Times New Roman" w:hAnsi="Times New Roman" w:cs="Times New Roman"/>
-          <w:sz w:val="24"/>
-          <w:szCs w:val="24"/>
-          <w:lang w:eastAsia="pt-BR"/>
-        </w:rPr>
-        <w:t xml:space="preserve">Nome </w:t>
-      </w:r>
-    </w:p>
-    <w:p>
-      <w:pPr>
-        <w:numPr>
-          <w:ilvl w:val="0"/>
-          <w:numId w:val="2"/>
-        </w:numPr>
-        <w:spacing w:before="100" w:beforeAutospacing="1" w:after="100" w:afterAutospacing="1" w:line="240" w:lineRule="auto"/>
-        <w:rPr>
-          <w:rFonts w:ascii="Times New Roman" w:eastAsia="Times New Roman" w:hAnsi="Times New Roman" w:cs="Times New Roman"/>
-          <w:sz w:val="24"/>
-          <w:szCs w:val="24"/>
-          <w:lang w:eastAsia="pt-BR"/>
-        </w:rPr>
-      </w:pPr>
-      <w:r>
-        <w:rPr>
-          <w:rFonts w:ascii="Times New Roman" w:eastAsia="Times New Roman" w:hAnsi="Times New Roman" w:cs="Times New Roman"/>
-          <w:sz w:val="24"/>
-          <w:szCs w:val="24"/>
-          <w:lang w:eastAsia="pt-BR"/>
-        </w:rPr>
-        <w:t xml:space="preserve">Idade </w:t>
-      </w:r>
-    </w:p>
-    <w:p>
-      <w:pPr>
-        <w:numPr>
-          <w:ilvl w:val="0"/>
-          <w:numId w:val="2"/>
-        </w:numPr>
-        <w:spacing w:before="100" w:beforeAutospacing="1" w:after="100" w:afterAutospacing="1" w:line="240" w:lineRule="auto"/>
-        <w:rPr>
-          <w:rFonts w:ascii="Times New Roman" w:eastAsia="Times New Roman" w:hAnsi="Times New Roman" w:cs="Times New Roman"/>
-          <w:sz w:val="24"/>
-          <w:szCs w:val="24"/>
-          <w:lang w:eastAsia="pt-BR"/>
-        </w:rPr>
-      </w:pPr>
-      <w:r>
-        <w:rPr>
-          <w:rFonts w:ascii="Times New Roman" w:eastAsia="Times New Roman" w:hAnsi="Times New Roman" w:cs="Times New Roman"/>
-          <w:sz w:val="24"/>
-          <w:szCs w:val="24"/>
-          <w:lang w:eastAsia="pt-BR"/>
-        </w:rPr>
-        <w:t xml:space="preserve">Sexo </w:t>
-      </w:r>
-      <w:r>
-        <w:rPr>
-          <w:rFonts w:ascii="Times New Roman" w:eastAsia="Times New Roman" w:hAnsi="Times New Roman" w:cs="Times New Roman"/>
-          <w:sz w:val="24"/>
-          <w:szCs w:val="24"/>
-          <w:lang w:eastAsia="pt-BR"/>
-        </w:rPr>
-        <w:t>– combo box</w:t>
-      </w:r>
-    </w:p>
-    <w:p>
-      <w:pPr>
-        <w:numPr>
-          <w:ilvl w:val="0"/>
-          <w:numId w:val="2"/>
-        </w:numPr>
-        <w:spacing w:before="100" w:beforeAutospacing="1" w:after="100" w:afterAutospacing="1" w:line="240" w:lineRule="auto"/>
-        <w:rPr>
-          <w:rFonts w:ascii="Times New Roman" w:eastAsia="Times New Roman" w:hAnsi="Times New Roman" w:cs="Times New Roman"/>
-          <w:sz w:val="24"/>
-          <w:szCs w:val="24"/>
-          <w:lang w:eastAsia="pt-BR"/>
-        </w:rPr>
-      </w:pPr>
-      <w:r>
-        <w:rPr>
-          <w:rFonts w:ascii="Times New Roman" w:eastAsia="Times New Roman" w:hAnsi="Times New Roman" w:cs="Times New Roman"/>
-          <w:sz w:val="24"/>
-          <w:szCs w:val="24"/>
-          <w:lang w:eastAsia="pt-BR"/>
-        </w:rPr>
-        <w:t xml:space="preserve">Tempo no clube </w:t>
-      </w:r>
-    </w:p>
-    <w:p>
-      <w:pPr>
-        <w:numPr>
-          <w:ilvl w:val="0"/>
-          <w:numId w:val="2"/>
-        </w:numPr>
-        <w:spacing w:before="100" w:beforeAutospacing="1" w:after="100" w:afterAutospacing="1" w:line="240" w:lineRule="auto"/>
-        <w:rPr>
-          <w:rFonts w:ascii="Times New Roman" w:eastAsia="Times New Roman" w:hAnsi="Times New Roman" w:cs="Times New Roman"/>
-          <w:sz w:val="24"/>
-          <w:szCs w:val="24"/>
-          <w:lang w:eastAsia="pt-BR"/>
-        </w:rPr>
-      </w:pPr>
-      <w:r>
-        <w:rPr>
-          <w:rFonts w:ascii="Times New Roman" w:eastAsia="Times New Roman" w:hAnsi="Times New Roman" w:cs="Times New Roman"/>
-          <w:sz w:val="24"/>
-          <w:szCs w:val="24"/>
-          <w:lang w:eastAsia="pt-BR"/>
-        </w:rPr>
-        <w:t xml:space="preserve">Classe atual </w:t>
-      </w:r>
-      <w:r>
-        <w:rPr>
-          <w:rFonts w:ascii="Times New Roman" w:eastAsia="Times New Roman" w:hAnsi="Times New Roman" w:cs="Times New Roman"/>
-          <w:sz w:val="24"/>
-          <w:szCs w:val="24"/>
-          <w:lang w:eastAsia="pt-BR"/>
-        </w:rPr>
-        <w:t>– combo box</w:t>
-      </w:r>
-    </w:p>
-    <w:p>
-      <w:pPr>
-        <w:numPr>
-          <w:ilvl w:val="0"/>
-          <w:numId w:val="2"/>
-        </w:numPr>
-        <w:spacing w:before="100" w:beforeAutospacing="1" w:after="100" w:afterAutospacing="1" w:line="240" w:lineRule="auto"/>
-        <w:rPr>
-          <w:rFonts w:ascii="Times New Roman" w:eastAsia="Times New Roman" w:hAnsi="Times New Roman" w:cs="Times New Roman"/>
-          <w:sz w:val="24"/>
-          <w:szCs w:val="24"/>
-          <w:lang w:eastAsia="pt-BR"/>
-        </w:rPr>
-      </w:pPr>
-      <w:r>
-        <w:rPr>
-          <w:rFonts w:ascii="Times New Roman" w:eastAsia="Times New Roman" w:hAnsi="Times New Roman" w:cs="Times New Roman"/>
-          <w:sz w:val="24"/>
-          <w:szCs w:val="24"/>
-          <w:lang w:eastAsia="pt-BR"/>
-        </w:rPr>
-        <w:t xml:space="preserve">Especialidade favorita </w:t>
-      </w:r>
-    </w:p>
-    <w:p>
-      <w:pPr>
-        <w:numPr>
-          <w:ilvl w:val="0"/>
-          <w:numId w:val="2"/>
-        </w:numPr>
-        <w:spacing w:before="100" w:beforeAutospacing="1" w:after="100" w:afterAutospacing="1" w:line="240" w:lineRule="auto"/>
-        <w:rPr>
-          <w:rFonts w:ascii="Times New Roman" w:eastAsia="Times New Roman" w:hAnsi="Times New Roman" w:cs="Times New Roman"/>
-          <w:sz w:val="24"/>
-          <w:szCs w:val="24"/>
-          <w:lang w:eastAsia="pt-BR"/>
-        </w:rPr>
-      </w:pPr>
-      <w:r>
-        <w:rPr>
-          <w:rFonts w:ascii="Times New Roman" w:eastAsia="Times New Roman" w:hAnsi="Times New Roman" w:cs="Times New Roman"/>
-          <w:sz w:val="24"/>
-          <w:szCs w:val="24"/>
-          <w:lang w:eastAsia="pt-BR"/>
-        </w:rPr>
-        <w:t xml:space="preserve">Quantidade de especialidades que já fez </w:t>
-      </w:r>
-    </w:p>
-    <w:p>
-      <w:pPr>
-        <w:numPr>
-          <w:ilvl w:val="0"/>
-          <w:numId w:val="2"/>
-        </w:numPr>
-        <w:spacing w:before="100" w:beforeAutospacing="1" w:after="100" w:afterAutospacing="1" w:line="240" w:lineRule="auto"/>
-        <w:rPr>
-          <w:rFonts w:ascii="Times New Roman" w:eastAsia="Times New Roman" w:hAnsi="Times New Roman" w:cs="Times New Roman"/>
-          <w:sz w:val="24"/>
-          <w:szCs w:val="24"/>
-          <w:lang w:eastAsia="pt-BR"/>
-        </w:rPr>
-      </w:pPr>
-      <w:r>
-        <w:rPr>
-          <w:rFonts w:ascii="Times New Roman" w:eastAsia="Times New Roman" w:hAnsi="Times New Roman" w:cs="Times New Roman"/>
-          <w:sz w:val="24"/>
-          <w:szCs w:val="24"/>
-          <w:lang w:eastAsia="pt-BR"/>
-        </w:rPr>
-        <w:t xml:space="preserve">Frequência (quantas vezes vai por mês) </w:t>
-      </w:r>
-    </w:p>
-    <w:p>
-      <w:pPr>
-        <w:numPr>
-          <w:ilvl w:val="0"/>
-          <w:numId w:val="2"/>
-        </w:numPr>
-        <w:spacing w:before="100" w:beforeAutospacing="1" w:after="100" w:afterAutospacing="1" w:line="240" w:lineRule="auto"/>
-        <w:rPr>
-          <w:rFonts w:ascii="Times New Roman" w:eastAsia="Times New Roman" w:hAnsi="Times New Roman" w:cs="Times New Roman"/>
-          <w:sz w:val="24"/>
-          <w:szCs w:val="24"/>
-          <w:lang w:eastAsia="pt-BR"/>
-        </w:rPr>
-      </w:pPr>
-      <w:r>
-        <w:rPr>
-          <w:rFonts w:ascii="Times New Roman" w:eastAsia="Times New Roman" w:hAnsi="Times New Roman" w:cs="Times New Roman"/>
-          <w:sz w:val="24"/>
-          <w:szCs w:val="24"/>
-          <w:lang w:eastAsia="pt-BR"/>
-        </w:rPr>
-        <w:t xml:space="preserve">Participa de acampamentos? (sim/não) </w:t>
-      </w:r>
-    </w:p>
-    <w:p>
-      <w:pPr>
-        <w:numPr>
-          <w:ilvl w:val="0"/>
-          <w:numId w:val="2"/>
-        </w:numPr>
-        <w:spacing w:before="100" w:beforeAutospacing="1" w:after="100" w:afterAutospacing="1" w:line="240" w:lineRule="auto"/>
-        <w:rPr>
-          <w:rFonts w:ascii="Times New Roman" w:eastAsia="Times New Roman" w:hAnsi="Times New Roman" w:cs="Times New Roman"/>
-          <w:sz w:val="24"/>
-          <w:szCs w:val="24"/>
-          <w:lang w:eastAsia="pt-BR"/>
-        </w:rPr>
-      </w:pPr>
-      <w:r>
-        <w:rPr>
-          <w:rFonts w:ascii="Times New Roman" w:eastAsia="Times New Roman" w:hAnsi="Times New Roman" w:cs="Times New Roman"/>
-          <w:sz w:val="24"/>
-          <w:szCs w:val="24"/>
-          <w:lang w:eastAsia="pt-BR"/>
-        </w:rPr>
-        <w:t xml:space="preserve">Interesse em liderança (sim/não) </w:t>
-      </w:r>
-    </w:p>
-    <w:p>
-      <w:pPr>
-        <w:spacing w:after="0" w:line="240" w:lineRule="auto"/>
-        <w:rPr>
-          <w:rFonts w:ascii="Times New Roman" w:eastAsia="Times New Roman" w:hAnsi="Times New Roman" w:cs="Times New Roman"/>
-          <w:sz w:val="24"/>
-          <w:szCs w:val="24"/>
-          <w:lang w:eastAsia="pt-BR"/>
-        </w:rPr>
-      </w:pPr>
-      <w:r>
-        <w:rPr>
-          <w:rFonts w:ascii="Times New Roman" w:eastAsia="Times New Roman" w:hAnsi="Times New Roman" w:cs="Times New Roman"/>
-          <w:sz w:val="24"/>
-          <w:szCs w:val="24"/>
-          <w:lang w:eastAsia="pt-BR"/>
-        </w:rPr>
-        <w:lastRenderedPageBreak/>
-        <w:pict>
-          <v:rect id="_x0000_i1025" style="width:0;height:1.5pt" o:hralign="center" o:hrstd="t" o:hr="t" fillcolor="#a0a0a0" stroked="f"/>
-        </w:pict>
-      </w:r>
-    </w:p>
-    <w:p>
-      <w:pPr>
-        <w:spacing w:before="100" w:beforeAutospacing="1" w:after="100" w:afterAutospacing="1" w:line="240" w:lineRule="auto"/>
-        <w:outlineLvl w:val="1"/>
         <w:rPr>
           <w:rFonts w:ascii="Segoe UI Emoji" w:eastAsia="Times New Roman" w:hAnsi="Segoe UI Emoji" w:cs="Segoe UI Emoji"/>
           <w:b/>
@@ -4988,7 +4639,10 @@
           <w:lang w:eastAsia="pt-BR"/>
         </w:rPr>
       </w:pPr>
-      <w:r>
+    </w:p>
+    <w:p>
+      <w:pPr>
+        <w:spacing w:before="100" w:beforeAutospacing="1" w:after="100" w:afterAutospacing="1" w:line="240" w:lineRule="auto"/>
         <w:rPr>
           <w:rFonts w:ascii="Segoe UI Emoji" w:eastAsia="Times New Roman" w:hAnsi="Segoe UI Emoji" w:cs="Segoe UI Emoji"/>
           <w:b/>
@@ -4998,655 +4652,11 @@
           <w:szCs w:val="48"/>
           <w:lang w:eastAsia="pt-BR"/>
         </w:rPr>
-        <w:t>Dashboard</w:t>
-      </w:r>
+      </w:pPr>
     </w:p>
     <w:p>
       <w:pPr>
         <w:spacing w:before="100" w:beforeAutospacing="1" w:after="100" w:afterAutospacing="1" w:line="240" w:lineRule="auto"/>
-        <w:outlineLvl w:val="1"/>
-        <w:rPr>
-          <w:rFonts w:ascii="Times New Roman" w:eastAsia="Times New Roman" w:hAnsi="Times New Roman" w:cs="Times New Roman"/>
-          <w:b/>
-          <w:bCs/>
-          <w:sz w:val="36"/>
-          <w:szCs w:val="36"/>
-          <w:lang w:eastAsia="pt-BR"/>
-        </w:rPr>
-      </w:pPr>
-      <w:proofErr w:type="gramStart"/>
-      <w:r>
-        <w:rPr>
-          <w:rFonts w:ascii="Segoe UI Emoji" w:eastAsia="Times New Roman" w:hAnsi="Segoe UI Emoji" w:cs="Segoe UI Emoji"/>
-          <w:b/>
-          <w:bCs/>
-          <w:sz w:val="36"/>
-          <w:szCs w:val="36"/>
-          <w:lang w:eastAsia="pt-BR"/>
-        </w:rPr>
-        <w:t>📈</w:t>
-      </w:r>
-      <w:r>
-        <w:rPr>
-          <w:rFonts w:ascii="Times New Roman" w:eastAsia="Times New Roman" w:hAnsi="Times New Roman" w:cs="Times New Roman"/>
-          <w:b/>
-          <w:bCs/>
-          <w:sz w:val="36"/>
-          <w:szCs w:val="36"/>
-          <w:lang w:eastAsia="pt-BR"/>
-        </w:rPr>
-        <w:t xml:space="preserve"> Indicadores</w:t>
-      </w:r>
-      <w:proofErr w:type="gramEnd"/>
-      <w:r>
-        <w:rPr>
-          <w:rFonts w:ascii="Times New Roman" w:eastAsia="Times New Roman" w:hAnsi="Times New Roman" w:cs="Times New Roman"/>
-          <w:b/>
-          <w:bCs/>
-          <w:sz w:val="36"/>
-          <w:szCs w:val="36"/>
-          <w:lang w:eastAsia="pt-BR"/>
-        </w:rPr>
-        <w:t xml:space="preserve"> (KPIs)</w:t>
-      </w:r>
-    </w:p>
-    <w:p>
-      <w:pPr>
-        <w:spacing w:before="100" w:beforeAutospacing="1" w:after="100" w:afterAutospacing="1" w:line="240" w:lineRule="auto"/>
-        <w:outlineLvl w:val="2"/>
-        <w:rPr>
-          <w:rFonts w:ascii="Times New Roman" w:eastAsia="Times New Roman" w:hAnsi="Times New Roman" w:cs="Times New Roman"/>
-          <w:b/>
-          <w:bCs/>
-          <w:sz w:val="27"/>
-          <w:szCs w:val="27"/>
-          <w:lang w:eastAsia="pt-BR"/>
-        </w:rPr>
-      </w:pPr>
-      <w:r>
-        <w:rPr>
-          <w:rFonts w:ascii="Segoe UI Emoji" w:eastAsia="Times New Roman" w:hAnsi="Segoe UI Emoji" w:cs="Segoe UI Emoji"/>
-          <w:b/>
-          <w:bCs/>
-          <w:sz w:val="27"/>
-          <w:szCs w:val="27"/>
-          <w:lang w:eastAsia="pt-BR"/>
-        </w:rPr>
-        <w:t>📌</w:t>
-      </w:r>
-      <w:r>
-        <w:rPr>
-          <w:rFonts w:ascii="Times New Roman" w:eastAsia="Times New Roman" w:hAnsi="Times New Roman" w:cs="Times New Roman"/>
-          <w:b/>
-          <w:bCs/>
-          <w:sz w:val="27"/>
-          <w:szCs w:val="27"/>
-          <w:lang w:eastAsia="pt-BR"/>
-        </w:rPr>
-        <w:t xml:space="preserve"> Perfil dos Desbravadores</w:t>
-      </w:r>
-    </w:p>
-    <w:p>
-      <w:pPr>
-        <w:numPr>
-          <w:ilvl w:val="0"/>
-          <w:numId w:val="3"/>
-        </w:numPr>
-        <w:spacing w:before="100" w:beforeAutospacing="1" w:after="100" w:afterAutospacing="1" w:line="240" w:lineRule="auto"/>
-        <w:rPr>
-          <w:rFonts w:ascii="Times New Roman" w:eastAsia="Times New Roman" w:hAnsi="Times New Roman" w:cs="Times New Roman"/>
-          <w:sz w:val="24"/>
-          <w:szCs w:val="24"/>
-          <w:lang w:eastAsia="pt-BR"/>
-        </w:rPr>
-      </w:pPr>
-      <w:r>
-        <w:rPr>
-          <w:rFonts w:ascii="Times New Roman" w:eastAsia="Times New Roman" w:hAnsi="Times New Roman" w:cs="Times New Roman"/>
-          <w:sz w:val="24"/>
-          <w:szCs w:val="24"/>
-          <w:lang w:eastAsia="pt-BR"/>
-        </w:rPr>
-        <w:t xml:space="preserve">Média de idade </w:t>
-      </w:r>
-    </w:p>
-    <w:p>
-      <w:pPr>
-        <w:numPr>
-          <w:ilvl w:val="0"/>
-          <w:numId w:val="3"/>
-        </w:numPr>
-        <w:spacing w:before="100" w:beforeAutospacing="1" w:after="100" w:afterAutospacing="1" w:line="240" w:lineRule="auto"/>
-        <w:rPr>
-          <w:rFonts w:ascii="Times New Roman" w:eastAsia="Times New Roman" w:hAnsi="Times New Roman" w:cs="Times New Roman"/>
-          <w:sz w:val="24"/>
-          <w:szCs w:val="24"/>
-          <w:lang w:eastAsia="pt-BR"/>
-        </w:rPr>
-      </w:pPr>
-      <w:r>
-        <w:rPr>
-          <w:rFonts w:ascii="Times New Roman" w:eastAsia="Times New Roman" w:hAnsi="Times New Roman" w:cs="Times New Roman"/>
-          <w:sz w:val="24"/>
-          <w:szCs w:val="24"/>
-          <w:lang w:eastAsia="pt-BR"/>
-        </w:rPr>
-        <w:t xml:space="preserve">Tempo médio no clube </w:t>
-      </w:r>
-    </w:p>
-    <w:p>
-      <w:pPr>
-        <w:numPr>
-          <w:ilvl w:val="0"/>
-          <w:numId w:val="3"/>
-        </w:numPr>
-        <w:spacing w:before="100" w:beforeAutospacing="1" w:after="100" w:afterAutospacing="1" w:line="240" w:lineRule="auto"/>
-        <w:rPr>
-          <w:rFonts w:ascii="Times New Roman" w:eastAsia="Times New Roman" w:hAnsi="Times New Roman" w:cs="Times New Roman"/>
-          <w:sz w:val="24"/>
-          <w:szCs w:val="24"/>
-          <w:lang w:eastAsia="pt-BR"/>
-        </w:rPr>
-      </w:pPr>
-      <w:r>
-        <w:rPr>
-          <w:rFonts w:ascii="Times New Roman" w:eastAsia="Times New Roman" w:hAnsi="Times New Roman" w:cs="Times New Roman"/>
-          <w:sz w:val="24"/>
-          <w:szCs w:val="24"/>
-          <w:lang w:eastAsia="pt-BR"/>
-        </w:rPr>
-        <w:t xml:space="preserve">% masculino x feminino </w:t>
-      </w:r>
-    </w:p>
-    <w:p>
-      <w:pPr>
-        <w:spacing w:before="100" w:beforeAutospacing="1" w:after="100" w:afterAutospacing="1" w:line="240" w:lineRule="auto"/>
-        <w:outlineLvl w:val="2"/>
-        <w:rPr>
-          <w:rFonts w:ascii="Times New Roman" w:eastAsia="Times New Roman" w:hAnsi="Times New Roman" w:cs="Times New Roman"/>
-          <w:b/>
-          <w:bCs/>
-          <w:sz w:val="27"/>
-          <w:szCs w:val="27"/>
-          <w:lang w:eastAsia="pt-BR"/>
-        </w:rPr>
-      </w:pPr>
-      <w:r>
-        <w:rPr>
-          <w:rFonts w:ascii="Segoe UI Emoji" w:eastAsia="Times New Roman" w:hAnsi="Segoe UI Emoji" w:cs="Segoe UI Emoji"/>
-          <w:b/>
-          <w:bCs/>
-          <w:sz w:val="27"/>
-          <w:szCs w:val="27"/>
-          <w:lang w:eastAsia="pt-BR"/>
-        </w:rPr>
-        <w:t>📌</w:t>
-      </w:r>
-      <w:r>
-        <w:rPr>
-          <w:rFonts w:ascii="Times New Roman" w:eastAsia="Times New Roman" w:hAnsi="Times New Roman" w:cs="Times New Roman"/>
-          <w:b/>
-          <w:bCs/>
-          <w:sz w:val="27"/>
-          <w:szCs w:val="27"/>
-          <w:lang w:eastAsia="pt-BR"/>
-        </w:rPr>
-        <w:t xml:space="preserve"> Engajamento</w:t>
-      </w:r>
-    </w:p>
-    <w:p>
-      <w:pPr>
-        <w:numPr>
-          <w:ilvl w:val="0"/>
-          <w:numId w:val="4"/>
-        </w:numPr>
-        <w:spacing w:before="100" w:beforeAutospacing="1" w:after="100" w:afterAutospacing="1" w:line="240" w:lineRule="auto"/>
-        <w:rPr>
-          <w:rFonts w:ascii="Times New Roman" w:eastAsia="Times New Roman" w:hAnsi="Times New Roman" w:cs="Times New Roman"/>
-          <w:sz w:val="24"/>
-          <w:szCs w:val="24"/>
-          <w:lang w:eastAsia="pt-BR"/>
-        </w:rPr>
-      </w:pPr>
-      <w:r>
-        <w:rPr>
-          <w:rFonts w:ascii="Times New Roman" w:eastAsia="Times New Roman" w:hAnsi="Times New Roman" w:cs="Times New Roman"/>
-          <w:sz w:val="24"/>
-          <w:szCs w:val="24"/>
-          <w:lang w:eastAsia="pt-BR"/>
-        </w:rPr>
-        <w:t xml:space="preserve">Média de frequência mensal </w:t>
-      </w:r>
-    </w:p>
-    <w:p>
-      <w:pPr>
-        <w:numPr>
-          <w:ilvl w:val="0"/>
-          <w:numId w:val="4"/>
-        </w:numPr>
-        <w:spacing w:before="100" w:beforeAutospacing="1" w:after="100" w:afterAutospacing="1" w:line="240" w:lineRule="auto"/>
-        <w:rPr>
-          <w:rFonts w:ascii="Times New Roman" w:eastAsia="Times New Roman" w:hAnsi="Times New Roman" w:cs="Times New Roman"/>
-          <w:sz w:val="24"/>
-          <w:szCs w:val="24"/>
-          <w:lang w:eastAsia="pt-BR"/>
-        </w:rPr>
-      </w:pPr>
-      <w:r>
-        <w:rPr>
-          <w:rFonts w:ascii="Times New Roman" w:eastAsia="Times New Roman" w:hAnsi="Times New Roman" w:cs="Times New Roman"/>
-          <w:sz w:val="24"/>
-          <w:szCs w:val="24"/>
-          <w:lang w:eastAsia="pt-BR"/>
-        </w:rPr>
-        <w:t xml:space="preserve">% que participam de acampamentos </w:t>
-      </w:r>
-    </w:p>
-    <w:p>
-      <w:pPr>
-        <w:numPr>
-          <w:ilvl w:val="0"/>
-          <w:numId w:val="4"/>
-        </w:numPr>
-        <w:spacing w:before="100" w:beforeAutospacing="1" w:after="100" w:afterAutospacing="1" w:line="240" w:lineRule="auto"/>
-        <w:rPr>
-          <w:rFonts w:ascii="Times New Roman" w:eastAsia="Times New Roman" w:hAnsi="Times New Roman" w:cs="Times New Roman"/>
-          <w:sz w:val="24"/>
-          <w:szCs w:val="24"/>
-          <w:lang w:eastAsia="pt-BR"/>
-        </w:rPr>
-      </w:pPr>
-      <w:r>
-        <w:rPr>
-          <w:rFonts w:ascii="Times New Roman" w:eastAsia="Times New Roman" w:hAnsi="Times New Roman" w:cs="Times New Roman"/>
-          <w:sz w:val="24"/>
-          <w:szCs w:val="24"/>
-          <w:lang w:eastAsia="pt-BR"/>
-        </w:rPr>
-        <w:t xml:space="preserve">% que querem ser líderes </w:t>
-      </w:r>
-    </w:p>
-    <w:p>
-      <w:pPr>
-        <w:spacing w:before="100" w:beforeAutospacing="1" w:after="100" w:afterAutospacing="1" w:line="240" w:lineRule="auto"/>
-        <w:outlineLvl w:val="2"/>
-        <w:rPr>
-          <w:rFonts w:ascii="Times New Roman" w:eastAsia="Times New Roman" w:hAnsi="Times New Roman" w:cs="Times New Roman"/>
-          <w:b/>
-          <w:bCs/>
-          <w:sz w:val="27"/>
-          <w:szCs w:val="27"/>
-          <w:lang w:eastAsia="pt-BR"/>
-        </w:rPr>
-      </w:pPr>
-      <w:r>
-        <w:rPr>
-          <w:rFonts w:ascii="Segoe UI Emoji" w:eastAsia="Times New Roman" w:hAnsi="Segoe UI Emoji" w:cs="Segoe UI Emoji"/>
-          <w:b/>
-          <w:bCs/>
-          <w:sz w:val="27"/>
-          <w:szCs w:val="27"/>
-          <w:lang w:eastAsia="pt-BR"/>
-        </w:rPr>
-        <w:t>📌</w:t>
-      </w:r>
-      <w:r>
-        <w:rPr>
-          <w:rFonts w:ascii="Times New Roman" w:eastAsia="Times New Roman" w:hAnsi="Times New Roman" w:cs="Times New Roman"/>
-          <w:b/>
-          <w:bCs/>
-          <w:sz w:val="27"/>
-          <w:szCs w:val="27"/>
-          <w:lang w:eastAsia="pt-BR"/>
-        </w:rPr>
-        <w:t xml:space="preserve"> Especialidades</w:t>
-      </w:r>
-    </w:p>
-    <w:p>
-      <w:pPr>
-        <w:numPr>
-          <w:ilvl w:val="0"/>
-          <w:numId w:val="5"/>
-        </w:numPr>
-        <w:spacing w:before="100" w:beforeAutospacing="1" w:after="100" w:afterAutospacing="1" w:line="240" w:lineRule="auto"/>
-        <w:rPr>
-          <w:rFonts w:ascii="Times New Roman" w:eastAsia="Times New Roman" w:hAnsi="Times New Roman" w:cs="Times New Roman"/>
-          <w:sz w:val="24"/>
-          <w:szCs w:val="24"/>
-          <w:lang w:eastAsia="pt-BR"/>
-        </w:rPr>
-      </w:pPr>
-      <w:r>
-        <w:rPr>
-          <w:rFonts w:ascii="Times New Roman" w:eastAsia="Times New Roman" w:hAnsi="Times New Roman" w:cs="Times New Roman"/>
-          <w:sz w:val="24"/>
-          <w:szCs w:val="24"/>
-          <w:lang w:eastAsia="pt-BR"/>
-        </w:rPr>
-        <w:t xml:space="preserve">Especialidade mais escolhida </w:t>
-      </w:r>
-    </w:p>
-    <w:p>
-      <w:pPr>
-        <w:numPr>
-          <w:ilvl w:val="0"/>
-          <w:numId w:val="5"/>
-        </w:numPr>
-        <w:spacing w:before="100" w:beforeAutospacing="1" w:after="100" w:afterAutospacing="1" w:line="240" w:lineRule="auto"/>
-        <w:rPr>
-          <w:rFonts w:ascii="Times New Roman" w:eastAsia="Times New Roman" w:hAnsi="Times New Roman" w:cs="Times New Roman"/>
-          <w:sz w:val="24"/>
-          <w:szCs w:val="24"/>
-          <w:lang w:eastAsia="pt-BR"/>
-        </w:rPr>
-      </w:pPr>
-      <w:r>
-        <w:rPr>
-          <w:rFonts w:ascii="Times New Roman" w:eastAsia="Times New Roman" w:hAnsi="Times New Roman" w:cs="Times New Roman"/>
-          <w:sz w:val="24"/>
-          <w:szCs w:val="24"/>
-          <w:lang w:eastAsia="pt-BR"/>
-        </w:rPr>
-        <w:t xml:space="preserve">Quantidade média por pessoa </w:t>
-      </w:r>
-    </w:p>
-    <w:p>
-      <w:pPr>
-        <w:numPr>
-          <w:ilvl w:val="0"/>
-          <w:numId w:val="5"/>
-        </w:numPr>
-        <w:spacing w:before="100" w:beforeAutospacing="1" w:after="100" w:afterAutospacing="1" w:line="240" w:lineRule="auto"/>
-        <w:rPr>
-          <w:rFonts w:ascii="Times New Roman" w:eastAsia="Times New Roman" w:hAnsi="Times New Roman" w:cs="Times New Roman"/>
-          <w:sz w:val="24"/>
-          <w:szCs w:val="24"/>
-          <w:lang w:eastAsia="pt-BR"/>
-        </w:rPr>
-      </w:pPr>
-      <w:r>
-        <w:rPr>
-          <w:rFonts w:ascii="Times New Roman" w:eastAsia="Times New Roman" w:hAnsi="Times New Roman" w:cs="Times New Roman"/>
-          <w:sz w:val="24"/>
-          <w:szCs w:val="24"/>
-          <w:lang w:eastAsia="pt-BR"/>
-        </w:rPr>
-        <w:t xml:space="preserve">Ranking das especialidades </w:t>
-      </w:r>
-    </w:p>
-    <w:p>
-      <w:pPr>
-        <w:spacing w:before="100" w:beforeAutospacing="1" w:after="100" w:afterAutospacing="1" w:line="240" w:lineRule="auto"/>
-        <w:outlineLvl w:val="2"/>
-        <w:rPr>
-          <w:rFonts w:ascii="Times New Roman" w:eastAsia="Times New Roman" w:hAnsi="Times New Roman" w:cs="Times New Roman"/>
-          <w:b/>
-          <w:bCs/>
-          <w:sz w:val="27"/>
-          <w:szCs w:val="27"/>
-          <w:lang w:eastAsia="pt-BR"/>
-        </w:rPr>
-      </w:pPr>
-      <w:r>
-        <w:rPr>
-          <w:rFonts w:ascii="Segoe UI Emoji" w:eastAsia="Times New Roman" w:hAnsi="Segoe UI Emoji" w:cs="Segoe UI Emoji"/>
-          <w:b/>
-          <w:bCs/>
-          <w:sz w:val="27"/>
-          <w:szCs w:val="27"/>
-          <w:lang w:eastAsia="pt-BR"/>
-        </w:rPr>
-        <w:t>📌</w:t>
-      </w:r>
-      <w:r>
-        <w:rPr>
-          <w:rFonts w:ascii="Times New Roman" w:eastAsia="Times New Roman" w:hAnsi="Times New Roman" w:cs="Times New Roman"/>
-          <w:b/>
-          <w:bCs/>
-          <w:sz w:val="27"/>
-          <w:szCs w:val="27"/>
-          <w:lang w:eastAsia="pt-BR"/>
-        </w:rPr>
-        <w:t xml:space="preserve"> Classes</w:t>
-      </w:r>
-    </w:p>
-    <w:p>
-      <w:pPr>
-        <w:numPr>
-          <w:ilvl w:val="0"/>
-          <w:numId w:val="6"/>
-        </w:numPr>
-        <w:spacing w:before="100" w:beforeAutospacing="1" w:after="100" w:afterAutospacing="1" w:line="240" w:lineRule="auto"/>
-        <w:rPr>
-          <w:rFonts w:ascii="Times New Roman" w:eastAsia="Times New Roman" w:hAnsi="Times New Roman" w:cs="Times New Roman"/>
-          <w:sz w:val="24"/>
-          <w:szCs w:val="24"/>
-          <w:lang w:eastAsia="pt-BR"/>
-        </w:rPr>
-      </w:pPr>
-      <w:r>
-        <w:rPr>
-          <w:rFonts w:ascii="Times New Roman" w:eastAsia="Times New Roman" w:hAnsi="Times New Roman" w:cs="Times New Roman"/>
-          <w:sz w:val="24"/>
-          <w:szCs w:val="24"/>
-          <w:lang w:eastAsia="pt-BR"/>
-        </w:rPr>
-        <w:t xml:space="preserve">Quantos estão em cada classe </w:t>
-      </w:r>
-    </w:p>
-    <w:p>
-      <w:pPr>
-        <w:numPr>
-          <w:ilvl w:val="0"/>
-          <w:numId w:val="6"/>
-        </w:numPr>
-        <w:spacing w:before="100" w:beforeAutospacing="1" w:after="100" w:afterAutospacing="1" w:line="240" w:lineRule="auto"/>
-        <w:rPr>
-          <w:rFonts w:ascii="Times New Roman" w:eastAsia="Times New Roman" w:hAnsi="Times New Roman" w:cs="Times New Roman"/>
-          <w:sz w:val="24"/>
-          <w:szCs w:val="24"/>
-          <w:lang w:eastAsia="pt-BR"/>
-        </w:rPr>
-      </w:pPr>
-      <w:r>
-        <w:rPr>
-          <w:rFonts w:ascii="Times New Roman" w:eastAsia="Times New Roman" w:hAnsi="Times New Roman" w:cs="Times New Roman"/>
-          <w:sz w:val="24"/>
-          <w:szCs w:val="24"/>
-          <w:lang w:eastAsia="pt-BR"/>
-        </w:rPr>
-        <w:t>Progressão (</w:t>
-      </w:r>
-      <w:proofErr w:type="spellStart"/>
-      <w:r>
-        <w:rPr>
-          <w:rFonts w:ascii="Times New Roman" w:eastAsia="Times New Roman" w:hAnsi="Times New Roman" w:cs="Times New Roman"/>
-          <w:sz w:val="24"/>
-          <w:szCs w:val="24"/>
-          <w:lang w:eastAsia="pt-BR"/>
-        </w:rPr>
-        <w:t>ex</w:t>
-      </w:r>
-      <w:proofErr w:type="spellEnd"/>
-      <w:r>
-        <w:rPr>
-          <w:rFonts w:ascii="Times New Roman" w:eastAsia="Times New Roman" w:hAnsi="Times New Roman" w:cs="Times New Roman"/>
-          <w:sz w:val="24"/>
-          <w:szCs w:val="24"/>
-          <w:lang w:eastAsia="pt-BR"/>
-        </w:rPr>
-        <w:t xml:space="preserve">: quantos estão perto de avançar) </w:t>
-      </w:r>
-    </w:p>
-    <w:p>
-      <w:pPr>
-        <w:spacing w:after="0" w:line="240" w:lineRule="auto"/>
-        <w:rPr>
-          <w:rFonts w:ascii="Times New Roman" w:eastAsia="Times New Roman" w:hAnsi="Times New Roman" w:cs="Times New Roman"/>
-          <w:sz w:val="24"/>
-          <w:szCs w:val="24"/>
-          <w:lang w:eastAsia="pt-BR"/>
-        </w:rPr>
-      </w:pPr>
-      <w:r>
-        <w:rPr>
-          <w:rFonts w:ascii="Times New Roman" w:eastAsia="Times New Roman" w:hAnsi="Times New Roman" w:cs="Times New Roman"/>
-          <w:sz w:val="24"/>
-          <w:szCs w:val="24"/>
-          <w:lang w:eastAsia="pt-BR"/>
-        </w:rPr>
-        <w:pict>
-          <v:rect id="_x0000_i1026" style="width:0;height:1.5pt" o:hralign="center" o:hrstd="t" o:hr="t" fillcolor="#a0a0a0" stroked="f"/>
-        </w:pict>
-      </w:r>
-    </w:p>
-    <w:p>
-      <w:pPr>
-        <w:spacing w:before="100" w:beforeAutospacing="1" w:after="100" w:afterAutospacing="1" w:line="240" w:lineRule="auto"/>
-        <w:outlineLvl w:val="1"/>
-        <w:rPr>
-          <w:rFonts w:ascii="Times New Roman" w:eastAsia="Times New Roman" w:hAnsi="Times New Roman" w:cs="Times New Roman"/>
-          <w:b/>
-          <w:bCs/>
-          <w:sz w:val="36"/>
-          <w:szCs w:val="36"/>
-          <w:lang w:eastAsia="pt-BR"/>
-        </w:rPr>
-      </w:pPr>
-      <w:r>
-        <w:rPr>
-          <w:rFonts w:ascii="Times New Roman" w:eastAsia="Times New Roman" w:hAnsi="Times New Roman" w:cs="Times New Roman"/>
-          <w:b/>
-          <w:bCs/>
-          <w:sz w:val="36"/>
-          <w:szCs w:val="36"/>
-          <w:lang w:eastAsia="pt-BR"/>
-        </w:rPr>
-        <w:t>Gráficos (Chart.js)</w:t>
-      </w:r>
-    </w:p>
-    <w:p>
-      <w:pPr>
-        <w:numPr>
-          <w:ilvl w:val="0"/>
-          <w:numId w:val="7"/>
-        </w:numPr>
-        <w:spacing w:before="100" w:beforeAutospacing="1" w:after="100" w:afterAutospacing="1" w:line="240" w:lineRule="auto"/>
-        <w:rPr>
-          <w:rFonts w:ascii="Times New Roman" w:eastAsia="Times New Roman" w:hAnsi="Times New Roman" w:cs="Times New Roman"/>
-          <w:sz w:val="24"/>
-          <w:szCs w:val="24"/>
-          <w:lang w:eastAsia="pt-BR"/>
-        </w:rPr>
-      </w:pPr>
-      <w:r>
-        <w:rPr>
-          <w:rFonts w:ascii="Times New Roman" w:eastAsia="Times New Roman" w:hAnsi="Times New Roman" w:cs="Times New Roman"/>
-          <w:sz w:val="24"/>
-          <w:szCs w:val="24"/>
-          <w:lang w:eastAsia="pt-BR"/>
-        </w:rPr>
-        <w:t xml:space="preserve">Pizza → sexo </w:t>
-      </w:r>
-    </w:p>
-    <w:p>
-      <w:pPr>
-        <w:numPr>
-          <w:ilvl w:val="0"/>
-          <w:numId w:val="7"/>
-        </w:numPr>
-        <w:spacing w:before="100" w:beforeAutospacing="1" w:after="100" w:afterAutospacing="1" w:line="240" w:lineRule="auto"/>
-        <w:rPr>
-          <w:rFonts w:ascii="Times New Roman" w:eastAsia="Times New Roman" w:hAnsi="Times New Roman" w:cs="Times New Roman"/>
-          <w:sz w:val="24"/>
-          <w:szCs w:val="24"/>
-          <w:lang w:eastAsia="pt-BR"/>
-        </w:rPr>
-      </w:pPr>
-      <w:r>
-        <w:rPr>
-          <w:rFonts w:ascii="Times New Roman" w:eastAsia="Times New Roman" w:hAnsi="Times New Roman" w:cs="Times New Roman"/>
-          <w:sz w:val="24"/>
-          <w:szCs w:val="24"/>
-          <w:lang w:eastAsia="pt-BR"/>
-        </w:rPr>
-        <w:t xml:space="preserve">Barras → especialidades mais populares </w:t>
-      </w:r>
-    </w:p>
-    <w:p>
-      <w:pPr>
-        <w:numPr>
-          <w:ilvl w:val="0"/>
-          <w:numId w:val="7"/>
-        </w:numPr>
-        <w:spacing w:before="100" w:beforeAutospacing="1" w:after="100" w:afterAutospacing="1" w:line="240" w:lineRule="auto"/>
-        <w:rPr>
-          <w:rFonts w:ascii="Times New Roman" w:eastAsia="Times New Roman" w:hAnsi="Times New Roman" w:cs="Times New Roman"/>
-          <w:sz w:val="24"/>
-          <w:szCs w:val="24"/>
-          <w:lang w:eastAsia="pt-BR"/>
-        </w:rPr>
-      </w:pPr>
-      <w:r>
-        <w:rPr>
-          <w:rFonts w:ascii="Times New Roman" w:eastAsia="Times New Roman" w:hAnsi="Times New Roman" w:cs="Times New Roman"/>
-          <w:sz w:val="24"/>
-          <w:szCs w:val="24"/>
-          <w:lang w:eastAsia="pt-BR"/>
-        </w:rPr>
-        <w:t xml:space="preserve">Linha → frequência </w:t>
-      </w:r>
-    </w:p>
-    <w:p>
-      <w:pPr>
-        <w:numPr>
-          <w:ilvl w:val="0"/>
-          <w:numId w:val="7"/>
-        </w:numPr>
-        <w:spacing w:before="100" w:beforeAutospacing="1" w:after="100" w:afterAutospacing="1" w:line="240" w:lineRule="auto"/>
-        <w:rPr>
-          <w:rFonts w:ascii="Times New Roman" w:eastAsia="Times New Roman" w:hAnsi="Times New Roman" w:cs="Times New Roman"/>
-          <w:sz w:val="24"/>
-          <w:szCs w:val="24"/>
-          <w:lang w:eastAsia="pt-BR"/>
-        </w:rPr>
-      </w:pPr>
-      <w:r>
-        <w:rPr>
-          <w:rFonts w:ascii="Times New Roman" w:eastAsia="Times New Roman" w:hAnsi="Times New Roman" w:cs="Times New Roman"/>
-          <w:sz w:val="24"/>
-          <w:szCs w:val="24"/>
-          <w:lang w:eastAsia="pt-BR"/>
-        </w:rPr>
-        <w:t xml:space="preserve">Barra → classes </w:t>
-      </w:r>
-    </w:p>
-    <w:p>
-      <w:pPr>
-        <w:spacing w:after="0" w:line="240" w:lineRule="auto"/>
-        <w:rPr>
-          <w:rFonts w:ascii="Times New Roman" w:eastAsia="Times New Roman" w:hAnsi="Times New Roman" w:cs="Times New Roman"/>
-          <w:sz w:val="24"/>
-          <w:szCs w:val="24"/>
-          <w:lang w:eastAsia="pt-BR"/>
-        </w:rPr>
-      </w:pPr>
-      <w:r>
-        <w:rPr>
-          <w:rFonts w:ascii="Times New Roman" w:eastAsia="Times New Roman" w:hAnsi="Times New Roman" w:cs="Times New Roman"/>
-          <w:sz w:val="24"/>
-          <w:szCs w:val="24"/>
-          <w:lang w:eastAsia="pt-BR"/>
-        </w:rPr>
-        <w:pict>
-          <v:rect id="_x0000_i1027" style="width:0;height:1.5pt" o:hralign="center" o:hrstd="t" o:hr="t" fillcolor="#a0a0a0" stroked="f"/>
-        </w:pict>
-      </w:r>
-    </w:p>
-    <w:p>
-      <w:pPr>
-        <w:spacing w:before="100" w:beforeAutospacing="1" w:after="100" w:afterAutospacing="1" w:line="240" w:lineRule="auto"/>
-        <w:outlineLvl w:val="0"/>
         <w:rPr>
           <w:rFonts w:ascii="Times New Roman" w:eastAsia="Times New Roman" w:hAnsi="Times New Roman" w:cs="Times New Roman"/>
           <w:sz w:val="24"/>
@@ -5664,948 +4674,9 @@
           <w:szCs w:val="48"/>
           <w:lang w:eastAsia="pt-BR"/>
         </w:rPr>
-        <w:t>Banco de dados</w:t>
-      </w:r>
-    </w:p>
-    <w:p>
-      <w:pPr>
-        <w:spacing w:before="100" w:beforeAutospacing="1" w:after="100" w:afterAutospacing="1" w:line="240" w:lineRule="auto"/>
-        <w:outlineLvl w:val="1"/>
-        <w:rPr>
-          <w:rFonts w:ascii="Times New Roman" w:eastAsia="Times New Roman" w:hAnsi="Times New Roman" w:cs="Times New Roman"/>
-          <w:b/>
-          <w:bCs/>
-          <w:sz w:val="36"/>
-          <w:szCs w:val="36"/>
-          <w:lang w:eastAsia="pt-BR"/>
-        </w:rPr>
-      </w:pPr>
-      <w:proofErr w:type="gramStart"/>
-      <w:r>
-        <w:rPr>
-          <w:rFonts w:ascii="Segoe UI Emoji" w:eastAsia="Times New Roman" w:hAnsi="Segoe UI Emoji" w:cs="Segoe UI Emoji"/>
-          <w:b/>
-          <w:bCs/>
-          <w:sz w:val="36"/>
-          <w:szCs w:val="36"/>
-          <w:lang w:eastAsia="pt-BR"/>
-        </w:rPr>
-        <w:t>🧑</w:t>
-      </w:r>
-      <w:r>
-        <w:rPr>
-          <w:rFonts w:ascii="Times New Roman" w:eastAsia="Times New Roman" w:hAnsi="Times New Roman" w:cs="Times New Roman"/>
-          <w:b/>
-          <w:bCs/>
-          <w:sz w:val="36"/>
-          <w:szCs w:val="36"/>
-          <w:lang w:eastAsia="pt-BR"/>
-        </w:rPr>
-        <w:t xml:space="preserve"> Usuário</w:t>
-      </w:r>
-      <w:proofErr w:type="gramEnd"/>
-    </w:p>
-    <w:p>
-      <w:pPr>
-        <w:numPr>
-          <w:ilvl w:val="0"/>
-          <w:numId w:val="8"/>
-        </w:numPr>
-        <w:spacing w:before="100" w:beforeAutospacing="1" w:after="100" w:afterAutospacing="1" w:line="240" w:lineRule="auto"/>
-        <w:rPr>
-          <w:rFonts w:ascii="Times New Roman" w:eastAsia="Times New Roman" w:hAnsi="Times New Roman" w:cs="Times New Roman"/>
-          <w:sz w:val="24"/>
-          <w:szCs w:val="24"/>
-          <w:lang w:eastAsia="pt-BR"/>
-        </w:rPr>
-      </w:pPr>
-      <w:r>
-        <w:rPr>
-          <w:rFonts w:ascii="Times New Roman" w:eastAsia="Times New Roman" w:hAnsi="Times New Roman" w:cs="Times New Roman"/>
-          <w:sz w:val="24"/>
-          <w:szCs w:val="24"/>
-          <w:lang w:eastAsia="pt-BR"/>
-        </w:rPr>
-        <w:lastRenderedPageBreak/>
-        <w:t xml:space="preserve">id </w:t>
-      </w:r>
-    </w:p>
-    <w:p>
-      <w:pPr>
-        <w:numPr>
-          <w:ilvl w:val="0"/>
-          <w:numId w:val="8"/>
-        </w:numPr>
-        <w:spacing w:before="100" w:beforeAutospacing="1" w:after="100" w:afterAutospacing="1" w:line="240" w:lineRule="auto"/>
-        <w:rPr>
-          <w:rFonts w:ascii="Times New Roman" w:eastAsia="Times New Roman" w:hAnsi="Times New Roman" w:cs="Times New Roman"/>
-          <w:sz w:val="24"/>
-          <w:szCs w:val="24"/>
-          <w:lang w:eastAsia="pt-BR"/>
-        </w:rPr>
-      </w:pPr>
-      <w:r>
-        <w:rPr>
-          <w:rFonts w:ascii="Times New Roman" w:eastAsia="Times New Roman" w:hAnsi="Times New Roman" w:cs="Times New Roman"/>
-          <w:sz w:val="24"/>
-          <w:szCs w:val="24"/>
-          <w:lang w:eastAsia="pt-BR"/>
-        </w:rPr>
-        <w:t xml:space="preserve">nome </w:t>
-      </w:r>
-    </w:p>
-    <w:p>
-      <w:pPr>
-        <w:numPr>
-          <w:ilvl w:val="0"/>
-          <w:numId w:val="8"/>
-        </w:numPr>
-        <w:spacing w:before="100" w:beforeAutospacing="1" w:after="100" w:afterAutospacing="1" w:line="240" w:lineRule="auto"/>
-        <w:rPr>
-          <w:rFonts w:ascii="Times New Roman" w:eastAsia="Times New Roman" w:hAnsi="Times New Roman" w:cs="Times New Roman"/>
-          <w:sz w:val="24"/>
-          <w:szCs w:val="24"/>
-          <w:lang w:eastAsia="pt-BR"/>
-        </w:rPr>
-      </w:pPr>
+        <w:t xml:space="preserve">Funções </w:t>
+      </w:r>
       <w:proofErr w:type="spellStart"/>
-      <w:r>
-        <w:rPr>
-          <w:rFonts w:ascii="Times New Roman" w:eastAsia="Times New Roman" w:hAnsi="Times New Roman" w:cs="Times New Roman"/>
-          <w:sz w:val="24"/>
-          <w:szCs w:val="24"/>
-          <w:lang w:eastAsia="pt-BR"/>
-        </w:rPr>
-        <w:t>email</w:t>
-      </w:r>
-      <w:proofErr w:type="spellEnd"/>
-      <w:r>
-        <w:rPr>
-          <w:rFonts w:ascii="Times New Roman" w:eastAsia="Times New Roman" w:hAnsi="Times New Roman" w:cs="Times New Roman"/>
-          <w:sz w:val="24"/>
-          <w:szCs w:val="24"/>
-          <w:lang w:eastAsia="pt-BR"/>
-        </w:rPr>
-        <w:t xml:space="preserve"> </w:t>
-      </w:r>
-    </w:p>
-    <w:p>
-      <w:pPr>
-        <w:numPr>
-          <w:ilvl w:val="0"/>
-          <w:numId w:val="8"/>
-        </w:numPr>
-        <w:spacing w:before="100" w:beforeAutospacing="1" w:after="100" w:afterAutospacing="1" w:line="240" w:lineRule="auto"/>
-        <w:rPr>
-          <w:rFonts w:ascii="Times New Roman" w:eastAsia="Times New Roman" w:hAnsi="Times New Roman" w:cs="Times New Roman"/>
-          <w:sz w:val="24"/>
-          <w:szCs w:val="24"/>
-          <w:lang w:eastAsia="pt-BR"/>
-        </w:rPr>
-      </w:pPr>
-      <w:r>
-        <w:rPr>
-          <w:rFonts w:ascii="Times New Roman" w:eastAsia="Times New Roman" w:hAnsi="Times New Roman" w:cs="Times New Roman"/>
-          <w:sz w:val="24"/>
-          <w:szCs w:val="24"/>
-          <w:lang w:eastAsia="pt-BR"/>
-        </w:rPr>
-        <w:t xml:space="preserve">senha </w:t>
-      </w:r>
-    </w:p>
-    <w:p>
-      <w:pPr>
-        <w:numPr>
-          <w:ilvl w:val="0"/>
-          <w:numId w:val="8"/>
-        </w:numPr>
-        <w:spacing w:before="100" w:beforeAutospacing="1" w:after="100" w:afterAutospacing="1" w:line="240" w:lineRule="auto"/>
-        <w:rPr>
-          <w:rFonts w:ascii="Times New Roman" w:eastAsia="Times New Roman" w:hAnsi="Times New Roman" w:cs="Times New Roman"/>
-          <w:sz w:val="24"/>
-          <w:szCs w:val="24"/>
-          <w:lang w:eastAsia="pt-BR"/>
-        </w:rPr>
-      </w:pPr>
-      <w:r>
-        <w:rPr>
-          <w:rFonts w:ascii="Times New Roman" w:eastAsia="Times New Roman" w:hAnsi="Times New Roman" w:cs="Times New Roman"/>
-          <w:sz w:val="24"/>
-          <w:szCs w:val="24"/>
-          <w:lang w:eastAsia="pt-BR"/>
-        </w:rPr>
-        <w:t xml:space="preserve">tipo (admin / desbravador) </w:t>
-      </w:r>
-    </w:p>
-    <w:p>
-      <w:pPr>
-        <w:spacing w:after="0" w:line="240" w:lineRule="auto"/>
-        <w:rPr>
-          <w:rFonts w:ascii="Times New Roman" w:eastAsia="Times New Roman" w:hAnsi="Times New Roman" w:cs="Times New Roman"/>
-          <w:sz w:val="24"/>
-          <w:szCs w:val="24"/>
-          <w:lang w:eastAsia="pt-BR"/>
-        </w:rPr>
-      </w:pPr>
-      <w:r>
-        <w:rPr>
-          <w:rFonts w:ascii="Times New Roman" w:eastAsia="Times New Roman" w:hAnsi="Times New Roman" w:cs="Times New Roman"/>
-          <w:sz w:val="24"/>
-          <w:szCs w:val="24"/>
-          <w:lang w:eastAsia="pt-BR"/>
-        </w:rPr>
-        <w:pict>
-          <v:rect id="_x0000_i1028" style="width:0;height:1.5pt" o:hralign="center" o:hrstd="t" o:hr="t" fillcolor="#a0a0a0" stroked="f"/>
-        </w:pict>
-      </w:r>
-    </w:p>
-    <w:p>
-      <w:pPr>
-        <w:spacing w:before="100" w:beforeAutospacing="1" w:after="100" w:afterAutospacing="1" w:line="240" w:lineRule="auto"/>
-        <w:outlineLvl w:val="1"/>
-        <w:rPr>
-          <w:rFonts w:ascii="Times New Roman" w:eastAsia="Times New Roman" w:hAnsi="Times New Roman" w:cs="Times New Roman"/>
-          <w:b/>
-          <w:bCs/>
-          <w:sz w:val="36"/>
-          <w:szCs w:val="36"/>
-          <w:lang w:eastAsia="pt-BR"/>
-        </w:rPr>
-      </w:pPr>
-      <w:r>
-        <w:rPr>
-          <w:rFonts w:ascii="Segoe UI Emoji" w:eastAsia="Times New Roman" w:hAnsi="Segoe UI Emoji" w:cs="Segoe UI Emoji"/>
-          <w:b/>
-          <w:bCs/>
-          <w:sz w:val="36"/>
-          <w:szCs w:val="36"/>
-          <w:lang w:eastAsia="pt-BR"/>
-        </w:rPr>
-        <w:t>📋</w:t>
-      </w:r>
-      <w:r>
-        <w:rPr>
-          <w:rFonts w:ascii="Times New Roman" w:eastAsia="Times New Roman" w:hAnsi="Times New Roman" w:cs="Times New Roman"/>
-          <w:b/>
-          <w:bCs/>
-          <w:sz w:val="36"/>
-          <w:szCs w:val="36"/>
-          <w:lang w:eastAsia="pt-BR"/>
-        </w:rPr>
-        <w:t xml:space="preserve"> Respostas (formulário)</w:t>
-      </w:r>
-    </w:p>
-    <w:p>
-      <w:pPr>
-        <w:numPr>
-          <w:ilvl w:val="0"/>
-          <w:numId w:val="9"/>
-        </w:numPr>
-        <w:spacing w:before="100" w:beforeAutospacing="1" w:after="100" w:afterAutospacing="1" w:line="240" w:lineRule="auto"/>
-        <w:rPr>
-          <w:rFonts w:ascii="Times New Roman" w:eastAsia="Times New Roman" w:hAnsi="Times New Roman" w:cs="Times New Roman"/>
-          <w:sz w:val="24"/>
-          <w:szCs w:val="24"/>
-          <w:lang w:eastAsia="pt-BR"/>
-        </w:rPr>
-      </w:pPr>
-      <w:r>
-        <w:rPr>
-          <w:rFonts w:ascii="Times New Roman" w:eastAsia="Times New Roman" w:hAnsi="Times New Roman" w:cs="Times New Roman"/>
-          <w:sz w:val="24"/>
-          <w:szCs w:val="24"/>
-          <w:lang w:eastAsia="pt-BR"/>
-        </w:rPr>
-        <w:t xml:space="preserve">id </w:t>
-      </w:r>
-    </w:p>
-    <w:p>
-      <w:pPr>
-        <w:numPr>
-          <w:ilvl w:val="0"/>
-          <w:numId w:val="9"/>
-        </w:numPr>
-        <w:spacing w:before="100" w:beforeAutospacing="1" w:after="100" w:afterAutospacing="1" w:line="240" w:lineRule="auto"/>
-        <w:rPr>
-          <w:rFonts w:ascii="Times New Roman" w:eastAsia="Times New Roman" w:hAnsi="Times New Roman" w:cs="Times New Roman"/>
-          <w:sz w:val="24"/>
-          <w:szCs w:val="24"/>
-          <w:lang w:eastAsia="pt-BR"/>
-        </w:rPr>
-      </w:pPr>
-      <w:proofErr w:type="spellStart"/>
-      <w:r>
-        <w:rPr>
-          <w:rFonts w:ascii="Times New Roman" w:eastAsia="Times New Roman" w:hAnsi="Times New Roman" w:cs="Times New Roman"/>
-          <w:sz w:val="24"/>
-          <w:szCs w:val="24"/>
-          <w:lang w:eastAsia="pt-BR"/>
-        </w:rPr>
-        <w:t>fkUsuario</w:t>
-      </w:r>
-      <w:proofErr w:type="spellEnd"/>
-      <w:r>
-        <w:rPr>
-          <w:rFonts w:ascii="Times New Roman" w:eastAsia="Times New Roman" w:hAnsi="Times New Roman" w:cs="Times New Roman"/>
-          <w:sz w:val="24"/>
-          <w:szCs w:val="24"/>
-          <w:lang w:eastAsia="pt-BR"/>
-        </w:rPr>
-        <w:t xml:space="preserve"> </w:t>
-      </w:r>
-    </w:p>
-    <w:p>
-      <w:pPr>
-        <w:numPr>
-          <w:ilvl w:val="0"/>
-          <w:numId w:val="9"/>
-        </w:numPr>
-        <w:spacing w:before="100" w:beforeAutospacing="1" w:after="100" w:afterAutospacing="1" w:line="240" w:lineRule="auto"/>
-        <w:rPr>
-          <w:rFonts w:ascii="Times New Roman" w:eastAsia="Times New Roman" w:hAnsi="Times New Roman" w:cs="Times New Roman"/>
-          <w:sz w:val="24"/>
-          <w:szCs w:val="24"/>
-          <w:lang w:eastAsia="pt-BR"/>
-        </w:rPr>
-      </w:pPr>
-      <w:r>
-        <w:rPr>
-          <w:rFonts w:ascii="Times New Roman" w:eastAsia="Times New Roman" w:hAnsi="Times New Roman" w:cs="Times New Roman"/>
-          <w:sz w:val="24"/>
-          <w:szCs w:val="24"/>
-          <w:lang w:eastAsia="pt-BR"/>
-        </w:rPr>
-        <w:t xml:space="preserve">idade </w:t>
-      </w:r>
-    </w:p>
-    <w:p>
-      <w:pPr>
-        <w:numPr>
-          <w:ilvl w:val="0"/>
-          <w:numId w:val="9"/>
-        </w:numPr>
-        <w:spacing w:before="100" w:beforeAutospacing="1" w:after="100" w:afterAutospacing="1" w:line="240" w:lineRule="auto"/>
-        <w:rPr>
-          <w:rFonts w:ascii="Times New Roman" w:eastAsia="Times New Roman" w:hAnsi="Times New Roman" w:cs="Times New Roman"/>
-          <w:sz w:val="24"/>
-          <w:szCs w:val="24"/>
-          <w:lang w:eastAsia="pt-BR"/>
-        </w:rPr>
-      </w:pPr>
-      <w:r>
-        <w:rPr>
-          <w:rFonts w:ascii="Times New Roman" w:eastAsia="Times New Roman" w:hAnsi="Times New Roman" w:cs="Times New Roman"/>
-          <w:sz w:val="24"/>
-          <w:szCs w:val="24"/>
-          <w:lang w:eastAsia="pt-BR"/>
-        </w:rPr>
-        <w:t xml:space="preserve">sexo </w:t>
-      </w:r>
-    </w:p>
-    <w:p>
-      <w:pPr>
-        <w:numPr>
-          <w:ilvl w:val="0"/>
-          <w:numId w:val="9"/>
-        </w:numPr>
-        <w:spacing w:before="100" w:beforeAutospacing="1" w:after="100" w:afterAutospacing="1" w:line="240" w:lineRule="auto"/>
-        <w:rPr>
-          <w:rFonts w:ascii="Times New Roman" w:eastAsia="Times New Roman" w:hAnsi="Times New Roman" w:cs="Times New Roman"/>
-          <w:sz w:val="24"/>
-          <w:szCs w:val="24"/>
-          <w:lang w:eastAsia="pt-BR"/>
-        </w:rPr>
-      </w:pPr>
-      <w:proofErr w:type="spellStart"/>
-      <w:r>
-        <w:rPr>
-          <w:rFonts w:ascii="Times New Roman" w:eastAsia="Times New Roman" w:hAnsi="Times New Roman" w:cs="Times New Roman"/>
-          <w:sz w:val="24"/>
-          <w:szCs w:val="24"/>
-          <w:lang w:eastAsia="pt-BR"/>
-        </w:rPr>
-        <w:t>tempoClube</w:t>
-      </w:r>
-      <w:proofErr w:type="spellEnd"/>
-      <w:r>
-        <w:rPr>
-          <w:rFonts w:ascii="Times New Roman" w:eastAsia="Times New Roman" w:hAnsi="Times New Roman" w:cs="Times New Roman"/>
-          <w:sz w:val="24"/>
-          <w:szCs w:val="24"/>
-          <w:lang w:eastAsia="pt-BR"/>
-        </w:rPr>
-        <w:t xml:space="preserve"> </w:t>
-      </w:r>
-      <w:r>
-        <w:rPr>
-          <w:rFonts w:ascii="Times New Roman" w:eastAsia="Times New Roman" w:hAnsi="Times New Roman" w:cs="Times New Roman"/>
-          <w:sz w:val="24"/>
-          <w:szCs w:val="24"/>
-          <w:lang w:eastAsia="pt-BR"/>
-        </w:rPr>
-        <w:t>– combo box com o numero</w:t>
-      </w:r>
-    </w:p>
-    <w:p>
-      <w:pPr>
-        <w:numPr>
-          <w:ilvl w:val="0"/>
-          <w:numId w:val="9"/>
-        </w:numPr>
-        <w:spacing w:before="100" w:beforeAutospacing="1" w:after="100" w:afterAutospacing="1" w:line="240" w:lineRule="auto"/>
-        <w:rPr>
-          <w:rFonts w:ascii="Times New Roman" w:eastAsia="Times New Roman" w:hAnsi="Times New Roman" w:cs="Times New Roman"/>
-          <w:sz w:val="24"/>
-          <w:szCs w:val="24"/>
-          <w:lang w:eastAsia="pt-BR"/>
-        </w:rPr>
-      </w:pPr>
-      <w:r>
-        <w:rPr>
-          <w:rFonts w:ascii="Times New Roman" w:eastAsia="Times New Roman" w:hAnsi="Times New Roman" w:cs="Times New Roman"/>
-          <w:sz w:val="24"/>
-          <w:szCs w:val="24"/>
-          <w:lang w:eastAsia="pt-BR"/>
-        </w:rPr>
-        <w:t xml:space="preserve">classe </w:t>
-      </w:r>
-      <w:r>
-        <w:rPr>
-          <w:rFonts w:ascii="Times New Roman" w:eastAsia="Times New Roman" w:hAnsi="Times New Roman" w:cs="Times New Roman"/>
-          <w:sz w:val="24"/>
-          <w:szCs w:val="24"/>
-          <w:lang w:eastAsia="pt-BR"/>
-        </w:rPr>
-        <w:t>– combo box com as classes especificas</w:t>
-      </w:r>
-    </w:p>
-    <w:p>
-      <w:pPr>
-        <w:numPr>
-          <w:ilvl w:val="0"/>
-          <w:numId w:val="9"/>
-        </w:numPr>
-        <w:spacing w:before="100" w:beforeAutospacing="1" w:after="100" w:afterAutospacing="1" w:line="240" w:lineRule="auto"/>
-        <w:rPr>
-          <w:rFonts w:ascii="Times New Roman" w:eastAsia="Times New Roman" w:hAnsi="Times New Roman" w:cs="Times New Roman"/>
-          <w:sz w:val="24"/>
-          <w:szCs w:val="24"/>
-          <w:lang w:eastAsia="pt-BR"/>
-        </w:rPr>
-      </w:pPr>
-      <w:proofErr w:type="spellStart"/>
-      <w:r>
-        <w:rPr>
-          <w:rFonts w:ascii="Times New Roman" w:eastAsia="Times New Roman" w:hAnsi="Times New Roman" w:cs="Times New Roman"/>
-          <w:sz w:val="24"/>
-          <w:szCs w:val="24"/>
-          <w:lang w:eastAsia="pt-BR"/>
-        </w:rPr>
-        <w:t>especialidadeFavorita</w:t>
-      </w:r>
-      <w:proofErr w:type="spellEnd"/>
-      <w:r>
-        <w:rPr>
-          <w:rFonts w:ascii="Times New Roman" w:eastAsia="Times New Roman" w:hAnsi="Times New Roman" w:cs="Times New Roman"/>
-          <w:sz w:val="24"/>
-          <w:szCs w:val="24"/>
-          <w:lang w:eastAsia="pt-BR"/>
-        </w:rPr>
-        <w:t xml:space="preserve"> </w:t>
-      </w:r>
-      <w:r>
-        <w:rPr>
-          <w:rFonts w:ascii="Times New Roman" w:eastAsia="Times New Roman" w:hAnsi="Times New Roman" w:cs="Times New Roman"/>
-          <w:sz w:val="24"/>
-          <w:szCs w:val="24"/>
-          <w:lang w:eastAsia="pt-BR"/>
-        </w:rPr>
-        <w:t>– combo box com especialidades especificas</w:t>
-      </w:r>
-    </w:p>
-    <w:p>
-      <w:pPr>
-        <w:numPr>
-          <w:ilvl w:val="0"/>
-          <w:numId w:val="9"/>
-        </w:numPr>
-        <w:spacing w:before="100" w:beforeAutospacing="1" w:after="100" w:afterAutospacing="1" w:line="240" w:lineRule="auto"/>
-        <w:rPr>
-          <w:rFonts w:ascii="Times New Roman" w:eastAsia="Times New Roman" w:hAnsi="Times New Roman" w:cs="Times New Roman"/>
-          <w:sz w:val="24"/>
-          <w:szCs w:val="24"/>
-          <w:lang w:eastAsia="pt-BR"/>
-        </w:rPr>
-      </w:pPr>
-      <w:proofErr w:type="spellStart"/>
-      <w:r>
-        <w:rPr>
-          <w:rFonts w:ascii="Times New Roman" w:eastAsia="Times New Roman" w:hAnsi="Times New Roman" w:cs="Times New Roman"/>
-          <w:sz w:val="24"/>
-          <w:szCs w:val="24"/>
-          <w:lang w:eastAsia="pt-BR"/>
-        </w:rPr>
-        <w:t>qtdEspecialidades</w:t>
-      </w:r>
-      <w:proofErr w:type="spellEnd"/>
-      <w:r>
-        <w:rPr>
-          <w:rFonts w:ascii="Times New Roman" w:eastAsia="Times New Roman" w:hAnsi="Times New Roman" w:cs="Times New Roman"/>
-          <w:sz w:val="24"/>
-          <w:szCs w:val="24"/>
-          <w:lang w:eastAsia="pt-BR"/>
-        </w:rPr>
-        <w:t xml:space="preserve"> </w:t>
-      </w:r>
-    </w:p>
-    <w:p>
-      <w:pPr>
-        <w:numPr>
-          <w:ilvl w:val="0"/>
-          <w:numId w:val="9"/>
-        </w:numPr>
-        <w:spacing w:before="100" w:beforeAutospacing="1" w:after="100" w:afterAutospacing="1" w:line="240" w:lineRule="auto"/>
-        <w:rPr>
-          <w:rFonts w:ascii="Times New Roman" w:eastAsia="Times New Roman" w:hAnsi="Times New Roman" w:cs="Times New Roman"/>
-          <w:sz w:val="24"/>
-          <w:szCs w:val="24"/>
-          <w:lang w:eastAsia="pt-BR"/>
-        </w:rPr>
-      </w:pPr>
-      <w:proofErr w:type="spellStart"/>
-      <w:r>
-        <w:rPr>
-          <w:rFonts w:ascii="Times New Roman" w:eastAsia="Times New Roman" w:hAnsi="Times New Roman" w:cs="Times New Roman"/>
-          <w:sz w:val="24"/>
-          <w:szCs w:val="24"/>
-          <w:lang w:eastAsia="pt-BR"/>
-        </w:rPr>
-        <w:t>frequencia</w:t>
-      </w:r>
-      <w:proofErr w:type="spellEnd"/>
-      <w:r>
-        <w:rPr>
-          <w:rFonts w:ascii="Times New Roman" w:eastAsia="Times New Roman" w:hAnsi="Times New Roman" w:cs="Times New Roman"/>
-          <w:sz w:val="24"/>
-          <w:szCs w:val="24"/>
-          <w:lang w:eastAsia="pt-BR"/>
-        </w:rPr>
-        <w:t xml:space="preserve"> </w:t>
-      </w:r>
-      <w:r>
-        <w:rPr>
-          <w:rFonts w:ascii="Times New Roman" w:eastAsia="Times New Roman" w:hAnsi="Times New Roman" w:cs="Times New Roman"/>
-          <w:sz w:val="24"/>
-          <w:szCs w:val="24"/>
-          <w:lang w:eastAsia="pt-BR"/>
-        </w:rPr>
-        <w:t>– quantas vezes por mês?</w:t>
-      </w:r>
-      <w:bookmarkStart w:id="0" w:name="_GoBack"/>
-      <w:bookmarkEnd w:id="0"/>
-    </w:p>
-    <w:p>
-      <w:pPr>
-        <w:numPr>
-          <w:ilvl w:val="0"/>
-          <w:numId w:val="9"/>
-        </w:numPr>
-        <w:spacing w:before="100" w:beforeAutospacing="1" w:after="100" w:afterAutospacing="1" w:line="240" w:lineRule="auto"/>
-        <w:rPr>
-          <w:rFonts w:ascii="Times New Roman" w:eastAsia="Times New Roman" w:hAnsi="Times New Roman" w:cs="Times New Roman"/>
-          <w:sz w:val="24"/>
-          <w:szCs w:val="24"/>
-          <w:lang w:eastAsia="pt-BR"/>
-        </w:rPr>
-      </w:pPr>
-      <w:proofErr w:type="spellStart"/>
-      <w:r>
-        <w:rPr>
-          <w:rFonts w:ascii="Times New Roman" w:eastAsia="Times New Roman" w:hAnsi="Times New Roman" w:cs="Times New Roman"/>
-          <w:sz w:val="24"/>
-          <w:szCs w:val="24"/>
-          <w:lang w:eastAsia="pt-BR"/>
-        </w:rPr>
-        <w:t>participaAcampamento</w:t>
-      </w:r>
-      <w:proofErr w:type="spellEnd"/>
-      <w:r>
-        <w:rPr>
-          <w:rFonts w:ascii="Times New Roman" w:eastAsia="Times New Roman" w:hAnsi="Times New Roman" w:cs="Times New Roman"/>
-          <w:sz w:val="24"/>
-          <w:szCs w:val="24"/>
-          <w:lang w:eastAsia="pt-BR"/>
-        </w:rPr>
-        <w:t xml:space="preserve"> </w:t>
-      </w:r>
-    </w:p>
-    <w:p>
-      <w:pPr>
-        <w:numPr>
-          <w:ilvl w:val="0"/>
-          <w:numId w:val="9"/>
-        </w:numPr>
-        <w:spacing w:before="100" w:beforeAutospacing="1" w:after="100" w:afterAutospacing="1" w:line="240" w:lineRule="auto"/>
-        <w:rPr>
-          <w:rFonts w:ascii="Times New Roman" w:eastAsia="Times New Roman" w:hAnsi="Times New Roman" w:cs="Times New Roman"/>
-          <w:sz w:val="24"/>
-          <w:szCs w:val="24"/>
-          <w:lang w:eastAsia="pt-BR"/>
-        </w:rPr>
-      </w:pPr>
-      <w:proofErr w:type="spellStart"/>
-      <w:r>
-        <w:rPr>
-          <w:rFonts w:ascii="Times New Roman" w:eastAsia="Times New Roman" w:hAnsi="Times New Roman" w:cs="Times New Roman"/>
-          <w:sz w:val="24"/>
-          <w:szCs w:val="24"/>
-          <w:lang w:eastAsia="pt-BR"/>
-        </w:rPr>
-        <w:t>interesseLideranca</w:t>
-      </w:r>
-      <w:proofErr w:type="spellEnd"/>
-      <w:r>
-        <w:rPr>
-          <w:rFonts w:ascii="Times New Roman" w:eastAsia="Times New Roman" w:hAnsi="Times New Roman" w:cs="Times New Roman"/>
-          <w:sz w:val="24"/>
-          <w:szCs w:val="24"/>
-          <w:lang w:eastAsia="pt-BR"/>
-        </w:rPr>
-        <w:t xml:space="preserve"> </w:t>
-      </w:r>
-    </w:p>
-    <w:p>
-      <w:pPr>
-        <w:spacing w:after="0" w:line="240" w:lineRule="auto"/>
-        <w:rPr>
-          <w:rFonts w:ascii="Times New Roman" w:eastAsia="Times New Roman" w:hAnsi="Times New Roman" w:cs="Times New Roman"/>
-          <w:sz w:val="24"/>
-          <w:szCs w:val="24"/>
-          <w:lang w:eastAsia="pt-BR"/>
-        </w:rPr>
-      </w:pPr>
-      <w:r>
-        <w:rPr>
-          <w:rFonts w:ascii="Times New Roman" w:eastAsia="Times New Roman" w:hAnsi="Times New Roman" w:cs="Times New Roman"/>
-          <w:sz w:val="24"/>
-          <w:szCs w:val="24"/>
-          <w:lang w:eastAsia="pt-BR"/>
-        </w:rPr>
-        <w:pict>
-          <v:rect id="_x0000_i1029" style="width:0;height:1.5pt" o:hralign="center" o:hrstd="t" o:hr="t" fillcolor="#a0a0a0" stroked="f"/>
-        </w:pict>
-      </w:r>
-    </w:p>
-    <w:p>
-      <w:pPr>
-        <w:spacing w:before="100" w:beforeAutospacing="1" w:after="100" w:afterAutospacing="1" w:line="240" w:lineRule="auto"/>
-        <w:outlineLvl w:val="1"/>
-        <w:rPr>
-          <w:rFonts w:ascii="Times New Roman" w:eastAsia="Times New Roman" w:hAnsi="Times New Roman" w:cs="Times New Roman"/>
-          <w:b/>
-          <w:bCs/>
-          <w:sz w:val="36"/>
-          <w:szCs w:val="36"/>
-          <w:lang w:eastAsia="pt-BR"/>
-        </w:rPr>
-      </w:pPr>
-      <w:r>
-        <w:rPr>
-          <w:rFonts w:ascii="Segoe UI Emoji" w:eastAsia="Times New Roman" w:hAnsi="Segoe UI Emoji" w:cs="Segoe UI Emoji"/>
-          <w:b/>
-          <w:bCs/>
-          <w:sz w:val="36"/>
-          <w:szCs w:val="36"/>
-          <w:lang w:eastAsia="pt-BR"/>
-        </w:rPr>
-        <w:t>📚</w:t>
-      </w:r>
-      <w:r>
-        <w:rPr>
-          <w:rFonts w:ascii="Times New Roman" w:eastAsia="Times New Roman" w:hAnsi="Times New Roman" w:cs="Times New Roman"/>
-          <w:b/>
-          <w:bCs/>
-          <w:sz w:val="36"/>
-          <w:szCs w:val="36"/>
-          <w:lang w:eastAsia="pt-BR"/>
-        </w:rPr>
-        <w:t xml:space="preserve"> Especialidades</w:t>
-      </w:r>
-    </w:p>
-    <w:p>
-      <w:pPr>
-        <w:numPr>
-          <w:ilvl w:val="0"/>
-          <w:numId w:val="10"/>
-        </w:numPr>
-        <w:spacing w:before="100" w:beforeAutospacing="1" w:after="100" w:afterAutospacing="1" w:line="240" w:lineRule="auto"/>
-        <w:rPr>
-          <w:rFonts w:ascii="Times New Roman" w:eastAsia="Times New Roman" w:hAnsi="Times New Roman" w:cs="Times New Roman"/>
-          <w:sz w:val="24"/>
-          <w:szCs w:val="24"/>
-          <w:lang w:eastAsia="pt-BR"/>
-        </w:rPr>
-      </w:pPr>
-      <w:r>
-        <w:rPr>
-          <w:rFonts w:ascii="Times New Roman" w:eastAsia="Times New Roman" w:hAnsi="Times New Roman" w:cs="Times New Roman"/>
-          <w:sz w:val="24"/>
-          <w:szCs w:val="24"/>
-          <w:lang w:eastAsia="pt-BR"/>
-        </w:rPr>
-        <w:t xml:space="preserve">id </w:t>
-      </w:r>
-    </w:p>
-    <w:p>
-      <w:pPr>
-        <w:numPr>
-          <w:ilvl w:val="0"/>
-          <w:numId w:val="10"/>
-        </w:numPr>
-        <w:spacing w:before="100" w:beforeAutospacing="1" w:after="100" w:afterAutospacing="1" w:line="240" w:lineRule="auto"/>
-        <w:rPr>
-          <w:rFonts w:ascii="Times New Roman" w:eastAsia="Times New Roman" w:hAnsi="Times New Roman" w:cs="Times New Roman"/>
-          <w:sz w:val="24"/>
-          <w:szCs w:val="24"/>
-          <w:lang w:eastAsia="pt-BR"/>
-        </w:rPr>
-      </w:pPr>
-      <w:r>
-        <w:rPr>
-          <w:rFonts w:ascii="Times New Roman" w:eastAsia="Times New Roman" w:hAnsi="Times New Roman" w:cs="Times New Roman"/>
-          <w:sz w:val="24"/>
-          <w:szCs w:val="24"/>
-          <w:lang w:eastAsia="pt-BR"/>
-        </w:rPr>
-        <w:t xml:space="preserve">nome </w:t>
-      </w:r>
-    </w:p>
-    <w:p>
-      <w:pPr>
-        <w:numPr>
-          <w:ilvl w:val="0"/>
-          <w:numId w:val="10"/>
-        </w:numPr>
-        <w:spacing w:before="100" w:beforeAutospacing="1" w:after="100" w:afterAutospacing="1" w:line="240" w:lineRule="auto"/>
-        <w:rPr>
-          <w:rFonts w:ascii="Times New Roman" w:eastAsia="Times New Roman" w:hAnsi="Times New Roman" w:cs="Times New Roman"/>
-          <w:sz w:val="24"/>
-          <w:szCs w:val="24"/>
-          <w:lang w:eastAsia="pt-BR"/>
-        </w:rPr>
-      </w:pPr>
-      <w:r>
-        <w:rPr>
-          <w:rFonts w:ascii="Times New Roman" w:eastAsia="Times New Roman" w:hAnsi="Times New Roman" w:cs="Times New Roman"/>
-          <w:sz w:val="24"/>
-          <w:szCs w:val="24"/>
-          <w:lang w:eastAsia="pt-BR"/>
-        </w:rPr>
-        <w:t xml:space="preserve">categoria </w:t>
-      </w:r>
-      <w:r>
-        <w:rPr>
-          <w:rFonts w:ascii="Times New Roman" w:eastAsia="Times New Roman" w:hAnsi="Times New Roman" w:cs="Times New Roman"/>
-          <w:sz w:val="24"/>
-          <w:szCs w:val="24"/>
-          <w:lang w:eastAsia="pt-BR"/>
-        </w:rPr>
-        <w:t>– acho melhor não ter</w:t>
-      </w:r>
-    </w:p>
-    <w:p>
-      <w:pPr>
-        <w:spacing w:after="0" w:line="240" w:lineRule="auto"/>
-        <w:rPr>
-          <w:rFonts w:ascii="Times New Roman" w:eastAsia="Times New Roman" w:hAnsi="Times New Roman" w:cs="Times New Roman"/>
-          <w:sz w:val="24"/>
-          <w:szCs w:val="24"/>
-          <w:lang w:eastAsia="pt-BR"/>
-        </w:rPr>
-      </w:pPr>
-      <w:r>
-        <w:rPr>
-          <w:rFonts w:ascii="Times New Roman" w:eastAsia="Times New Roman" w:hAnsi="Times New Roman" w:cs="Times New Roman"/>
-          <w:sz w:val="24"/>
-          <w:szCs w:val="24"/>
-          <w:lang w:eastAsia="pt-BR"/>
-        </w:rPr>
-        <w:pict>
-          <v:rect id="_x0000_i1030" style="width:0;height:1.5pt" o:hralign="center" o:hrstd="t" o:hr="t" fillcolor="#a0a0a0" stroked="f"/>
-        </w:pict>
-      </w:r>
-    </w:p>
-    <w:p>
-      <w:pPr>
-        <w:spacing w:before="100" w:beforeAutospacing="1" w:after="100" w:afterAutospacing="1" w:line="240" w:lineRule="auto"/>
-        <w:outlineLvl w:val="1"/>
-        <w:rPr>
-          <w:rFonts w:ascii="Times New Roman" w:eastAsia="Times New Roman" w:hAnsi="Times New Roman" w:cs="Times New Roman"/>
-          <w:b/>
-          <w:bCs/>
-          <w:sz w:val="36"/>
-          <w:szCs w:val="36"/>
-          <w:lang w:eastAsia="pt-BR"/>
-        </w:rPr>
-      </w:pPr>
-      <w:r>
-        <w:rPr>
-          <w:rFonts w:ascii="Segoe UI Emoji" w:eastAsia="Times New Roman" w:hAnsi="Segoe UI Emoji" w:cs="Segoe UI Emoji"/>
-          <w:b/>
-          <w:bCs/>
-          <w:sz w:val="36"/>
-          <w:szCs w:val="36"/>
-          <w:lang w:eastAsia="pt-BR"/>
-        </w:rPr>
-        <w:t>🎓</w:t>
-      </w:r>
-      <w:r>
-        <w:rPr>
-          <w:rFonts w:ascii="Times New Roman" w:eastAsia="Times New Roman" w:hAnsi="Times New Roman" w:cs="Times New Roman"/>
-          <w:b/>
-          <w:bCs/>
-          <w:sz w:val="36"/>
-          <w:szCs w:val="36"/>
-          <w:lang w:eastAsia="pt-BR"/>
-        </w:rPr>
-        <w:t xml:space="preserve"> Classes</w:t>
-      </w:r>
-    </w:p>
-    <w:p>
-      <w:pPr>
-        <w:numPr>
-          <w:ilvl w:val="0"/>
-          <w:numId w:val="11"/>
-        </w:numPr>
-        <w:spacing w:before="100" w:beforeAutospacing="1" w:after="100" w:afterAutospacing="1" w:line="240" w:lineRule="auto"/>
-        <w:rPr>
-          <w:rFonts w:ascii="Times New Roman" w:eastAsia="Times New Roman" w:hAnsi="Times New Roman" w:cs="Times New Roman"/>
-          <w:sz w:val="24"/>
-          <w:szCs w:val="24"/>
-          <w:lang w:eastAsia="pt-BR"/>
-        </w:rPr>
-      </w:pPr>
-      <w:r>
-        <w:rPr>
-          <w:rFonts w:ascii="Times New Roman" w:eastAsia="Times New Roman" w:hAnsi="Times New Roman" w:cs="Times New Roman"/>
-          <w:sz w:val="24"/>
-          <w:szCs w:val="24"/>
-          <w:lang w:eastAsia="pt-BR"/>
-        </w:rPr>
-        <w:t xml:space="preserve">id </w:t>
-      </w:r>
-    </w:p>
-    <w:p>
-      <w:pPr>
-        <w:numPr>
-          <w:ilvl w:val="0"/>
-          <w:numId w:val="11"/>
-        </w:numPr>
-        <w:spacing w:before="100" w:beforeAutospacing="1" w:after="100" w:afterAutospacing="1" w:line="240" w:lineRule="auto"/>
-        <w:rPr>
-          <w:rFonts w:ascii="Times New Roman" w:eastAsia="Times New Roman" w:hAnsi="Times New Roman" w:cs="Times New Roman"/>
-          <w:sz w:val="24"/>
-          <w:szCs w:val="24"/>
-          <w:lang w:eastAsia="pt-BR"/>
-        </w:rPr>
-      </w:pPr>
-      <w:r>
-        <w:rPr>
-          <w:rFonts w:ascii="Times New Roman" w:eastAsia="Times New Roman" w:hAnsi="Times New Roman" w:cs="Times New Roman"/>
-          <w:sz w:val="24"/>
-          <w:szCs w:val="24"/>
-          <w:lang w:eastAsia="pt-BR"/>
-        </w:rPr>
-        <w:t xml:space="preserve">nome </w:t>
-      </w:r>
-    </w:p>
-    <w:p>
-      <w:pPr>
-        <w:numPr>
-          <w:ilvl w:val="0"/>
-          <w:numId w:val="11"/>
-        </w:numPr>
-        <w:spacing w:before="100" w:beforeAutospacing="1" w:after="100" w:afterAutospacing="1" w:line="240" w:lineRule="auto"/>
-        <w:rPr>
-          <w:rFonts w:ascii="Times New Roman" w:eastAsia="Times New Roman" w:hAnsi="Times New Roman" w:cs="Times New Roman"/>
-          <w:sz w:val="24"/>
-          <w:szCs w:val="24"/>
-          <w:lang w:eastAsia="pt-BR"/>
-        </w:rPr>
-      </w:pPr>
-      <w:r>
-        <w:rPr>
-          <w:rFonts w:ascii="Times New Roman" w:eastAsia="Times New Roman" w:hAnsi="Times New Roman" w:cs="Times New Roman"/>
-          <w:sz w:val="24"/>
-          <w:szCs w:val="24"/>
-          <w:lang w:eastAsia="pt-BR"/>
-        </w:rPr>
-        <w:t xml:space="preserve">ordem </w:t>
-      </w:r>
-      <w:r>
-        <w:rPr>
-          <w:rFonts w:ascii="Times New Roman" w:eastAsia="Times New Roman" w:hAnsi="Times New Roman" w:cs="Times New Roman"/>
-          <w:sz w:val="24"/>
-          <w:szCs w:val="24"/>
-          <w:lang w:eastAsia="pt-BR"/>
-        </w:rPr>
-        <w:t>– NÃO ENTENDI</w:t>
-      </w:r>
-    </w:p>
-    <w:p>
-      <w:pPr>
-        <w:spacing w:after="0" w:line="240" w:lineRule="auto"/>
-        <w:rPr>
-          <w:rFonts w:ascii="Times New Roman" w:eastAsia="Times New Roman" w:hAnsi="Times New Roman" w:cs="Times New Roman"/>
-          <w:sz w:val="24"/>
-          <w:szCs w:val="24"/>
-          <w:lang w:eastAsia="pt-BR"/>
-        </w:rPr>
-      </w:pPr>
-      <w:r>
-        <w:rPr>
-          <w:rFonts w:ascii="Times New Roman" w:eastAsia="Times New Roman" w:hAnsi="Times New Roman" w:cs="Times New Roman"/>
-          <w:sz w:val="24"/>
-          <w:szCs w:val="24"/>
-          <w:lang w:eastAsia="pt-BR"/>
-        </w:rPr>
-        <w:pict>
-          <v:rect id="_x0000_i1031" style="width:0;height:1.5pt" o:hralign="center" o:hrstd="t" o:hr="t" fillcolor="#a0a0a0" stroked="f"/>
-        </w:pict>
-      </w:r>
-    </w:p>
-    <w:p>
-      <w:pPr>
-        <w:spacing w:after="0" w:line="240" w:lineRule="auto"/>
-        <w:rPr>
-          <w:rFonts w:ascii="Times New Roman" w:eastAsia="Times New Roman" w:hAnsi="Times New Roman" w:cs="Times New Roman"/>
-          <w:sz w:val="24"/>
-          <w:szCs w:val="24"/>
-          <w:lang w:eastAsia="pt-BR"/>
-        </w:rPr>
-      </w:pPr>
-      <w:r>
-        <w:rPr>
-          <w:rFonts w:ascii="Times New Roman" w:eastAsia="Times New Roman" w:hAnsi="Times New Roman" w:cs="Times New Roman"/>
-          <w:sz w:val="24"/>
-          <w:szCs w:val="24"/>
-          <w:lang w:eastAsia="pt-BR"/>
-        </w:rPr>
-        <w:pict>
-          <v:rect id="_x0000_i1032" style="width:0;height:1.5pt" o:hralign="center" o:hrstd="t" o:hr="t" fillcolor="#a0a0a0" stroked="f"/>
-        </w:pict>
-      </w:r>
-    </w:p>
-    <w:p>
-      <w:pPr>
-        <w:spacing w:before="100" w:beforeAutospacing="1" w:after="100" w:afterAutospacing="1" w:line="240" w:lineRule="auto"/>
-        <w:rPr>
-          <w:rFonts w:ascii="Times New Roman" w:eastAsia="Times New Roman" w:hAnsi="Times New Roman" w:cs="Times New Roman"/>
-          <w:sz w:val="24"/>
-          <w:szCs w:val="24"/>
-          <w:lang w:eastAsia="pt-BR"/>
-        </w:rPr>
-      </w:pPr>
       <w:r>
         <w:rPr>
           <w:rFonts w:ascii="Segoe UI Emoji" w:eastAsia="Times New Roman" w:hAnsi="Segoe UI Emoji" w:cs="Segoe UI Emoji"/>
@@ -6616,19 +4687,6 @@
           <w:szCs w:val="48"/>
           <w:lang w:eastAsia="pt-BR"/>
         </w:rPr>
-        <w:t xml:space="preserve">Funções </w:t>
-      </w:r>
-      <w:proofErr w:type="spellStart"/>
-      <w:r>
-        <w:rPr>
-          <w:rFonts w:ascii="Segoe UI Emoji" w:eastAsia="Times New Roman" w:hAnsi="Segoe UI Emoji" w:cs="Segoe UI Emoji"/>
-          <w:b/>
-          <w:bCs/>
-          <w:kern w:val="36"/>
-          <w:sz w:val="48"/>
-          <w:szCs w:val="48"/>
-          <w:lang w:eastAsia="pt-BR"/>
-        </w:rPr>
         <w:t>matematicas</w:t>
       </w:r>
       <w:proofErr w:type="spellEnd"/>
@@ -6770,7 +4828,6 @@
           <w:szCs w:val="24"/>
           <w:lang w:eastAsia="pt-BR"/>
         </w:rPr>
-        <w:lastRenderedPageBreak/>
         <w:t xml:space="preserve">Laços: </w:t>
       </w:r>
     </w:p>
@@ -6795,6 +4852,7 @@
           <w:szCs w:val="24"/>
           <w:lang w:eastAsia="pt-BR"/>
         </w:rPr>
+        <w:lastRenderedPageBreak/>
         <w:t xml:space="preserve">Percorrer respostas </w:t>
       </w:r>
     </w:p>

--- a/artefatos/Documentacao.docx
+++ b/artefatos/Documentacao.docx
@@ -4348,8 +4348,6 @@
           <w:lang w:eastAsia="pt-BR"/>
         </w:rPr>
       </w:pPr>
-      <w:bookmarkStart w:id="0" w:name="_GoBack"/>
-      <w:bookmarkEnd w:id="0"/>
     </w:p>
     <w:p>
       <w:pPr>
@@ -4641,609 +4639,9 @@
       </w:pPr>
     </w:p>
     <w:p>
-      <w:pPr>
-        <w:spacing w:before="100" w:beforeAutospacing="1" w:after="100" w:afterAutospacing="1" w:line="240" w:lineRule="auto"/>
-        <w:rPr>
-          <w:rFonts w:ascii="Segoe UI Emoji" w:eastAsia="Times New Roman" w:hAnsi="Segoe UI Emoji" w:cs="Segoe UI Emoji"/>
-          <w:b/>
-          <w:bCs/>
-          <w:kern w:val="36"/>
-          <w:sz w:val="48"/>
-          <w:szCs w:val="48"/>
-          <w:lang w:eastAsia="pt-BR"/>
-        </w:rPr>
-      </w:pPr>
-    </w:p>
-    <w:p>
-      <w:pPr>
-        <w:spacing w:before="100" w:beforeAutospacing="1" w:after="100" w:afterAutospacing="1" w:line="240" w:lineRule="auto"/>
-        <w:rPr>
-          <w:rFonts w:ascii="Times New Roman" w:eastAsia="Times New Roman" w:hAnsi="Times New Roman" w:cs="Times New Roman"/>
-          <w:sz w:val="24"/>
-          <w:szCs w:val="24"/>
-          <w:lang w:eastAsia="pt-BR"/>
-        </w:rPr>
-      </w:pPr>
-      <w:r>
-        <w:rPr>
-          <w:rFonts w:ascii="Segoe UI Emoji" w:eastAsia="Times New Roman" w:hAnsi="Segoe UI Emoji" w:cs="Segoe UI Emoji"/>
-          <w:b/>
-          <w:bCs/>
-          <w:kern w:val="36"/>
-          <w:sz w:val="48"/>
-          <w:szCs w:val="48"/>
-          <w:lang w:eastAsia="pt-BR"/>
-        </w:rPr>
-        <w:t xml:space="preserve">Funções </w:t>
-      </w:r>
-      <w:proofErr w:type="spellStart"/>
-      <w:r>
-        <w:rPr>
-          <w:rFonts w:ascii="Segoe UI Emoji" w:eastAsia="Times New Roman" w:hAnsi="Segoe UI Emoji" w:cs="Segoe UI Emoji"/>
-          <w:b/>
-          <w:bCs/>
-          <w:kern w:val="36"/>
-          <w:sz w:val="48"/>
-          <w:szCs w:val="48"/>
-          <w:lang w:eastAsia="pt-BR"/>
-        </w:rPr>
-        <w:t>matematicas</w:t>
-      </w:r>
-      <w:proofErr w:type="spellEnd"/>
-    </w:p>
-    <w:p>
-      <w:pPr>
-        <w:numPr>
-          <w:ilvl w:val="0"/>
-          <w:numId w:val="14"/>
-        </w:numPr>
-        <w:spacing w:before="100" w:beforeAutospacing="1" w:after="100" w:afterAutospacing="1" w:line="240" w:lineRule="auto"/>
-        <w:rPr>
-          <w:rFonts w:ascii="Times New Roman" w:eastAsia="Times New Roman" w:hAnsi="Times New Roman" w:cs="Times New Roman"/>
-          <w:sz w:val="24"/>
-          <w:szCs w:val="24"/>
-          <w:lang w:eastAsia="pt-BR"/>
-        </w:rPr>
-      </w:pPr>
-      <w:r>
-        <w:rPr>
-          <w:rFonts w:ascii="Times New Roman" w:eastAsia="Times New Roman" w:hAnsi="Times New Roman" w:cs="Times New Roman"/>
-          <w:sz w:val="24"/>
-          <w:szCs w:val="24"/>
-          <w:lang w:eastAsia="pt-BR"/>
-        </w:rPr>
-        <w:t xml:space="preserve">Função para calcular média de idade </w:t>
-      </w:r>
-    </w:p>
-    <w:p>
-      <w:pPr>
-        <w:numPr>
-          <w:ilvl w:val="0"/>
-          <w:numId w:val="14"/>
-        </w:numPr>
-        <w:spacing w:before="100" w:beforeAutospacing="1" w:after="100" w:afterAutospacing="1" w:line="240" w:lineRule="auto"/>
-        <w:rPr>
-          <w:rFonts w:ascii="Times New Roman" w:eastAsia="Times New Roman" w:hAnsi="Times New Roman" w:cs="Times New Roman"/>
-          <w:sz w:val="24"/>
-          <w:szCs w:val="24"/>
-          <w:lang w:eastAsia="pt-BR"/>
-        </w:rPr>
-      </w:pPr>
-      <w:r>
-        <w:rPr>
-          <w:rFonts w:ascii="Times New Roman" w:eastAsia="Times New Roman" w:hAnsi="Times New Roman" w:cs="Times New Roman"/>
-          <w:sz w:val="24"/>
-          <w:szCs w:val="24"/>
-          <w:lang w:eastAsia="pt-BR"/>
-        </w:rPr>
-        <w:t xml:space="preserve">Função para calcular porcentagem </w:t>
-      </w:r>
-    </w:p>
-    <w:p>
-      <w:pPr>
-        <w:numPr>
-          <w:ilvl w:val="0"/>
-          <w:numId w:val="14"/>
-        </w:numPr>
-        <w:spacing w:before="100" w:beforeAutospacing="1" w:after="100" w:afterAutospacing="1" w:line="240" w:lineRule="auto"/>
-        <w:rPr>
-          <w:rFonts w:ascii="Times New Roman" w:eastAsia="Times New Roman" w:hAnsi="Times New Roman" w:cs="Times New Roman"/>
-          <w:sz w:val="24"/>
-          <w:szCs w:val="24"/>
-          <w:lang w:eastAsia="pt-BR"/>
-        </w:rPr>
-      </w:pPr>
-      <w:r>
-        <w:rPr>
-          <w:rFonts w:ascii="Times New Roman" w:eastAsia="Times New Roman" w:hAnsi="Times New Roman" w:cs="Times New Roman"/>
-          <w:sz w:val="24"/>
-          <w:szCs w:val="24"/>
-          <w:lang w:eastAsia="pt-BR"/>
-        </w:rPr>
-        <w:t>Condições (</w:t>
-      </w:r>
-      <w:proofErr w:type="spellStart"/>
-      <w:r>
-        <w:rPr>
-          <w:rFonts w:ascii="Times New Roman" w:eastAsia="Times New Roman" w:hAnsi="Times New Roman" w:cs="Times New Roman"/>
-          <w:sz w:val="24"/>
-          <w:szCs w:val="24"/>
-          <w:lang w:eastAsia="pt-BR"/>
-        </w:rPr>
-        <w:t>if</w:t>
-      </w:r>
-      <w:proofErr w:type="spellEnd"/>
-      <w:r>
-        <w:rPr>
-          <w:rFonts w:ascii="Times New Roman" w:eastAsia="Times New Roman" w:hAnsi="Times New Roman" w:cs="Times New Roman"/>
-          <w:sz w:val="24"/>
-          <w:szCs w:val="24"/>
-          <w:lang w:eastAsia="pt-BR"/>
-        </w:rPr>
-        <w:t xml:space="preserve">): </w:t>
-      </w:r>
-    </w:p>
-    <w:p>
-      <w:pPr>
-        <w:numPr>
-          <w:ilvl w:val="1"/>
-          <w:numId w:val="14"/>
-        </w:numPr>
-        <w:spacing w:before="100" w:beforeAutospacing="1" w:after="100" w:afterAutospacing="1" w:line="240" w:lineRule="auto"/>
-        <w:rPr>
-          <w:rFonts w:ascii="Times New Roman" w:eastAsia="Times New Roman" w:hAnsi="Times New Roman" w:cs="Times New Roman"/>
-          <w:sz w:val="24"/>
-          <w:szCs w:val="24"/>
-          <w:lang w:eastAsia="pt-BR"/>
-        </w:rPr>
-      </w:pPr>
-      <w:r>
-        <w:rPr>
-          <w:rFonts w:ascii="Times New Roman" w:eastAsia="Times New Roman" w:hAnsi="Times New Roman" w:cs="Times New Roman"/>
-          <w:sz w:val="24"/>
-          <w:szCs w:val="24"/>
-          <w:lang w:eastAsia="pt-BR"/>
-        </w:rPr>
-        <w:t xml:space="preserve">Se frequência &lt; X → pouco ativo </w:t>
-      </w:r>
-    </w:p>
-    <w:p>
-      <w:pPr>
-        <w:numPr>
-          <w:ilvl w:val="0"/>
-          <w:numId w:val="14"/>
-        </w:numPr>
-        <w:spacing w:before="100" w:beforeAutospacing="1" w:after="100" w:afterAutospacing="1" w:line="240" w:lineRule="auto"/>
-        <w:rPr>
-          <w:rFonts w:ascii="Times New Roman" w:eastAsia="Times New Roman" w:hAnsi="Times New Roman" w:cs="Times New Roman"/>
-          <w:sz w:val="24"/>
-          <w:szCs w:val="24"/>
-          <w:lang w:eastAsia="pt-BR"/>
-        </w:rPr>
-      </w:pPr>
-      <w:r>
-        <w:rPr>
-          <w:rFonts w:ascii="Times New Roman" w:eastAsia="Times New Roman" w:hAnsi="Times New Roman" w:cs="Times New Roman"/>
-          <w:sz w:val="24"/>
-          <w:szCs w:val="24"/>
-          <w:lang w:eastAsia="pt-BR"/>
-        </w:rPr>
-        <w:t xml:space="preserve">Laços: </w:t>
-      </w:r>
-    </w:p>
-    <w:p>
-      <w:pPr>
-        <w:numPr>
-          <w:ilvl w:val="1"/>
-          <w:numId w:val="14"/>
-        </w:numPr>
-        <w:spacing w:before="100" w:beforeAutospacing="1" w:after="100" w:afterAutospacing="1" w:line="240" w:lineRule="auto"/>
-        <w:rPr>
-          <w:rFonts w:ascii="Times New Roman" w:eastAsia="Times New Roman" w:hAnsi="Times New Roman" w:cs="Times New Roman"/>
-          <w:sz w:val="24"/>
-          <w:szCs w:val="24"/>
-          <w:lang w:eastAsia="pt-BR"/>
-        </w:rPr>
-      </w:pPr>
-      <w:r>
-        <w:rPr>
-          <w:rFonts w:ascii="Times New Roman" w:eastAsia="Times New Roman" w:hAnsi="Times New Roman" w:cs="Times New Roman"/>
-          <w:sz w:val="24"/>
-          <w:szCs w:val="24"/>
-          <w:lang w:eastAsia="pt-BR"/>
-        </w:rPr>
-        <w:lastRenderedPageBreak/>
-        <w:t xml:space="preserve">Percorrer respostas </w:t>
-      </w:r>
-    </w:p>
-    <w:p>
-      <w:pPr>
-        <w:numPr>
-          <w:ilvl w:val="0"/>
-          <w:numId w:val="14"/>
-        </w:numPr>
-        <w:spacing w:before="100" w:beforeAutospacing="1" w:after="100" w:afterAutospacing="1" w:line="240" w:lineRule="auto"/>
-        <w:rPr>
-          <w:rFonts w:ascii="Times New Roman" w:eastAsia="Times New Roman" w:hAnsi="Times New Roman" w:cs="Times New Roman"/>
-          <w:sz w:val="24"/>
-          <w:szCs w:val="24"/>
-          <w:lang w:eastAsia="pt-BR"/>
-        </w:rPr>
-      </w:pPr>
-      <w:r>
-        <w:rPr>
-          <w:rFonts w:ascii="Times New Roman" w:eastAsia="Times New Roman" w:hAnsi="Times New Roman" w:cs="Times New Roman"/>
-          <w:sz w:val="24"/>
-          <w:szCs w:val="24"/>
-          <w:lang w:eastAsia="pt-BR"/>
-        </w:rPr>
-        <w:t xml:space="preserve">Vetores: </w:t>
-      </w:r>
-    </w:p>
-    <w:p>
-      <w:pPr>
-        <w:numPr>
-          <w:ilvl w:val="1"/>
-          <w:numId w:val="14"/>
-        </w:numPr>
-        <w:spacing w:before="100" w:beforeAutospacing="1" w:after="100" w:afterAutospacing="1" w:line="240" w:lineRule="auto"/>
-        <w:rPr>
-          <w:rFonts w:ascii="Times New Roman" w:eastAsia="Times New Roman" w:hAnsi="Times New Roman" w:cs="Times New Roman"/>
-          <w:sz w:val="24"/>
-          <w:szCs w:val="24"/>
-          <w:lang w:eastAsia="pt-BR"/>
-        </w:rPr>
-      </w:pPr>
-      <w:r>
-        <w:rPr>
-          <w:rFonts w:ascii="Times New Roman" w:eastAsia="Times New Roman" w:hAnsi="Times New Roman" w:cs="Times New Roman"/>
-          <w:sz w:val="24"/>
-          <w:szCs w:val="24"/>
-          <w:lang w:eastAsia="pt-BR"/>
-        </w:rPr>
-        <w:t xml:space="preserve">Armazenar respostas antes de enviar </w:t>
-      </w:r>
-    </w:p>
-    <w:p>
-      <w:pPr>
-        <w:spacing w:before="100" w:beforeAutospacing="1" w:after="100" w:afterAutospacing="1" w:line="240" w:lineRule="auto"/>
-        <w:rPr>
-          <w:rFonts w:ascii="Times New Roman" w:eastAsia="Times New Roman" w:hAnsi="Times New Roman" w:cs="Times New Roman"/>
-          <w:sz w:val="36"/>
-          <w:szCs w:val="36"/>
-          <w:lang w:eastAsia="pt-BR"/>
-        </w:rPr>
-      </w:pPr>
-      <w:r>
-        <w:rPr>
-          <w:rFonts w:ascii="Times New Roman" w:eastAsia="Times New Roman" w:hAnsi="Times New Roman" w:cs="Times New Roman"/>
-          <w:sz w:val="36"/>
-          <w:szCs w:val="36"/>
-          <w:lang w:eastAsia="pt-BR"/>
-        </w:rPr>
-        <w:t>Matemática</w:t>
-      </w:r>
-    </w:p>
-    <w:p>
-      <w:pPr>
-        <w:numPr>
-          <w:ilvl w:val="0"/>
-          <w:numId w:val="16"/>
-        </w:numPr>
-        <w:spacing w:before="100" w:beforeAutospacing="1" w:after="100" w:afterAutospacing="1" w:line="240" w:lineRule="auto"/>
-        <w:rPr>
-          <w:rFonts w:ascii="Times New Roman" w:eastAsia="Times New Roman" w:hAnsi="Times New Roman" w:cs="Times New Roman"/>
-          <w:sz w:val="24"/>
-          <w:szCs w:val="24"/>
-          <w:lang w:eastAsia="pt-BR"/>
-        </w:rPr>
-      </w:pPr>
-      <w:r>
-        <w:rPr>
-          <w:rFonts w:ascii="Times New Roman" w:eastAsia="Times New Roman" w:hAnsi="Times New Roman" w:cs="Times New Roman"/>
-          <w:sz w:val="24"/>
-          <w:szCs w:val="24"/>
-          <w:lang w:eastAsia="pt-BR"/>
-        </w:rPr>
-        <w:t xml:space="preserve">Média: </w:t>
-      </w:r>
-    </w:p>
-    <w:p>
-      <w:pPr>
-        <w:numPr>
-          <w:ilvl w:val="1"/>
-          <w:numId w:val="16"/>
-        </w:numPr>
-        <w:spacing w:before="100" w:beforeAutospacing="1" w:after="100" w:afterAutospacing="1" w:line="240" w:lineRule="auto"/>
-        <w:rPr>
-          <w:rFonts w:ascii="Times New Roman" w:eastAsia="Times New Roman" w:hAnsi="Times New Roman" w:cs="Times New Roman"/>
-          <w:sz w:val="24"/>
-          <w:szCs w:val="24"/>
-          <w:lang w:eastAsia="pt-BR"/>
-        </w:rPr>
-      </w:pPr>
-      <w:r>
-        <w:rPr>
-          <w:rFonts w:ascii="Times New Roman" w:eastAsia="Times New Roman" w:hAnsi="Times New Roman" w:cs="Times New Roman"/>
-          <w:sz w:val="24"/>
-          <w:szCs w:val="24"/>
-          <w:lang w:eastAsia="pt-BR"/>
-        </w:rPr>
-        <w:t xml:space="preserve">idade </w:t>
-      </w:r>
-    </w:p>
-    <w:p>
-      <w:pPr>
-        <w:numPr>
-          <w:ilvl w:val="1"/>
-          <w:numId w:val="16"/>
-        </w:numPr>
-        <w:spacing w:before="100" w:beforeAutospacing="1" w:after="100" w:afterAutospacing="1" w:line="240" w:lineRule="auto"/>
-        <w:rPr>
-          <w:rFonts w:ascii="Times New Roman" w:eastAsia="Times New Roman" w:hAnsi="Times New Roman" w:cs="Times New Roman"/>
-          <w:sz w:val="24"/>
-          <w:szCs w:val="24"/>
-          <w:lang w:eastAsia="pt-BR"/>
-        </w:rPr>
-      </w:pPr>
-      <w:r>
-        <w:rPr>
-          <w:rFonts w:ascii="Times New Roman" w:eastAsia="Times New Roman" w:hAnsi="Times New Roman" w:cs="Times New Roman"/>
-          <w:sz w:val="24"/>
-          <w:szCs w:val="24"/>
-          <w:lang w:eastAsia="pt-BR"/>
-        </w:rPr>
-        <w:t xml:space="preserve">especialidades </w:t>
-      </w:r>
-    </w:p>
-    <w:p>
-      <w:pPr>
-        <w:numPr>
-          <w:ilvl w:val="0"/>
-          <w:numId w:val="16"/>
-        </w:numPr>
-        <w:spacing w:before="100" w:beforeAutospacing="1" w:after="100" w:afterAutospacing="1" w:line="240" w:lineRule="auto"/>
-        <w:rPr>
-          <w:rFonts w:ascii="Times New Roman" w:eastAsia="Times New Roman" w:hAnsi="Times New Roman" w:cs="Times New Roman"/>
-          <w:sz w:val="24"/>
-          <w:szCs w:val="24"/>
-          <w:lang w:eastAsia="pt-BR"/>
-        </w:rPr>
-      </w:pPr>
-      <w:r>
-        <w:rPr>
-          <w:rFonts w:ascii="Times New Roman" w:eastAsia="Times New Roman" w:hAnsi="Times New Roman" w:cs="Times New Roman"/>
-          <w:sz w:val="24"/>
-          <w:szCs w:val="24"/>
-          <w:lang w:eastAsia="pt-BR"/>
-        </w:rPr>
-        <w:t xml:space="preserve">Porcentagem: </w:t>
-      </w:r>
-    </w:p>
-    <w:p>
-      <w:pPr>
-        <w:numPr>
-          <w:ilvl w:val="1"/>
-          <w:numId w:val="16"/>
-        </w:numPr>
-        <w:spacing w:before="100" w:beforeAutospacing="1" w:after="100" w:afterAutospacing="1" w:line="240" w:lineRule="auto"/>
-        <w:rPr>
-          <w:rFonts w:ascii="Times New Roman" w:eastAsia="Times New Roman" w:hAnsi="Times New Roman" w:cs="Times New Roman"/>
-          <w:sz w:val="24"/>
-          <w:szCs w:val="24"/>
-          <w:lang w:eastAsia="pt-BR"/>
-        </w:rPr>
-      </w:pPr>
-      <w:r>
-        <w:rPr>
-          <w:rFonts w:ascii="Times New Roman" w:eastAsia="Times New Roman" w:hAnsi="Times New Roman" w:cs="Times New Roman"/>
-          <w:sz w:val="24"/>
-          <w:szCs w:val="24"/>
-          <w:lang w:eastAsia="pt-BR"/>
-        </w:rPr>
-        <w:t xml:space="preserve">participação </w:t>
-      </w:r>
-    </w:p>
-    <w:p>
-      <w:pPr>
-        <w:numPr>
-          <w:ilvl w:val="0"/>
-          <w:numId w:val="16"/>
-        </w:numPr>
-        <w:spacing w:before="100" w:beforeAutospacing="1" w:after="100" w:afterAutospacing="1" w:line="240" w:lineRule="auto"/>
-        <w:rPr>
-          <w:rFonts w:ascii="Times New Roman" w:eastAsia="Times New Roman" w:hAnsi="Times New Roman" w:cs="Times New Roman"/>
-          <w:sz w:val="24"/>
-          <w:szCs w:val="24"/>
-          <w:lang w:eastAsia="pt-BR"/>
-        </w:rPr>
-      </w:pPr>
-      <w:r>
-        <w:rPr>
-          <w:rFonts w:ascii="Times New Roman" w:eastAsia="Times New Roman" w:hAnsi="Times New Roman" w:cs="Times New Roman"/>
-          <w:sz w:val="24"/>
-          <w:szCs w:val="24"/>
-          <w:lang w:eastAsia="pt-BR"/>
-        </w:rPr>
-        <w:t xml:space="preserve">Crescimento: </w:t>
-      </w:r>
-    </w:p>
-    <w:p>
-      <w:pPr>
-        <w:numPr>
-          <w:ilvl w:val="1"/>
-          <w:numId w:val="16"/>
-        </w:numPr>
-        <w:spacing w:before="100" w:beforeAutospacing="1" w:after="100" w:afterAutospacing="1" w:line="240" w:lineRule="auto"/>
-        <w:rPr>
-          <w:rFonts w:ascii="Times New Roman" w:eastAsia="Times New Roman" w:hAnsi="Times New Roman" w:cs="Times New Roman"/>
-          <w:sz w:val="24"/>
-          <w:szCs w:val="24"/>
-          <w:lang w:eastAsia="pt-BR"/>
-        </w:rPr>
-      </w:pPr>
-      <w:r>
-        <w:rPr>
-          <w:rFonts w:ascii="Times New Roman" w:eastAsia="Times New Roman" w:hAnsi="Times New Roman" w:cs="Times New Roman"/>
-          <w:sz w:val="24"/>
-          <w:szCs w:val="24"/>
-          <w:lang w:eastAsia="pt-BR"/>
-        </w:rPr>
-        <w:t xml:space="preserve">evolução de membros </w:t>
-      </w:r>
-    </w:p>
-    <w:p>
-      <w:pPr>
-        <w:spacing w:before="100" w:beforeAutospacing="1" w:after="100" w:afterAutospacing="1" w:line="240" w:lineRule="auto"/>
-        <w:rPr>
-          <w:rFonts w:ascii="Times New Roman" w:eastAsia="Times New Roman" w:hAnsi="Times New Roman" w:cs="Times New Roman"/>
-          <w:sz w:val="24"/>
-          <w:szCs w:val="24"/>
-          <w:lang w:eastAsia="pt-BR"/>
-        </w:rPr>
-      </w:pPr>
-      <w:r>
-        <w:rPr>
-          <w:rFonts w:ascii="Times New Roman" w:eastAsia="Times New Roman" w:hAnsi="Times New Roman" w:cs="Times New Roman"/>
-          <w:sz w:val="24"/>
-          <w:szCs w:val="24"/>
-          <w:lang w:eastAsia="pt-BR"/>
-        </w:rPr>
-        <w:t>Exemplo:</w:t>
-      </w:r>
-    </w:p>
-    <w:p>
-      <w:pPr>
-        <w:spacing w:before="100" w:beforeAutospacing="1" w:after="100" w:afterAutospacing="1" w:line="240" w:lineRule="auto"/>
-        <w:rPr>
-          <w:rFonts w:ascii="Times New Roman" w:eastAsia="Times New Roman" w:hAnsi="Times New Roman" w:cs="Times New Roman"/>
-          <w:sz w:val="24"/>
-          <w:szCs w:val="24"/>
-          <w:lang w:eastAsia="pt-BR"/>
-        </w:rPr>
-      </w:pPr>
-      <w:r>
-        <w:rPr>
-          <w:rFonts w:ascii="Times New Roman" w:eastAsia="Times New Roman" w:hAnsi="Times New Roman" w:cs="Times New Roman"/>
-          <w:sz w:val="24"/>
-          <w:szCs w:val="24"/>
-          <w:lang w:eastAsia="pt-BR"/>
-        </w:rPr>
-        <w:t>Porcentagem=partetotal×100\</w:t>
-      </w:r>
-      <w:proofErr w:type="spellStart"/>
-      <w:proofErr w:type="gramStart"/>
-      <w:r>
-        <w:rPr>
-          <w:rFonts w:ascii="Times New Roman" w:eastAsia="Times New Roman" w:hAnsi="Times New Roman" w:cs="Times New Roman"/>
-          <w:sz w:val="24"/>
-          <w:szCs w:val="24"/>
-          <w:lang w:eastAsia="pt-BR"/>
-        </w:rPr>
-        <w:t>text</w:t>
-      </w:r>
-      <w:proofErr w:type="spellEnd"/>
-      <w:r>
-        <w:rPr>
-          <w:rFonts w:ascii="Times New Roman" w:eastAsia="Times New Roman" w:hAnsi="Times New Roman" w:cs="Times New Roman"/>
-          <w:sz w:val="24"/>
-          <w:szCs w:val="24"/>
-          <w:lang w:eastAsia="pt-BR"/>
-        </w:rPr>
-        <w:t>{</w:t>
-      </w:r>
-      <w:proofErr w:type="gramEnd"/>
-      <w:r>
-        <w:rPr>
-          <w:rFonts w:ascii="Times New Roman" w:eastAsia="Times New Roman" w:hAnsi="Times New Roman" w:cs="Times New Roman"/>
-          <w:sz w:val="24"/>
-          <w:szCs w:val="24"/>
-          <w:lang w:eastAsia="pt-BR"/>
-        </w:rPr>
-        <w:t>Porcentagem} = \</w:t>
-      </w:r>
-      <w:proofErr w:type="spellStart"/>
-      <w:r>
-        <w:rPr>
-          <w:rFonts w:ascii="Times New Roman" w:eastAsia="Times New Roman" w:hAnsi="Times New Roman" w:cs="Times New Roman"/>
-          <w:sz w:val="24"/>
-          <w:szCs w:val="24"/>
-          <w:lang w:eastAsia="pt-BR"/>
-        </w:rPr>
-        <w:t>frac</w:t>
-      </w:r>
-      <w:proofErr w:type="spellEnd"/>
-      <w:r>
-        <w:rPr>
-          <w:rFonts w:ascii="Times New Roman" w:eastAsia="Times New Roman" w:hAnsi="Times New Roman" w:cs="Times New Roman"/>
-          <w:sz w:val="24"/>
-          <w:szCs w:val="24"/>
-          <w:lang w:eastAsia="pt-BR"/>
-        </w:rPr>
-        <w:t>{\</w:t>
-      </w:r>
-      <w:proofErr w:type="spellStart"/>
-      <w:r>
-        <w:rPr>
-          <w:rFonts w:ascii="Times New Roman" w:eastAsia="Times New Roman" w:hAnsi="Times New Roman" w:cs="Times New Roman"/>
-          <w:sz w:val="24"/>
-          <w:szCs w:val="24"/>
-          <w:lang w:eastAsia="pt-BR"/>
-        </w:rPr>
-        <w:t>text</w:t>
-      </w:r>
-      <w:proofErr w:type="spellEnd"/>
-      <w:r>
-        <w:rPr>
-          <w:rFonts w:ascii="Times New Roman" w:eastAsia="Times New Roman" w:hAnsi="Times New Roman" w:cs="Times New Roman"/>
-          <w:sz w:val="24"/>
-          <w:szCs w:val="24"/>
-          <w:lang w:eastAsia="pt-BR"/>
-        </w:rPr>
-        <w:t>{parte}}{\</w:t>
-      </w:r>
-      <w:proofErr w:type="spellStart"/>
-      <w:r>
-        <w:rPr>
-          <w:rFonts w:ascii="Times New Roman" w:eastAsia="Times New Roman" w:hAnsi="Times New Roman" w:cs="Times New Roman"/>
-          <w:sz w:val="24"/>
-          <w:szCs w:val="24"/>
-          <w:lang w:eastAsia="pt-BR"/>
-        </w:rPr>
-        <w:t>text</w:t>
-      </w:r>
-      <w:proofErr w:type="spellEnd"/>
-      <w:r>
-        <w:rPr>
-          <w:rFonts w:ascii="Times New Roman" w:eastAsia="Times New Roman" w:hAnsi="Times New Roman" w:cs="Times New Roman"/>
-          <w:sz w:val="24"/>
-          <w:szCs w:val="24"/>
-          <w:lang w:eastAsia="pt-BR"/>
-        </w:rPr>
-        <w:t>{total}} \times 100Porcentagem=</w:t>
-      </w:r>
-      <w:proofErr w:type="spellStart"/>
-      <w:r>
-        <w:rPr>
-          <w:rFonts w:ascii="Times New Roman" w:eastAsia="Times New Roman" w:hAnsi="Times New Roman" w:cs="Times New Roman"/>
-          <w:sz w:val="24"/>
-          <w:szCs w:val="24"/>
-          <w:lang w:eastAsia="pt-BR"/>
-        </w:rPr>
-        <w:t>totalparte</w:t>
-      </w:r>
-      <w:proofErr w:type="spellEnd"/>
-      <w:r>
-        <w:rPr>
-          <w:rFonts w:ascii="Times New Roman" w:eastAsia="Times New Roman" w:hAnsi="Times New Roman" w:cs="Times New Roman"/>
-          <w:sz w:val="24"/>
-          <w:szCs w:val="24"/>
-          <w:lang w:eastAsia="pt-BR"/>
-        </w:rPr>
-        <w:t>​×100</w:t>
-      </w:r>
-    </w:p>
-    <w:p/>
+      <w:bookmarkStart w:id="0" w:name="_GoBack"/>
+      <w:bookmarkEnd w:id="0"/>
+    </w:p>
     <w:sectPr>
       <w:pgSz w:w="11906" w:h="16838"/>
       <w:pgMar w:top="1417" w:right="1701" w:bottom="1417" w:left="1701" w:header="708" w:footer="708" w:gutter="0"/>

--- a/artefatos/Documentacao.docx
+++ b/artefatos/Documentacao.docx
@@ -225,6 +225,62 @@
       </w:pPr>
       <w:r>
         <w:rPr>
+          <w:rFonts w:ascii="Times New Roman" w:hAnsi="Times New Roman" w:cs="Times New Roman"/>
+          <w:sz w:val="24"/>
+          <w:szCs w:val="24"/>
+        </w:rPr>
+        <w:t xml:space="preserve">O presente trabalho está alinhado ao </w:t>
+      </w:r>
+      <w:r>
+        <w:rPr>
+          <w:rStyle w:val="Forte"/>
+          <w:rFonts w:ascii="Times New Roman" w:hAnsi="Times New Roman" w:cs="Times New Roman"/>
+          <w:b w:val="0"/>
+          <w:sz w:val="24"/>
+          <w:szCs w:val="24"/>
+        </w:rPr>
+        <w:t>Objetivo de Desenvolvimento Sustentável 4 (Educação de Qualidade)</w:t>
+      </w:r>
+      <w:r>
+        <w:rPr>
+          <w:rFonts w:ascii="Times New Roman" w:hAnsi="Times New Roman" w:cs="Times New Roman"/>
+          <w:b/>
+          <w:sz w:val="24"/>
+          <w:szCs w:val="24"/>
+        </w:rPr>
+        <w:t>,</w:t>
+      </w:r>
+      <w:r>
+        <w:rPr>
+          <w:rFonts w:ascii="Times New Roman" w:hAnsi="Times New Roman" w:cs="Times New Roman"/>
+          <w:sz w:val="24"/>
+          <w:szCs w:val="24"/>
+        </w:rPr>
+        <w:t xml:space="preserve"> proposto pela Organização das Nações Unidas (ONU). O Clube de Desbravadores contribui para esse objetivo ao promover a educação complementar de crianças e adolescent</w:t>
+      </w:r>
+      <w:bookmarkStart w:id="0" w:name="_GoBack"/>
+      <w:bookmarkEnd w:id="0"/>
+      <w:r>
+        <w:rPr>
+          <w:rFonts w:ascii="Times New Roman" w:hAnsi="Times New Roman" w:cs="Times New Roman"/>
+          <w:sz w:val="24"/>
+          <w:szCs w:val="24"/>
+        </w:rPr>
+        <w:t>es por meio de atividades práticas, desenvolvimento de habilidades, incentivo à cidadania, trabalho em equipe, liderança e respeito ao próximo. Além do aprendizado adquirido em especialidades, acampamentos e projetos comunitários, os participantes desenvolvem valores éticos e sociais que colaboram para sua formação integral, preparando-os para atuar de maneira responsável na sociedade.</w:t>
+      </w:r>
+    </w:p>
+    <w:p>
+      <w:pPr>
+        <w:spacing w:before="100" w:beforeAutospacing="1" w:after="100" w:afterAutospacing="1" w:line="240" w:lineRule="auto"/>
+        <w:rPr>
+          <w:rFonts w:ascii="Times New Roman" w:eastAsia="Times New Roman" w:hAnsi="Times New Roman" w:cs="Times New Roman"/>
+          <w:sz w:val="24"/>
+          <w:szCs w:val="24"/>
+          <w:lang w:eastAsia="pt-BR"/>
+        </w:rPr>
+      </w:pPr>
+      <w:r>
+        <w:rPr>
           <w:rFonts w:ascii="Times New Roman" w:eastAsia="Times New Roman" w:hAnsi="Times New Roman" w:cs="Times New Roman"/>
           <w:sz w:val="24"/>
           <w:szCs w:val="24"/>
@@ -314,7 +370,11 @@
         <w:t>responsabilidade</w:t>
       </w:r>
       <w:r>
-        <w:t xml:space="preserve">, cultivada desde cedo ao assumir tarefas que impactavam outras pessoas. A </w:t>
+        <w:t xml:space="preserve">, cultivada desde cedo ao </w:t>
+      </w:r>
+      <w:r>
+        <w:lastRenderedPageBreak/>
+        <w:t xml:space="preserve">assumir tarefas que impactavam outras pessoas. A </w:t>
       </w:r>
       <w:r>
         <w:rPr>
@@ -374,7 +434,6 @@
         <w:t xml:space="preserve">fundamentalmente a </w:t>
       </w:r>
       <w:r>
-        <w:lastRenderedPageBreak/>
         <w:t>disciplina. Curiosamente, essa limitação acabou se tornando um reflexo direto de um dos valores mais presentes na minha trajetória</w:t>
       </w:r>
       <w:r>
@@ -639,6 +698,7 @@
           <w:sz w:val="24"/>
           <w:szCs w:val="24"/>
         </w:rPr>
+        <w:lastRenderedPageBreak/>
         <w:t>Do ponto de vista acadêmico, o projeto também se justifica pela oportunidade de aplicar, de maneira integrada, os conteúdos estudados nas disciplinas do curso, como modelagem de banco de dados, desenvolvimento de algoritmos, uso de ferramentas de versionamento, planejamento de projeto e utilização de ambientes Linux. Dessa forma, além de atender aos requisitos acadêmicos, o sistema desenvolvido permitirá colocar em prática conhecimentos técnicos em um contexto significativo e próximo da realidade, podendo ainda servir como base para futuras melhorias e aplicações reais em ambientes semelhantes.</w:t>
       </w:r>
     </w:p>
@@ -682,7 +742,6 @@
           <w:b/>
           <w:lang w:eastAsia="pt-BR"/>
         </w:rPr>
-        <w:lastRenderedPageBreak/>
         <w:t>3.1 Descrição resumida</w:t>
       </w:r>
     </w:p>
@@ -1144,7 +1203,6 @@
           <w:sz w:val="24"/>
           <w:szCs w:val="24"/>
         </w:rPr>
-        <w:lastRenderedPageBreak/>
         <w:t xml:space="preserve">O sistema deve possuir um </w:t>
       </w:r>
       <w:r>
@@ -1649,6 +1707,7 @@
           <w:b/>
           <w:lang w:eastAsia="pt-BR"/>
         </w:rPr>
+        <w:lastRenderedPageBreak/>
         <w:t xml:space="preserve">3.4 </w:t>
       </w:r>
       <w:r>
@@ -1678,7 +1737,6 @@
           <w:noProof/>
           <w:lang w:eastAsia="pt-BR"/>
         </w:rPr>
-        <w:lastRenderedPageBreak/>
         <w:drawing>
           <wp:inline distT="0" distB="0" distL="0" distR="0" wp14:anchorId="5CCF6BD1" wp14:editId="2FD01676">
             <wp:extent cx="5400040" cy="3452495"/>
@@ -2482,7 +2540,6 @@
           <w:b/>
           <w:lang w:eastAsia="pt-BR"/>
         </w:rPr>
-        <w:lastRenderedPageBreak/>
         <w:t>3.</w:t>
       </w:r>
       <w:r>
@@ -4638,10 +4695,7 @@
         </w:rPr>
       </w:pPr>
     </w:p>
-    <w:p>
-      <w:bookmarkStart w:id="0" w:name="_GoBack"/>
-      <w:bookmarkEnd w:id="0"/>
-    </w:p>
+    <w:p/>
     <w:sectPr>
       <w:pgSz w:w="11906" w:h="16838"/>
       <w:pgMar w:top="1417" w:right="1701" w:bottom="1417" w:left="1701" w:header="708" w:footer="708" w:gutter="0"/>
